--- a/Unidad 4. 4A. Ejercicio. Validación de datos.docx
+++ b/Unidad 4. 4A. Ejercicio. Validación de datos.docx
@@ -6,9 +6,13 @@
       <w:pPr>
         <w:spacing w:before="97"/>
         <w:jc w:val="center"/>
-      </w:pPr>
-      <w:r>
-        <w:rPr>
+        <w:rPr>
+          <w:rFonts w:ascii="Calibri Light" w:hAnsi="Calibri Light" w:cs="Calibri Light"/>
+        </w:rPr>
+      </w:pPr>
+      <w:r>
+        <w:rPr>
+          <w:rFonts w:ascii="Calibri Light" w:hAnsi="Calibri Light" w:cs="Calibri Light"/>
           <w:noProof/>
         </w:rPr>
         <w:drawing>
@@ -66,6 +70,9 @@
         </w:drawing>
       </w:r>
       <w:r>
+        <w:rPr>
+          <w:rFonts w:ascii="Calibri Light" w:hAnsi="Calibri Light" w:cs="Calibri Light"/>
+        </w:rPr>
         <w:pict w14:anchorId="3097CAE8">
           <v:group id="_x0000_s1502" style="position:absolute;left:0;text-align:left;margin-left:28.4pt;margin-top:28.05pt;width:555.3pt;height:736.05pt;z-index:-251678208;mso-position-horizontal-relative:page;mso-position-vertical-relative:page" coordorigin="568,561" coordsize="11106,14721">
             <v:shape id="_x0000_s1506" style="position:absolute;left:583;top:576;width:11076;height:0" coordorigin="583,576" coordsize="11076,0" path="m583,576r11076,e" filled="f" strokeweight=".82pt">
@@ -85,6 +92,9 @@
         </w:pict>
       </w:r>
       <w:r>
+        <w:rPr>
+          <w:rFonts w:ascii="Calibri Light" w:hAnsi="Calibri Light" w:cs="Calibri Light"/>
+        </w:rPr>
         <w:pict w14:anchorId="4A4FE0BA">
           <v:group id="_x0000_s1489" style="position:absolute;left:0;text-align:left;margin-left:23.25pt;margin-top:23.25pt;width:565.65pt;height:745.65pt;z-index:-251679232;mso-position-horizontal-relative:page;mso-position-vertical-relative:page" coordorigin="465,465" coordsize="11313,14913">
             <v:shape id="_x0000_s1501" style="position:absolute;left:494;top:480;width:0;height:103" coordorigin="494,480" coordsize="0,103" path="m494,480r,103e" filled="f" strokeweight="1.54pt">
@@ -131,17 +141,24 @@
     <w:p>
       <w:pPr>
         <w:spacing w:line="200" w:lineRule="exact"/>
+        <w:rPr>
+          <w:rFonts w:ascii="Calibri Light" w:hAnsi="Calibri Light" w:cs="Calibri Light"/>
+        </w:rPr>
       </w:pPr>
     </w:p>
     <w:p>
       <w:pPr>
         <w:spacing w:line="200" w:lineRule="exact"/>
+        <w:rPr>
+          <w:rFonts w:ascii="Calibri Light" w:hAnsi="Calibri Light" w:cs="Calibri Light"/>
+        </w:rPr>
       </w:pPr>
     </w:p>
     <w:p>
       <w:pPr>
         <w:spacing w:before="18" w:line="260" w:lineRule="exact"/>
         <w:rPr>
+          <w:rFonts w:ascii="Calibri Light" w:hAnsi="Calibri Light" w:cs="Calibri Light"/>
           <w:sz w:val="26"/>
           <w:szCs w:val="26"/>
         </w:rPr>
@@ -182,22 +199,32 @@
     <w:p>
       <w:pPr>
         <w:spacing w:line="200" w:lineRule="exact"/>
+        <w:rPr>
+          <w:rFonts w:ascii="Calibri Light" w:hAnsi="Calibri Light" w:cs="Calibri Light"/>
+        </w:rPr>
       </w:pPr>
     </w:p>
     <w:p>
       <w:pPr>
         <w:spacing w:line="200" w:lineRule="exact"/>
+        <w:rPr>
+          <w:rFonts w:ascii="Calibri Light" w:hAnsi="Calibri Light" w:cs="Calibri Light"/>
+        </w:rPr>
       </w:pPr>
     </w:p>
     <w:p>
       <w:pPr>
         <w:spacing w:line="200" w:lineRule="exact"/>
+        <w:rPr>
+          <w:rFonts w:ascii="Calibri Light" w:hAnsi="Calibri Light" w:cs="Calibri Light"/>
+        </w:rPr>
       </w:pPr>
     </w:p>
     <w:p>
       <w:pPr>
         <w:spacing w:before="15" w:line="220" w:lineRule="exact"/>
         <w:rPr>
+          <w:rFonts w:ascii="Calibri Light" w:hAnsi="Calibri Light" w:cs="Calibri Light"/>
           <w:sz w:val="22"/>
           <w:szCs w:val="22"/>
         </w:rPr>
@@ -241,22 +268,32 @@
     <w:p>
       <w:pPr>
         <w:spacing w:line="200" w:lineRule="exact"/>
+        <w:rPr>
+          <w:rFonts w:ascii="Calibri Light" w:hAnsi="Calibri Light" w:cs="Calibri Light"/>
+        </w:rPr>
       </w:pPr>
     </w:p>
     <w:p>
       <w:pPr>
         <w:spacing w:line="200" w:lineRule="exact"/>
+        <w:rPr>
+          <w:rFonts w:ascii="Calibri Light" w:hAnsi="Calibri Light" w:cs="Calibri Light"/>
+        </w:rPr>
       </w:pPr>
     </w:p>
     <w:p>
       <w:pPr>
         <w:spacing w:line="200" w:lineRule="exact"/>
+        <w:rPr>
+          <w:rFonts w:ascii="Calibri Light" w:hAnsi="Calibri Light" w:cs="Calibri Light"/>
+        </w:rPr>
       </w:pPr>
     </w:p>
     <w:p>
       <w:pPr>
         <w:spacing w:before="8" w:line="220" w:lineRule="exact"/>
         <w:rPr>
+          <w:rFonts w:ascii="Calibri Light" w:hAnsi="Calibri Light" w:cs="Calibri Light"/>
           <w:sz w:val="22"/>
           <w:szCs w:val="22"/>
         </w:rPr>
@@ -300,17 +337,24 @@
     <w:p>
       <w:pPr>
         <w:spacing w:line="200" w:lineRule="exact"/>
+        <w:rPr>
+          <w:rFonts w:ascii="Calibri Light" w:hAnsi="Calibri Light" w:cs="Calibri Light"/>
+        </w:rPr>
       </w:pPr>
     </w:p>
     <w:p>
       <w:pPr>
         <w:spacing w:line="200" w:lineRule="exact"/>
+        <w:rPr>
+          <w:rFonts w:ascii="Calibri Light" w:hAnsi="Calibri Light" w:cs="Calibri Light"/>
+        </w:rPr>
       </w:pPr>
     </w:p>
     <w:p>
       <w:pPr>
         <w:spacing w:before="3" w:line="240" w:lineRule="exact"/>
         <w:rPr>
+          <w:rFonts w:ascii="Calibri Light" w:hAnsi="Calibri Light" w:cs="Calibri Light"/>
           <w:sz w:val="24"/>
           <w:szCs w:val="24"/>
         </w:rPr>
@@ -372,42 +416,64 @@
     <w:p>
       <w:pPr>
         <w:spacing w:line="200" w:lineRule="exact"/>
+        <w:rPr>
+          <w:rFonts w:ascii="Calibri Light" w:hAnsi="Calibri Light" w:cs="Calibri Light"/>
+        </w:rPr>
       </w:pPr>
     </w:p>
     <w:p>
       <w:pPr>
         <w:spacing w:line="200" w:lineRule="exact"/>
+        <w:rPr>
+          <w:rFonts w:ascii="Calibri Light" w:hAnsi="Calibri Light" w:cs="Calibri Light"/>
+        </w:rPr>
       </w:pPr>
     </w:p>
     <w:p>
       <w:pPr>
         <w:spacing w:line="200" w:lineRule="exact"/>
+        <w:rPr>
+          <w:rFonts w:ascii="Calibri Light" w:hAnsi="Calibri Light" w:cs="Calibri Light"/>
+        </w:rPr>
       </w:pPr>
     </w:p>
     <w:p>
       <w:pPr>
         <w:spacing w:line="200" w:lineRule="exact"/>
+        <w:rPr>
+          <w:rFonts w:ascii="Calibri Light" w:hAnsi="Calibri Light" w:cs="Calibri Light"/>
+        </w:rPr>
       </w:pPr>
     </w:p>
     <w:p>
       <w:pPr>
         <w:spacing w:line="200" w:lineRule="exact"/>
+        <w:rPr>
+          <w:rFonts w:ascii="Calibri Light" w:hAnsi="Calibri Light" w:cs="Calibri Light"/>
+        </w:rPr>
       </w:pPr>
     </w:p>
     <w:p>
       <w:pPr>
         <w:spacing w:line="200" w:lineRule="exact"/>
+        <w:rPr>
+          <w:rFonts w:ascii="Calibri Light" w:hAnsi="Calibri Light" w:cs="Calibri Light"/>
+        </w:rPr>
       </w:pPr>
     </w:p>
     <w:p>
       <w:pPr>
         <w:spacing w:line="200" w:lineRule="exact"/>
+        <w:rPr>
+          <w:rFonts w:ascii="Calibri Light" w:hAnsi="Calibri Light" w:cs="Calibri Light"/>
+        </w:rPr>
       </w:pPr>
     </w:p>
     <w:p>
       <w:pPr>
         <w:spacing w:before="13" w:line="220" w:lineRule="exact"/>
         <w:rPr>
+          <w:rFonts w:ascii="Calibri Light" w:hAnsi="Calibri Light" w:cs="Calibri Light"/>
           <w:sz w:val="22"/>
           <w:szCs w:val="22"/>
         </w:rPr>
@@ -566,27 +632,40 @@
     <w:p>
       <w:pPr>
         <w:spacing w:line="200" w:lineRule="exact"/>
+        <w:rPr>
+          <w:rFonts w:ascii="Calibri Light" w:hAnsi="Calibri Light" w:cs="Calibri Light"/>
+        </w:rPr>
       </w:pPr>
     </w:p>
     <w:p>
       <w:pPr>
         <w:spacing w:line="200" w:lineRule="exact"/>
+        <w:rPr>
+          <w:rFonts w:ascii="Calibri Light" w:hAnsi="Calibri Light" w:cs="Calibri Light"/>
+        </w:rPr>
       </w:pPr>
     </w:p>
     <w:p>
       <w:pPr>
         <w:spacing w:line="200" w:lineRule="exact"/>
+        <w:rPr>
+          <w:rFonts w:ascii="Calibri Light" w:hAnsi="Calibri Light" w:cs="Calibri Light"/>
+        </w:rPr>
       </w:pPr>
     </w:p>
     <w:p>
       <w:pPr>
         <w:spacing w:line="200" w:lineRule="exact"/>
+        <w:rPr>
+          <w:rFonts w:ascii="Calibri Light" w:hAnsi="Calibri Light" w:cs="Calibri Light"/>
+        </w:rPr>
       </w:pPr>
     </w:p>
     <w:p>
       <w:pPr>
         <w:spacing w:before="7" w:line="280" w:lineRule="exact"/>
         <w:rPr>
+          <w:rFonts w:ascii="Calibri Light" w:hAnsi="Calibri Light" w:cs="Calibri Light"/>
           <w:sz w:val="28"/>
           <w:szCs w:val="28"/>
         </w:rPr>
@@ -693,6 +772,7 @@
       <w:pPr>
         <w:spacing w:before="3" w:line="120" w:lineRule="exact"/>
         <w:rPr>
+          <w:rFonts w:ascii="Calibri Light" w:hAnsi="Calibri Light" w:cs="Calibri Light"/>
           <w:sz w:val="13"/>
           <w:szCs w:val="13"/>
         </w:rPr>
@@ -701,41 +781,65 @@
     <w:p>
       <w:pPr>
         <w:spacing w:line="200" w:lineRule="exact"/>
+        <w:rPr>
+          <w:rFonts w:ascii="Calibri Light" w:hAnsi="Calibri Light" w:cs="Calibri Light"/>
+        </w:rPr>
       </w:pPr>
     </w:p>
     <w:p>
       <w:pPr>
         <w:spacing w:line="200" w:lineRule="exact"/>
+        <w:rPr>
+          <w:rFonts w:ascii="Calibri Light" w:hAnsi="Calibri Light" w:cs="Calibri Light"/>
+        </w:rPr>
       </w:pPr>
     </w:p>
     <w:p>
       <w:pPr>
         <w:spacing w:line="200" w:lineRule="exact"/>
+        <w:rPr>
+          <w:rFonts w:ascii="Calibri Light" w:hAnsi="Calibri Light" w:cs="Calibri Light"/>
+        </w:rPr>
       </w:pPr>
     </w:p>
     <w:p>
       <w:pPr>
         <w:spacing w:line="200" w:lineRule="exact"/>
+        <w:rPr>
+          <w:rFonts w:ascii="Calibri Light" w:hAnsi="Calibri Light" w:cs="Calibri Light"/>
+        </w:rPr>
       </w:pPr>
     </w:p>
     <w:p>
       <w:pPr>
         <w:spacing w:line="200" w:lineRule="exact"/>
+        <w:rPr>
+          <w:rFonts w:ascii="Calibri Light" w:hAnsi="Calibri Light" w:cs="Calibri Light"/>
+        </w:rPr>
       </w:pPr>
     </w:p>
     <w:p>
       <w:pPr>
         <w:spacing w:line="200" w:lineRule="exact"/>
+        <w:rPr>
+          <w:rFonts w:ascii="Calibri Light" w:hAnsi="Calibri Light" w:cs="Calibri Light"/>
+        </w:rPr>
       </w:pPr>
     </w:p>
     <w:p>
       <w:pPr>
         <w:spacing w:line="200" w:lineRule="exact"/>
+        <w:rPr>
+          <w:rFonts w:ascii="Calibri Light" w:hAnsi="Calibri Light" w:cs="Calibri Light"/>
+        </w:rPr>
       </w:pPr>
     </w:p>
     <w:p>
       <w:pPr>
         <w:spacing w:line="200" w:lineRule="exact"/>
+        <w:rPr>
+          <w:rFonts w:ascii="Calibri Light" w:hAnsi="Calibri Light" w:cs="Calibri Light"/>
+        </w:rPr>
       </w:pPr>
     </w:p>
     <w:p>
@@ -853,12 +957,15 @@
         <w:ind w:right="235"/>
         <w:jc w:val="right"/>
         <w:rPr>
-          <w:rFonts w:ascii="Calibri" w:eastAsia="Calibri" w:hAnsi="Calibri" w:cs="Calibri"/>
-          <w:sz w:val="22"/>
-          <w:szCs w:val="22"/>
-        </w:rPr>
-      </w:pPr>
-      <w:r>
+          <w:rFonts w:ascii="Calibri Light" w:eastAsia="Calibri" w:hAnsi="Calibri Light" w:cs="Calibri Light"/>
+          <w:sz w:val="22"/>
+          <w:szCs w:val="22"/>
+        </w:rPr>
+      </w:pPr>
+      <w:r>
+        <w:rPr>
+          <w:rFonts w:ascii="Calibri Light" w:hAnsi="Calibri Light" w:cs="Calibri Light"/>
+        </w:rPr>
         <w:lastRenderedPageBreak/>
         <w:pict w14:anchorId="739D3806">
           <v:group id="_x0000_s1465" style="position:absolute;left:0;text-align:left;margin-left:23.25pt;margin-top:23.5pt;width:565.65pt;height:745.15pt;z-index:-251675136;mso-position-horizontal-relative:page;mso-position-vertical-relative:page" coordorigin="465,470" coordsize="11313,14903">
@@ -933,6 +1040,9 @@
         </w:pict>
       </w:r>
       <w:r>
+        <w:rPr>
+          <w:rFonts w:ascii="Calibri Light" w:hAnsi="Calibri Light" w:cs="Calibri Light"/>
+        </w:rPr>
         <w:pict w14:anchorId="717B2F65">
           <v:group id="_x0000_s1456" style="position:absolute;left:0;text-align:left;margin-left:82.15pt;margin-top:34.9pt;width:447.9pt;height:25.95pt;z-index:-251677184;mso-position-horizontal-relative:page;mso-position-vertical-relative:page" coordorigin="1643,698" coordsize="8958,519">
             <v:shape id="_x0000_s1464" style="position:absolute;left:1702;top:708;width:691;height:499" coordorigin="1702,708" coordsize="691,499" path="m1702,1207r691,l2393,708r-691,l1702,1207xe" fillcolor="#31849b [2408]" strokecolor="#31849b [2408]">
@@ -965,7 +1075,7 @@
       </w:r>
       <w:r>
         <w:rPr>
-          <w:rFonts w:ascii="Calibri" w:eastAsia="Calibri" w:hAnsi="Calibri" w:cs="Calibri"/>
+          <w:rFonts w:ascii="Calibri Light" w:eastAsia="Calibri" w:hAnsi="Calibri Light" w:cs="Calibri Light"/>
           <w:color w:val="FFFFFF"/>
           <w:spacing w:val="1"/>
           <w:sz w:val="22"/>
@@ -975,7 +1085,7 @@
       </w:r>
       <w:r>
         <w:rPr>
-          <w:rFonts w:ascii="Calibri" w:eastAsia="Calibri" w:hAnsi="Calibri" w:cs="Calibri"/>
+          <w:rFonts w:ascii="Calibri Light" w:eastAsia="Calibri" w:hAnsi="Calibri Light" w:cs="Calibri Light"/>
           <w:color w:val="FFFFFF"/>
           <w:sz w:val="22"/>
           <w:szCs w:val="22"/>
@@ -984,7 +1094,7 @@
       </w:r>
       <w:r>
         <w:rPr>
-          <w:rFonts w:ascii="Calibri" w:eastAsia="Calibri" w:hAnsi="Calibri" w:cs="Calibri"/>
+          <w:rFonts w:ascii="Calibri Light" w:eastAsia="Calibri" w:hAnsi="Calibri Light" w:cs="Calibri Light"/>
           <w:color w:val="FFFFFF"/>
           <w:spacing w:val="-2"/>
           <w:sz w:val="22"/>
@@ -994,7 +1104,7 @@
       </w:r>
       <w:r>
         <w:rPr>
-          <w:rFonts w:ascii="Calibri" w:eastAsia="Calibri" w:hAnsi="Calibri" w:cs="Calibri"/>
+          <w:rFonts w:ascii="Calibri Light" w:eastAsia="Calibri" w:hAnsi="Calibri Light" w:cs="Calibri Light"/>
           <w:color w:val="FFFFFF"/>
           <w:sz w:val="22"/>
           <w:szCs w:val="22"/>
@@ -1003,7 +1113,7 @@
       </w:r>
       <w:r>
         <w:rPr>
-          <w:rFonts w:ascii="Calibri" w:eastAsia="Calibri" w:hAnsi="Calibri" w:cs="Calibri"/>
+          <w:rFonts w:ascii="Calibri Light" w:eastAsia="Calibri" w:hAnsi="Calibri Light" w:cs="Calibri Light"/>
           <w:color w:val="FFFFFF"/>
           <w:spacing w:val="-1"/>
           <w:sz w:val="22"/>
@@ -1013,7 +1123,7 @@
       </w:r>
       <w:r>
         <w:rPr>
-          <w:rFonts w:ascii="Calibri" w:eastAsia="Calibri" w:hAnsi="Calibri" w:cs="Calibri"/>
+          <w:rFonts w:ascii="Calibri Light" w:eastAsia="Calibri" w:hAnsi="Calibri Light" w:cs="Calibri Light"/>
           <w:color w:val="FFFFFF"/>
           <w:spacing w:val="1"/>
           <w:sz w:val="22"/>
@@ -1023,7 +1133,7 @@
       </w:r>
       <w:r>
         <w:rPr>
-          <w:rFonts w:ascii="Calibri" w:eastAsia="Calibri" w:hAnsi="Calibri" w:cs="Calibri"/>
+          <w:rFonts w:ascii="Calibri Light" w:eastAsia="Calibri" w:hAnsi="Calibri Light" w:cs="Calibri Light"/>
           <w:color w:val="FFFFFF"/>
           <w:sz w:val="22"/>
           <w:szCs w:val="22"/>
@@ -1032,7 +1142,7 @@
       </w:r>
       <w:r>
         <w:rPr>
-          <w:rFonts w:ascii="Calibri" w:eastAsia="Calibri" w:hAnsi="Calibri" w:cs="Calibri"/>
+          <w:rFonts w:ascii="Calibri Light" w:eastAsia="Calibri" w:hAnsi="Calibri Light" w:cs="Calibri Light"/>
           <w:color w:val="FFFFFF"/>
           <w:spacing w:val="-1"/>
           <w:sz w:val="22"/>
@@ -1042,7 +1152,7 @@
       </w:r>
       <w:r>
         <w:rPr>
-          <w:rFonts w:ascii="Calibri" w:eastAsia="Calibri" w:hAnsi="Calibri" w:cs="Calibri"/>
+          <w:rFonts w:ascii="Calibri Light" w:eastAsia="Calibri" w:hAnsi="Calibri Light" w:cs="Calibri Light"/>
           <w:color w:val="FFFFFF"/>
           <w:spacing w:val="-3"/>
           <w:sz w:val="22"/>
@@ -1052,7 +1162,7 @@
       </w:r>
       <w:r>
         <w:rPr>
-          <w:rFonts w:ascii="Calibri" w:eastAsia="Calibri" w:hAnsi="Calibri" w:cs="Calibri"/>
+          <w:rFonts w:ascii="Calibri Light" w:eastAsia="Calibri" w:hAnsi="Calibri Light" w:cs="Calibri Light"/>
           <w:color w:val="FFFFFF"/>
           <w:sz w:val="22"/>
           <w:szCs w:val="22"/>
@@ -1061,7 +1171,7 @@
       </w:r>
       <w:r>
         <w:rPr>
-          <w:rFonts w:ascii="Calibri" w:eastAsia="Calibri" w:hAnsi="Calibri" w:cs="Calibri"/>
+          <w:rFonts w:ascii="Calibri Light" w:eastAsia="Calibri" w:hAnsi="Calibri Light" w:cs="Calibri Light"/>
           <w:color w:val="FFFFFF"/>
           <w:spacing w:val="-1"/>
           <w:sz w:val="22"/>
@@ -1071,7 +1181,7 @@
       </w:r>
       <w:r>
         <w:rPr>
-          <w:rFonts w:ascii="Calibri" w:eastAsia="Calibri" w:hAnsi="Calibri" w:cs="Calibri"/>
+          <w:rFonts w:ascii="Calibri Light" w:eastAsia="Calibri" w:hAnsi="Calibri Light" w:cs="Calibri Light"/>
           <w:color w:val="FFFFFF"/>
           <w:sz w:val="22"/>
           <w:szCs w:val="22"/>
@@ -1080,7 +1190,7 @@
       </w:r>
       <w:r>
         <w:rPr>
-          <w:rFonts w:ascii="Calibri" w:eastAsia="Calibri" w:hAnsi="Calibri" w:cs="Calibri"/>
+          <w:rFonts w:ascii="Calibri Light" w:eastAsia="Calibri" w:hAnsi="Calibri Light" w:cs="Calibri Light"/>
           <w:color w:val="FFFFFF"/>
           <w:spacing w:val="-1"/>
           <w:sz w:val="22"/>
@@ -1092,12 +1202,16 @@
     <w:p>
       <w:pPr>
         <w:spacing w:line="200" w:lineRule="exact"/>
+        <w:rPr>
+          <w:rFonts w:ascii="Calibri Light" w:hAnsi="Calibri Light" w:cs="Calibri Light"/>
+        </w:rPr>
       </w:pPr>
     </w:p>
     <w:p>
       <w:pPr>
         <w:spacing w:before="14" w:line="220" w:lineRule="exact"/>
         <w:rPr>
+          <w:rFonts w:ascii="Calibri Light" w:hAnsi="Calibri Light" w:cs="Calibri Light"/>
           <w:sz w:val="22"/>
           <w:szCs w:val="22"/>
         </w:rPr>
@@ -1212,6 +1326,7 @@
       <w:pPr>
         <w:spacing w:before="7" w:line="180" w:lineRule="exact"/>
         <w:rPr>
+          <w:rFonts w:ascii="Calibri Light" w:hAnsi="Calibri Light" w:cs="Calibri Light"/>
           <w:sz w:val="18"/>
           <w:szCs w:val="18"/>
         </w:rPr>
@@ -1235,52 +1350,133 @@
           <w:sz w:val="22"/>
           <w:szCs w:val="22"/>
         </w:rPr>
-        <w:t>Este ejercicio práctico está diseñado para consolidar y aplicar los</w:t>
-      </w:r>
-      <w:r>
-        <w:rPr>
-          <w:rFonts w:ascii="Calibri Light" w:eastAsia="Calibri Light" w:hAnsi="Calibri Light" w:cs="Calibri Light"/>
-          <w:spacing w:val="1"/>
-          <w:sz w:val="22"/>
-          <w:szCs w:val="22"/>
-        </w:rPr>
-        <w:t xml:space="preserve"> </w:t>
-      </w:r>
-      <w:r>
-        <w:rPr>
-          <w:rFonts w:ascii="Calibri Light" w:eastAsia="Calibri Light" w:hAnsi="Calibri Light" w:cs="Calibri Light"/>
-          <w:spacing w:val="1"/>
-          <w:sz w:val="22"/>
-          <w:szCs w:val="22"/>
-        </w:rPr>
-        <w:t>conceptos fundamentales de las funciones para modularidad que has</w:t>
-      </w:r>
-      <w:r>
-        <w:rPr>
-          <w:rFonts w:ascii="Calibri Light" w:eastAsia="Calibri Light" w:hAnsi="Calibri Light" w:cs="Calibri Light"/>
-          <w:spacing w:val="1"/>
-          <w:sz w:val="22"/>
-          <w:szCs w:val="22"/>
-        </w:rPr>
-        <w:t xml:space="preserve"> </w:t>
-      </w:r>
-      <w:r>
-        <w:rPr>
-          <w:rFonts w:ascii="Calibri Light" w:eastAsia="Calibri Light" w:hAnsi="Calibri Light" w:cs="Calibri Light"/>
-          <w:spacing w:val="1"/>
-          <w:sz w:val="22"/>
-          <w:szCs w:val="22"/>
-        </w:rPr>
-        <w:t xml:space="preserve">estudiado en la Unidad 1. </w:t>
-      </w:r>
-      <w:r>
-        <w:rPr>
-          <w:rFonts w:ascii="Calibri Light" w:eastAsia="Calibri Light" w:hAnsi="Calibri Light" w:cs="Calibri Light"/>
-          <w:spacing w:val="1"/>
-          <w:sz w:val="22"/>
-          <w:szCs w:val="22"/>
-        </w:rPr>
-        <w:t>Las funciones vistas son las siguientes:</w:t>
+        <w:t xml:space="preserve">Este </w:t>
+      </w:r>
+      <w:r>
+        <w:rPr>
+          <w:rFonts w:ascii="Calibri Light" w:eastAsia="Calibri Light" w:hAnsi="Calibri Light" w:cs="Calibri Light"/>
+          <w:spacing w:val="1"/>
+          <w:sz w:val="22"/>
+          <w:szCs w:val="22"/>
+        </w:rPr>
+        <w:t xml:space="preserve">sencillo </w:t>
+      </w:r>
+      <w:r>
+        <w:rPr>
+          <w:rFonts w:ascii="Calibri Light" w:eastAsia="Calibri Light" w:hAnsi="Calibri Light" w:cs="Calibri Light"/>
+          <w:spacing w:val="1"/>
+          <w:sz w:val="22"/>
+          <w:szCs w:val="22"/>
+        </w:rPr>
+        <w:t xml:space="preserve">ejercicio práctico está diseñado para consolidar los conceptos </w:t>
+      </w:r>
+      <w:r>
+        <w:rPr>
+          <w:rFonts w:ascii="Calibri Light" w:eastAsia="Calibri Light" w:hAnsi="Calibri Light" w:cs="Calibri Light"/>
+          <w:spacing w:val="1"/>
+          <w:sz w:val="22"/>
+          <w:szCs w:val="22"/>
+        </w:rPr>
+        <w:t>básicos del manejo de errores, el uso de las excepciones</w:t>
+      </w:r>
+      <w:r>
+        <w:rPr>
+          <w:rFonts w:ascii="Calibri Light" w:eastAsia="Calibri Light" w:hAnsi="Calibri Light" w:cs="Calibri Light"/>
+          <w:spacing w:val="1"/>
+          <w:sz w:val="22"/>
+          <w:szCs w:val="22"/>
+        </w:rPr>
+        <w:t xml:space="preserve"> que </w:t>
+      </w:r>
+      <w:r>
+        <w:rPr>
+          <w:rFonts w:ascii="Calibri Light" w:eastAsia="Calibri Light" w:hAnsi="Calibri Light" w:cs="Calibri Light"/>
+          <w:spacing w:val="1"/>
+          <w:sz w:val="22"/>
+          <w:szCs w:val="22"/>
+        </w:rPr>
+        <w:t>hemos</w:t>
+      </w:r>
+      <w:r>
+        <w:rPr>
+          <w:rFonts w:ascii="Calibri Light" w:eastAsia="Calibri Light" w:hAnsi="Calibri Light" w:cs="Calibri Light"/>
+          <w:spacing w:val="1"/>
+          <w:sz w:val="22"/>
+          <w:szCs w:val="22"/>
+        </w:rPr>
+        <w:t xml:space="preserve"> estudiado en la Unidad </w:t>
+      </w:r>
+      <w:r>
+        <w:rPr>
+          <w:rFonts w:ascii="Calibri Light" w:eastAsia="Calibri Light" w:hAnsi="Calibri Light" w:cs="Calibri Light"/>
+          <w:spacing w:val="1"/>
+          <w:sz w:val="22"/>
+          <w:szCs w:val="22"/>
+        </w:rPr>
+        <w:t>4</w:t>
+      </w:r>
+      <w:r>
+        <w:rPr>
+          <w:rFonts w:ascii="Calibri Light" w:eastAsia="Calibri Light" w:hAnsi="Calibri Light" w:cs="Calibri Light"/>
+          <w:spacing w:val="1"/>
+          <w:sz w:val="22"/>
+          <w:szCs w:val="22"/>
+        </w:rPr>
+        <w:t xml:space="preserve">. Las </w:t>
+      </w:r>
+      <w:r>
+        <w:rPr>
+          <w:rFonts w:ascii="Calibri Light" w:eastAsia="Calibri Light" w:hAnsi="Calibri Light" w:cs="Calibri Light"/>
+          <w:spacing w:val="1"/>
+          <w:sz w:val="22"/>
+          <w:szCs w:val="22"/>
+        </w:rPr>
+        <w:t>excepciones que</w:t>
+      </w:r>
+      <w:r>
+        <w:rPr>
+          <w:rFonts w:ascii="Calibri Light" w:eastAsia="Calibri Light" w:hAnsi="Calibri Light" w:cs="Calibri Light"/>
+          <w:spacing w:val="1"/>
+          <w:sz w:val="22"/>
+          <w:szCs w:val="22"/>
+        </w:rPr>
+        <w:t xml:space="preserve"> vi</w:t>
+      </w:r>
+      <w:r>
+        <w:rPr>
+          <w:rFonts w:ascii="Calibri Light" w:eastAsia="Calibri Light" w:hAnsi="Calibri Light" w:cs="Calibri Light"/>
+          <w:spacing w:val="1"/>
+          <w:sz w:val="22"/>
+          <w:szCs w:val="22"/>
+        </w:rPr>
+        <w:t>mo</w:t>
+      </w:r>
+      <w:r>
+        <w:rPr>
+          <w:rFonts w:ascii="Calibri Light" w:eastAsia="Calibri Light" w:hAnsi="Calibri Light" w:cs="Calibri Light"/>
+          <w:spacing w:val="1"/>
+          <w:sz w:val="22"/>
+          <w:szCs w:val="22"/>
+        </w:rPr>
+        <w:t xml:space="preserve">s </w:t>
+      </w:r>
+      <w:r>
+        <w:rPr>
+          <w:rFonts w:ascii="Calibri Light" w:eastAsia="Calibri Light" w:hAnsi="Calibri Light" w:cs="Calibri Light"/>
+          <w:spacing w:val="1"/>
+          <w:sz w:val="22"/>
+          <w:szCs w:val="22"/>
+        </w:rPr>
+        <w:t xml:space="preserve">en el ejercicio </w:t>
+      </w:r>
+      <w:r>
+        <w:rPr>
+          <w:rFonts w:ascii="Calibri Light" w:eastAsia="Calibri Light" w:hAnsi="Calibri Light" w:cs="Calibri Light"/>
+          <w:spacing w:val="1"/>
+          <w:sz w:val="22"/>
+          <w:szCs w:val="22"/>
+        </w:rPr>
+        <w:t>son las siguientes:</w:t>
       </w:r>
     </w:p>
     <w:p>
@@ -1298,14 +1494,27 @@
           <w:szCs w:val="22"/>
         </w:rPr>
       </w:pPr>
-      <w:r>
-        <w:rPr>
-          <w:rFonts w:ascii="Calibri Light" w:eastAsia="Calibri Light" w:hAnsi="Calibri Light" w:cs="Calibri Light"/>
-          <w:spacing w:val="1"/>
-          <w:sz w:val="22"/>
-          <w:szCs w:val="22"/>
-        </w:rPr>
-        <w:t>Funciones lambda</w:t>
+      <w:proofErr w:type="spellStart"/>
+      <w:r>
+        <w:rPr>
+          <w:rFonts w:ascii="Calibri Light" w:eastAsia="Calibri Light" w:hAnsi="Calibri Light" w:cs="Calibri Light"/>
+          <w:b/>
+          <w:bCs/>
+          <w:spacing w:val="1"/>
+          <w:sz w:val="22"/>
+          <w:szCs w:val="22"/>
+        </w:rPr>
+        <w:t>ZeroDivisionError</w:t>
+      </w:r>
+      <w:proofErr w:type="spellEnd"/>
+      <w:r>
+        <w:rPr>
+          <w:rFonts w:ascii="Calibri Light" w:eastAsia="Calibri Light" w:hAnsi="Calibri Light" w:cs="Calibri Light"/>
+          <w:spacing w:val="1"/>
+          <w:sz w:val="22"/>
+          <w:szCs w:val="22"/>
+        </w:rPr>
+        <w:t xml:space="preserve"> -&gt; División por cero.</w:t>
       </w:r>
     </w:p>
     <w:p>
@@ -1323,14 +1532,63 @@
           <w:szCs w:val="22"/>
         </w:rPr>
       </w:pPr>
-      <w:r>
-        <w:rPr>
-          <w:rFonts w:ascii="Calibri Light" w:eastAsia="Calibri Light" w:hAnsi="Calibri Light" w:cs="Calibri Light"/>
-          <w:spacing w:val="1"/>
-          <w:sz w:val="22"/>
-          <w:szCs w:val="22"/>
-        </w:rPr>
-        <w:t>Funciones de orden superior</w:t>
+      <w:proofErr w:type="spellStart"/>
+      <w:r>
+        <w:rPr>
+          <w:rFonts w:ascii="Calibri Light" w:eastAsia="Calibri Light" w:hAnsi="Calibri Light" w:cs="Calibri Light"/>
+          <w:b/>
+          <w:bCs/>
+          <w:spacing w:val="1"/>
+          <w:sz w:val="22"/>
+          <w:szCs w:val="22"/>
+        </w:rPr>
+        <w:t>ValueError</w:t>
+      </w:r>
+      <w:proofErr w:type="spellEnd"/>
+      <w:r>
+        <w:rPr>
+          <w:rFonts w:ascii="Calibri Light" w:eastAsia="Calibri Light" w:hAnsi="Calibri Light" w:cs="Calibri Light"/>
+          <w:spacing w:val="1"/>
+          <w:sz w:val="22"/>
+          <w:szCs w:val="22"/>
+        </w:rPr>
+        <w:t xml:space="preserve"> -&gt; </w:t>
+      </w:r>
+      <w:r>
+        <w:rPr>
+          <w:rFonts w:ascii="Calibri Light" w:eastAsia="Calibri Light" w:hAnsi="Calibri Light" w:cs="Calibri Light"/>
+          <w:spacing w:val="1"/>
+          <w:sz w:val="22"/>
+          <w:szCs w:val="22"/>
+        </w:rPr>
+        <w:t>Conversión inválida de tipos de</w:t>
+      </w:r>
+      <w:r>
+        <w:rPr>
+          <w:rFonts w:ascii="Calibri Light" w:eastAsia="Calibri Light" w:hAnsi="Calibri Light" w:cs="Calibri Light"/>
+          <w:spacing w:val="1"/>
+          <w:sz w:val="22"/>
+          <w:szCs w:val="22"/>
+        </w:rPr>
+        <w:t xml:space="preserve"> </w:t>
+      </w:r>
+      <w:r>
+        <w:rPr>
+          <w:rFonts w:ascii="Calibri Light" w:eastAsia="Calibri Light" w:hAnsi="Calibri Light" w:cs="Calibri Light"/>
+          <w:spacing w:val="1"/>
+          <w:sz w:val="22"/>
+          <w:szCs w:val="22"/>
+        </w:rPr>
+        <w:t>datos</w:t>
+      </w:r>
+      <w:r>
+        <w:rPr>
+          <w:rFonts w:ascii="Calibri Light" w:eastAsia="Calibri Light" w:hAnsi="Calibri Light" w:cs="Calibri Light"/>
+          <w:spacing w:val="1"/>
+          <w:sz w:val="22"/>
+          <w:szCs w:val="22"/>
+        </w:rPr>
+        <w:t>.</w:t>
       </w:r>
     </w:p>
     <w:p>
@@ -1348,62 +1606,289 @@
           <w:szCs w:val="22"/>
         </w:rPr>
       </w:pPr>
-      <w:r>
-        <w:rPr>
-          <w:rFonts w:ascii="Calibri Light" w:eastAsia="Calibri Light" w:hAnsi="Calibri Light" w:cs="Calibri Light"/>
-          <w:spacing w:val="1"/>
-          <w:sz w:val="22"/>
-          <w:szCs w:val="22"/>
-        </w:rPr>
-        <w:t>Decoradores</w:t>
+      <w:proofErr w:type="spellStart"/>
+      <w:r>
+        <w:rPr>
+          <w:rFonts w:ascii="Calibri Light" w:eastAsia="Calibri Light" w:hAnsi="Calibri Light" w:cs="Calibri Light"/>
+          <w:b/>
+          <w:bCs/>
+          <w:spacing w:val="1"/>
+          <w:sz w:val="22"/>
+          <w:szCs w:val="22"/>
+        </w:rPr>
+        <w:t>TypeError</w:t>
+      </w:r>
+      <w:proofErr w:type="spellEnd"/>
+      <w:r>
+        <w:rPr>
+          <w:rFonts w:ascii="Calibri Light" w:eastAsia="Calibri Light" w:hAnsi="Calibri Light" w:cs="Calibri Light"/>
+          <w:spacing w:val="1"/>
+          <w:sz w:val="22"/>
+          <w:szCs w:val="22"/>
+        </w:rPr>
+        <w:t xml:space="preserve"> -&gt; </w:t>
+      </w:r>
+      <w:r>
+        <w:rPr>
+          <w:rFonts w:ascii="Calibri Light" w:eastAsia="Calibri Light" w:hAnsi="Calibri Light" w:cs="Calibri Light"/>
+          <w:spacing w:val="1"/>
+          <w:sz w:val="22"/>
+          <w:szCs w:val="22"/>
+        </w:rPr>
+        <w:t>Operación entre tipos</w:t>
+      </w:r>
+      <w:r>
+        <w:rPr>
+          <w:rFonts w:ascii="Calibri Light" w:eastAsia="Calibri Light" w:hAnsi="Calibri Light" w:cs="Calibri Light"/>
+          <w:spacing w:val="1"/>
+          <w:sz w:val="22"/>
+          <w:szCs w:val="22"/>
+        </w:rPr>
+        <w:t xml:space="preserve"> </w:t>
+      </w:r>
+      <w:r>
+        <w:rPr>
+          <w:rFonts w:ascii="Calibri Light" w:eastAsia="Calibri Light" w:hAnsi="Calibri Light" w:cs="Calibri Light"/>
+          <w:spacing w:val="1"/>
+          <w:sz w:val="22"/>
+          <w:szCs w:val="22"/>
+        </w:rPr>
+        <w:t>incompatibles</w:t>
+      </w:r>
+      <w:r>
+        <w:rPr>
+          <w:rFonts w:ascii="Calibri Light" w:eastAsia="Calibri Light" w:hAnsi="Calibri Light" w:cs="Calibri Light"/>
+          <w:spacing w:val="1"/>
+          <w:sz w:val="22"/>
+          <w:szCs w:val="22"/>
+        </w:rPr>
+        <w:t>.</w:t>
       </w:r>
     </w:p>
     <w:p>
       <w:pPr>
-        <w:pStyle w:val="Prrafodelista"/>
-        <w:numPr>
-          <w:ilvl w:val="0"/>
-          <w:numId w:val="11"/>
-        </w:numPr>
         <w:jc w:val="both"/>
         <w:rPr>
           <w:rFonts w:ascii="Calibri Light" w:eastAsia="Calibri Light" w:hAnsi="Calibri Light" w:cs="Calibri Light"/>
-          <w:sz w:val="22"/>
-          <w:szCs w:val="22"/>
-        </w:rPr>
-      </w:pPr>
-      <w:r>
-        <w:rPr>
-          <w:rFonts w:ascii="Calibri Light" w:eastAsia="Calibri Light" w:hAnsi="Calibri Light" w:cs="Calibri Light"/>
-          <w:spacing w:val="1"/>
-          <w:sz w:val="22"/>
-          <w:szCs w:val="22"/>
-        </w:rPr>
-        <w:t>Generadores</w:t>
-      </w:r>
-      <w:r>
-        <w:rPr>
-          <w:rFonts w:ascii="Calibri Light" w:eastAsia="Calibri Light" w:hAnsi="Calibri Light" w:cs="Calibri Light"/>
-          <w:spacing w:val="1"/>
-          <w:sz w:val="22"/>
-          <w:szCs w:val="22"/>
-        </w:rPr>
-        <w:t>.</w:t>
-      </w:r>
+          <w:spacing w:val="1"/>
+          <w:sz w:val="22"/>
+          <w:szCs w:val="22"/>
+        </w:rPr>
+      </w:pPr>
     </w:p>
     <w:p>
       <w:pPr>
-        <w:spacing w:line="259" w:lineRule="auto"/>
-        <w:ind w:left="102" w:right="77"/>
-        <w:rPr>
-          <w:rFonts w:ascii="Calibri Light" w:eastAsia="Calibri Light" w:hAnsi="Calibri Light" w:cs="Calibri Light"/>
-          <w:sz w:val="22"/>
-          <w:szCs w:val="22"/>
-        </w:rPr>
-      </w:pPr>
+        <w:ind w:left="102"/>
+        <w:jc w:val="both"/>
+        <w:rPr>
+          <w:rFonts w:ascii="Calibri Light" w:eastAsia="Calibri Light" w:hAnsi="Calibri Light" w:cs="Calibri Light"/>
+          <w:spacing w:val="1"/>
+          <w:sz w:val="22"/>
+          <w:szCs w:val="22"/>
+        </w:rPr>
+      </w:pPr>
+      <w:r>
+        <w:rPr>
+          <w:rFonts w:ascii="Calibri Light" w:eastAsia="Calibri Light" w:hAnsi="Calibri Light" w:cs="Calibri Light"/>
+          <w:spacing w:val="1"/>
+          <w:sz w:val="22"/>
+          <w:szCs w:val="22"/>
+        </w:rPr>
+        <w:t>Recordando la estructura de las sentencias que tiene Python para que evitar que un programa se detenga bruscamente cuando ocurre un error:</w:t>
+      </w:r>
     </w:p>
     <w:p>
       <w:pPr>
+        <w:ind w:left="851" w:hanging="389"/>
+        <w:jc w:val="both"/>
+        <w:rPr>
+          <w:rFonts w:ascii="Calibri Light" w:eastAsia="Calibri Light" w:hAnsi="Calibri Light" w:cs="Calibri Light"/>
+          <w:spacing w:val="1"/>
+          <w:sz w:val="22"/>
+          <w:szCs w:val="22"/>
+        </w:rPr>
+      </w:pPr>
+      <w:r>
+        <w:rPr>
+          <w:rFonts w:ascii="Segoe UI Symbol" w:eastAsia="Calibri Light" w:hAnsi="Segoe UI Symbol" w:cs="Segoe UI Symbol"/>
+          <w:spacing w:val="1"/>
+          <w:sz w:val="22"/>
+          <w:szCs w:val="22"/>
+        </w:rPr>
+        <w:t>➔</w:t>
+      </w:r>
+      <w:r>
+        <w:rPr>
+          <w:rFonts w:ascii="Calibri Light" w:eastAsia="Calibri Light" w:hAnsi="Calibri Light" w:cs="Calibri Light"/>
+          <w:spacing w:val="1"/>
+          <w:sz w:val="22"/>
+          <w:szCs w:val="22"/>
+        </w:rPr>
+        <w:t xml:space="preserve"> </w:t>
+      </w:r>
+      <w:r>
+        <w:rPr>
+          <w:rFonts w:ascii="Calibri Light" w:eastAsia="Calibri Light" w:hAnsi="Calibri Light" w:cs="Calibri Light"/>
+          <w:b/>
+          <w:bCs/>
+          <w:spacing w:val="1"/>
+          <w:sz w:val="22"/>
+          <w:szCs w:val="22"/>
+        </w:rPr>
+        <w:t>try</w:t>
+      </w:r>
+      <w:r>
+        <w:rPr>
+          <w:rFonts w:ascii="Calibri Light" w:eastAsia="Calibri Light" w:hAnsi="Calibri Light" w:cs="Calibri Light"/>
+          <w:spacing w:val="1"/>
+          <w:sz w:val="22"/>
+          <w:szCs w:val="22"/>
+        </w:rPr>
+        <w:t>: Contiene el bloque de código que podría generar una excepción.</w:t>
+      </w:r>
+    </w:p>
+    <w:p>
+      <w:pPr>
+        <w:ind w:left="851" w:hanging="389"/>
+        <w:jc w:val="both"/>
+        <w:rPr>
+          <w:rFonts w:ascii="Calibri Light" w:eastAsia="Calibri Light" w:hAnsi="Calibri Light" w:cs="Calibri Light"/>
+          <w:spacing w:val="1"/>
+          <w:sz w:val="22"/>
+          <w:szCs w:val="22"/>
+        </w:rPr>
+      </w:pPr>
+      <w:r>
+        <w:rPr>
+          <w:rFonts w:ascii="Segoe UI Symbol" w:eastAsia="Calibri Light" w:hAnsi="Segoe UI Symbol" w:cs="Segoe UI Symbol"/>
+          <w:spacing w:val="1"/>
+          <w:sz w:val="22"/>
+          <w:szCs w:val="22"/>
+        </w:rPr>
+        <w:t>➔</w:t>
+      </w:r>
+      <w:r>
+        <w:rPr>
+          <w:rFonts w:ascii="Calibri Light" w:eastAsia="Calibri Light" w:hAnsi="Calibri Light" w:cs="Calibri Light"/>
+          <w:spacing w:val="1"/>
+          <w:sz w:val="22"/>
+          <w:szCs w:val="22"/>
+        </w:rPr>
+        <w:t xml:space="preserve"> </w:t>
+      </w:r>
+      <w:proofErr w:type="spellStart"/>
+      <w:r>
+        <w:rPr>
+          <w:rFonts w:ascii="Calibri Light" w:eastAsia="Calibri Light" w:hAnsi="Calibri Light" w:cs="Calibri Light"/>
+          <w:b/>
+          <w:bCs/>
+          <w:spacing w:val="1"/>
+          <w:sz w:val="22"/>
+          <w:szCs w:val="22"/>
+        </w:rPr>
+        <w:t>except</w:t>
+      </w:r>
+      <w:proofErr w:type="spellEnd"/>
+      <w:r>
+        <w:rPr>
+          <w:rFonts w:ascii="Calibri Light" w:eastAsia="Calibri Light" w:hAnsi="Calibri Light" w:cs="Calibri Light"/>
+          <w:spacing w:val="1"/>
+          <w:sz w:val="22"/>
+          <w:szCs w:val="22"/>
+        </w:rPr>
+        <w:t>: Define qué hacer si ocurre un error específico.</w:t>
+      </w:r>
+    </w:p>
+    <w:p>
+      <w:pPr>
+        <w:ind w:left="851" w:hanging="389"/>
+        <w:jc w:val="both"/>
+        <w:rPr>
+          <w:rFonts w:ascii="Calibri Light" w:eastAsia="Calibri Light" w:hAnsi="Calibri Light" w:cs="Calibri Light"/>
+          <w:spacing w:val="1"/>
+          <w:sz w:val="22"/>
+          <w:szCs w:val="22"/>
+        </w:rPr>
+      </w:pPr>
+      <w:r>
+        <w:rPr>
+          <w:rFonts w:ascii="Segoe UI Symbol" w:eastAsia="Calibri Light" w:hAnsi="Segoe UI Symbol" w:cs="Segoe UI Symbol"/>
+          <w:spacing w:val="1"/>
+          <w:sz w:val="22"/>
+          <w:szCs w:val="22"/>
+        </w:rPr>
+        <w:t>➔</w:t>
+      </w:r>
+      <w:r>
+        <w:rPr>
+          <w:rFonts w:ascii="Calibri Light" w:eastAsia="Calibri Light" w:hAnsi="Calibri Light" w:cs="Calibri Light"/>
+          <w:spacing w:val="1"/>
+          <w:sz w:val="22"/>
+          <w:szCs w:val="22"/>
+        </w:rPr>
+        <w:t xml:space="preserve"> </w:t>
+      </w:r>
+      <w:proofErr w:type="spellStart"/>
+      <w:r>
+        <w:rPr>
+          <w:rFonts w:ascii="Calibri Light" w:eastAsia="Calibri Light" w:hAnsi="Calibri Light" w:cs="Calibri Light"/>
+          <w:b/>
+          <w:bCs/>
+          <w:spacing w:val="1"/>
+          <w:sz w:val="22"/>
+          <w:szCs w:val="22"/>
+        </w:rPr>
+        <w:t>finally</w:t>
+      </w:r>
+      <w:proofErr w:type="spellEnd"/>
+      <w:r>
+        <w:rPr>
+          <w:rFonts w:ascii="Calibri Light" w:eastAsia="Calibri Light" w:hAnsi="Calibri Light" w:cs="Calibri Light"/>
+          <w:spacing w:val="1"/>
+          <w:sz w:val="22"/>
+          <w:szCs w:val="22"/>
+        </w:rPr>
+        <w:t>: Se ejecuta siempre, ocurra o no una excepción, y se usa</w:t>
+      </w:r>
+      <w:r>
+        <w:rPr>
+          <w:rFonts w:ascii="Calibri Light" w:eastAsia="Calibri Light" w:hAnsi="Calibri Light" w:cs="Calibri Light"/>
+          <w:spacing w:val="1"/>
+          <w:sz w:val="22"/>
+          <w:szCs w:val="22"/>
+        </w:rPr>
+        <w:t xml:space="preserve"> </w:t>
+      </w:r>
+      <w:r>
+        <w:rPr>
+          <w:rFonts w:ascii="Calibri Light" w:eastAsia="Calibri Light" w:hAnsi="Calibri Light" w:cs="Calibri Light"/>
+          <w:spacing w:val="1"/>
+          <w:sz w:val="22"/>
+          <w:szCs w:val="22"/>
+        </w:rPr>
+        <w:t>comúnmente para cerrar archivos, liberar recursos o mostrar mensajes</w:t>
+      </w:r>
+      <w:r>
+        <w:rPr>
+          <w:rFonts w:ascii="Calibri Light" w:eastAsia="Calibri Light" w:hAnsi="Calibri Light" w:cs="Calibri Light"/>
+          <w:spacing w:val="1"/>
+          <w:sz w:val="22"/>
+          <w:szCs w:val="22"/>
+        </w:rPr>
+        <w:t xml:space="preserve"> </w:t>
+      </w:r>
+      <w:r>
+        <w:rPr>
+          <w:rFonts w:ascii="Calibri Light" w:eastAsia="Calibri Light" w:hAnsi="Calibri Light" w:cs="Calibri Light"/>
+          <w:spacing w:val="1"/>
+          <w:sz w:val="22"/>
+          <w:szCs w:val="22"/>
+        </w:rPr>
+        <w:t>finales. Es un bloque opcional.</w:t>
+      </w:r>
+    </w:p>
+    <w:p>
+      <w:pPr>
         <w:ind w:left="102"/>
         <w:rPr>
           <w:rFonts w:ascii="Calibri Light" w:eastAsia="Calibri Light" w:hAnsi="Calibri Light" w:cs="Calibri Light"/>
@@ -1411,21 +1896,23 @@
           <w:szCs w:val="28"/>
         </w:rPr>
       </w:pPr>
-      <w:r>
+    </w:p>
+    <w:p>
+      <w:pPr>
+        <w:ind w:left="102"/>
         <w:rPr>
           <w:rFonts w:ascii="Calibri Light" w:eastAsia="Calibri Light" w:hAnsi="Calibri Light" w:cs="Calibri Light"/>
           <w:sz w:val="28"/>
           <w:szCs w:val="28"/>
         </w:rPr>
-        <w:t>E</w:t>
-      </w:r>
+      </w:pPr>
       <w:r>
         <w:rPr>
           <w:rFonts w:ascii="Calibri Light" w:eastAsia="Calibri Light" w:hAnsi="Calibri Light" w:cs="Calibri Light"/>
           <w:sz w:val="28"/>
           <w:szCs w:val="28"/>
         </w:rPr>
-        <w:t>jercicio</w:t>
+        <w:t>E</w:t>
       </w:r>
       <w:r>
         <w:rPr>
@@ -1433,7 +1920,7 @@
           <w:sz w:val="28"/>
           <w:szCs w:val="28"/>
         </w:rPr>
-        <w:t xml:space="preserve"> 1. </w:t>
+        <w:t>jercicio</w:t>
       </w:r>
       <w:r>
         <w:rPr>
@@ -1441,6 +1928,14 @@
           <w:sz w:val="28"/>
           <w:szCs w:val="28"/>
         </w:rPr>
+        <w:t xml:space="preserve"> 1. </w:t>
+      </w:r>
+      <w:r>
+        <w:rPr>
+          <w:rFonts w:ascii="Calibri Light" w:eastAsia="Calibri Light" w:hAnsi="Calibri Light" w:cs="Calibri Light"/>
+          <w:sz w:val="28"/>
+          <w:szCs w:val="28"/>
+        </w:rPr>
         <w:t>Planteamiento del problema.</w:t>
       </w:r>
     </w:p>
@@ -1472,7 +1967,16 @@
           <w:sz w:val="22"/>
           <w:szCs w:val="22"/>
         </w:rPr>
-        <w:t>Sistema de Monitoreo Ambiental Inteligente: Procesador</w:t>
+        <w:t xml:space="preserve">Sistema </w:t>
+      </w:r>
+      <w:r>
+        <w:rPr>
+          <w:rFonts w:ascii="Calibri Light" w:eastAsia="Calibri Light" w:hAnsi="Calibri Light" w:cs="Calibri Light"/>
+          <w:spacing w:val="1"/>
+          <w:sz w:val="22"/>
+          <w:szCs w:val="22"/>
+        </w:rPr>
+        <w:t>para el</w:t>
       </w:r>
       <w:r>
         <w:rPr>
@@ -1490,7 +1994,25 @@
           <w:sz w:val="22"/>
           <w:szCs w:val="22"/>
         </w:rPr>
-        <w:t>de Alertas de Temperatura</w:t>
+        <w:t>Registro de Usuarios</w:t>
+      </w:r>
+      <w:r>
+        <w:rPr>
+          <w:rFonts w:ascii="Calibri Light" w:eastAsia="Calibri Light" w:hAnsi="Calibri Light" w:cs="Calibri Light"/>
+          <w:spacing w:val="1"/>
+          <w:sz w:val="22"/>
+          <w:szCs w:val="22"/>
+        </w:rPr>
+        <w:t xml:space="preserve">: </w:t>
+      </w:r>
+      <w:r>
+        <w:rPr>
+          <w:rFonts w:ascii="Calibri Light" w:eastAsia="Calibri Light" w:hAnsi="Calibri Light" w:cs="Calibri Light"/>
+          <w:spacing w:val="1"/>
+          <w:sz w:val="22"/>
+          <w:szCs w:val="22"/>
+        </w:rPr>
+        <w:t>Validador de Datos</w:t>
       </w:r>
       <w:r>
         <w:rPr>
@@ -1519,25 +2041,16 @@
           <w:sz w:val="22"/>
           <w:szCs w:val="22"/>
         </w:rPr>
-        <w:t>Una empresa de monitoreo ambiental requiere un módulo en Python para procesar datos de temperatura, recogidos por sensores en diferentes ciudades.</w:t>
-      </w:r>
-      <w:r>
-        <w:rPr>
-          <w:rFonts w:ascii="Calibri Light" w:eastAsia="Calibri Light" w:hAnsi="Calibri Light" w:cs="Calibri Light"/>
-          <w:spacing w:val="1"/>
-          <w:sz w:val="22"/>
-          <w:szCs w:val="22"/>
-        </w:rPr>
-        <w:t xml:space="preserve"> </w:t>
-      </w:r>
-      <w:r>
-        <w:rPr>
-          <w:rFonts w:ascii="Calibri Light" w:eastAsia="Calibri Light" w:hAnsi="Calibri Light" w:cs="Calibri Light"/>
-          <w:spacing w:val="1"/>
-          <w:sz w:val="22"/>
-          <w:szCs w:val="22"/>
-        </w:rPr>
-        <w:t xml:space="preserve">Los requisitos para la construcción del modelo serán: </w:t>
+        <w:t>Desarrollar una pequeña aplicación para el registro de usuarios para guardar nombre, edad y correo electrónico. El sistema debe validar los datos introducidos y manejar los errores al ingresar información incorrecta</w:t>
+      </w:r>
+      <w:r>
+        <w:rPr>
+          <w:rFonts w:ascii="Calibri Light" w:eastAsia="Calibri Light" w:hAnsi="Calibri Light" w:cs="Calibri Light"/>
+          <w:spacing w:val="1"/>
+          <w:sz w:val="22"/>
+          <w:szCs w:val="22"/>
+        </w:rPr>
+        <w:t xml:space="preserve">: </w:t>
       </w:r>
     </w:p>
     <w:p>
@@ -1561,34 +2074,7 @@
           <w:sz w:val="22"/>
           <w:szCs w:val="22"/>
         </w:rPr>
-        <w:t>Generador de Datos</w:t>
-      </w:r>
-      <w:r>
-        <w:rPr>
-          <w:rFonts w:ascii="Calibri Light" w:eastAsia="Calibri Light" w:hAnsi="Calibri Light" w:cs="Calibri Light"/>
-          <w:spacing w:val="1"/>
-          <w:sz w:val="22"/>
-          <w:szCs w:val="22"/>
-        </w:rPr>
-        <w:t>.</w:t>
-      </w:r>
-      <w:r>
-        <w:rPr>
-          <w:rFonts w:ascii="Calibri Light" w:eastAsia="Calibri Light" w:hAnsi="Calibri Light" w:cs="Calibri Light"/>
-          <w:spacing w:val="1"/>
-          <w:sz w:val="22"/>
-          <w:szCs w:val="22"/>
-        </w:rPr>
-        <w:t xml:space="preserve"> </w:t>
-      </w:r>
-      <w:r>
-        <w:rPr>
-          <w:rFonts w:ascii="Calibri Light" w:eastAsia="Calibri Light" w:hAnsi="Calibri Light" w:cs="Calibri Light"/>
-          <w:spacing w:val="1"/>
-          <w:sz w:val="22"/>
-          <w:szCs w:val="22"/>
-        </w:rPr>
-        <w:t xml:space="preserve">Crea una función generadora </w:t>
+        <w:t xml:space="preserve">Crear un archivo llamado </w:t>
       </w:r>
       <w:r>
         <w:rPr>
@@ -1601,7 +2087,7 @@
           <w:sz w:val="22"/>
           <w:szCs w:val="22"/>
         </w:rPr>
-        <w:t>leer_temperaturas()</w:t>
+        <w:t>registro.py</w:t>
       </w:r>
       <w:r>
         <w:rPr>
@@ -1639,16 +2125,15 @@
       <w:r>
         <w:rPr>
           <w:rFonts w:ascii="Calibri Light" w:eastAsia="Calibri Light" w:hAnsi="Calibri Light" w:cs="Calibri Light"/>
-          <w:noProof/>
           <w:spacing w:val="1"/>
           <w:sz w:val="22"/>
           <w:szCs w:val="22"/>
         </w:rPr>
         <w:drawing>
-          <wp:inline distT="0" distB="0" distL="0" distR="0" wp14:anchorId="0C9D0AF8" wp14:editId="4B82E066">
-            <wp:extent cx="2247900" cy="1935522"/>
-            <wp:effectExtent l="0" t="0" r="0" b="7620"/>
-            <wp:docPr id="10" name="Imagen 10"/>
+          <wp:inline distT="0" distB="0" distL="0" distR="0" wp14:anchorId="19C244D6" wp14:editId="41238B46">
+            <wp:extent cx="2664000" cy="479297"/>
+            <wp:effectExtent l="0" t="0" r="3175" b="0"/>
+            <wp:docPr id="4" name="Imagen 4"/>
             <wp:cNvGraphicFramePr>
               <a:graphicFrameLocks xmlns:a="http://schemas.openxmlformats.org/drawingml/2006/main" noChangeAspect="1"/>
             </wp:cNvGraphicFramePr>
@@ -1668,7 +2153,7 @@
                   <pic:spPr>
                     <a:xfrm>
                       <a:off x="0" y="0"/>
-                      <a:ext cx="2253111" cy="1940009"/>
+                      <a:ext cx="2664000" cy="479297"/>
                     </a:xfrm>
                     <a:prstGeom prst="rect">
                       <a:avLst/>
@@ -1680,43 +2165,27 @@
           </wp:inline>
         </w:drawing>
       </w:r>
-    </w:p>
-    <w:p>
-      <w:pPr>
-        <w:pStyle w:val="Prrafodelista"/>
-        <w:ind w:left="462"/>
-        <w:rPr>
-          <w:rFonts w:ascii="Calibri Light" w:eastAsia="Calibri Light" w:hAnsi="Calibri Light" w:cs="Calibri Light"/>
-          <w:spacing w:val="1"/>
-          <w:sz w:val="22"/>
-          <w:szCs w:val="22"/>
-        </w:rPr>
-      </w:pPr>
-    </w:p>
-    <w:p>
-      <w:pPr>
-        <w:pStyle w:val="Prrafodelista"/>
-        <w:ind w:left="462"/>
-        <w:rPr>
-          <w:rFonts w:ascii="Calibri Light" w:eastAsia="Calibri Light" w:hAnsi="Calibri Light" w:cs="Calibri Light"/>
-          <w:spacing w:val="1"/>
-          <w:sz w:val="22"/>
-          <w:szCs w:val="22"/>
-        </w:rPr>
-      </w:pPr>
-      <w:r>
-        <w:rPr>
-          <w:rFonts w:ascii="Calibri Light" w:eastAsia="Calibri Light" w:hAnsi="Calibri Light" w:cs="Calibri Light"/>
-          <w:noProof/>
+      <w:r>
+        <w:rPr>
+          <w:rFonts w:ascii="Calibri Light" w:eastAsia="Calibri Light" w:hAnsi="Calibri Light" w:cs="Calibri Light"/>
+          <w:spacing w:val="1"/>
+          <w:sz w:val="22"/>
+          <w:szCs w:val="22"/>
+        </w:rPr>
+        <w:t xml:space="preserve">  </w:t>
+      </w:r>
+      <w:r>
+        <w:rPr>
+          <w:rFonts w:ascii="Calibri Light" w:eastAsia="Calibri Light" w:hAnsi="Calibri Light" w:cs="Calibri Light"/>
           <w:spacing w:val="1"/>
           <w:sz w:val="22"/>
           <w:szCs w:val="22"/>
         </w:rPr>
         <w:drawing>
-          <wp:inline distT="0" distB="0" distL="0" distR="0" wp14:anchorId="486E3307" wp14:editId="70E3C469">
-            <wp:extent cx="5753100" cy="270510"/>
-            <wp:effectExtent l="0" t="0" r="0" b="0"/>
-            <wp:docPr id="143" name="Imagen 143"/>
+          <wp:inline distT="0" distB="0" distL="0" distR="0" wp14:anchorId="5D4D1A6B" wp14:editId="7861E679">
+            <wp:extent cx="2664000" cy="473735"/>
+            <wp:effectExtent l="0" t="0" r="3175" b="2540"/>
+            <wp:docPr id="5" name="Imagen 5"/>
             <wp:cNvGraphicFramePr>
               <a:graphicFrameLocks xmlns:a="http://schemas.openxmlformats.org/drawingml/2006/main" noChangeAspect="1"/>
             </wp:cNvGraphicFramePr>
@@ -1736,7 +2205,7 @@
                   <pic:spPr>
                     <a:xfrm>
                       <a:off x="0" y="0"/>
-                      <a:ext cx="5753100" cy="270510"/>
+                      <a:ext cx="2664000" cy="473735"/>
                     </a:xfrm>
                     <a:prstGeom prst="rect">
                       <a:avLst/>
@@ -1782,87 +2251,214 @@
           <w:sz w:val="22"/>
           <w:szCs w:val="22"/>
         </w:rPr>
-        <w:t>Filtrado con filter() y lambda</w:t>
-      </w:r>
-      <w:r>
-        <w:rPr>
-          <w:rFonts w:ascii="Calibri Light" w:eastAsia="Calibri Light" w:hAnsi="Calibri Light" w:cs="Calibri Light"/>
-          <w:spacing w:val="1"/>
-          <w:sz w:val="22"/>
-          <w:szCs w:val="22"/>
-        </w:rPr>
-        <w:t xml:space="preserve">. </w:t>
-      </w:r>
-      <w:r>
-        <w:rPr>
-          <w:rFonts w:ascii="Calibri Light" w:eastAsia="Calibri Light" w:hAnsi="Calibri Light" w:cs="Calibri Light"/>
-          <w:spacing w:val="1"/>
-          <w:sz w:val="22"/>
-          <w:szCs w:val="22"/>
-        </w:rPr>
-        <w:t xml:space="preserve">Filtra los registros que tengan temperaturas </w:t>
-      </w:r>
+        <w:t>I</w:t>
+      </w:r>
+      <w:r>
+        <w:rPr>
+          <w:rFonts w:ascii="Calibri Light" w:eastAsia="Calibri Light" w:hAnsi="Calibri Light" w:cs="Calibri Light"/>
+          <w:spacing w:val="1"/>
+          <w:sz w:val="22"/>
+          <w:szCs w:val="22"/>
+        </w:rPr>
+        <w:t xml:space="preserve">mplementa una función llamada </w:t>
+      </w:r>
+      <w:proofErr w:type="spellStart"/>
       <w:r>
         <w:rPr>
           <w:rFonts w:ascii="Calibri Light" w:eastAsia="Calibri Light" w:hAnsi="Calibri Light" w:cs="Calibri Light"/>
           <w:b/>
           <w:bCs/>
-          <w:i/>
-          <w:iCs/>
-          <w:spacing w:val="1"/>
-          <w:sz w:val="22"/>
-          <w:szCs w:val="22"/>
-        </w:rPr>
-        <w:t>mayores o iguales a 30°C</w:t>
+          <w:spacing w:val="1"/>
+          <w:sz w:val="22"/>
+          <w:szCs w:val="22"/>
+        </w:rPr>
+        <w:t>validar_datos</w:t>
+      </w:r>
+      <w:proofErr w:type="spellEnd"/>
+      <w:r>
+        <w:rPr>
+          <w:rFonts w:ascii="Calibri Light" w:eastAsia="Calibri Light" w:hAnsi="Calibri Light" w:cs="Calibri Light"/>
+          <w:spacing w:val="1"/>
+          <w:sz w:val="22"/>
+          <w:szCs w:val="22"/>
+        </w:rPr>
+        <w:t xml:space="preserve"> </w:t>
+      </w:r>
+      <w:r>
+        <w:rPr>
+          <w:rFonts w:ascii="Calibri Light" w:eastAsia="Calibri Light" w:hAnsi="Calibri Light" w:cs="Calibri Light"/>
+          <w:spacing w:val="1"/>
+          <w:sz w:val="22"/>
+          <w:szCs w:val="22"/>
+        </w:rPr>
+        <w:t>(nombre, edad, correo) que cumpla con los siguientes requisitos:</w:t>
+      </w:r>
+    </w:p>
+    <w:p>
+      <w:pPr>
+        <w:pStyle w:val="Prrafodelista"/>
+        <w:numPr>
+          <w:ilvl w:val="1"/>
+          <w:numId w:val="8"/>
+        </w:numPr>
+        <w:rPr>
+          <w:rFonts w:ascii="Calibri Light" w:eastAsia="Calibri Light" w:hAnsi="Calibri Light" w:cs="Calibri Light"/>
+          <w:spacing w:val="1"/>
+          <w:sz w:val="22"/>
+          <w:szCs w:val="22"/>
+        </w:rPr>
+      </w:pPr>
+      <w:r>
+        <w:rPr>
+          <w:rFonts w:ascii="Calibri Light" w:eastAsia="Calibri Light" w:hAnsi="Calibri Light" w:cs="Calibri Light"/>
+          <w:spacing w:val="1"/>
+          <w:sz w:val="22"/>
+          <w:szCs w:val="22"/>
+        </w:rPr>
+        <w:t xml:space="preserve">Verifica que </w:t>
       </w:r>
       <w:r>
         <w:rPr>
           <w:rFonts w:ascii="Calibri Light" w:eastAsia="Calibri Light" w:hAnsi="Calibri Light" w:cs="Calibri Light"/>
           <w:b/>
           <w:bCs/>
-          <w:i/>
-          <w:iCs/>
-          <w:spacing w:val="1"/>
-          <w:sz w:val="22"/>
-          <w:szCs w:val="22"/>
-        </w:rPr>
-        <w:t>:</w:t>
+          <w:spacing w:val="1"/>
+          <w:sz w:val="22"/>
+          <w:szCs w:val="22"/>
+        </w:rPr>
+        <w:t>nombre</w:t>
+      </w:r>
+      <w:r>
+        <w:rPr>
+          <w:rFonts w:ascii="Calibri Light" w:eastAsia="Calibri Light" w:hAnsi="Calibri Light" w:cs="Calibri Light"/>
+          <w:spacing w:val="1"/>
+          <w:sz w:val="22"/>
+          <w:szCs w:val="22"/>
+        </w:rPr>
+        <w:t xml:space="preserve"> sea una cadena de texto no vacía.</w:t>
       </w:r>
     </w:p>
     <w:p>
       <w:pPr>
-        <w:ind w:firstLine="462"/>
-        <w:rPr>
-          <w:rFonts w:ascii="Segoe UI Emoji" w:eastAsia="Calibri Light" w:hAnsi="Segoe UI Emoji" w:cs="Segoe UI Emoji"/>
-          <w:spacing w:val="1"/>
-          <w:sz w:val="22"/>
-          <w:szCs w:val="22"/>
-        </w:rPr>
-      </w:pPr>
+        <w:pStyle w:val="Prrafodelista"/>
+        <w:numPr>
+          <w:ilvl w:val="1"/>
+          <w:numId w:val="8"/>
+        </w:numPr>
+        <w:rPr>
+          <w:rFonts w:ascii="Calibri Light" w:eastAsia="Calibri Light" w:hAnsi="Calibri Light" w:cs="Calibri Light"/>
+          <w:spacing w:val="1"/>
+          <w:sz w:val="22"/>
+          <w:szCs w:val="22"/>
+        </w:rPr>
+      </w:pPr>
+      <w:r>
+        <w:rPr>
+          <w:rFonts w:ascii="Calibri Light" w:eastAsia="Calibri Light" w:hAnsi="Calibri Light" w:cs="Calibri Light"/>
+          <w:spacing w:val="1"/>
+          <w:sz w:val="22"/>
+          <w:szCs w:val="22"/>
+        </w:rPr>
+        <w:t xml:space="preserve">Verifica que </w:t>
+      </w:r>
+      <w:r>
+        <w:rPr>
+          <w:rFonts w:ascii="Calibri Light" w:eastAsia="Calibri Light" w:hAnsi="Calibri Light" w:cs="Calibri Light"/>
+          <w:b/>
+          <w:bCs/>
+          <w:spacing w:val="1"/>
+          <w:sz w:val="22"/>
+          <w:szCs w:val="22"/>
+        </w:rPr>
+        <w:t>edad</w:t>
+      </w:r>
+      <w:r>
+        <w:rPr>
+          <w:rFonts w:ascii="Calibri Light" w:eastAsia="Calibri Light" w:hAnsi="Calibri Light" w:cs="Calibri Light"/>
+          <w:spacing w:val="1"/>
+          <w:sz w:val="22"/>
+          <w:szCs w:val="22"/>
+        </w:rPr>
+        <w:t xml:space="preserve"> sea un número entero mayor que cero.</w:t>
+      </w:r>
     </w:p>
     <w:p>
       <w:pPr>
-        <w:ind w:firstLine="462"/>
-        <w:rPr>
-          <w:rFonts w:ascii="Segoe UI Emoji" w:eastAsia="Calibri Light" w:hAnsi="Segoe UI Emoji" w:cs="Segoe UI Emoji"/>
-          <w:spacing w:val="1"/>
-          <w:sz w:val="22"/>
-          <w:szCs w:val="22"/>
-        </w:rPr>
-      </w:pPr>
-      <w:r>
-        <w:rPr>
-          <w:rFonts w:ascii="Segoe UI Emoji" w:eastAsia="Calibri Light" w:hAnsi="Segoe UI Emoji" w:cs="Segoe UI Emoji"/>
-          <w:noProof/>
+        <w:pStyle w:val="Prrafodelista"/>
+        <w:numPr>
+          <w:ilvl w:val="1"/>
+          <w:numId w:val="8"/>
+        </w:numPr>
+        <w:rPr>
+          <w:rFonts w:ascii="Calibri Light" w:eastAsia="Calibri Light" w:hAnsi="Calibri Light" w:cs="Calibri Light"/>
+          <w:spacing w:val="1"/>
+          <w:sz w:val="22"/>
+          <w:szCs w:val="22"/>
+        </w:rPr>
+      </w:pPr>
+      <w:r>
+        <w:rPr>
+          <w:rFonts w:ascii="Calibri Light" w:eastAsia="Calibri Light" w:hAnsi="Calibri Light" w:cs="Calibri Light"/>
+          <w:spacing w:val="1"/>
+          <w:sz w:val="22"/>
+          <w:szCs w:val="22"/>
+        </w:rPr>
+        <w:t xml:space="preserve">Verifica que </w:t>
+      </w:r>
+      <w:r>
+        <w:rPr>
+          <w:rFonts w:ascii="Calibri Light" w:eastAsia="Calibri Light" w:hAnsi="Calibri Light" w:cs="Calibri Light"/>
+          <w:b/>
+          <w:bCs/>
+          <w:spacing w:val="1"/>
+          <w:sz w:val="22"/>
+          <w:szCs w:val="22"/>
+        </w:rPr>
+        <w:t>correo</w:t>
+      </w:r>
+      <w:r>
+        <w:rPr>
+          <w:rFonts w:ascii="Calibri Light" w:eastAsia="Calibri Light" w:hAnsi="Calibri Light" w:cs="Calibri Light"/>
+          <w:spacing w:val="1"/>
+          <w:sz w:val="22"/>
+          <w:szCs w:val="22"/>
+        </w:rPr>
+        <w:t xml:space="preserve"> contenga un símbolo @.</w:t>
+      </w:r>
+    </w:p>
+    <w:p>
+      <w:pPr>
+        <w:ind w:left="708"/>
+        <w:rPr>
+          <w:rFonts w:ascii="Calibri Light" w:eastAsia="Calibri Light" w:hAnsi="Calibri Light" w:cs="Calibri Light"/>
+          <w:spacing w:val="1"/>
+          <w:sz w:val="22"/>
+          <w:szCs w:val="22"/>
+        </w:rPr>
+      </w:pPr>
+    </w:p>
+    <w:p>
+      <w:pPr>
+        <w:ind w:left="708"/>
+        <w:rPr>
+          <w:rFonts w:ascii="Calibri Light" w:eastAsia="Calibri Light" w:hAnsi="Calibri Light" w:cs="Calibri Light"/>
+          <w:spacing w:val="1"/>
+          <w:sz w:val="22"/>
+          <w:szCs w:val="22"/>
+        </w:rPr>
+      </w:pPr>
+      <w:r>
+        <w:rPr>
+          <w:rFonts w:ascii="Calibri Light" w:eastAsia="Calibri Light" w:hAnsi="Calibri Light" w:cs="Calibri Light"/>
           <w:spacing w:val="1"/>
           <w:sz w:val="22"/>
           <w:szCs w:val="22"/>
         </w:rPr>
         <w:drawing>
-          <wp:inline distT="0" distB="0" distL="0" distR="0" wp14:anchorId="7AD2C9C0" wp14:editId="76E78AE8">
-            <wp:extent cx="4549534" cy="815411"/>
-            <wp:effectExtent l="0" t="0" r="3810" b="3810"/>
-            <wp:docPr id="30" name="Imagen 30"/>
+          <wp:inline distT="0" distB="0" distL="0" distR="0" wp14:anchorId="61779512" wp14:editId="3C9F5F41">
+            <wp:extent cx="4787450" cy="1676400"/>
+            <wp:effectExtent l="0" t="0" r="0" b="0"/>
+            <wp:docPr id="6" name="Imagen 6"/>
             <wp:cNvGraphicFramePr>
               <a:graphicFrameLocks xmlns:a="http://schemas.openxmlformats.org/drawingml/2006/main" noChangeAspect="1"/>
             </wp:cNvGraphicFramePr>
@@ -1873,20 +2469,27 @@
                     <pic:cNvPr id="1" name=""/>
                     <pic:cNvPicPr/>
                   </pic:nvPicPr>
-                  <pic:blipFill>
+                  <pic:blipFill rotWithShape="1">
                     <a:blip r:embed="rId10"/>
-                    <a:stretch>
-                      <a:fillRect/>
-                    </a:stretch>
+                    <a:srcRect b="22376"/>
+                    <a:stretch/>
                   </pic:blipFill>
-                  <pic:spPr>
+                  <pic:spPr bwMode="auto">
                     <a:xfrm>
                       <a:off x="0" y="0"/>
-                      <a:ext cx="4549534" cy="815411"/>
+                      <a:ext cx="4788000" cy="1676593"/>
                     </a:xfrm>
                     <a:prstGeom prst="rect">
                       <a:avLst/>
                     </a:prstGeom>
+                    <a:ln>
+                      <a:noFill/>
+                    </a:ln>
+                    <a:extLst>
+                      <a:ext uri="{53640926-AAD7-44D8-BBD7-CCE9431645EC}">
+                        <a14:shadowObscured xmlns:a14="http://schemas.microsoft.com/office/drawing/2010/main"/>
+                      </a:ext>
+                    </a:extLst>
                   </pic:spPr>
                 </pic:pic>
               </a:graphicData>
@@ -1897,9 +2500,9 @@
     </w:p>
     <w:p>
       <w:pPr>
-        <w:ind w:firstLine="462"/>
-        <w:rPr>
-          <w:rFonts w:ascii="Segoe UI Emoji" w:eastAsia="Calibri Light" w:hAnsi="Segoe UI Emoji" w:cs="Segoe UI Emoji"/>
+        <w:ind w:left="708"/>
+        <w:rPr>
+          <w:rFonts w:ascii="Calibri Light" w:eastAsia="Calibri Light" w:hAnsi="Calibri Light" w:cs="Calibri Light"/>
           <w:spacing w:val="1"/>
           <w:sz w:val="22"/>
           <w:szCs w:val="22"/>
@@ -1908,63 +2511,19 @@
     </w:p>
     <w:p>
       <w:pPr>
-        <w:ind w:firstLine="462"/>
-        <w:rPr>
-          <w:rFonts w:ascii="Segoe UI Emoji" w:eastAsia="Calibri Light" w:hAnsi="Segoe UI Emoji" w:cs="Segoe UI Emoji"/>
-          <w:spacing w:val="1"/>
-          <w:sz w:val="22"/>
-          <w:szCs w:val="22"/>
-        </w:rPr>
-      </w:pPr>
-      <w:r>
-        <w:rPr>
-          <w:rFonts w:ascii="Segoe UI Emoji" w:eastAsia="Calibri Light" w:hAnsi="Segoe UI Emoji" w:cs="Segoe UI Emoji"/>
-          <w:noProof/>
-          <w:spacing w:val="1"/>
-          <w:sz w:val="22"/>
-          <w:szCs w:val="22"/>
-        </w:rPr>
-        <w:drawing>
-          <wp:inline distT="0" distB="0" distL="0" distR="0" wp14:anchorId="72FB70B8" wp14:editId="1197FD17">
-            <wp:extent cx="5753100" cy="203200"/>
-            <wp:effectExtent l="0" t="0" r="0" b="6350"/>
-            <wp:docPr id="144" name="Imagen 144"/>
-            <wp:cNvGraphicFramePr>
-              <a:graphicFrameLocks xmlns:a="http://schemas.openxmlformats.org/drawingml/2006/main" noChangeAspect="1"/>
-            </wp:cNvGraphicFramePr>
-            <a:graphic xmlns:a="http://schemas.openxmlformats.org/drawingml/2006/main">
-              <a:graphicData uri="http://schemas.openxmlformats.org/drawingml/2006/picture">
-                <pic:pic xmlns:pic="http://schemas.openxmlformats.org/drawingml/2006/picture">
-                  <pic:nvPicPr>
-                    <pic:cNvPr id="1" name=""/>
-                    <pic:cNvPicPr/>
-                  </pic:nvPicPr>
-                  <pic:blipFill>
-                    <a:blip r:embed="rId11"/>
-                    <a:stretch>
-                      <a:fillRect/>
-                    </a:stretch>
-                  </pic:blipFill>
-                  <pic:spPr>
-                    <a:xfrm>
-                      <a:off x="0" y="0"/>
-                      <a:ext cx="5753100" cy="203200"/>
-                    </a:xfrm>
-                    <a:prstGeom prst="rect">
-                      <a:avLst/>
-                    </a:prstGeom>
-                  </pic:spPr>
-                </pic:pic>
-              </a:graphicData>
-            </a:graphic>
-          </wp:inline>
-        </w:drawing>
-      </w:r>
+        <w:ind w:left="708"/>
+        <w:rPr>
+          <w:rFonts w:ascii="Calibri Light" w:eastAsia="Calibri Light" w:hAnsi="Calibri Light" w:cs="Calibri Light"/>
+          <w:spacing w:val="1"/>
+          <w:sz w:val="22"/>
+          <w:szCs w:val="22"/>
+        </w:rPr>
+      </w:pPr>
     </w:p>
     <w:p>
       <w:pPr>
         <w:rPr>
-          <w:rFonts w:ascii="Segoe UI Emoji" w:eastAsia="Calibri Light" w:hAnsi="Segoe UI Emoji" w:cs="Segoe UI Emoji"/>
+          <w:rFonts w:ascii="Calibri Light" w:eastAsia="Calibri Light" w:hAnsi="Calibri Light" w:cs="Calibri Light"/>
           <w:spacing w:val="1"/>
           <w:sz w:val="22"/>
           <w:szCs w:val="22"/>
@@ -1977,7 +2536,7 @@
         <w:ind w:right="284"/>
         <w:jc w:val="right"/>
         <w:rPr>
-          <w:rFonts w:ascii="Calibri" w:eastAsia="Calibri" w:hAnsi="Calibri" w:cs="Calibri"/>
+          <w:rFonts w:ascii="Calibri Light" w:eastAsia="Calibri" w:hAnsi="Calibri Light" w:cs="Calibri Light"/>
           <w:sz w:val="22"/>
           <w:szCs w:val="22"/>
         </w:rPr>
@@ -1989,6 +2548,7 @@
       </w:pPr>
       <w:r>
         <w:rPr>
+          <w:rFonts w:ascii="Calibri Light" w:hAnsi="Calibri Light" w:cs="Calibri Light"/>
           <w:noProof/>
         </w:rPr>
         <mc:AlternateContent>
@@ -2372,7 +2932,7 @@
       </w:r>
       <w:r>
         <w:rPr>
-          <w:rFonts w:ascii="Calibri" w:eastAsia="Calibri" w:hAnsi="Calibri" w:cs="Calibri"/>
+          <w:rFonts w:ascii="Calibri Light" w:eastAsia="Calibri" w:hAnsi="Calibri Light" w:cs="Calibri Light"/>
           <w:spacing w:val="1"/>
           <w:sz w:val="22"/>
           <w:szCs w:val="22"/>
@@ -2381,7 +2941,7 @@
       </w:r>
       <w:r>
         <w:rPr>
-          <w:rFonts w:ascii="Calibri" w:eastAsia="Calibri" w:hAnsi="Calibri" w:cs="Calibri"/>
+          <w:rFonts w:ascii="Calibri Light" w:eastAsia="Calibri" w:hAnsi="Calibri Light" w:cs="Calibri Light"/>
           <w:sz w:val="22"/>
           <w:szCs w:val="22"/>
         </w:rPr>
@@ -2389,7 +2949,7 @@
       </w:r>
       <w:r>
         <w:rPr>
-          <w:rFonts w:ascii="Calibri" w:eastAsia="Calibri" w:hAnsi="Calibri" w:cs="Calibri"/>
+          <w:rFonts w:ascii="Calibri Light" w:eastAsia="Calibri" w:hAnsi="Calibri Light" w:cs="Calibri Light"/>
           <w:spacing w:val="-1"/>
           <w:sz w:val="22"/>
           <w:szCs w:val="22"/>
@@ -2398,7 +2958,7 @@
       </w:r>
       <w:r>
         <w:rPr>
-          <w:rFonts w:ascii="Calibri" w:eastAsia="Calibri" w:hAnsi="Calibri" w:cs="Calibri"/>
+          <w:rFonts w:ascii="Calibri Light" w:eastAsia="Calibri" w:hAnsi="Calibri Light" w:cs="Calibri Light"/>
           <w:sz w:val="22"/>
           <w:szCs w:val="22"/>
         </w:rPr>
@@ -2406,7 +2966,7 @@
       </w:r>
       <w:r>
         <w:rPr>
-          <w:rFonts w:ascii="Calibri" w:eastAsia="Calibri" w:hAnsi="Calibri" w:cs="Calibri"/>
+          <w:rFonts w:ascii="Calibri Light" w:eastAsia="Calibri" w:hAnsi="Calibri Light" w:cs="Calibri Light"/>
           <w:spacing w:val="1"/>
           <w:sz w:val="22"/>
           <w:szCs w:val="22"/>
@@ -2415,7 +2975,7 @@
       </w:r>
       <w:r>
         <w:rPr>
-          <w:rFonts w:ascii="Calibri" w:eastAsia="Calibri" w:hAnsi="Calibri" w:cs="Calibri"/>
+          <w:rFonts w:ascii="Calibri Light" w:eastAsia="Calibri" w:hAnsi="Calibri Light" w:cs="Calibri Light"/>
           <w:spacing w:val="-1"/>
           <w:sz w:val="22"/>
           <w:szCs w:val="22"/>
@@ -2424,7 +2984,7 @@
       </w:r>
       <w:r>
         <w:rPr>
-          <w:rFonts w:ascii="Calibri" w:eastAsia="Calibri" w:hAnsi="Calibri" w:cs="Calibri"/>
+          <w:rFonts w:ascii="Calibri Light" w:eastAsia="Calibri" w:hAnsi="Calibri Light" w:cs="Calibri Light"/>
           <w:spacing w:val="-3"/>
           <w:sz w:val="22"/>
           <w:szCs w:val="22"/>
@@ -2433,7 +2993,7 @@
       </w:r>
       <w:r>
         <w:rPr>
-          <w:rFonts w:ascii="Calibri" w:eastAsia="Calibri" w:hAnsi="Calibri" w:cs="Calibri"/>
+          <w:rFonts w:ascii="Calibri Light" w:eastAsia="Calibri" w:hAnsi="Calibri Light" w:cs="Calibri Light"/>
           <w:sz w:val="22"/>
           <w:szCs w:val="22"/>
         </w:rPr>
@@ -2441,7 +3001,7 @@
       </w:r>
       <w:r>
         <w:rPr>
-          <w:rFonts w:ascii="Calibri" w:eastAsia="Calibri" w:hAnsi="Calibri" w:cs="Calibri"/>
+          <w:rFonts w:ascii="Calibri Light" w:eastAsia="Calibri" w:hAnsi="Calibri Light" w:cs="Calibri Light"/>
           <w:spacing w:val="-2"/>
           <w:sz w:val="22"/>
           <w:szCs w:val="22"/>
@@ -2450,7 +3010,7 @@
       </w:r>
       <w:r>
         <w:rPr>
-          <w:rFonts w:ascii="Calibri" w:eastAsia="Calibri" w:hAnsi="Calibri" w:cs="Calibri"/>
+          <w:rFonts w:ascii="Calibri Light" w:eastAsia="Calibri" w:hAnsi="Calibri Light" w:cs="Calibri Light"/>
           <w:sz w:val="22"/>
           <w:szCs w:val="22"/>
         </w:rPr>
@@ -2458,7 +3018,7 @@
       </w:r>
       <w:r>
         <w:rPr>
-          <w:rFonts w:ascii="Calibri" w:eastAsia="Calibri" w:hAnsi="Calibri" w:cs="Calibri"/>
+          <w:rFonts w:ascii="Calibri Light" w:eastAsia="Calibri" w:hAnsi="Calibri Light" w:cs="Calibri Light"/>
           <w:spacing w:val="1"/>
           <w:sz w:val="22"/>
           <w:szCs w:val="22"/>
@@ -2467,7 +3027,7 @@
       </w:r>
       <w:r>
         <w:rPr>
-          <w:rFonts w:ascii="Calibri" w:eastAsia="Calibri" w:hAnsi="Calibri" w:cs="Calibri"/>
+          <w:rFonts w:ascii="Calibri Light" w:eastAsia="Calibri" w:hAnsi="Calibri Light" w:cs="Calibri Light"/>
           <w:spacing w:val="-2"/>
           <w:sz w:val="22"/>
           <w:szCs w:val="22"/>
@@ -2476,7 +3036,7 @@
       </w:r>
       <w:r>
         <w:rPr>
-          <w:rFonts w:ascii="Calibri" w:eastAsia="Calibri" w:hAnsi="Calibri" w:cs="Calibri"/>
+          <w:rFonts w:ascii="Calibri Light" w:eastAsia="Calibri" w:hAnsi="Calibri Light" w:cs="Calibri Light"/>
           <w:sz w:val="22"/>
           <w:szCs w:val="22"/>
         </w:rPr>
@@ -2484,7 +3044,7 @@
       </w:r>
       <w:r>
         <w:rPr>
-          <w:rFonts w:ascii="Calibri" w:eastAsia="Calibri" w:hAnsi="Calibri" w:cs="Calibri"/>
+          <w:rFonts w:ascii="Calibri Light" w:eastAsia="Calibri" w:hAnsi="Calibri Light" w:cs="Calibri Light"/>
           <w:spacing w:val="-1"/>
           <w:sz w:val="22"/>
           <w:szCs w:val="22"/>
@@ -2493,7 +3053,7 @@
       </w:r>
       <w:r>
         <w:rPr>
-          <w:rFonts w:ascii="Calibri" w:eastAsia="Calibri" w:hAnsi="Calibri" w:cs="Calibri"/>
+          <w:rFonts w:ascii="Calibri Light" w:eastAsia="Calibri" w:hAnsi="Calibri Light" w:cs="Calibri Light"/>
           <w:sz w:val="22"/>
           <w:szCs w:val="22"/>
         </w:rPr>
@@ -2501,7 +3061,7 @@
       </w:r>
       <w:r>
         <w:rPr>
-          <w:rFonts w:ascii="Calibri" w:eastAsia="Calibri" w:hAnsi="Calibri" w:cs="Calibri"/>
+          <w:rFonts w:ascii="Calibri Light" w:eastAsia="Calibri" w:hAnsi="Calibri Light" w:cs="Calibri Light"/>
           <w:spacing w:val="29"/>
           <w:sz w:val="22"/>
           <w:szCs w:val="22"/>
@@ -2510,7 +3070,7 @@
       </w:r>
       <w:r>
         <w:rPr>
-          <w:rFonts w:ascii="Calibri" w:eastAsia="Calibri" w:hAnsi="Calibri" w:cs="Calibri"/>
+          <w:rFonts w:ascii="Calibri Light" w:eastAsia="Calibri" w:hAnsi="Calibri Light" w:cs="Calibri Light"/>
           <w:color w:val="FFFFFF"/>
           <w:sz w:val="22"/>
           <w:szCs w:val="22"/>
@@ -2761,73 +3321,61 @@
     <w:p>
       <w:pPr>
         <w:pStyle w:val="Prrafodelista"/>
-        <w:numPr>
-          <w:ilvl w:val="0"/>
-          <w:numId w:val="8"/>
-        </w:numPr>
-        <w:rPr>
-          <w:rFonts w:ascii="Calibri Light" w:eastAsia="Calibri Light" w:hAnsi="Calibri Light" w:cs="Calibri Light"/>
-          <w:spacing w:val="1"/>
-          <w:sz w:val="22"/>
-          <w:szCs w:val="22"/>
-        </w:rPr>
-      </w:pPr>
-      <w:r>
-        <w:rPr>
-          <w:rFonts w:ascii="Calibri Light" w:eastAsia="Calibri Light" w:hAnsi="Calibri Light" w:cs="Calibri Light"/>
-          <w:spacing w:val="1"/>
-          <w:sz w:val="22"/>
-          <w:szCs w:val="22"/>
-        </w:rPr>
-        <w:t xml:space="preserve">Transformación con map() y lambda. Convierte cada tupla a un string con el formato </w:t>
-      </w:r>
-      <w:r>
-        <w:rPr>
-          <w:rFonts w:ascii="Calibri Light" w:eastAsia="Calibri Light" w:hAnsi="Calibri Light" w:cs="Calibri Light"/>
-          <w:spacing w:val="1"/>
-          <w:sz w:val="22"/>
-          <w:szCs w:val="22"/>
-        </w:rPr>
-        <w:sym w:font="Wingdings" w:char="F0E0"/>
-      </w:r>
-      <w:r>
-        <w:rPr>
-          <w:rFonts w:ascii="Calibri Light" w:eastAsia="Calibri Light" w:hAnsi="Calibri Light" w:cs="Calibri Light"/>
-          <w:spacing w:val="1"/>
-          <w:sz w:val="22"/>
-          <w:szCs w:val="22"/>
-        </w:rPr>
-        <w:t xml:space="preserve"> </w:t>
-      </w:r>
-      <w:r>
-        <w:rPr>
-          <w:rFonts w:ascii="Calibri Light" w:eastAsia="Calibri Light" w:hAnsi="Calibri Light" w:cs="Calibri Light"/>
-          <w:b/>
-          <w:bCs/>
-          <w:i/>
-          <w:iCs/>
-          <w:spacing w:val="1"/>
-          <w:sz w:val="22"/>
-          <w:szCs w:val="22"/>
-        </w:rPr>
-        <w:t>"Alerta de calor en [Ciudad]: [Temperatura]°C"</w:t>
-      </w:r>
-      <w:r>
-        <w:rPr>
-          <w:rFonts w:ascii="Calibri Light" w:eastAsia="Calibri Light" w:hAnsi="Calibri Light" w:cs="Calibri Light"/>
-          <w:b/>
-          <w:bCs/>
-          <w:i/>
-          <w:iCs/>
-          <w:spacing w:val="1"/>
-          <w:sz w:val="22"/>
-          <w:szCs w:val="22"/>
-        </w:rPr>
-        <w:t>:</w:t>
+        <w:ind w:left="462"/>
+        <w:rPr>
+          <w:rFonts w:ascii="Calibri Light" w:eastAsia="Calibri Light" w:hAnsi="Calibri Light" w:cs="Calibri Light"/>
+          <w:spacing w:val="1"/>
+          <w:sz w:val="22"/>
+          <w:szCs w:val="22"/>
+        </w:rPr>
+      </w:pPr>
+      <w:r>
+        <w:rPr>
+          <w:rFonts w:ascii="Calibri Light" w:eastAsia="Calibri Light" w:hAnsi="Calibri Light" w:cs="Calibri Light"/>
+          <w:spacing w:val="1"/>
+          <w:sz w:val="22"/>
+          <w:szCs w:val="22"/>
+        </w:rPr>
+        <w:drawing>
+          <wp:inline distT="0" distB="0" distL="0" distR="0" wp14:anchorId="202974E0" wp14:editId="7175725D">
+            <wp:extent cx="4788000" cy="1303701"/>
+            <wp:effectExtent l="0" t="0" r="0" b="0"/>
+            <wp:docPr id="7" name="Imagen 7"/>
+            <wp:cNvGraphicFramePr>
+              <a:graphicFrameLocks xmlns:a="http://schemas.openxmlformats.org/drawingml/2006/main" noChangeAspect="1"/>
+            </wp:cNvGraphicFramePr>
+            <a:graphic xmlns:a="http://schemas.openxmlformats.org/drawingml/2006/main">
+              <a:graphicData uri="http://schemas.openxmlformats.org/drawingml/2006/picture">
+                <pic:pic xmlns:pic="http://schemas.openxmlformats.org/drawingml/2006/picture">
+                  <pic:nvPicPr>
+                    <pic:cNvPr id="1" name=""/>
+                    <pic:cNvPicPr/>
+                  </pic:nvPicPr>
+                  <pic:blipFill>
+                    <a:blip r:embed="rId11"/>
+                    <a:stretch>
+                      <a:fillRect/>
+                    </a:stretch>
+                  </pic:blipFill>
+                  <pic:spPr>
+                    <a:xfrm>
+                      <a:off x="0" y="0"/>
+                      <a:ext cx="4788000" cy="1303701"/>
+                    </a:xfrm>
+                    <a:prstGeom prst="rect">
+                      <a:avLst/>
+                    </a:prstGeom>
+                  </pic:spPr>
+                </pic:pic>
+              </a:graphicData>
+            </a:graphic>
+          </wp:inline>
+        </w:drawing>
       </w:r>
     </w:p>
     <w:p>
       <w:pPr>
+        <w:pStyle w:val="Prrafodelista"/>
         <w:ind w:left="462"/>
         <w:rPr>
           <w:rFonts w:ascii="Calibri Light" w:eastAsia="Calibri Light" w:hAnsi="Calibri Light" w:cs="Calibri Light"/>
@@ -2839,6 +3387,7 @@
     </w:p>
     <w:p>
       <w:pPr>
+        <w:pStyle w:val="Prrafodelista"/>
         <w:ind w:left="462"/>
         <w:rPr>
           <w:rFonts w:ascii="Calibri Light" w:eastAsia="Calibri Light" w:hAnsi="Calibri Light" w:cs="Calibri Light"/>
@@ -2850,16 +3399,15 @@
       <w:r>
         <w:rPr>
           <w:rFonts w:ascii="Calibri Light" w:eastAsia="Calibri Light" w:hAnsi="Calibri Light" w:cs="Calibri Light"/>
-          <w:noProof/>
           <w:spacing w:val="1"/>
           <w:sz w:val="22"/>
           <w:szCs w:val="22"/>
         </w:rPr>
         <w:drawing>
-          <wp:inline distT="0" distB="0" distL="0" distR="0" wp14:anchorId="6210A2E2" wp14:editId="7D5572CB">
-            <wp:extent cx="5385647" cy="859564"/>
-            <wp:effectExtent l="0" t="0" r="5715" b="0"/>
-            <wp:docPr id="31" name="Imagen 31"/>
+          <wp:inline distT="0" distB="0" distL="0" distR="0" wp14:anchorId="6A847449" wp14:editId="244478F7">
+            <wp:extent cx="4788000" cy="823660"/>
+            <wp:effectExtent l="0" t="0" r="0" b="0"/>
+            <wp:docPr id="8" name="Imagen 8"/>
             <wp:cNvGraphicFramePr>
               <a:graphicFrameLocks xmlns:a="http://schemas.openxmlformats.org/drawingml/2006/main" noChangeAspect="1"/>
             </wp:cNvGraphicFramePr>
@@ -2879,7 +3427,7 @@
                   <pic:spPr>
                     <a:xfrm>
                       <a:off x="0" y="0"/>
-                      <a:ext cx="5429232" cy="866520"/>
+                      <a:ext cx="4788000" cy="823660"/>
                     </a:xfrm>
                     <a:prstGeom prst="rect">
                       <a:avLst/>
@@ -2894,6 +3442,7 @@
     </w:p>
     <w:p>
       <w:pPr>
+        <w:pStyle w:val="Prrafodelista"/>
         <w:ind w:left="462"/>
         <w:rPr>
           <w:rFonts w:ascii="Calibri Light" w:eastAsia="Calibri Light" w:hAnsi="Calibri Light" w:cs="Calibri Light"/>
@@ -2905,6 +3454,7 @@
     </w:p>
     <w:p>
       <w:pPr>
+        <w:pStyle w:val="Prrafodelista"/>
         <w:ind w:left="462"/>
         <w:rPr>
           <w:rFonts w:ascii="Calibri Light" w:eastAsia="Calibri Light" w:hAnsi="Calibri Light" w:cs="Calibri Light"/>
@@ -2913,19 +3463,305 @@
           <w:szCs w:val="22"/>
         </w:rPr>
       </w:pPr>
-      <w:r>
-        <w:rPr>
-          <w:rFonts w:ascii="Calibri Light" w:eastAsia="Calibri Light" w:hAnsi="Calibri Light" w:cs="Calibri Light"/>
-          <w:noProof/>
+    </w:p>
+    <w:p>
+      <w:pPr>
+        <w:pStyle w:val="Prrafodelista"/>
+        <w:numPr>
+          <w:ilvl w:val="0"/>
+          <w:numId w:val="8"/>
+        </w:numPr>
+        <w:rPr>
+          <w:rFonts w:ascii="Calibri Light" w:eastAsia="Calibri Light" w:hAnsi="Calibri Light" w:cs="Calibri Light"/>
+          <w:spacing w:val="1"/>
+          <w:sz w:val="22"/>
+          <w:szCs w:val="22"/>
+        </w:rPr>
+      </w:pPr>
+      <w:r>
+        <w:rPr>
+          <w:rFonts w:ascii="Calibri Light" w:eastAsia="Calibri Light" w:hAnsi="Calibri Light" w:cs="Calibri Light"/>
+          <w:spacing w:val="1"/>
+          <w:sz w:val="22"/>
+          <w:szCs w:val="22"/>
+        </w:rPr>
+        <w:t>Im</w:t>
+      </w:r>
+      <w:r>
+        <w:rPr>
+          <w:rFonts w:ascii="Calibri Light" w:eastAsia="Calibri Light" w:hAnsi="Calibri Light" w:cs="Calibri Light"/>
+          <w:spacing w:val="1"/>
+          <w:sz w:val="22"/>
+          <w:szCs w:val="22"/>
+        </w:rPr>
+        <w:t xml:space="preserve">plementa el uso de </w:t>
+      </w:r>
+      <w:r>
+        <w:rPr>
+          <w:rFonts w:ascii="Calibri Light" w:eastAsia="Calibri Light" w:hAnsi="Calibri Light" w:cs="Calibri Light"/>
+          <w:b/>
+          <w:bCs/>
+          <w:spacing w:val="1"/>
+          <w:sz w:val="22"/>
+          <w:szCs w:val="22"/>
+        </w:rPr>
+        <w:t>try</w:t>
+      </w:r>
+      <w:r>
+        <w:rPr>
+          <w:rFonts w:ascii="Calibri Light" w:eastAsia="Calibri Light" w:hAnsi="Calibri Light" w:cs="Calibri Light"/>
+          <w:spacing w:val="1"/>
+          <w:sz w:val="22"/>
+          <w:szCs w:val="22"/>
+        </w:rPr>
+        <w:t xml:space="preserve">, </w:t>
+      </w:r>
+      <w:proofErr w:type="spellStart"/>
+      <w:r>
+        <w:rPr>
+          <w:rFonts w:ascii="Calibri Light" w:eastAsia="Calibri Light" w:hAnsi="Calibri Light" w:cs="Calibri Light"/>
+          <w:b/>
+          <w:bCs/>
+          <w:spacing w:val="1"/>
+          <w:sz w:val="22"/>
+          <w:szCs w:val="22"/>
+        </w:rPr>
+        <w:t>except</w:t>
+      </w:r>
+      <w:proofErr w:type="spellEnd"/>
+      <w:r>
+        <w:rPr>
+          <w:rFonts w:ascii="Calibri Light" w:eastAsia="Calibri Light" w:hAnsi="Calibri Light" w:cs="Calibri Light"/>
+          <w:spacing w:val="1"/>
+          <w:sz w:val="22"/>
+          <w:szCs w:val="22"/>
+        </w:rPr>
+        <w:t xml:space="preserve"> y </w:t>
+      </w:r>
+      <w:proofErr w:type="spellStart"/>
+      <w:r>
+        <w:rPr>
+          <w:rFonts w:ascii="Calibri Light" w:eastAsia="Calibri Light" w:hAnsi="Calibri Light" w:cs="Calibri Light"/>
+          <w:b/>
+          <w:bCs/>
+          <w:spacing w:val="1"/>
+          <w:sz w:val="22"/>
+          <w:szCs w:val="22"/>
+        </w:rPr>
+        <w:t>finally</w:t>
+      </w:r>
+      <w:proofErr w:type="spellEnd"/>
+      <w:r>
+        <w:rPr>
+          <w:rFonts w:ascii="Calibri Light" w:eastAsia="Calibri Light" w:hAnsi="Calibri Light" w:cs="Calibri Light"/>
+          <w:spacing w:val="1"/>
+          <w:sz w:val="22"/>
+          <w:szCs w:val="22"/>
+        </w:rPr>
+        <w:t xml:space="preserve"> para:</w:t>
+      </w:r>
+    </w:p>
+    <w:p>
+      <w:pPr>
+        <w:pStyle w:val="Prrafodelista"/>
+        <w:numPr>
+          <w:ilvl w:val="1"/>
+          <w:numId w:val="8"/>
+        </w:numPr>
+        <w:rPr>
+          <w:rFonts w:ascii="Calibri Light" w:eastAsia="Calibri Light" w:hAnsi="Calibri Light" w:cs="Calibri Light"/>
+          <w:spacing w:val="1"/>
+          <w:sz w:val="22"/>
+          <w:szCs w:val="22"/>
+        </w:rPr>
+      </w:pPr>
+      <w:r>
+        <w:rPr>
+          <w:rFonts w:ascii="Calibri Light" w:eastAsia="Calibri Light" w:hAnsi="Calibri Light" w:cs="Calibri Light"/>
+          <w:spacing w:val="1"/>
+          <w:sz w:val="22"/>
+          <w:szCs w:val="22"/>
+        </w:rPr>
+        <w:t>Capturar errores de tipo (</w:t>
+      </w:r>
+      <w:proofErr w:type="spellStart"/>
+      <w:r>
+        <w:rPr>
+          <w:rFonts w:ascii="Calibri Light" w:eastAsia="Calibri Light" w:hAnsi="Calibri Light" w:cs="Calibri Light"/>
+          <w:spacing w:val="1"/>
+          <w:sz w:val="22"/>
+          <w:szCs w:val="22"/>
+        </w:rPr>
+        <w:t>TypeError</w:t>
+      </w:r>
+      <w:proofErr w:type="spellEnd"/>
+      <w:r>
+        <w:rPr>
+          <w:rFonts w:ascii="Calibri Light" w:eastAsia="Calibri Light" w:hAnsi="Calibri Light" w:cs="Calibri Light"/>
+          <w:spacing w:val="1"/>
+          <w:sz w:val="22"/>
+          <w:szCs w:val="22"/>
+        </w:rPr>
+        <w:t xml:space="preserve">, </w:t>
+      </w:r>
+      <w:proofErr w:type="spellStart"/>
+      <w:r>
+        <w:rPr>
+          <w:rFonts w:ascii="Calibri Light" w:eastAsia="Calibri Light" w:hAnsi="Calibri Light" w:cs="Calibri Light"/>
+          <w:spacing w:val="1"/>
+          <w:sz w:val="22"/>
+          <w:szCs w:val="22"/>
+        </w:rPr>
+        <w:t>ValueError</w:t>
+      </w:r>
+      <w:proofErr w:type="spellEnd"/>
+      <w:r>
+        <w:rPr>
+          <w:rFonts w:ascii="Calibri Light" w:eastAsia="Calibri Light" w:hAnsi="Calibri Light" w:cs="Calibri Light"/>
+          <w:spacing w:val="1"/>
+          <w:sz w:val="22"/>
+          <w:szCs w:val="22"/>
+        </w:rPr>
+        <w:t>, etc.).</w:t>
+      </w:r>
+    </w:p>
+    <w:p>
+      <w:pPr>
+        <w:pStyle w:val="Prrafodelista"/>
+        <w:numPr>
+          <w:ilvl w:val="1"/>
+          <w:numId w:val="8"/>
+        </w:numPr>
+        <w:rPr>
+          <w:rFonts w:ascii="Calibri Light" w:eastAsia="Calibri Light" w:hAnsi="Calibri Light" w:cs="Calibri Light"/>
+          <w:spacing w:val="1"/>
+          <w:sz w:val="22"/>
+          <w:szCs w:val="22"/>
+        </w:rPr>
+      </w:pPr>
+      <w:r>
+        <w:rPr>
+          <w:rFonts w:ascii="Calibri Light" w:eastAsia="Calibri Light" w:hAnsi="Calibri Light" w:cs="Calibri Light"/>
+          <w:spacing w:val="1"/>
+          <w:sz w:val="22"/>
+          <w:szCs w:val="22"/>
+        </w:rPr>
+        <w:t>Informar al usuario si los datos fueron registrados</w:t>
+      </w:r>
+      <w:r>
+        <w:rPr>
+          <w:rFonts w:ascii="Calibri Light" w:eastAsia="Calibri Light" w:hAnsi="Calibri Light" w:cs="Calibri Light"/>
+          <w:spacing w:val="1"/>
+          <w:sz w:val="22"/>
+          <w:szCs w:val="22"/>
+        </w:rPr>
+        <w:t xml:space="preserve"> </w:t>
+      </w:r>
+      <w:r>
+        <w:rPr>
+          <w:rFonts w:ascii="Calibri Light" w:eastAsia="Calibri Light" w:hAnsi="Calibri Light" w:cs="Calibri Light"/>
+          <w:spacing w:val="1"/>
+          <w:sz w:val="22"/>
+          <w:szCs w:val="22"/>
+        </w:rPr>
+        <w:t>correctamente o no.</w:t>
+      </w:r>
+    </w:p>
+    <w:p>
+      <w:pPr>
+        <w:pStyle w:val="Prrafodelista"/>
+        <w:numPr>
+          <w:ilvl w:val="1"/>
+          <w:numId w:val="8"/>
+        </w:numPr>
+        <w:rPr>
+          <w:rFonts w:ascii="Calibri Light" w:eastAsia="Calibri Light" w:hAnsi="Calibri Light" w:cs="Calibri Light"/>
+          <w:spacing w:val="1"/>
+          <w:sz w:val="22"/>
+          <w:szCs w:val="22"/>
+        </w:rPr>
+      </w:pPr>
+      <w:r>
+        <w:rPr>
+          <w:rFonts w:ascii="Calibri Light" w:eastAsia="Calibri Light" w:hAnsi="Calibri Light" w:cs="Calibri Light"/>
+          <w:spacing w:val="1"/>
+          <w:sz w:val="22"/>
+          <w:szCs w:val="22"/>
+        </w:rPr>
+        <w:t>Asegurar que un mensaje de cierre siempre se muestre con</w:t>
+      </w:r>
+      <w:r>
+        <w:rPr>
+          <w:rFonts w:ascii="Calibri Light" w:eastAsia="Calibri Light" w:hAnsi="Calibri Light" w:cs="Calibri Light"/>
+          <w:spacing w:val="1"/>
+          <w:sz w:val="22"/>
+          <w:szCs w:val="22"/>
+        </w:rPr>
+        <w:t xml:space="preserve"> </w:t>
+      </w:r>
+      <w:proofErr w:type="spellStart"/>
+      <w:r>
+        <w:rPr>
+          <w:rFonts w:ascii="Calibri Light" w:eastAsia="Calibri Light" w:hAnsi="Calibri Light" w:cs="Calibri Light"/>
+          <w:spacing w:val="1"/>
+          <w:sz w:val="22"/>
+          <w:szCs w:val="22"/>
+        </w:rPr>
+        <w:t>f</w:t>
+      </w:r>
+      <w:r>
+        <w:rPr>
+          <w:rFonts w:ascii="Calibri Light" w:eastAsia="Calibri Light" w:hAnsi="Calibri Light" w:cs="Calibri Light"/>
+          <w:spacing w:val="1"/>
+          <w:sz w:val="22"/>
+          <w:szCs w:val="22"/>
+        </w:rPr>
+        <w:t>inally</w:t>
+      </w:r>
+      <w:proofErr w:type="spellEnd"/>
+      <w:r>
+        <w:rPr>
+          <w:rFonts w:ascii="Calibri Light" w:eastAsia="Calibri Light" w:hAnsi="Calibri Light" w:cs="Calibri Light"/>
+          <w:spacing w:val="1"/>
+          <w:sz w:val="22"/>
+          <w:szCs w:val="22"/>
+        </w:rPr>
+        <w:t>.</w:t>
+      </w:r>
+    </w:p>
+    <w:p>
+      <w:pPr>
+        <w:ind w:left="462"/>
+        <w:rPr>
+          <w:rFonts w:ascii="Calibri Light" w:eastAsia="Calibri Light" w:hAnsi="Calibri Light" w:cs="Calibri Light"/>
+          <w:spacing w:val="1"/>
+          <w:sz w:val="22"/>
+          <w:szCs w:val="22"/>
+        </w:rPr>
+      </w:pPr>
+    </w:p>
+    <w:p>
+      <w:pPr>
+        <w:ind w:left="462"/>
+        <w:rPr>
+          <w:rFonts w:ascii="Calibri Light" w:eastAsia="Calibri Light" w:hAnsi="Calibri Light" w:cs="Calibri Light"/>
+          <w:spacing w:val="1"/>
+          <w:sz w:val="22"/>
+          <w:szCs w:val="22"/>
+        </w:rPr>
+      </w:pPr>
+      <w:r>
+        <w:rPr>
+          <w:rFonts w:ascii="Calibri Light" w:eastAsia="Calibri Light" w:hAnsi="Calibri Light" w:cs="Calibri Light"/>
           <w:spacing w:val="1"/>
           <w:sz w:val="22"/>
           <w:szCs w:val="22"/>
         </w:rPr>
         <w:drawing>
-          <wp:inline distT="0" distB="0" distL="0" distR="0" wp14:anchorId="5E7C9ABC" wp14:editId="47424D0F">
-            <wp:extent cx="5956300" cy="323215"/>
-            <wp:effectExtent l="0" t="0" r="6350" b="635"/>
-            <wp:docPr id="145" name="Imagen 145"/>
+          <wp:inline distT="0" distB="0" distL="0" distR="0" wp14:anchorId="0C67155F" wp14:editId="6BE95F65">
+            <wp:extent cx="4788000" cy="2362576"/>
+            <wp:effectExtent l="0" t="0" r="0" b="0"/>
+            <wp:docPr id="9" name="Imagen 9"/>
             <wp:cNvGraphicFramePr>
               <a:graphicFrameLocks xmlns:a="http://schemas.openxmlformats.org/drawingml/2006/main" noChangeAspect="1"/>
             </wp:cNvGraphicFramePr>
@@ -2945,7 +3781,7 @@
                   <pic:spPr>
                     <a:xfrm>
                       <a:off x="0" y="0"/>
-                      <a:ext cx="5956300" cy="323215"/>
+                      <a:ext cx="4788000" cy="2362576"/>
                     </a:xfrm>
                     <a:prstGeom prst="rect">
                       <a:avLst/>
@@ -2957,6 +3793,17 @@
           </wp:inline>
         </w:drawing>
       </w:r>
+    </w:p>
+    <w:p>
+      <w:pPr>
+        <w:ind w:left="462"/>
+        <w:rPr>
+          <w:rFonts w:ascii="Calibri Light" w:eastAsia="Calibri Light" w:hAnsi="Calibri Light" w:cs="Calibri Light"/>
+          <w:spacing w:val="1"/>
+          <w:sz w:val="22"/>
+          <w:szCs w:val="22"/>
+        </w:rPr>
+      </w:pPr>
       <w:r>
         <w:rPr>
           <w:rFonts w:ascii="Calibri Light" w:eastAsia="Calibri Light" w:hAnsi="Calibri Light" w:cs="Calibri Light"/>
@@ -2968,7 +3815,7 @@
         <mc:AlternateContent>
           <mc:Choice Requires="wpg">
             <w:drawing>
-              <wp:anchor distT="0" distB="0" distL="114300" distR="114300" simplePos="0" relativeHeight="251683328" behindDoc="1" locked="0" layoutInCell="1" allowOverlap="1" wp14:anchorId="739D3806" wp14:editId="3F35E5DC">
+              <wp:anchor distT="0" distB="0" distL="114300" distR="114300" simplePos="0" relativeHeight="251683328" behindDoc="1" locked="0" layoutInCell="1" allowOverlap="1" wp14:anchorId="739D3806" wp14:editId="27343CC6">
                 <wp:simplePos x="0" y="0"/>
                 <wp:positionH relativeFrom="page">
                   <wp:posOffset>278765</wp:posOffset>
@@ -4795,7 +5642,7 @@
           </mc:Choice>
           <mc:Fallback>
             <w:pict>
-              <v:group w14:anchorId="5F4EDD34" id="Grupo 32" o:spid="_x0000_s1026" style="position:absolute;margin-left:21.95pt;margin-top:18pt;width:565.65pt;height:745.15pt;z-index:-251633152;mso-position-horizontal-relative:page;mso-position-vertical-relative:page" coordorigin="465,470" coordsize="11313,14903" o:gfxdata="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">
+              <v:group w14:anchorId="1A185336" id="Grupo 32" o:spid="_x0000_s1026" style="position:absolute;margin-left:21.95pt;margin-top:18pt;width:565.65pt;height:745.15pt;z-index:-251633152;mso-position-horizontal-relative:page;mso-position-vertical-relative:page" coordorigin="465,470" coordsize="11313,14903" o:gfxdata="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">
                 <v:shape id="Freeform 484" o:spid="_x0000_s1027" style="position:absolute;left:480;top:494;width:103;height:0;visibility:visible;mso-wrap-style:square;v-text-anchor:top" coordsize="103,0" o:gfxdata="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" path="m,l103,e" filled="f" strokeweight="1.54pt">
                   <v:path arrowok="t" o:connecttype="custom" o:connectlocs="0,0;103,0" o:connectangles="0,0"/>
                 </v:shape>
@@ -4882,17 +5729,6 @@
     </w:p>
     <w:p>
       <w:pPr>
-        <w:ind w:left="462"/>
-        <w:rPr>
-          <w:rFonts w:ascii="Calibri Light" w:eastAsia="Calibri Light" w:hAnsi="Calibri Light" w:cs="Calibri Light"/>
-          <w:spacing w:val="1"/>
-          <w:sz w:val="22"/>
-          <w:szCs w:val="22"/>
-        </w:rPr>
-      </w:pPr>
-    </w:p>
-    <w:p>
-      <w:pPr>
         <w:pStyle w:val="Prrafodelista"/>
         <w:numPr>
           <w:ilvl w:val="0"/>
@@ -4912,60 +5748,146 @@
           <w:sz w:val="22"/>
           <w:szCs w:val="22"/>
         </w:rPr>
-        <w:t>Ordenamiento con sorted() y key=lambda</w:t>
-      </w:r>
-      <w:r>
-        <w:rPr>
-          <w:rFonts w:ascii="Calibri Light" w:eastAsia="Calibri Light" w:hAnsi="Calibri Light" w:cs="Calibri Light"/>
-          <w:spacing w:val="1"/>
-          <w:sz w:val="22"/>
-          <w:szCs w:val="22"/>
-        </w:rPr>
-        <w:t xml:space="preserve">. </w:t>
-      </w:r>
-      <w:r>
-        <w:rPr>
-          <w:rFonts w:ascii="Calibri Light" w:eastAsia="Calibri Light" w:hAnsi="Calibri Light" w:cs="Calibri Light"/>
-          <w:spacing w:val="1"/>
-          <w:sz w:val="22"/>
-          <w:szCs w:val="22"/>
-        </w:rPr>
-        <w:t xml:space="preserve">Ordena los registros filtrados por temperatura en </w:t>
-      </w:r>
-      <w:r>
-        <w:rPr>
-          <w:rFonts w:ascii="Calibri Light" w:eastAsia="Calibri Light" w:hAnsi="Calibri Light" w:cs="Calibri Light"/>
-          <w:b/>
-          <w:bCs/>
-          <w:i/>
-          <w:iCs/>
-          <w:spacing w:val="1"/>
-          <w:sz w:val="22"/>
-          <w:szCs w:val="22"/>
-        </w:rPr>
-        <w:t>orden descendente</w:t>
-      </w:r>
-      <w:r>
-        <w:rPr>
-          <w:rFonts w:ascii="Calibri Light" w:eastAsia="Calibri Light" w:hAnsi="Calibri Light" w:cs="Calibri Light"/>
-          <w:b/>
-          <w:bCs/>
-          <w:spacing w:val="1"/>
-          <w:sz w:val="22"/>
-          <w:szCs w:val="22"/>
-        </w:rPr>
-        <w:t>:</w:t>
+        <w:t>I</w:t>
+      </w:r>
+      <w:r>
+        <w:rPr>
+          <w:rFonts w:ascii="Calibri Light" w:eastAsia="Calibri Light" w:hAnsi="Calibri Light" w:cs="Calibri Light"/>
+          <w:spacing w:val="1"/>
+          <w:sz w:val="22"/>
+          <w:szCs w:val="22"/>
+        </w:rPr>
+        <w:t>ncluye al menos 3 excepciones diferentes.</w:t>
       </w:r>
     </w:p>
     <w:p>
       <w:pPr>
-        <w:rPr>
-          <w:rFonts w:ascii="Calibri Light" w:eastAsia="Calibri Light" w:hAnsi="Calibri Light" w:cs="Calibri Light"/>
-          <w:spacing w:val="1"/>
-          <w:sz w:val="22"/>
-          <w:szCs w:val="22"/>
-        </w:rPr>
-      </w:pPr>
+        <w:pStyle w:val="Prrafodelista"/>
+        <w:numPr>
+          <w:ilvl w:val="1"/>
+          <w:numId w:val="8"/>
+        </w:numPr>
+        <w:rPr>
+          <w:rFonts w:ascii="Calibri Light" w:eastAsia="Calibri Light" w:hAnsi="Calibri Light" w:cs="Calibri Light"/>
+          <w:spacing w:val="1"/>
+          <w:sz w:val="22"/>
+          <w:szCs w:val="22"/>
+        </w:rPr>
+      </w:pPr>
+      <w:r>
+        <w:rPr>
+          <w:rFonts w:ascii="Calibri Light" w:eastAsia="Calibri Light" w:hAnsi="Calibri Light" w:cs="Calibri Light"/>
+          <w:spacing w:val="1"/>
+          <w:sz w:val="22"/>
+          <w:szCs w:val="22"/>
+        </w:rPr>
+        <w:t xml:space="preserve">Por ejemplo: </w:t>
+      </w:r>
+      <w:proofErr w:type="spellStart"/>
+      <w:r>
+        <w:rPr>
+          <w:rFonts w:ascii="Calibri Light" w:eastAsia="Calibri Light" w:hAnsi="Calibri Light" w:cs="Calibri Light"/>
+          <w:spacing w:val="1"/>
+          <w:sz w:val="22"/>
+          <w:szCs w:val="22"/>
+        </w:rPr>
+        <w:t>ValueError</w:t>
+      </w:r>
+      <w:proofErr w:type="spellEnd"/>
+      <w:r>
+        <w:rPr>
+          <w:rFonts w:ascii="Calibri Light" w:eastAsia="Calibri Light" w:hAnsi="Calibri Light" w:cs="Calibri Light"/>
+          <w:spacing w:val="1"/>
+          <w:sz w:val="22"/>
+          <w:szCs w:val="22"/>
+        </w:rPr>
+        <w:t xml:space="preserve">, </w:t>
+      </w:r>
+      <w:proofErr w:type="spellStart"/>
+      <w:r>
+        <w:rPr>
+          <w:rFonts w:ascii="Calibri Light" w:eastAsia="Calibri Light" w:hAnsi="Calibri Light" w:cs="Calibri Light"/>
+          <w:spacing w:val="1"/>
+          <w:sz w:val="22"/>
+          <w:szCs w:val="22"/>
+        </w:rPr>
+        <w:t>TypeError</w:t>
+      </w:r>
+      <w:proofErr w:type="spellEnd"/>
+      <w:r>
+        <w:rPr>
+          <w:rFonts w:ascii="Calibri Light" w:eastAsia="Calibri Light" w:hAnsi="Calibri Light" w:cs="Calibri Light"/>
+          <w:spacing w:val="1"/>
+          <w:sz w:val="22"/>
+          <w:szCs w:val="22"/>
+        </w:rPr>
+        <w:t xml:space="preserve">, </w:t>
+      </w:r>
+      <w:proofErr w:type="spellStart"/>
+      <w:r>
+        <w:rPr>
+          <w:rFonts w:ascii="Calibri Light" w:eastAsia="Calibri Light" w:hAnsi="Calibri Light" w:cs="Calibri Light"/>
+          <w:spacing w:val="1"/>
+          <w:sz w:val="22"/>
+          <w:szCs w:val="22"/>
+        </w:rPr>
+        <w:t>ZeroDivisionError</w:t>
+      </w:r>
+      <w:proofErr w:type="spellEnd"/>
+      <w:r>
+        <w:rPr>
+          <w:rFonts w:ascii="Calibri Light" w:eastAsia="Calibri Light" w:hAnsi="Calibri Light" w:cs="Calibri Light"/>
+          <w:spacing w:val="1"/>
+          <w:sz w:val="22"/>
+          <w:szCs w:val="22"/>
+        </w:rPr>
+        <w:t xml:space="preserve"> (si</w:t>
+      </w:r>
+      <w:r>
+        <w:rPr>
+          <w:rFonts w:ascii="Calibri Light" w:eastAsia="Calibri Light" w:hAnsi="Calibri Light" w:cs="Calibri Light"/>
+          <w:spacing w:val="1"/>
+          <w:sz w:val="22"/>
+          <w:szCs w:val="22"/>
+        </w:rPr>
+        <w:t xml:space="preserve"> </w:t>
+      </w:r>
+      <w:r>
+        <w:rPr>
+          <w:rFonts w:ascii="Calibri Light" w:eastAsia="Calibri Light" w:hAnsi="Calibri Light" w:cs="Calibri Light"/>
+          <w:spacing w:val="1"/>
+          <w:sz w:val="22"/>
+          <w:szCs w:val="22"/>
+        </w:rPr>
+        <w:t>decides extender con otra validación como división entre</w:t>
+      </w:r>
+      <w:r>
+        <w:rPr>
+          <w:rFonts w:ascii="Calibri Light" w:eastAsia="Calibri Light" w:hAnsi="Calibri Light" w:cs="Calibri Light"/>
+          <w:spacing w:val="1"/>
+          <w:sz w:val="22"/>
+          <w:szCs w:val="22"/>
+        </w:rPr>
+        <w:t xml:space="preserve"> </w:t>
+      </w:r>
+      <w:r>
+        <w:rPr>
+          <w:rFonts w:ascii="Calibri Light" w:eastAsia="Calibri Light" w:hAnsi="Calibri Light" w:cs="Calibri Light"/>
+          <w:spacing w:val="1"/>
+          <w:sz w:val="22"/>
+          <w:szCs w:val="22"/>
+        </w:rPr>
+        <w:t>edades, etc.)</w:t>
+      </w:r>
+      <w:r>
+        <w:rPr>
+          <w:rFonts w:ascii="Calibri Light" w:eastAsia="Calibri Light" w:hAnsi="Calibri Light" w:cs="Calibri Light"/>
+          <w:spacing w:val="1"/>
+          <w:sz w:val="22"/>
+          <w:szCs w:val="22"/>
+        </w:rPr>
+        <w:t>.</w:t>
+      </w:r>
     </w:p>
     <w:p>
       <w:pPr>
@@ -4977,56 +5899,13 @@
           <w:szCs w:val="22"/>
         </w:rPr>
       </w:pPr>
-      <w:r>
-        <w:rPr>
-          <w:rFonts w:ascii="Calibri Light" w:eastAsia="Calibri Light" w:hAnsi="Calibri Light" w:cs="Calibri Light"/>
-          <w:noProof/>
-          <w:spacing w:val="1"/>
-          <w:sz w:val="22"/>
-          <w:szCs w:val="22"/>
-        </w:rPr>
-        <w:drawing>
-          <wp:inline distT="0" distB="0" distL="0" distR="0" wp14:anchorId="018F4E62" wp14:editId="71BEC6DD">
-            <wp:extent cx="5204911" cy="708721"/>
-            <wp:effectExtent l="0" t="0" r="0" b="0"/>
-            <wp:docPr id="92" name="Imagen 92"/>
-            <wp:cNvGraphicFramePr>
-              <a:graphicFrameLocks xmlns:a="http://schemas.openxmlformats.org/drawingml/2006/main" noChangeAspect="1"/>
-            </wp:cNvGraphicFramePr>
-            <a:graphic xmlns:a="http://schemas.openxmlformats.org/drawingml/2006/main">
-              <a:graphicData uri="http://schemas.openxmlformats.org/drawingml/2006/picture">
-                <pic:pic xmlns:pic="http://schemas.openxmlformats.org/drawingml/2006/picture">
-                  <pic:nvPicPr>
-                    <pic:cNvPr id="1" name=""/>
-                    <pic:cNvPicPr/>
-                  </pic:nvPicPr>
-                  <pic:blipFill>
-                    <a:blip r:embed="rId14"/>
-                    <a:stretch>
-                      <a:fillRect/>
-                    </a:stretch>
-                  </pic:blipFill>
-                  <pic:spPr>
-                    <a:xfrm>
-                      <a:off x="0" y="0"/>
-                      <a:ext cx="5204911" cy="708721"/>
-                    </a:xfrm>
-                    <a:prstGeom prst="rect">
-                      <a:avLst/>
-                    </a:prstGeom>
-                  </pic:spPr>
-                </pic:pic>
-              </a:graphicData>
-            </a:graphic>
-          </wp:inline>
-        </w:drawing>
-      </w:r>
     </w:p>
     <w:p>
       <w:pPr>
-        <w:ind w:left="462"/>
-        <w:rPr>
-          <w:rFonts w:ascii="Calibri Light" w:eastAsia="Calibri Light" w:hAnsi="Calibri Light" w:cs="Calibri Light"/>
+        <w:spacing w:before="12"/>
+        <w:ind w:left="6189"/>
+        <w:rPr>
+          <w:rFonts w:ascii="Calibri Light" w:eastAsia="Calibri" w:hAnsi="Calibri Light" w:cs="Calibri Light"/>
           <w:spacing w:val="1"/>
           <w:sz w:val="22"/>
           <w:szCs w:val="22"/>
@@ -5035,64 +5914,22 @@
     </w:p>
     <w:p>
       <w:pPr>
-        <w:ind w:left="462"/>
-        <w:rPr>
-          <w:rFonts w:ascii="Calibri Light" w:eastAsia="Calibri Light" w:hAnsi="Calibri Light" w:cs="Calibri Light"/>
-          <w:spacing w:val="1"/>
-          <w:sz w:val="22"/>
-          <w:szCs w:val="22"/>
-        </w:rPr>
-      </w:pPr>
-      <w:r>
-        <w:rPr>
-          <w:rFonts w:ascii="Calibri Light" w:eastAsia="Calibri Light" w:hAnsi="Calibri Light" w:cs="Calibri Light"/>
-          <w:noProof/>
-          <w:spacing w:val="1"/>
-          <w:sz w:val="22"/>
-          <w:szCs w:val="22"/>
-        </w:rPr>
-        <w:drawing>
-          <wp:inline distT="0" distB="0" distL="0" distR="0" wp14:anchorId="520570FF" wp14:editId="32CDFDC8">
-            <wp:extent cx="5956300" cy="223520"/>
-            <wp:effectExtent l="0" t="0" r="6350" b="5080"/>
-            <wp:docPr id="146" name="Imagen 146"/>
-            <wp:cNvGraphicFramePr>
-              <a:graphicFrameLocks xmlns:a="http://schemas.openxmlformats.org/drawingml/2006/main" noChangeAspect="1"/>
-            </wp:cNvGraphicFramePr>
-            <a:graphic xmlns:a="http://schemas.openxmlformats.org/drawingml/2006/main">
-              <a:graphicData uri="http://schemas.openxmlformats.org/drawingml/2006/picture">
-                <pic:pic xmlns:pic="http://schemas.openxmlformats.org/drawingml/2006/picture">
-                  <pic:nvPicPr>
-                    <pic:cNvPr id="1" name=""/>
-                    <pic:cNvPicPr/>
-                  </pic:nvPicPr>
-                  <pic:blipFill>
-                    <a:blip r:embed="rId15"/>
-                    <a:stretch>
-                      <a:fillRect/>
-                    </a:stretch>
-                  </pic:blipFill>
-                  <pic:spPr>
-                    <a:xfrm>
-                      <a:off x="0" y="0"/>
-                      <a:ext cx="5956300" cy="223520"/>
-                    </a:xfrm>
-                    <a:prstGeom prst="rect">
-                      <a:avLst/>
-                    </a:prstGeom>
-                  </pic:spPr>
-                </pic:pic>
-              </a:graphicData>
-            </a:graphic>
-          </wp:inline>
-        </w:drawing>
-      </w:r>
+        <w:spacing w:before="12"/>
+        <w:ind w:left="6189"/>
+        <w:rPr>
+          <w:rFonts w:ascii="Calibri Light" w:eastAsia="Calibri" w:hAnsi="Calibri Light" w:cs="Calibri Light"/>
+          <w:spacing w:val="1"/>
+          <w:sz w:val="22"/>
+          <w:szCs w:val="22"/>
+        </w:rPr>
+      </w:pPr>
     </w:p>
     <w:p>
       <w:pPr>
-        <w:ind w:left="462"/>
-        <w:rPr>
-          <w:rFonts w:ascii="Calibri Light" w:eastAsia="Calibri Light" w:hAnsi="Calibri Light" w:cs="Calibri Light"/>
+        <w:spacing w:before="12"/>
+        <w:ind w:left="6189"/>
+        <w:rPr>
+          <w:rFonts w:ascii="Calibri Light" w:eastAsia="Calibri" w:hAnsi="Calibri Light" w:cs="Calibri Light"/>
           <w:spacing w:val="1"/>
           <w:sz w:val="22"/>
           <w:szCs w:val="22"/>
@@ -5101,302 +5938,10 @@
     </w:p>
     <w:p>
       <w:pPr>
-        <w:ind w:left="462"/>
-        <w:rPr>
-          <w:rFonts w:ascii="Calibri Light" w:eastAsia="Calibri Light" w:hAnsi="Calibri Light" w:cs="Calibri Light"/>
-          <w:spacing w:val="1"/>
-          <w:sz w:val="22"/>
-          <w:szCs w:val="22"/>
-        </w:rPr>
-      </w:pPr>
-    </w:p>
-    <w:p>
-      <w:pPr>
-        <w:pStyle w:val="Prrafodelista"/>
-        <w:numPr>
-          <w:ilvl w:val="0"/>
-          <w:numId w:val="8"/>
-        </w:numPr>
-        <w:rPr>
-          <w:rFonts w:ascii="Calibri Light" w:eastAsia="Calibri Light" w:hAnsi="Calibri Light" w:cs="Calibri Light"/>
-          <w:spacing w:val="1"/>
-          <w:sz w:val="22"/>
-          <w:szCs w:val="22"/>
-        </w:rPr>
-      </w:pPr>
-      <w:r>
-        <w:rPr>
-          <w:rFonts w:ascii="Calibri Light" w:eastAsia="Calibri Light" w:hAnsi="Calibri Light" w:cs="Calibri Light"/>
-          <w:spacing w:val="1"/>
-          <w:sz w:val="22"/>
-          <w:szCs w:val="22"/>
-        </w:rPr>
-        <w:t>Resumen con reduce()</w:t>
-      </w:r>
-      <w:r>
-        <w:rPr>
-          <w:rFonts w:ascii="Calibri Light" w:eastAsia="Calibri Light" w:hAnsi="Calibri Light" w:cs="Calibri Light"/>
-          <w:spacing w:val="1"/>
-          <w:sz w:val="22"/>
-          <w:szCs w:val="22"/>
-        </w:rPr>
-        <w:t xml:space="preserve">. </w:t>
-      </w:r>
-      <w:r>
-        <w:rPr>
-          <w:rFonts w:ascii="Calibri Light" w:eastAsia="Calibri Light" w:hAnsi="Calibri Light" w:cs="Calibri Light"/>
-          <w:spacing w:val="1"/>
-          <w:sz w:val="22"/>
-          <w:szCs w:val="22"/>
-        </w:rPr>
-        <w:t xml:space="preserve">Calcula el </w:t>
-      </w:r>
-      <w:r>
-        <w:rPr>
-          <w:rFonts w:ascii="Calibri Light" w:eastAsia="Calibri Light" w:hAnsi="Calibri Light" w:cs="Calibri Light"/>
-          <w:b/>
-          <w:bCs/>
-          <w:i/>
-          <w:iCs/>
-          <w:spacing w:val="1"/>
-          <w:sz w:val="22"/>
-          <w:szCs w:val="22"/>
-        </w:rPr>
-        <w:t>promedio de temperaturas mayores a 30°C</w:t>
-      </w:r>
-      <w:r>
-        <w:rPr>
-          <w:rFonts w:ascii="Calibri Light" w:eastAsia="Calibri Light" w:hAnsi="Calibri Light" w:cs="Calibri Light"/>
-          <w:b/>
-          <w:bCs/>
-          <w:spacing w:val="1"/>
-          <w:sz w:val="22"/>
-          <w:szCs w:val="22"/>
-        </w:rPr>
-        <w:t>:</w:t>
-      </w:r>
-    </w:p>
-    <w:p>
-      <w:pPr>
-        <w:rPr>
-          <w:rFonts w:ascii="Calibri Light" w:eastAsia="Calibri Light" w:hAnsi="Calibri Light" w:cs="Calibri Light"/>
-          <w:spacing w:val="1"/>
-          <w:sz w:val="22"/>
-          <w:szCs w:val="22"/>
-        </w:rPr>
-      </w:pPr>
-    </w:p>
-    <w:p>
-      <w:pPr>
-        <w:ind w:left="462"/>
-        <w:rPr>
-          <w:rFonts w:ascii="Calibri Light" w:eastAsia="Calibri Light" w:hAnsi="Calibri Light" w:cs="Calibri Light"/>
-          <w:spacing w:val="1"/>
-          <w:sz w:val="22"/>
-          <w:szCs w:val="22"/>
-        </w:rPr>
-      </w:pPr>
-      <w:r>
-        <w:rPr>
-          <w:rFonts w:ascii="Calibri Light" w:eastAsia="Calibri Light" w:hAnsi="Calibri Light" w:cs="Calibri Light"/>
-          <w:noProof/>
-          <w:spacing w:val="1"/>
-          <w:sz w:val="22"/>
-          <w:szCs w:val="22"/>
-        </w:rPr>
-        <w:drawing>
-          <wp:inline distT="0" distB="0" distL="0" distR="0" wp14:anchorId="4D5FF35F" wp14:editId="750852A2">
-            <wp:extent cx="3558848" cy="1463167"/>
-            <wp:effectExtent l="0" t="0" r="3810" b="3810"/>
-            <wp:docPr id="93" name="Imagen 93"/>
-            <wp:cNvGraphicFramePr>
-              <a:graphicFrameLocks xmlns:a="http://schemas.openxmlformats.org/drawingml/2006/main" noChangeAspect="1"/>
-            </wp:cNvGraphicFramePr>
-            <a:graphic xmlns:a="http://schemas.openxmlformats.org/drawingml/2006/main">
-              <a:graphicData uri="http://schemas.openxmlformats.org/drawingml/2006/picture">
-                <pic:pic xmlns:pic="http://schemas.openxmlformats.org/drawingml/2006/picture">
-                  <pic:nvPicPr>
-                    <pic:cNvPr id="1" name=""/>
-                    <pic:cNvPicPr/>
-                  </pic:nvPicPr>
-                  <pic:blipFill>
-                    <a:blip r:embed="rId16"/>
-                    <a:stretch>
-                      <a:fillRect/>
-                    </a:stretch>
-                  </pic:blipFill>
-                  <pic:spPr>
-                    <a:xfrm>
-                      <a:off x="0" y="0"/>
-                      <a:ext cx="3558848" cy="1463167"/>
-                    </a:xfrm>
-                    <a:prstGeom prst="rect">
-                      <a:avLst/>
-                    </a:prstGeom>
-                  </pic:spPr>
-                </pic:pic>
-              </a:graphicData>
-            </a:graphic>
-          </wp:inline>
-        </w:drawing>
-      </w:r>
-    </w:p>
-    <w:p>
-      <w:pPr>
-        <w:ind w:left="462"/>
-        <w:rPr>
-          <w:rFonts w:ascii="Calibri Light" w:eastAsia="Calibri Light" w:hAnsi="Calibri Light" w:cs="Calibri Light"/>
-          <w:spacing w:val="1"/>
-          <w:sz w:val="22"/>
-          <w:szCs w:val="22"/>
-        </w:rPr>
-      </w:pPr>
-    </w:p>
-    <w:p>
-      <w:pPr>
-        <w:ind w:left="462"/>
-        <w:rPr>
-          <w:rFonts w:ascii="Calibri Light" w:eastAsia="Calibri Light" w:hAnsi="Calibri Light" w:cs="Calibri Light"/>
-          <w:spacing w:val="1"/>
-          <w:sz w:val="22"/>
-          <w:szCs w:val="22"/>
-        </w:rPr>
-      </w:pPr>
-      <w:r>
-        <w:rPr>
-          <w:rFonts w:ascii="Calibri Light" w:eastAsia="Calibri Light" w:hAnsi="Calibri Light" w:cs="Calibri Light"/>
-          <w:noProof/>
-          <w:spacing w:val="1"/>
-          <w:sz w:val="22"/>
-          <w:szCs w:val="22"/>
-        </w:rPr>
-        <w:drawing>
-          <wp:inline distT="0" distB="0" distL="0" distR="0" wp14:anchorId="1497E06F" wp14:editId="2189B9A0">
-            <wp:extent cx="2636748" cy="190517"/>
-            <wp:effectExtent l="0" t="0" r="0" b="0"/>
-            <wp:docPr id="147" name="Imagen 147"/>
-            <wp:cNvGraphicFramePr>
-              <a:graphicFrameLocks xmlns:a="http://schemas.openxmlformats.org/drawingml/2006/main" noChangeAspect="1"/>
-            </wp:cNvGraphicFramePr>
-            <a:graphic xmlns:a="http://schemas.openxmlformats.org/drawingml/2006/main">
-              <a:graphicData uri="http://schemas.openxmlformats.org/drawingml/2006/picture">
-                <pic:pic xmlns:pic="http://schemas.openxmlformats.org/drawingml/2006/picture">
-                  <pic:nvPicPr>
-                    <pic:cNvPr id="1" name=""/>
-                    <pic:cNvPicPr/>
-                  </pic:nvPicPr>
-                  <pic:blipFill>
-                    <a:blip r:embed="rId17"/>
-                    <a:stretch>
-                      <a:fillRect/>
-                    </a:stretch>
-                  </pic:blipFill>
-                  <pic:spPr>
-                    <a:xfrm>
-                      <a:off x="0" y="0"/>
-                      <a:ext cx="2636748" cy="190517"/>
-                    </a:xfrm>
-                    <a:prstGeom prst="rect">
-                      <a:avLst/>
-                    </a:prstGeom>
-                  </pic:spPr>
-                </pic:pic>
-              </a:graphicData>
-            </a:graphic>
-          </wp:inline>
-        </w:drawing>
-      </w:r>
-    </w:p>
-    <w:p>
-      <w:pPr>
         <w:spacing w:before="12"/>
         <w:ind w:left="6189"/>
         <w:rPr>
-          <w:rFonts w:ascii="Calibri" w:eastAsia="Calibri" w:hAnsi="Calibri" w:cs="Calibri"/>
-          <w:spacing w:val="1"/>
-          <w:sz w:val="22"/>
-          <w:szCs w:val="22"/>
-        </w:rPr>
-      </w:pPr>
-    </w:p>
-    <w:p>
-      <w:pPr>
-        <w:spacing w:before="12"/>
-        <w:ind w:left="6189"/>
-        <w:rPr>
-          <w:rFonts w:ascii="Calibri" w:eastAsia="Calibri" w:hAnsi="Calibri" w:cs="Calibri"/>
-          <w:spacing w:val="1"/>
-          <w:sz w:val="22"/>
-          <w:szCs w:val="22"/>
-        </w:rPr>
-      </w:pPr>
-    </w:p>
-    <w:p>
-      <w:pPr>
-        <w:spacing w:before="12"/>
-        <w:ind w:left="6189"/>
-        <w:rPr>
-          <w:rFonts w:ascii="Calibri" w:eastAsia="Calibri" w:hAnsi="Calibri" w:cs="Calibri"/>
-          <w:spacing w:val="1"/>
-          <w:sz w:val="22"/>
-          <w:szCs w:val="22"/>
-        </w:rPr>
-      </w:pPr>
-    </w:p>
-    <w:p>
-      <w:pPr>
-        <w:spacing w:before="12"/>
-        <w:ind w:left="6189"/>
-        <w:rPr>
-          <w:rFonts w:ascii="Calibri" w:eastAsia="Calibri" w:hAnsi="Calibri" w:cs="Calibri"/>
-          <w:spacing w:val="1"/>
-          <w:sz w:val="22"/>
-          <w:szCs w:val="22"/>
-        </w:rPr>
-      </w:pPr>
-    </w:p>
-    <w:p>
-      <w:pPr>
-        <w:spacing w:before="12"/>
-        <w:ind w:left="6189"/>
-        <w:rPr>
-          <w:rFonts w:ascii="Calibri" w:eastAsia="Calibri" w:hAnsi="Calibri" w:cs="Calibri"/>
-          <w:spacing w:val="1"/>
-          <w:sz w:val="22"/>
-          <w:szCs w:val="22"/>
-        </w:rPr>
-      </w:pPr>
-    </w:p>
-    <w:p>
-      <w:pPr>
-        <w:spacing w:before="12"/>
-        <w:ind w:left="6189"/>
-        <w:rPr>
-          <w:rFonts w:ascii="Calibri" w:eastAsia="Calibri" w:hAnsi="Calibri" w:cs="Calibri"/>
-          <w:spacing w:val="1"/>
-          <w:sz w:val="22"/>
-          <w:szCs w:val="22"/>
-        </w:rPr>
-      </w:pPr>
-    </w:p>
-    <w:p>
-      <w:pPr>
-        <w:spacing w:before="12"/>
-        <w:ind w:left="6189"/>
-        <w:rPr>
-          <w:rFonts w:ascii="Calibri" w:eastAsia="Calibri" w:hAnsi="Calibri" w:cs="Calibri"/>
-          <w:spacing w:val="1"/>
-          <w:sz w:val="22"/>
-          <w:szCs w:val="22"/>
-        </w:rPr>
-      </w:pPr>
-    </w:p>
-    <w:p>
-      <w:pPr>
-        <w:spacing w:before="12"/>
-        <w:ind w:left="6189"/>
-        <w:rPr>
-          <w:rFonts w:ascii="Calibri" w:eastAsia="Calibri" w:hAnsi="Calibri" w:cs="Calibri"/>
+          <w:rFonts w:ascii="Calibri Light" w:eastAsia="Calibri" w:hAnsi="Calibri Light" w:cs="Calibri Light"/>
           <w:sz w:val="22"/>
           <w:szCs w:val="22"/>
         </w:rPr>
@@ -5408,6 +5953,7 @@
       </w:pPr>
       <w:r>
         <w:rPr>
+          <w:rFonts w:ascii="Calibri Light" w:hAnsi="Calibri Light" w:cs="Calibri Light"/>
           <w:noProof/>
         </w:rPr>
         <mc:AlternateContent>
@@ -5842,7 +6388,7 @@
       </w:r>
       <w:r>
         <w:rPr>
-          <w:rFonts w:ascii="Calibri" w:eastAsia="Calibri" w:hAnsi="Calibri" w:cs="Calibri"/>
+          <w:rFonts w:ascii="Calibri Light" w:eastAsia="Calibri" w:hAnsi="Calibri Light" w:cs="Calibri Light"/>
           <w:spacing w:val="1"/>
           <w:sz w:val="22"/>
           <w:szCs w:val="22"/>
@@ -5851,7 +6397,7 @@
       </w:r>
       <w:r>
         <w:rPr>
-          <w:rFonts w:ascii="Calibri" w:eastAsia="Calibri" w:hAnsi="Calibri" w:cs="Calibri"/>
+          <w:rFonts w:ascii="Calibri Light" w:eastAsia="Calibri" w:hAnsi="Calibri Light" w:cs="Calibri Light"/>
           <w:sz w:val="22"/>
           <w:szCs w:val="22"/>
         </w:rPr>
@@ -5859,7 +6405,7 @@
       </w:r>
       <w:r>
         <w:rPr>
-          <w:rFonts w:ascii="Calibri" w:eastAsia="Calibri" w:hAnsi="Calibri" w:cs="Calibri"/>
+          <w:rFonts w:ascii="Calibri Light" w:eastAsia="Calibri" w:hAnsi="Calibri Light" w:cs="Calibri Light"/>
           <w:spacing w:val="-1"/>
           <w:sz w:val="22"/>
           <w:szCs w:val="22"/>
@@ -5868,7 +6414,7 @@
       </w:r>
       <w:r>
         <w:rPr>
-          <w:rFonts w:ascii="Calibri" w:eastAsia="Calibri" w:hAnsi="Calibri" w:cs="Calibri"/>
+          <w:rFonts w:ascii="Calibri Light" w:eastAsia="Calibri" w:hAnsi="Calibri Light" w:cs="Calibri Light"/>
           <w:sz w:val="22"/>
           <w:szCs w:val="22"/>
         </w:rPr>
@@ -5876,7 +6422,7 @@
       </w:r>
       <w:r>
         <w:rPr>
-          <w:rFonts w:ascii="Calibri" w:eastAsia="Calibri" w:hAnsi="Calibri" w:cs="Calibri"/>
+          <w:rFonts w:ascii="Calibri Light" w:eastAsia="Calibri" w:hAnsi="Calibri Light" w:cs="Calibri Light"/>
           <w:spacing w:val="1"/>
           <w:sz w:val="22"/>
           <w:szCs w:val="22"/>
@@ -5885,7 +6431,7 @@
       </w:r>
       <w:r>
         <w:rPr>
-          <w:rFonts w:ascii="Calibri" w:eastAsia="Calibri" w:hAnsi="Calibri" w:cs="Calibri"/>
+          <w:rFonts w:ascii="Calibri Light" w:eastAsia="Calibri" w:hAnsi="Calibri Light" w:cs="Calibri Light"/>
           <w:spacing w:val="-1"/>
           <w:sz w:val="22"/>
           <w:szCs w:val="22"/>
@@ -5894,7 +6440,7 @@
       </w:r>
       <w:r>
         <w:rPr>
-          <w:rFonts w:ascii="Calibri" w:eastAsia="Calibri" w:hAnsi="Calibri" w:cs="Calibri"/>
+          <w:rFonts w:ascii="Calibri Light" w:eastAsia="Calibri" w:hAnsi="Calibri Light" w:cs="Calibri Light"/>
           <w:spacing w:val="-3"/>
           <w:sz w:val="22"/>
           <w:szCs w:val="22"/>
@@ -5903,7 +6449,7 @@
       </w:r>
       <w:r>
         <w:rPr>
-          <w:rFonts w:ascii="Calibri" w:eastAsia="Calibri" w:hAnsi="Calibri" w:cs="Calibri"/>
+          <w:rFonts w:ascii="Calibri Light" w:eastAsia="Calibri" w:hAnsi="Calibri Light" w:cs="Calibri Light"/>
           <w:sz w:val="22"/>
           <w:szCs w:val="22"/>
         </w:rPr>
@@ -5911,7 +6457,7 @@
       </w:r>
       <w:r>
         <w:rPr>
-          <w:rFonts w:ascii="Calibri" w:eastAsia="Calibri" w:hAnsi="Calibri" w:cs="Calibri"/>
+          <w:rFonts w:ascii="Calibri Light" w:eastAsia="Calibri" w:hAnsi="Calibri Light" w:cs="Calibri Light"/>
           <w:spacing w:val="-2"/>
           <w:sz w:val="22"/>
           <w:szCs w:val="22"/>
@@ -5920,7 +6466,7 @@
       </w:r>
       <w:r>
         <w:rPr>
-          <w:rFonts w:ascii="Calibri" w:eastAsia="Calibri" w:hAnsi="Calibri" w:cs="Calibri"/>
+          <w:rFonts w:ascii="Calibri Light" w:eastAsia="Calibri" w:hAnsi="Calibri Light" w:cs="Calibri Light"/>
           <w:sz w:val="22"/>
           <w:szCs w:val="22"/>
         </w:rPr>
@@ -5928,7 +6474,7 @@
       </w:r>
       <w:r>
         <w:rPr>
-          <w:rFonts w:ascii="Calibri" w:eastAsia="Calibri" w:hAnsi="Calibri" w:cs="Calibri"/>
+          <w:rFonts w:ascii="Calibri Light" w:eastAsia="Calibri" w:hAnsi="Calibri Light" w:cs="Calibri Light"/>
           <w:spacing w:val="1"/>
           <w:sz w:val="22"/>
           <w:szCs w:val="22"/>
@@ -5937,7 +6483,7 @@
       </w:r>
       <w:r>
         <w:rPr>
-          <w:rFonts w:ascii="Calibri" w:eastAsia="Calibri" w:hAnsi="Calibri" w:cs="Calibri"/>
+          <w:rFonts w:ascii="Calibri Light" w:eastAsia="Calibri" w:hAnsi="Calibri Light" w:cs="Calibri Light"/>
           <w:spacing w:val="-2"/>
           <w:sz w:val="22"/>
           <w:szCs w:val="22"/>
@@ -5946,7 +6492,7 @@
       </w:r>
       <w:r>
         <w:rPr>
-          <w:rFonts w:ascii="Calibri" w:eastAsia="Calibri" w:hAnsi="Calibri" w:cs="Calibri"/>
+          <w:rFonts w:ascii="Calibri Light" w:eastAsia="Calibri" w:hAnsi="Calibri Light" w:cs="Calibri Light"/>
           <w:sz w:val="22"/>
           <w:szCs w:val="22"/>
         </w:rPr>
@@ -5954,7 +6500,7 @@
       </w:r>
       <w:r>
         <w:rPr>
-          <w:rFonts w:ascii="Calibri" w:eastAsia="Calibri" w:hAnsi="Calibri" w:cs="Calibri"/>
+          <w:rFonts w:ascii="Calibri Light" w:eastAsia="Calibri" w:hAnsi="Calibri Light" w:cs="Calibri Light"/>
           <w:spacing w:val="-1"/>
           <w:sz w:val="22"/>
           <w:szCs w:val="22"/>
@@ -5963,7 +6509,7 @@
       </w:r>
       <w:r>
         <w:rPr>
-          <w:rFonts w:ascii="Calibri" w:eastAsia="Calibri" w:hAnsi="Calibri" w:cs="Calibri"/>
+          <w:rFonts w:ascii="Calibri Light" w:eastAsia="Calibri" w:hAnsi="Calibri Light" w:cs="Calibri Light"/>
           <w:sz w:val="22"/>
           <w:szCs w:val="22"/>
         </w:rPr>
@@ -5971,7 +6517,7 @@
       </w:r>
       <w:r>
         <w:rPr>
-          <w:rFonts w:ascii="Calibri" w:eastAsia="Calibri" w:hAnsi="Calibri" w:cs="Calibri"/>
+          <w:rFonts w:ascii="Calibri Light" w:eastAsia="Calibri" w:hAnsi="Calibri Light" w:cs="Calibri Light"/>
           <w:spacing w:val="29"/>
           <w:sz w:val="22"/>
           <w:szCs w:val="22"/>
@@ -5980,7 +6526,7 @@
       </w:r>
       <w:r>
         <w:rPr>
-          <w:rFonts w:ascii="Calibri" w:eastAsia="Calibri" w:hAnsi="Calibri" w:cs="Calibri"/>
+          <w:rFonts w:ascii="Calibri Light" w:eastAsia="Calibri" w:hAnsi="Calibri Light" w:cs="Calibri Light"/>
           <w:color w:val="FFFFFF"/>
           <w:sz w:val="22"/>
           <w:szCs w:val="22"/>
@@ -6001,1729 +6547,18 @@
         <w:rPr>
           <w:rFonts w:ascii="Calibri Light" w:eastAsia="Calibri Light" w:hAnsi="Calibri Light" w:cs="Calibri Light"/>
           <w:noProof/>
-          <w:spacing w:val="1"/>
-          <w:sz w:val="22"/>
-          <w:szCs w:val="22"/>
         </w:rPr>
         <w:lastRenderedPageBreak/>
         <mc:AlternateContent>
           <mc:Choice Requires="wpg">
             <w:drawing>
-              <wp:anchor distT="0" distB="0" distL="114300" distR="114300" simplePos="0" relativeHeight="251698688" behindDoc="1" locked="0" layoutInCell="1" allowOverlap="1" wp14:anchorId="3F7C9E75" wp14:editId="5424D961">
+              <wp:anchor distT="0" distB="0" distL="114300" distR="114300" simplePos="0" relativeHeight="251690496" behindDoc="1" locked="0" layoutInCell="1" allowOverlap="1" wp14:anchorId="2D84D622" wp14:editId="7E2BE45D">
                 <wp:simplePos x="0" y="0"/>
                 <wp:positionH relativeFrom="page">
-                  <wp:posOffset>304800</wp:posOffset>
+                  <wp:posOffset>293370</wp:posOffset>
                 </wp:positionH>
                 <wp:positionV relativeFrom="page">
-                  <wp:posOffset>279400</wp:posOffset>
-                </wp:positionV>
-                <wp:extent cx="7164070" cy="9432290"/>
-                <wp:effectExtent l="0" t="0" r="17780" b="16510"/>
-                <wp:wrapNone/>
-                <wp:docPr id="153" name="Grupo 153"/>
-                <wp:cNvGraphicFramePr>
-                  <a:graphicFrameLocks xmlns:a="http://schemas.openxmlformats.org/drawingml/2006/main"/>
-                </wp:cNvGraphicFramePr>
-                <a:graphic xmlns:a="http://schemas.openxmlformats.org/drawingml/2006/main">
-                  <a:graphicData uri="http://schemas.microsoft.com/office/word/2010/wordprocessingGroup">
-                    <wpg:wgp>
-                      <wpg:cNvGrpSpPr>
-                        <a:grpSpLocks/>
-                      </wpg:cNvGrpSpPr>
-                      <wpg:grpSpPr bwMode="auto">
-                        <a:xfrm>
-                          <a:off x="0" y="0"/>
-                          <a:ext cx="7164070" cy="9432290"/>
-                          <a:chOff x="480" y="494"/>
-                          <a:chExt cx="11282" cy="14854"/>
-                        </a:xfrm>
-                      </wpg:grpSpPr>
-                      <wps:wsp>
-                        <wps:cNvPr id="154" name="Freeform 484"/>
-                        <wps:cNvSpPr>
-                          <a:spLocks/>
-                        </wps:cNvSpPr>
-                        <wps:spPr bwMode="auto">
-                          <a:xfrm>
-                            <a:off x="480" y="494"/>
-                            <a:ext cx="103" cy="0"/>
-                          </a:xfrm>
-                          <a:custGeom>
-                            <a:avLst/>
-                            <a:gdLst>
-                              <a:gd name="T0" fmla="+- 0 480 480"/>
-                              <a:gd name="T1" fmla="*/ T0 w 103"/>
-                              <a:gd name="T2" fmla="+- 0 583 480"/>
-                              <a:gd name="T3" fmla="*/ T2 w 103"/>
-                            </a:gdLst>
-                            <a:ahLst/>
-                            <a:cxnLst>
-                              <a:cxn ang="0">
-                                <a:pos x="T1" y="0"/>
-                              </a:cxn>
-                              <a:cxn ang="0">
-                                <a:pos x="T3" y="0"/>
-                              </a:cxn>
-                            </a:cxnLst>
-                            <a:rect l="0" t="0" r="r" b="b"/>
-                            <a:pathLst>
-                              <a:path w="103">
-                                <a:moveTo>
-                                  <a:pt x="0" y="0"/>
-                                </a:moveTo>
-                                <a:lnTo>
-                                  <a:pt x="103" y="0"/>
-                                </a:lnTo>
-                              </a:path>
-                            </a:pathLst>
-                          </a:custGeom>
-                          <a:noFill/>
-                          <a:ln w="19558">
-                            <a:solidFill>
-                              <a:srgbClr val="000000"/>
-                            </a:solidFill>
-                            <a:round/>
-                            <a:headEnd/>
-                            <a:tailEnd/>
-                          </a:ln>
-                          <a:extLst>
-                            <a:ext uri="{909E8E84-426E-40DD-AFC4-6F175D3DCCD1}">
-                              <a14:hiddenFill xmlns:a14="http://schemas.microsoft.com/office/drawing/2010/main">
-                                <a:solidFill>
-                                  <a:srgbClr val="FFFFFF"/>
-                                </a:solidFill>
-                              </a14:hiddenFill>
-                            </a:ext>
-                          </a:extLst>
-                        </wps:spPr>
-                        <wps:bodyPr rot="0" vert="horz" wrap="square" lIns="91440" tIns="45720" rIns="91440" bIns="45720" anchor="t" anchorCtr="0" upright="1">
-                          <a:noAutofit/>
-                        </wps:bodyPr>
-                      </wps:wsp>
-                      <wps:wsp>
-                        <wps:cNvPr id="155" name="Freeform 485"/>
-                        <wps:cNvSpPr>
-                          <a:spLocks/>
-                        </wps:cNvSpPr>
-                        <wps:spPr bwMode="auto">
-                          <a:xfrm>
-                            <a:off x="509" y="508"/>
-                            <a:ext cx="60" cy="76"/>
-                          </a:xfrm>
-                          <a:custGeom>
-                            <a:avLst/>
-                            <a:gdLst>
-                              <a:gd name="T0" fmla="+- 0 509 509"/>
-                              <a:gd name="T1" fmla="*/ T0 w 60"/>
-                              <a:gd name="T2" fmla="+- 0 584 508"/>
-                              <a:gd name="T3" fmla="*/ 584 h 76"/>
-                              <a:gd name="T4" fmla="+- 0 569 509"/>
-                              <a:gd name="T5" fmla="*/ T4 w 60"/>
-                              <a:gd name="T6" fmla="+- 0 584 508"/>
-                              <a:gd name="T7" fmla="*/ 584 h 76"/>
-                              <a:gd name="T8" fmla="+- 0 569 509"/>
-                              <a:gd name="T9" fmla="*/ T8 w 60"/>
-                              <a:gd name="T10" fmla="+- 0 508 508"/>
-                              <a:gd name="T11" fmla="*/ 508 h 76"/>
-                              <a:gd name="T12" fmla="+- 0 509 509"/>
-                              <a:gd name="T13" fmla="*/ T12 w 60"/>
-                              <a:gd name="T14" fmla="+- 0 508 508"/>
-                              <a:gd name="T15" fmla="*/ 508 h 76"/>
-                              <a:gd name="T16" fmla="+- 0 509 509"/>
-                              <a:gd name="T17" fmla="*/ T16 w 60"/>
-                              <a:gd name="T18" fmla="+- 0 584 508"/>
-                              <a:gd name="T19" fmla="*/ 584 h 76"/>
-                            </a:gdLst>
-                            <a:ahLst/>
-                            <a:cxnLst>
-                              <a:cxn ang="0">
-                                <a:pos x="T1" y="T3"/>
-                              </a:cxn>
-                              <a:cxn ang="0">
-                                <a:pos x="T5" y="T7"/>
-                              </a:cxn>
-                              <a:cxn ang="0">
-                                <a:pos x="T9" y="T11"/>
-                              </a:cxn>
-                              <a:cxn ang="0">
-                                <a:pos x="T13" y="T15"/>
-                              </a:cxn>
-                              <a:cxn ang="0">
-                                <a:pos x="T17" y="T19"/>
-                              </a:cxn>
-                            </a:cxnLst>
-                            <a:rect l="0" t="0" r="r" b="b"/>
-                            <a:pathLst>
-                              <a:path w="60" h="76">
-                                <a:moveTo>
-                                  <a:pt x="0" y="76"/>
-                                </a:moveTo>
-                                <a:lnTo>
-                                  <a:pt x="60" y="76"/>
-                                </a:lnTo>
-                                <a:lnTo>
-                                  <a:pt x="60" y="0"/>
-                                </a:lnTo>
-                                <a:lnTo>
-                                  <a:pt x="0" y="0"/>
-                                </a:lnTo>
-                                <a:lnTo>
-                                  <a:pt x="0" y="76"/>
-                                </a:lnTo>
-                                <a:close/>
-                              </a:path>
-                            </a:pathLst>
-                          </a:custGeom>
-                          <a:solidFill>
-                            <a:srgbClr val="FFFFFF"/>
-                          </a:solidFill>
-                          <a:ln>
-                            <a:noFill/>
-                          </a:ln>
-                          <a:extLst>
-                            <a:ext uri="{91240B29-F687-4F45-9708-019B960494DF}">
-                              <a14:hiddenLine xmlns:a14="http://schemas.microsoft.com/office/drawing/2010/main" w="9525">
-                                <a:solidFill>
-                                  <a:srgbClr val="000000"/>
-                                </a:solidFill>
-                                <a:round/>
-                                <a:headEnd/>
-                                <a:tailEnd/>
-                              </a14:hiddenLine>
-                            </a:ext>
-                          </a:extLst>
-                        </wps:spPr>
-                        <wps:bodyPr rot="0" vert="horz" wrap="square" lIns="91440" tIns="45720" rIns="91440" bIns="45720" anchor="t" anchorCtr="0" upright="1">
-                          <a:noAutofit/>
-                        </wps:bodyPr>
-                      </wps:wsp>
-                      <wps:wsp>
-                        <wps:cNvPr id="156" name="Freeform 486"/>
-                        <wps:cNvSpPr>
-                          <a:spLocks/>
-                        </wps:cNvSpPr>
-                        <wps:spPr bwMode="auto">
-                          <a:xfrm>
-                            <a:off x="509" y="508"/>
-                            <a:ext cx="74" cy="62"/>
-                          </a:xfrm>
-                          <a:custGeom>
-                            <a:avLst/>
-                            <a:gdLst>
-                              <a:gd name="T0" fmla="+- 0 509 509"/>
-                              <a:gd name="T1" fmla="*/ T0 w 74"/>
-                              <a:gd name="T2" fmla="+- 0 570 508"/>
-                              <a:gd name="T3" fmla="*/ 570 h 62"/>
-                              <a:gd name="T4" fmla="+- 0 583 509"/>
-                              <a:gd name="T5" fmla="*/ T4 w 74"/>
-                              <a:gd name="T6" fmla="+- 0 570 508"/>
-                              <a:gd name="T7" fmla="*/ 570 h 62"/>
-                              <a:gd name="T8" fmla="+- 0 583 509"/>
-                              <a:gd name="T9" fmla="*/ T8 w 74"/>
-                              <a:gd name="T10" fmla="+- 0 508 508"/>
-                              <a:gd name="T11" fmla="*/ 508 h 62"/>
-                              <a:gd name="T12" fmla="+- 0 509 509"/>
-                              <a:gd name="T13" fmla="*/ T12 w 74"/>
-                              <a:gd name="T14" fmla="+- 0 508 508"/>
-                              <a:gd name="T15" fmla="*/ 508 h 62"/>
-                              <a:gd name="T16" fmla="+- 0 509 509"/>
-                              <a:gd name="T17" fmla="*/ T16 w 74"/>
-                              <a:gd name="T18" fmla="+- 0 570 508"/>
-                              <a:gd name="T19" fmla="*/ 570 h 62"/>
-                            </a:gdLst>
-                            <a:ahLst/>
-                            <a:cxnLst>
-                              <a:cxn ang="0">
-                                <a:pos x="T1" y="T3"/>
-                              </a:cxn>
-                              <a:cxn ang="0">
-                                <a:pos x="T5" y="T7"/>
-                              </a:cxn>
-                              <a:cxn ang="0">
-                                <a:pos x="T9" y="T11"/>
-                              </a:cxn>
-                              <a:cxn ang="0">
-                                <a:pos x="T13" y="T15"/>
-                              </a:cxn>
-                              <a:cxn ang="0">
-                                <a:pos x="T17" y="T19"/>
-                              </a:cxn>
-                            </a:cxnLst>
-                            <a:rect l="0" t="0" r="r" b="b"/>
-                            <a:pathLst>
-                              <a:path w="74" h="62">
-                                <a:moveTo>
-                                  <a:pt x="0" y="62"/>
-                                </a:moveTo>
-                                <a:lnTo>
-                                  <a:pt x="74" y="62"/>
-                                </a:lnTo>
-                                <a:lnTo>
-                                  <a:pt x="74" y="0"/>
-                                </a:lnTo>
-                                <a:lnTo>
-                                  <a:pt x="0" y="0"/>
-                                </a:lnTo>
-                                <a:lnTo>
-                                  <a:pt x="0" y="62"/>
-                                </a:lnTo>
-                                <a:close/>
-                              </a:path>
-                            </a:pathLst>
-                          </a:custGeom>
-                          <a:solidFill>
-                            <a:srgbClr val="FFFFFF"/>
-                          </a:solidFill>
-                          <a:ln>
-                            <a:noFill/>
-                          </a:ln>
-                          <a:extLst>
-                            <a:ext uri="{91240B29-F687-4F45-9708-019B960494DF}">
-                              <a14:hiddenLine xmlns:a14="http://schemas.microsoft.com/office/drawing/2010/main" w="9525">
-                                <a:solidFill>
-                                  <a:srgbClr val="000000"/>
-                                </a:solidFill>
-                                <a:round/>
-                                <a:headEnd/>
-                                <a:tailEnd/>
-                              </a14:hiddenLine>
-                            </a:ext>
-                          </a:extLst>
-                        </wps:spPr>
-                        <wps:bodyPr rot="0" vert="horz" wrap="square" lIns="91440" tIns="45720" rIns="91440" bIns="45720" anchor="t" anchorCtr="0" upright="1">
-                          <a:noAutofit/>
-                        </wps:bodyPr>
-                      </wps:wsp>
-                      <wps:wsp>
-                        <wps:cNvPr id="157" name="Freeform 487"/>
-                        <wps:cNvSpPr>
-                          <a:spLocks/>
-                        </wps:cNvSpPr>
-                        <wps:spPr bwMode="auto">
-                          <a:xfrm>
-                            <a:off x="583" y="494"/>
-                            <a:ext cx="11076" cy="0"/>
-                          </a:xfrm>
-                          <a:custGeom>
-                            <a:avLst/>
-                            <a:gdLst>
-                              <a:gd name="T0" fmla="+- 0 583 583"/>
-                              <a:gd name="T1" fmla="*/ T0 w 11076"/>
-                              <a:gd name="T2" fmla="+- 0 11659 583"/>
-                              <a:gd name="T3" fmla="*/ T2 w 11076"/>
-                            </a:gdLst>
-                            <a:ahLst/>
-                            <a:cxnLst>
-                              <a:cxn ang="0">
-                                <a:pos x="T1" y="0"/>
-                              </a:cxn>
-                              <a:cxn ang="0">
-                                <a:pos x="T3" y="0"/>
-                              </a:cxn>
-                            </a:cxnLst>
-                            <a:rect l="0" t="0" r="r" b="b"/>
-                            <a:pathLst>
-                              <a:path w="11076">
-                                <a:moveTo>
-                                  <a:pt x="0" y="0"/>
-                                </a:moveTo>
-                                <a:lnTo>
-                                  <a:pt x="11076" y="0"/>
-                                </a:lnTo>
-                              </a:path>
-                            </a:pathLst>
-                          </a:custGeom>
-                          <a:noFill/>
-                          <a:ln w="19558">
-                            <a:solidFill>
-                              <a:srgbClr val="000000"/>
-                            </a:solidFill>
-                            <a:round/>
-                            <a:headEnd/>
-                            <a:tailEnd/>
-                          </a:ln>
-                          <a:extLst>
-                            <a:ext uri="{909E8E84-426E-40DD-AFC4-6F175D3DCCD1}">
-                              <a14:hiddenFill xmlns:a14="http://schemas.microsoft.com/office/drawing/2010/main">
-                                <a:solidFill>
-                                  <a:srgbClr val="FFFFFF"/>
-                                </a:solidFill>
-                              </a14:hiddenFill>
-                            </a:ext>
-                          </a:extLst>
-                        </wps:spPr>
-                        <wps:bodyPr rot="0" vert="horz" wrap="square" lIns="91440" tIns="45720" rIns="91440" bIns="45720" anchor="t" anchorCtr="0" upright="1">
-                          <a:noAutofit/>
-                        </wps:bodyPr>
-                      </wps:wsp>
-                      <wps:wsp>
-                        <wps:cNvPr id="160" name="Freeform 490"/>
-                        <wps:cNvSpPr>
-                          <a:spLocks/>
-                        </wps:cNvSpPr>
-                        <wps:spPr bwMode="auto">
-                          <a:xfrm>
-                            <a:off x="11659" y="494"/>
-                            <a:ext cx="103" cy="0"/>
-                          </a:xfrm>
-                          <a:custGeom>
-                            <a:avLst/>
-                            <a:gdLst>
-                              <a:gd name="T0" fmla="+- 0 11659 11659"/>
-                              <a:gd name="T1" fmla="*/ T0 w 103"/>
-                              <a:gd name="T2" fmla="+- 0 11762 11659"/>
-                              <a:gd name="T3" fmla="*/ T2 w 103"/>
-                            </a:gdLst>
-                            <a:ahLst/>
-                            <a:cxnLst>
-                              <a:cxn ang="0">
-                                <a:pos x="T1" y="0"/>
-                              </a:cxn>
-                              <a:cxn ang="0">
-                                <a:pos x="T3" y="0"/>
-                              </a:cxn>
-                            </a:cxnLst>
-                            <a:rect l="0" t="0" r="r" b="b"/>
-                            <a:pathLst>
-                              <a:path w="103">
-                                <a:moveTo>
-                                  <a:pt x="0" y="0"/>
-                                </a:moveTo>
-                                <a:lnTo>
-                                  <a:pt x="103" y="0"/>
-                                </a:lnTo>
-                              </a:path>
-                            </a:pathLst>
-                          </a:custGeom>
-                          <a:noFill/>
-                          <a:ln w="19558">
-                            <a:solidFill>
-                              <a:srgbClr val="000000"/>
-                            </a:solidFill>
-                            <a:round/>
-                            <a:headEnd/>
-                            <a:tailEnd/>
-                          </a:ln>
-                          <a:extLst>
-                            <a:ext uri="{909E8E84-426E-40DD-AFC4-6F175D3DCCD1}">
-                              <a14:hiddenFill xmlns:a14="http://schemas.microsoft.com/office/drawing/2010/main">
-                                <a:solidFill>
-                                  <a:srgbClr val="FFFFFF"/>
-                                </a:solidFill>
-                              </a14:hiddenFill>
-                            </a:ext>
-                          </a:extLst>
-                        </wps:spPr>
-                        <wps:bodyPr rot="0" vert="horz" wrap="square" lIns="91440" tIns="45720" rIns="91440" bIns="45720" anchor="t" anchorCtr="0" upright="1">
-                          <a:noAutofit/>
-                        </wps:bodyPr>
-                      </wps:wsp>
-                      <wps:wsp>
-                        <wps:cNvPr id="161" name="Freeform 491"/>
-                        <wps:cNvSpPr>
-                          <a:spLocks/>
-                        </wps:cNvSpPr>
-                        <wps:spPr bwMode="auto">
-                          <a:xfrm>
-                            <a:off x="11673" y="508"/>
-                            <a:ext cx="60" cy="76"/>
-                          </a:xfrm>
-                          <a:custGeom>
-                            <a:avLst/>
-                            <a:gdLst>
-                              <a:gd name="T0" fmla="+- 0 11673 11673"/>
-                              <a:gd name="T1" fmla="*/ T0 w 60"/>
-                              <a:gd name="T2" fmla="+- 0 584 508"/>
-                              <a:gd name="T3" fmla="*/ 584 h 76"/>
-                              <a:gd name="T4" fmla="+- 0 11733 11673"/>
-                              <a:gd name="T5" fmla="*/ T4 w 60"/>
-                              <a:gd name="T6" fmla="+- 0 584 508"/>
-                              <a:gd name="T7" fmla="*/ 584 h 76"/>
-                              <a:gd name="T8" fmla="+- 0 11733 11673"/>
-                              <a:gd name="T9" fmla="*/ T8 w 60"/>
-                              <a:gd name="T10" fmla="+- 0 508 508"/>
-                              <a:gd name="T11" fmla="*/ 508 h 76"/>
-                              <a:gd name="T12" fmla="+- 0 11673 11673"/>
-                              <a:gd name="T13" fmla="*/ T12 w 60"/>
-                              <a:gd name="T14" fmla="+- 0 508 508"/>
-                              <a:gd name="T15" fmla="*/ 508 h 76"/>
-                              <a:gd name="T16" fmla="+- 0 11673 11673"/>
-                              <a:gd name="T17" fmla="*/ T16 w 60"/>
-                              <a:gd name="T18" fmla="+- 0 584 508"/>
-                              <a:gd name="T19" fmla="*/ 584 h 76"/>
-                            </a:gdLst>
-                            <a:ahLst/>
-                            <a:cxnLst>
-                              <a:cxn ang="0">
-                                <a:pos x="T1" y="T3"/>
-                              </a:cxn>
-                              <a:cxn ang="0">
-                                <a:pos x="T5" y="T7"/>
-                              </a:cxn>
-                              <a:cxn ang="0">
-                                <a:pos x="T9" y="T11"/>
-                              </a:cxn>
-                              <a:cxn ang="0">
-                                <a:pos x="T13" y="T15"/>
-                              </a:cxn>
-                              <a:cxn ang="0">
-                                <a:pos x="T17" y="T19"/>
-                              </a:cxn>
-                            </a:cxnLst>
-                            <a:rect l="0" t="0" r="r" b="b"/>
-                            <a:pathLst>
-                              <a:path w="60" h="76">
-                                <a:moveTo>
-                                  <a:pt x="0" y="76"/>
-                                </a:moveTo>
-                                <a:lnTo>
-                                  <a:pt x="60" y="76"/>
-                                </a:lnTo>
-                                <a:lnTo>
-                                  <a:pt x="60" y="0"/>
-                                </a:lnTo>
-                                <a:lnTo>
-                                  <a:pt x="0" y="0"/>
-                                </a:lnTo>
-                                <a:lnTo>
-                                  <a:pt x="0" y="76"/>
-                                </a:lnTo>
-                                <a:close/>
-                              </a:path>
-                            </a:pathLst>
-                          </a:custGeom>
-                          <a:solidFill>
-                            <a:srgbClr val="FFFFFF"/>
-                          </a:solidFill>
-                          <a:ln>
-                            <a:noFill/>
-                          </a:ln>
-                          <a:extLst>
-                            <a:ext uri="{91240B29-F687-4F45-9708-019B960494DF}">
-                              <a14:hiddenLine xmlns:a14="http://schemas.microsoft.com/office/drawing/2010/main" w="9525">
-                                <a:solidFill>
-                                  <a:srgbClr val="000000"/>
-                                </a:solidFill>
-                                <a:round/>
-                                <a:headEnd/>
-                                <a:tailEnd/>
-                              </a14:hiddenLine>
-                            </a:ext>
-                          </a:extLst>
-                        </wps:spPr>
-                        <wps:bodyPr rot="0" vert="horz" wrap="square" lIns="91440" tIns="45720" rIns="91440" bIns="45720" anchor="t" anchorCtr="0" upright="1">
-                          <a:noAutofit/>
-                        </wps:bodyPr>
-                      </wps:wsp>
-                      <wps:wsp>
-                        <wps:cNvPr id="162" name="Freeform 492"/>
-                        <wps:cNvSpPr>
-                          <a:spLocks/>
-                        </wps:cNvSpPr>
-                        <wps:spPr bwMode="auto">
-                          <a:xfrm>
-                            <a:off x="11659" y="508"/>
-                            <a:ext cx="74" cy="62"/>
-                          </a:xfrm>
-                          <a:custGeom>
-                            <a:avLst/>
-                            <a:gdLst>
-                              <a:gd name="T0" fmla="+- 0 11659 11659"/>
-                              <a:gd name="T1" fmla="*/ T0 w 74"/>
-                              <a:gd name="T2" fmla="+- 0 570 508"/>
-                              <a:gd name="T3" fmla="*/ 570 h 62"/>
-                              <a:gd name="T4" fmla="+- 0 11733 11659"/>
-                              <a:gd name="T5" fmla="*/ T4 w 74"/>
-                              <a:gd name="T6" fmla="+- 0 570 508"/>
-                              <a:gd name="T7" fmla="*/ 570 h 62"/>
-                              <a:gd name="T8" fmla="+- 0 11733 11659"/>
-                              <a:gd name="T9" fmla="*/ T8 w 74"/>
-                              <a:gd name="T10" fmla="+- 0 508 508"/>
-                              <a:gd name="T11" fmla="*/ 508 h 62"/>
-                              <a:gd name="T12" fmla="+- 0 11659 11659"/>
-                              <a:gd name="T13" fmla="*/ T12 w 74"/>
-                              <a:gd name="T14" fmla="+- 0 508 508"/>
-                              <a:gd name="T15" fmla="*/ 508 h 62"/>
-                              <a:gd name="T16" fmla="+- 0 11659 11659"/>
-                              <a:gd name="T17" fmla="*/ T16 w 74"/>
-                              <a:gd name="T18" fmla="+- 0 570 508"/>
-                              <a:gd name="T19" fmla="*/ 570 h 62"/>
-                            </a:gdLst>
-                            <a:ahLst/>
-                            <a:cxnLst>
-                              <a:cxn ang="0">
-                                <a:pos x="T1" y="T3"/>
-                              </a:cxn>
-                              <a:cxn ang="0">
-                                <a:pos x="T5" y="T7"/>
-                              </a:cxn>
-                              <a:cxn ang="0">
-                                <a:pos x="T9" y="T11"/>
-                              </a:cxn>
-                              <a:cxn ang="0">
-                                <a:pos x="T13" y="T15"/>
-                              </a:cxn>
-                              <a:cxn ang="0">
-                                <a:pos x="T17" y="T19"/>
-                              </a:cxn>
-                            </a:cxnLst>
-                            <a:rect l="0" t="0" r="r" b="b"/>
-                            <a:pathLst>
-                              <a:path w="74" h="62">
-                                <a:moveTo>
-                                  <a:pt x="0" y="62"/>
-                                </a:moveTo>
-                                <a:lnTo>
-                                  <a:pt x="74" y="62"/>
-                                </a:lnTo>
-                                <a:lnTo>
-                                  <a:pt x="74" y="0"/>
-                                </a:lnTo>
-                                <a:lnTo>
-                                  <a:pt x="0" y="0"/>
-                                </a:lnTo>
-                                <a:lnTo>
-                                  <a:pt x="0" y="62"/>
-                                </a:lnTo>
-                                <a:close/>
-                              </a:path>
-                            </a:pathLst>
-                          </a:custGeom>
-                          <a:solidFill>
-                            <a:srgbClr val="FFFFFF"/>
-                          </a:solidFill>
-                          <a:ln>
-                            <a:noFill/>
-                          </a:ln>
-                          <a:extLst>
-                            <a:ext uri="{91240B29-F687-4F45-9708-019B960494DF}">
-                              <a14:hiddenLine xmlns:a14="http://schemas.microsoft.com/office/drawing/2010/main" w="9525">
-                                <a:solidFill>
-                                  <a:srgbClr val="000000"/>
-                                </a:solidFill>
-                                <a:round/>
-                                <a:headEnd/>
-                                <a:tailEnd/>
-                              </a14:hiddenLine>
-                            </a:ext>
-                          </a:extLst>
-                        </wps:spPr>
-                        <wps:bodyPr rot="0" vert="horz" wrap="square" lIns="91440" tIns="45720" rIns="91440" bIns="45720" anchor="t" anchorCtr="0" upright="1">
-                          <a:noAutofit/>
-                        </wps:bodyPr>
-                      </wps:wsp>
-                      <wps:wsp>
-                        <wps:cNvPr id="163" name="Freeform 493"/>
-                        <wps:cNvSpPr>
-                          <a:spLocks/>
-                        </wps:cNvSpPr>
-                        <wps:spPr bwMode="auto">
-                          <a:xfrm>
-                            <a:off x="494" y="517"/>
-                            <a:ext cx="0" cy="14808"/>
-                          </a:xfrm>
-                          <a:custGeom>
-                            <a:avLst/>
-                            <a:gdLst>
-                              <a:gd name="T0" fmla="+- 0 517 517"/>
-                              <a:gd name="T1" fmla="*/ 517 h 14808"/>
-                              <a:gd name="T2" fmla="+- 0 15325 517"/>
-                              <a:gd name="T3" fmla="*/ 15325 h 14808"/>
-                            </a:gdLst>
-                            <a:ahLst/>
-                            <a:cxnLst>
-                              <a:cxn ang="0">
-                                <a:pos x="0" y="T1"/>
-                              </a:cxn>
-                              <a:cxn ang="0">
-                                <a:pos x="0" y="T3"/>
-                              </a:cxn>
-                            </a:cxnLst>
-                            <a:rect l="0" t="0" r="r" b="b"/>
-                            <a:pathLst>
-                              <a:path h="14808">
-                                <a:moveTo>
-                                  <a:pt x="0" y="0"/>
-                                </a:moveTo>
-                                <a:lnTo>
-                                  <a:pt x="0" y="14808"/>
-                                </a:lnTo>
-                              </a:path>
-                            </a:pathLst>
-                          </a:custGeom>
-                          <a:noFill/>
-                          <a:ln w="19558">
-                            <a:solidFill>
-                              <a:srgbClr val="000000"/>
-                            </a:solidFill>
-                            <a:round/>
-                            <a:headEnd/>
-                            <a:tailEnd/>
-                          </a:ln>
-                          <a:extLst>
-                            <a:ext uri="{909E8E84-426E-40DD-AFC4-6F175D3DCCD1}">
-                              <a14:hiddenFill xmlns:a14="http://schemas.microsoft.com/office/drawing/2010/main">
-                                <a:solidFill>
-                                  <a:srgbClr val="FFFFFF"/>
-                                </a:solidFill>
-                              </a14:hiddenFill>
-                            </a:ext>
-                          </a:extLst>
-                        </wps:spPr>
-                        <wps:bodyPr rot="0" vert="horz" wrap="square" lIns="91440" tIns="45720" rIns="91440" bIns="45720" anchor="t" anchorCtr="0" upright="1">
-                          <a:noAutofit/>
-                        </wps:bodyPr>
-                      </wps:wsp>
-                      <wps:wsp>
-                        <wps:cNvPr id="164" name="Freeform 494"/>
-                        <wps:cNvSpPr>
-                          <a:spLocks/>
-                        </wps:cNvSpPr>
-                        <wps:spPr bwMode="auto">
-                          <a:xfrm>
-                            <a:off x="576" y="569"/>
-                            <a:ext cx="0" cy="14704"/>
-                          </a:xfrm>
-                          <a:custGeom>
-                            <a:avLst/>
-                            <a:gdLst>
-                              <a:gd name="T0" fmla="+- 0 569 569"/>
-                              <a:gd name="T1" fmla="*/ 569 h 14704"/>
-                              <a:gd name="T2" fmla="+- 0 15273 569"/>
-                              <a:gd name="T3" fmla="*/ 15273 h 14704"/>
-                            </a:gdLst>
-                            <a:ahLst/>
-                            <a:cxnLst>
-                              <a:cxn ang="0">
-                                <a:pos x="0" y="T1"/>
-                              </a:cxn>
-                              <a:cxn ang="0">
-                                <a:pos x="0" y="T3"/>
-                              </a:cxn>
-                            </a:cxnLst>
-                            <a:rect l="0" t="0" r="r" b="b"/>
-                            <a:pathLst>
-                              <a:path h="14704">
-                                <a:moveTo>
-                                  <a:pt x="0" y="0"/>
-                                </a:moveTo>
-                                <a:lnTo>
-                                  <a:pt x="0" y="14704"/>
-                                </a:lnTo>
-                              </a:path>
-                            </a:pathLst>
-                          </a:custGeom>
-                          <a:noFill/>
-                          <a:ln w="10414">
-                            <a:solidFill>
-                              <a:srgbClr val="000000"/>
-                            </a:solidFill>
-                            <a:round/>
-                            <a:headEnd/>
-                            <a:tailEnd/>
-                          </a:ln>
-                          <a:extLst>
-                            <a:ext uri="{909E8E84-426E-40DD-AFC4-6F175D3DCCD1}">
-                              <a14:hiddenFill xmlns:a14="http://schemas.microsoft.com/office/drawing/2010/main">
-                                <a:solidFill>
-                                  <a:srgbClr val="FFFFFF"/>
-                                </a:solidFill>
-                              </a14:hiddenFill>
-                            </a:ext>
-                          </a:extLst>
-                        </wps:spPr>
-                        <wps:bodyPr rot="0" vert="horz" wrap="square" lIns="91440" tIns="45720" rIns="91440" bIns="45720" anchor="t" anchorCtr="0" upright="1">
-                          <a:noAutofit/>
-                        </wps:bodyPr>
-                      </wps:wsp>
-                      <wps:wsp>
-                        <wps:cNvPr id="165" name="Freeform 495"/>
-                        <wps:cNvSpPr>
-                          <a:spLocks/>
-                        </wps:cNvSpPr>
-                        <wps:spPr bwMode="auto">
-                          <a:xfrm>
-                            <a:off x="11748" y="517"/>
-                            <a:ext cx="0" cy="14808"/>
-                          </a:xfrm>
-                          <a:custGeom>
-                            <a:avLst/>
-                            <a:gdLst>
-                              <a:gd name="T0" fmla="+- 0 517 517"/>
-                              <a:gd name="T1" fmla="*/ 517 h 14808"/>
-                              <a:gd name="T2" fmla="+- 0 15325 517"/>
-                              <a:gd name="T3" fmla="*/ 15325 h 14808"/>
-                            </a:gdLst>
-                            <a:ahLst/>
-                            <a:cxnLst>
-                              <a:cxn ang="0">
-                                <a:pos x="0" y="T1"/>
-                              </a:cxn>
-                              <a:cxn ang="0">
-                                <a:pos x="0" y="T3"/>
-                              </a:cxn>
-                            </a:cxnLst>
-                            <a:rect l="0" t="0" r="r" b="b"/>
-                            <a:pathLst>
-                              <a:path h="14808">
-                                <a:moveTo>
-                                  <a:pt x="0" y="0"/>
-                                </a:moveTo>
-                                <a:lnTo>
-                                  <a:pt x="0" y="14808"/>
-                                </a:lnTo>
-                              </a:path>
-                            </a:pathLst>
-                          </a:custGeom>
-                          <a:noFill/>
-                          <a:ln w="19558">
-                            <a:solidFill>
-                              <a:srgbClr val="000000"/>
-                            </a:solidFill>
-                            <a:round/>
-                            <a:headEnd/>
-                            <a:tailEnd/>
-                          </a:ln>
-                          <a:extLst>
-                            <a:ext uri="{909E8E84-426E-40DD-AFC4-6F175D3DCCD1}">
-                              <a14:hiddenFill xmlns:a14="http://schemas.microsoft.com/office/drawing/2010/main">
-                                <a:solidFill>
-                                  <a:srgbClr val="FFFFFF"/>
-                                </a:solidFill>
-                              </a14:hiddenFill>
-                            </a:ext>
-                          </a:extLst>
-                        </wps:spPr>
-                        <wps:bodyPr rot="0" vert="horz" wrap="square" lIns="91440" tIns="45720" rIns="91440" bIns="45720" anchor="t" anchorCtr="0" upright="1">
-                          <a:noAutofit/>
-                        </wps:bodyPr>
-                      </wps:wsp>
-                      <wps:wsp>
-                        <wps:cNvPr id="166" name="Freeform 496"/>
-                        <wps:cNvSpPr>
-                          <a:spLocks/>
-                        </wps:cNvSpPr>
-                        <wps:spPr bwMode="auto">
-                          <a:xfrm>
-                            <a:off x="11666" y="569"/>
-                            <a:ext cx="0" cy="14704"/>
-                          </a:xfrm>
-                          <a:custGeom>
-                            <a:avLst/>
-                            <a:gdLst>
-                              <a:gd name="T0" fmla="+- 0 569 569"/>
-                              <a:gd name="T1" fmla="*/ 569 h 14704"/>
-                              <a:gd name="T2" fmla="+- 0 15273 569"/>
-                              <a:gd name="T3" fmla="*/ 15273 h 14704"/>
-                            </a:gdLst>
-                            <a:ahLst/>
-                            <a:cxnLst>
-                              <a:cxn ang="0">
-                                <a:pos x="0" y="T1"/>
-                              </a:cxn>
-                              <a:cxn ang="0">
-                                <a:pos x="0" y="T3"/>
-                              </a:cxn>
-                            </a:cxnLst>
-                            <a:rect l="0" t="0" r="r" b="b"/>
-                            <a:pathLst>
-                              <a:path h="14704">
-                                <a:moveTo>
-                                  <a:pt x="0" y="0"/>
-                                </a:moveTo>
-                                <a:lnTo>
-                                  <a:pt x="0" y="14704"/>
-                                </a:lnTo>
-                              </a:path>
-                            </a:pathLst>
-                          </a:custGeom>
-                          <a:noFill/>
-                          <a:ln w="10414">
-                            <a:solidFill>
-                              <a:srgbClr val="000000"/>
-                            </a:solidFill>
-                            <a:round/>
-                            <a:headEnd/>
-                            <a:tailEnd/>
-                          </a:ln>
-                          <a:extLst>
-                            <a:ext uri="{909E8E84-426E-40DD-AFC4-6F175D3DCCD1}">
-                              <a14:hiddenFill xmlns:a14="http://schemas.microsoft.com/office/drawing/2010/main">
-                                <a:solidFill>
-                                  <a:srgbClr val="FFFFFF"/>
-                                </a:solidFill>
-                              </a14:hiddenFill>
-                            </a:ext>
-                          </a:extLst>
-                        </wps:spPr>
-                        <wps:bodyPr rot="0" vert="horz" wrap="square" lIns="91440" tIns="45720" rIns="91440" bIns="45720" anchor="t" anchorCtr="0" upright="1">
-                          <a:noAutofit/>
-                        </wps:bodyPr>
-                      </wps:wsp>
-                      <wps:wsp>
-                        <wps:cNvPr id="167" name="Freeform 497"/>
-                        <wps:cNvSpPr>
-                          <a:spLocks/>
-                        </wps:cNvSpPr>
-                        <wps:spPr bwMode="auto">
-                          <a:xfrm>
-                            <a:off x="480" y="15348"/>
-                            <a:ext cx="103" cy="0"/>
-                          </a:xfrm>
-                          <a:custGeom>
-                            <a:avLst/>
-                            <a:gdLst>
-                              <a:gd name="T0" fmla="+- 0 480 480"/>
-                              <a:gd name="T1" fmla="*/ T0 w 103"/>
-                              <a:gd name="T2" fmla="+- 0 583 480"/>
-                              <a:gd name="T3" fmla="*/ T2 w 103"/>
-                            </a:gdLst>
-                            <a:ahLst/>
-                            <a:cxnLst>
-                              <a:cxn ang="0">
-                                <a:pos x="T1" y="0"/>
-                              </a:cxn>
-                              <a:cxn ang="0">
-                                <a:pos x="T3" y="0"/>
-                              </a:cxn>
-                            </a:cxnLst>
-                            <a:rect l="0" t="0" r="r" b="b"/>
-                            <a:pathLst>
-                              <a:path w="103">
-                                <a:moveTo>
-                                  <a:pt x="0" y="0"/>
-                                </a:moveTo>
-                                <a:lnTo>
-                                  <a:pt x="103" y="0"/>
-                                </a:lnTo>
-                              </a:path>
-                            </a:pathLst>
-                          </a:custGeom>
-                          <a:noFill/>
-                          <a:ln w="19558">
-                            <a:solidFill>
-                              <a:srgbClr val="000000"/>
-                            </a:solidFill>
-                            <a:round/>
-                            <a:headEnd/>
-                            <a:tailEnd/>
-                          </a:ln>
-                          <a:extLst>
-                            <a:ext uri="{909E8E84-426E-40DD-AFC4-6F175D3DCCD1}">
-                              <a14:hiddenFill xmlns:a14="http://schemas.microsoft.com/office/drawing/2010/main">
-                                <a:solidFill>
-                                  <a:srgbClr val="FFFFFF"/>
-                                </a:solidFill>
-                              </a14:hiddenFill>
-                            </a:ext>
-                          </a:extLst>
-                        </wps:spPr>
-                        <wps:bodyPr rot="0" vert="horz" wrap="square" lIns="91440" tIns="45720" rIns="91440" bIns="45720" anchor="t" anchorCtr="0" upright="1">
-                          <a:noAutofit/>
-                        </wps:bodyPr>
-                      </wps:wsp>
-                      <wps:wsp>
-                        <wps:cNvPr id="168" name="Freeform 498"/>
-                        <wps:cNvSpPr>
-                          <a:spLocks/>
-                        </wps:cNvSpPr>
-                        <wps:spPr bwMode="auto">
-                          <a:xfrm>
-                            <a:off x="509" y="15258"/>
-                            <a:ext cx="60" cy="76"/>
-                          </a:xfrm>
-                          <a:custGeom>
-                            <a:avLst/>
-                            <a:gdLst>
-                              <a:gd name="T0" fmla="+- 0 509 509"/>
-                              <a:gd name="T1" fmla="*/ T0 w 60"/>
-                              <a:gd name="T2" fmla="+- 0 15334 15258"/>
-                              <a:gd name="T3" fmla="*/ 15334 h 76"/>
-                              <a:gd name="T4" fmla="+- 0 569 509"/>
-                              <a:gd name="T5" fmla="*/ T4 w 60"/>
-                              <a:gd name="T6" fmla="+- 0 15334 15258"/>
-                              <a:gd name="T7" fmla="*/ 15334 h 76"/>
-                              <a:gd name="T8" fmla="+- 0 569 509"/>
-                              <a:gd name="T9" fmla="*/ T8 w 60"/>
-                              <a:gd name="T10" fmla="+- 0 15258 15258"/>
-                              <a:gd name="T11" fmla="*/ 15258 h 76"/>
-                              <a:gd name="T12" fmla="+- 0 509 509"/>
-                              <a:gd name="T13" fmla="*/ T12 w 60"/>
-                              <a:gd name="T14" fmla="+- 0 15258 15258"/>
-                              <a:gd name="T15" fmla="*/ 15258 h 76"/>
-                              <a:gd name="T16" fmla="+- 0 509 509"/>
-                              <a:gd name="T17" fmla="*/ T16 w 60"/>
-                              <a:gd name="T18" fmla="+- 0 15334 15258"/>
-                              <a:gd name="T19" fmla="*/ 15334 h 76"/>
-                            </a:gdLst>
-                            <a:ahLst/>
-                            <a:cxnLst>
-                              <a:cxn ang="0">
-                                <a:pos x="T1" y="T3"/>
-                              </a:cxn>
-                              <a:cxn ang="0">
-                                <a:pos x="T5" y="T7"/>
-                              </a:cxn>
-                              <a:cxn ang="0">
-                                <a:pos x="T9" y="T11"/>
-                              </a:cxn>
-                              <a:cxn ang="0">
-                                <a:pos x="T13" y="T15"/>
-                              </a:cxn>
-                              <a:cxn ang="0">
-                                <a:pos x="T17" y="T19"/>
-                              </a:cxn>
-                            </a:cxnLst>
-                            <a:rect l="0" t="0" r="r" b="b"/>
-                            <a:pathLst>
-                              <a:path w="60" h="76">
-                                <a:moveTo>
-                                  <a:pt x="0" y="76"/>
-                                </a:moveTo>
-                                <a:lnTo>
-                                  <a:pt x="60" y="76"/>
-                                </a:lnTo>
-                                <a:lnTo>
-                                  <a:pt x="60" y="0"/>
-                                </a:lnTo>
-                                <a:lnTo>
-                                  <a:pt x="0" y="0"/>
-                                </a:lnTo>
-                                <a:lnTo>
-                                  <a:pt x="0" y="76"/>
-                                </a:lnTo>
-                                <a:close/>
-                              </a:path>
-                            </a:pathLst>
-                          </a:custGeom>
-                          <a:solidFill>
-                            <a:srgbClr val="FFFFFF"/>
-                          </a:solidFill>
-                          <a:ln>
-                            <a:noFill/>
-                          </a:ln>
-                          <a:extLst>
-                            <a:ext uri="{91240B29-F687-4F45-9708-019B960494DF}">
-                              <a14:hiddenLine xmlns:a14="http://schemas.microsoft.com/office/drawing/2010/main" w="9525">
-                                <a:solidFill>
-                                  <a:srgbClr val="000000"/>
-                                </a:solidFill>
-                                <a:round/>
-                                <a:headEnd/>
-                                <a:tailEnd/>
-                              </a14:hiddenLine>
-                            </a:ext>
-                          </a:extLst>
-                        </wps:spPr>
-                        <wps:bodyPr rot="0" vert="horz" wrap="square" lIns="91440" tIns="45720" rIns="91440" bIns="45720" anchor="t" anchorCtr="0" upright="1">
-                          <a:noAutofit/>
-                        </wps:bodyPr>
-                      </wps:wsp>
-                      <wps:wsp>
-                        <wps:cNvPr id="169" name="Freeform 499"/>
-                        <wps:cNvSpPr>
-                          <a:spLocks/>
-                        </wps:cNvSpPr>
-                        <wps:spPr bwMode="auto">
-                          <a:xfrm>
-                            <a:off x="509" y="15272"/>
-                            <a:ext cx="74" cy="62"/>
-                          </a:xfrm>
-                          <a:custGeom>
-                            <a:avLst/>
-                            <a:gdLst>
-                              <a:gd name="T0" fmla="+- 0 509 509"/>
-                              <a:gd name="T1" fmla="*/ T0 w 74"/>
-                              <a:gd name="T2" fmla="+- 0 15334 15272"/>
-                              <a:gd name="T3" fmla="*/ 15334 h 62"/>
-                              <a:gd name="T4" fmla="+- 0 583 509"/>
-                              <a:gd name="T5" fmla="*/ T4 w 74"/>
-                              <a:gd name="T6" fmla="+- 0 15334 15272"/>
-                              <a:gd name="T7" fmla="*/ 15334 h 62"/>
-                              <a:gd name="T8" fmla="+- 0 583 509"/>
-                              <a:gd name="T9" fmla="*/ T8 w 74"/>
-                              <a:gd name="T10" fmla="+- 0 15272 15272"/>
-                              <a:gd name="T11" fmla="*/ 15272 h 62"/>
-                              <a:gd name="T12" fmla="+- 0 509 509"/>
-                              <a:gd name="T13" fmla="*/ T12 w 74"/>
-                              <a:gd name="T14" fmla="+- 0 15272 15272"/>
-                              <a:gd name="T15" fmla="*/ 15272 h 62"/>
-                              <a:gd name="T16" fmla="+- 0 509 509"/>
-                              <a:gd name="T17" fmla="*/ T16 w 74"/>
-                              <a:gd name="T18" fmla="+- 0 15334 15272"/>
-                              <a:gd name="T19" fmla="*/ 15334 h 62"/>
-                            </a:gdLst>
-                            <a:ahLst/>
-                            <a:cxnLst>
-                              <a:cxn ang="0">
-                                <a:pos x="T1" y="T3"/>
-                              </a:cxn>
-                              <a:cxn ang="0">
-                                <a:pos x="T5" y="T7"/>
-                              </a:cxn>
-                              <a:cxn ang="0">
-                                <a:pos x="T9" y="T11"/>
-                              </a:cxn>
-                              <a:cxn ang="0">
-                                <a:pos x="T13" y="T15"/>
-                              </a:cxn>
-                              <a:cxn ang="0">
-                                <a:pos x="T17" y="T19"/>
-                              </a:cxn>
-                            </a:cxnLst>
-                            <a:rect l="0" t="0" r="r" b="b"/>
-                            <a:pathLst>
-                              <a:path w="74" h="62">
-                                <a:moveTo>
-                                  <a:pt x="0" y="62"/>
-                                </a:moveTo>
-                                <a:lnTo>
-                                  <a:pt x="74" y="62"/>
-                                </a:lnTo>
-                                <a:lnTo>
-                                  <a:pt x="74" y="0"/>
-                                </a:lnTo>
-                                <a:lnTo>
-                                  <a:pt x="0" y="0"/>
-                                </a:lnTo>
-                                <a:lnTo>
-                                  <a:pt x="0" y="62"/>
-                                </a:lnTo>
-                                <a:close/>
-                              </a:path>
-                            </a:pathLst>
-                          </a:custGeom>
-                          <a:solidFill>
-                            <a:srgbClr val="FFFFFF"/>
-                          </a:solidFill>
-                          <a:ln>
-                            <a:noFill/>
-                          </a:ln>
-                          <a:extLst>
-                            <a:ext uri="{91240B29-F687-4F45-9708-019B960494DF}">
-                              <a14:hiddenLine xmlns:a14="http://schemas.microsoft.com/office/drawing/2010/main" w="9525">
-                                <a:solidFill>
-                                  <a:srgbClr val="000000"/>
-                                </a:solidFill>
-                                <a:round/>
-                                <a:headEnd/>
-                                <a:tailEnd/>
-                              </a14:hiddenLine>
-                            </a:ext>
-                          </a:extLst>
-                        </wps:spPr>
-                        <wps:bodyPr rot="0" vert="horz" wrap="square" lIns="91440" tIns="45720" rIns="91440" bIns="45720" anchor="t" anchorCtr="0" upright="1">
-                          <a:noAutofit/>
-                        </wps:bodyPr>
-                      </wps:wsp>
-                      <wps:wsp>
-                        <wps:cNvPr id="170" name="Freeform 500"/>
-                        <wps:cNvSpPr>
-                          <a:spLocks/>
-                        </wps:cNvSpPr>
-                        <wps:spPr bwMode="auto">
-                          <a:xfrm>
-                            <a:off x="583" y="15348"/>
-                            <a:ext cx="11076" cy="0"/>
-                          </a:xfrm>
-                          <a:custGeom>
-                            <a:avLst/>
-                            <a:gdLst>
-                              <a:gd name="T0" fmla="+- 0 583 583"/>
-                              <a:gd name="T1" fmla="*/ T0 w 11076"/>
-                              <a:gd name="T2" fmla="+- 0 11659 583"/>
-                              <a:gd name="T3" fmla="*/ T2 w 11076"/>
-                            </a:gdLst>
-                            <a:ahLst/>
-                            <a:cxnLst>
-                              <a:cxn ang="0">
-                                <a:pos x="T1" y="0"/>
-                              </a:cxn>
-                              <a:cxn ang="0">
-                                <a:pos x="T3" y="0"/>
-                              </a:cxn>
-                            </a:cxnLst>
-                            <a:rect l="0" t="0" r="r" b="b"/>
-                            <a:pathLst>
-                              <a:path w="11076">
-                                <a:moveTo>
-                                  <a:pt x="0" y="0"/>
-                                </a:moveTo>
-                                <a:lnTo>
-                                  <a:pt x="11076" y="0"/>
-                                </a:lnTo>
-                              </a:path>
-                            </a:pathLst>
-                          </a:custGeom>
-                          <a:noFill/>
-                          <a:ln w="19558">
-                            <a:solidFill>
-                              <a:srgbClr val="000000"/>
-                            </a:solidFill>
-                            <a:round/>
-                            <a:headEnd/>
-                            <a:tailEnd/>
-                          </a:ln>
-                          <a:extLst>
-                            <a:ext uri="{909E8E84-426E-40DD-AFC4-6F175D3DCCD1}">
-                              <a14:hiddenFill xmlns:a14="http://schemas.microsoft.com/office/drawing/2010/main">
-                                <a:solidFill>
-                                  <a:srgbClr val="FFFFFF"/>
-                                </a:solidFill>
-                              </a14:hiddenFill>
-                            </a:ext>
-                          </a:extLst>
-                        </wps:spPr>
-                        <wps:bodyPr rot="0" vert="horz" wrap="square" lIns="91440" tIns="45720" rIns="91440" bIns="45720" anchor="t" anchorCtr="0" upright="1">
-                          <a:noAutofit/>
-                        </wps:bodyPr>
-                      </wps:wsp>
-                      <wps:wsp>
-                        <wps:cNvPr id="171" name="Freeform 501"/>
-                        <wps:cNvSpPr>
-                          <a:spLocks/>
-                        </wps:cNvSpPr>
-                        <wps:spPr bwMode="auto">
-                          <a:xfrm>
-                            <a:off x="583" y="15272"/>
-                            <a:ext cx="11076" cy="62"/>
-                          </a:xfrm>
-                          <a:custGeom>
-                            <a:avLst/>
-                            <a:gdLst>
-                              <a:gd name="T0" fmla="+- 0 583 583"/>
-                              <a:gd name="T1" fmla="*/ T0 w 11076"/>
-                              <a:gd name="T2" fmla="+- 0 15334 15272"/>
-                              <a:gd name="T3" fmla="*/ 15334 h 62"/>
-                              <a:gd name="T4" fmla="+- 0 11659 583"/>
-                              <a:gd name="T5" fmla="*/ T4 w 11076"/>
-                              <a:gd name="T6" fmla="+- 0 15334 15272"/>
-                              <a:gd name="T7" fmla="*/ 15334 h 62"/>
-                              <a:gd name="T8" fmla="+- 0 11659 583"/>
-                              <a:gd name="T9" fmla="*/ T8 w 11076"/>
-                              <a:gd name="T10" fmla="+- 0 15272 15272"/>
-                              <a:gd name="T11" fmla="*/ 15272 h 62"/>
-                              <a:gd name="T12" fmla="+- 0 583 583"/>
-                              <a:gd name="T13" fmla="*/ T12 w 11076"/>
-                              <a:gd name="T14" fmla="+- 0 15272 15272"/>
-                              <a:gd name="T15" fmla="*/ 15272 h 62"/>
-                              <a:gd name="T16" fmla="+- 0 583 583"/>
-                              <a:gd name="T17" fmla="*/ T16 w 11076"/>
-                              <a:gd name="T18" fmla="+- 0 15334 15272"/>
-                              <a:gd name="T19" fmla="*/ 15334 h 62"/>
-                            </a:gdLst>
-                            <a:ahLst/>
-                            <a:cxnLst>
-                              <a:cxn ang="0">
-                                <a:pos x="T1" y="T3"/>
-                              </a:cxn>
-                              <a:cxn ang="0">
-                                <a:pos x="T5" y="T7"/>
-                              </a:cxn>
-                              <a:cxn ang="0">
-                                <a:pos x="T9" y="T11"/>
-                              </a:cxn>
-                              <a:cxn ang="0">
-                                <a:pos x="T13" y="T15"/>
-                              </a:cxn>
-                              <a:cxn ang="0">
-                                <a:pos x="T17" y="T19"/>
-                              </a:cxn>
-                            </a:cxnLst>
-                            <a:rect l="0" t="0" r="r" b="b"/>
-                            <a:pathLst>
-                              <a:path w="11076" h="62">
-                                <a:moveTo>
-                                  <a:pt x="0" y="62"/>
-                                </a:moveTo>
-                                <a:lnTo>
-                                  <a:pt x="11076" y="62"/>
-                                </a:lnTo>
-                                <a:lnTo>
-                                  <a:pt x="11076" y="0"/>
-                                </a:lnTo>
-                                <a:lnTo>
-                                  <a:pt x="0" y="0"/>
-                                </a:lnTo>
-                                <a:lnTo>
-                                  <a:pt x="0" y="62"/>
-                                </a:lnTo>
-                                <a:close/>
-                              </a:path>
-                            </a:pathLst>
-                          </a:custGeom>
-                          <a:solidFill>
-                            <a:srgbClr val="FFFFFF"/>
-                          </a:solidFill>
-                          <a:ln>
-                            <a:noFill/>
-                          </a:ln>
-                          <a:extLst>
-                            <a:ext uri="{91240B29-F687-4F45-9708-019B960494DF}">
-                              <a14:hiddenLine xmlns:a14="http://schemas.microsoft.com/office/drawing/2010/main" w="9525">
-                                <a:solidFill>
-                                  <a:srgbClr val="000000"/>
-                                </a:solidFill>
-                                <a:round/>
-                                <a:headEnd/>
-                                <a:tailEnd/>
-                              </a14:hiddenLine>
-                            </a:ext>
-                          </a:extLst>
-                        </wps:spPr>
-                        <wps:bodyPr rot="0" vert="horz" wrap="square" lIns="91440" tIns="45720" rIns="91440" bIns="45720" anchor="t" anchorCtr="0" upright="1">
-                          <a:noAutofit/>
-                        </wps:bodyPr>
-                      </wps:wsp>
-                      <wps:wsp>
-                        <wps:cNvPr id="172" name="Freeform 502"/>
-                        <wps:cNvSpPr>
-                          <a:spLocks/>
-                        </wps:cNvSpPr>
-                        <wps:spPr bwMode="auto">
-                          <a:xfrm>
-                            <a:off x="583" y="15258"/>
-                            <a:ext cx="11076" cy="16"/>
-                          </a:xfrm>
-                          <a:custGeom>
-                            <a:avLst/>
-                            <a:gdLst>
-                              <a:gd name="T0" fmla="+- 0 583 583"/>
-                              <a:gd name="T1" fmla="*/ T0 w 11076"/>
-                              <a:gd name="T2" fmla="+- 0 15274 15258"/>
-                              <a:gd name="T3" fmla="*/ 15274 h 16"/>
-                              <a:gd name="T4" fmla="+- 0 11659 583"/>
-                              <a:gd name="T5" fmla="*/ T4 w 11076"/>
-                              <a:gd name="T6" fmla="+- 0 15274 15258"/>
-                              <a:gd name="T7" fmla="*/ 15274 h 16"/>
-                              <a:gd name="T8" fmla="+- 0 11659 583"/>
-                              <a:gd name="T9" fmla="*/ T8 w 11076"/>
-                              <a:gd name="T10" fmla="+- 0 15258 15258"/>
-                              <a:gd name="T11" fmla="*/ 15258 h 16"/>
-                              <a:gd name="T12" fmla="+- 0 583 583"/>
-                              <a:gd name="T13" fmla="*/ T12 w 11076"/>
-                              <a:gd name="T14" fmla="+- 0 15258 15258"/>
-                              <a:gd name="T15" fmla="*/ 15258 h 16"/>
-                              <a:gd name="T16" fmla="+- 0 583 583"/>
-                              <a:gd name="T17" fmla="*/ T16 w 11076"/>
-                              <a:gd name="T18" fmla="+- 0 15274 15258"/>
-                              <a:gd name="T19" fmla="*/ 15274 h 16"/>
-                            </a:gdLst>
-                            <a:ahLst/>
-                            <a:cxnLst>
-                              <a:cxn ang="0">
-                                <a:pos x="T1" y="T3"/>
-                              </a:cxn>
-                              <a:cxn ang="0">
-                                <a:pos x="T5" y="T7"/>
-                              </a:cxn>
-                              <a:cxn ang="0">
-                                <a:pos x="T9" y="T11"/>
-                              </a:cxn>
-                              <a:cxn ang="0">
-                                <a:pos x="T13" y="T15"/>
-                              </a:cxn>
-                              <a:cxn ang="0">
-                                <a:pos x="T17" y="T19"/>
-                              </a:cxn>
-                            </a:cxnLst>
-                            <a:rect l="0" t="0" r="r" b="b"/>
-                            <a:pathLst>
-                              <a:path w="11076" h="16">
-                                <a:moveTo>
-                                  <a:pt x="0" y="16"/>
-                                </a:moveTo>
-                                <a:lnTo>
-                                  <a:pt x="11076" y="16"/>
-                                </a:lnTo>
-                                <a:lnTo>
-                                  <a:pt x="11076" y="0"/>
-                                </a:lnTo>
-                                <a:lnTo>
-                                  <a:pt x="0" y="0"/>
-                                </a:lnTo>
-                                <a:lnTo>
-                                  <a:pt x="0" y="16"/>
-                                </a:lnTo>
-                                <a:close/>
-                              </a:path>
-                            </a:pathLst>
-                          </a:custGeom>
-                          <a:solidFill>
-                            <a:srgbClr val="000000"/>
-                          </a:solidFill>
-                          <a:ln>
-                            <a:noFill/>
-                          </a:ln>
-                          <a:extLst>
-                            <a:ext uri="{91240B29-F687-4F45-9708-019B960494DF}">
-                              <a14:hiddenLine xmlns:a14="http://schemas.microsoft.com/office/drawing/2010/main" w="9525">
-                                <a:solidFill>
-                                  <a:srgbClr val="000000"/>
-                                </a:solidFill>
-                                <a:round/>
-                                <a:headEnd/>
-                                <a:tailEnd/>
-                              </a14:hiddenLine>
-                            </a:ext>
-                          </a:extLst>
-                        </wps:spPr>
-                        <wps:bodyPr rot="0" vert="horz" wrap="square" lIns="91440" tIns="45720" rIns="91440" bIns="45720" anchor="t" anchorCtr="0" upright="1">
-                          <a:noAutofit/>
-                        </wps:bodyPr>
-                      </wps:wsp>
-                      <wps:wsp>
-                        <wps:cNvPr id="173" name="Freeform 503"/>
-                        <wps:cNvSpPr>
-                          <a:spLocks/>
-                        </wps:cNvSpPr>
-                        <wps:spPr bwMode="auto">
-                          <a:xfrm>
-                            <a:off x="11659" y="15348"/>
-                            <a:ext cx="103" cy="0"/>
-                          </a:xfrm>
-                          <a:custGeom>
-                            <a:avLst/>
-                            <a:gdLst>
-                              <a:gd name="T0" fmla="+- 0 11659 11659"/>
-                              <a:gd name="T1" fmla="*/ T0 w 103"/>
-                              <a:gd name="T2" fmla="+- 0 11762 11659"/>
-                              <a:gd name="T3" fmla="*/ T2 w 103"/>
-                            </a:gdLst>
-                            <a:ahLst/>
-                            <a:cxnLst>
-                              <a:cxn ang="0">
-                                <a:pos x="T1" y="0"/>
-                              </a:cxn>
-                              <a:cxn ang="0">
-                                <a:pos x="T3" y="0"/>
-                              </a:cxn>
-                            </a:cxnLst>
-                            <a:rect l="0" t="0" r="r" b="b"/>
-                            <a:pathLst>
-                              <a:path w="103">
-                                <a:moveTo>
-                                  <a:pt x="0" y="0"/>
-                                </a:moveTo>
-                                <a:lnTo>
-                                  <a:pt x="103" y="0"/>
-                                </a:lnTo>
-                              </a:path>
-                            </a:pathLst>
-                          </a:custGeom>
-                          <a:noFill/>
-                          <a:ln w="19558">
-                            <a:solidFill>
-                              <a:srgbClr val="000000"/>
-                            </a:solidFill>
-                            <a:round/>
-                            <a:headEnd/>
-                            <a:tailEnd/>
-                          </a:ln>
-                          <a:extLst>
-                            <a:ext uri="{909E8E84-426E-40DD-AFC4-6F175D3DCCD1}">
-                              <a14:hiddenFill xmlns:a14="http://schemas.microsoft.com/office/drawing/2010/main">
-                                <a:solidFill>
-                                  <a:srgbClr val="FFFFFF"/>
-                                </a:solidFill>
-                              </a14:hiddenFill>
-                            </a:ext>
-                          </a:extLst>
-                        </wps:spPr>
-                        <wps:bodyPr rot="0" vert="horz" wrap="square" lIns="91440" tIns="45720" rIns="91440" bIns="45720" anchor="t" anchorCtr="0" upright="1">
-                          <a:noAutofit/>
-                        </wps:bodyPr>
-                      </wps:wsp>
-                      <wps:wsp>
-                        <wps:cNvPr id="174" name="Freeform 504"/>
-                        <wps:cNvSpPr>
-                          <a:spLocks/>
-                        </wps:cNvSpPr>
-                        <wps:spPr bwMode="auto">
-                          <a:xfrm>
-                            <a:off x="11673" y="15258"/>
-                            <a:ext cx="60" cy="76"/>
-                          </a:xfrm>
-                          <a:custGeom>
-                            <a:avLst/>
-                            <a:gdLst>
-                              <a:gd name="T0" fmla="+- 0 11673 11673"/>
-                              <a:gd name="T1" fmla="*/ T0 w 60"/>
-                              <a:gd name="T2" fmla="+- 0 15334 15258"/>
-                              <a:gd name="T3" fmla="*/ 15334 h 76"/>
-                              <a:gd name="T4" fmla="+- 0 11733 11673"/>
-                              <a:gd name="T5" fmla="*/ T4 w 60"/>
-                              <a:gd name="T6" fmla="+- 0 15334 15258"/>
-                              <a:gd name="T7" fmla="*/ 15334 h 76"/>
-                              <a:gd name="T8" fmla="+- 0 11733 11673"/>
-                              <a:gd name="T9" fmla="*/ T8 w 60"/>
-                              <a:gd name="T10" fmla="+- 0 15258 15258"/>
-                              <a:gd name="T11" fmla="*/ 15258 h 76"/>
-                              <a:gd name="T12" fmla="+- 0 11673 11673"/>
-                              <a:gd name="T13" fmla="*/ T12 w 60"/>
-                              <a:gd name="T14" fmla="+- 0 15258 15258"/>
-                              <a:gd name="T15" fmla="*/ 15258 h 76"/>
-                              <a:gd name="T16" fmla="+- 0 11673 11673"/>
-                              <a:gd name="T17" fmla="*/ T16 w 60"/>
-                              <a:gd name="T18" fmla="+- 0 15334 15258"/>
-                              <a:gd name="T19" fmla="*/ 15334 h 76"/>
-                            </a:gdLst>
-                            <a:ahLst/>
-                            <a:cxnLst>
-                              <a:cxn ang="0">
-                                <a:pos x="T1" y="T3"/>
-                              </a:cxn>
-                              <a:cxn ang="0">
-                                <a:pos x="T5" y="T7"/>
-                              </a:cxn>
-                              <a:cxn ang="0">
-                                <a:pos x="T9" y="T11"/>
-                              </a:cxn>
-                              <a:cxn ang="0">
-                                <a:pos x="T13" y="T15"/>
-                              </a:cxn>
-                              <a:cxn ang="0">
-                                <a:pos x="T17" y="T19"/>
-                              </a:cxn>
-                            </a:cxnLst>
-                            <a:rect l="0" t="0" r="r" b="b"/>
-                            <a:pathLst>
-                              <a:path w="60" h="76">
-                                <a:moveTo>
-                                  <a:pt x="0" y="76"/>
-                                </a:moveTo>
-                                <a:lnTo>
-                                  <a:pt x="60" y="76"/>
-                                </a:lnTo>
-                                <a:lnTo>
-                                  <a:pt x="60" y="0"/>
-                                </a:lnTo>
-                                <a:lnTo>
-                                  <a:pt x="0" y="0"/>
-                                </a:lnTo>
-                                <a:lnTo>
-                                  <a:pt x="0" y="76"/>
-                                </a:lnTo>
-                                <a:close/>
-                              </a:path>
-                            </a:pathLst>
-                          </a:custGeom>
-                          <a:solidFill>
-                            <a:srgbClr val="FFFFFF"/>
-                          </a:solidFill>
-                          <a:ln>
-                            <a:noFill/>
-                          </a:ln>
-                          <a:extLst>
-                            <a:ext uri="{91240B29-F687-4F45-9708-019B960494DF}">
-                              <a14:hiddenLine xmlns:a14="http://schemas.microsoft.com/office/drawing/2010/main" w="9525">
-                                <a:solidFill>
-                                  <a:srgbClr val="000000"/>
-                                </a:solidFill>
-                                <a:round/>
-                                <a:headEnd/>
-                                <a:tailEnd/>
-                              </a14:hiddenLine>
-                            </a:ext>
-                          </a:extLst>
-                        </wps:spPr>
-                        <wps:bodyPr rot="0" vert="horz" wrap="square" lIns="91440" tIns="45720" rIns="91440" bIns="45720" anchor="t" anchorCtr="0" upright="1">
-                          <a:noAutofit/>
-                        </wps:bodyPr>
-                      </wps:wsp>
-                      <wps:wsp>
-                        <wps:cNvPr id="175" name="Freeform 505"/>
-                        <wps:cNvSpPr>
-                          <a:spLocks/>
-                        </wps:cNvSpPr>
-                        <wps:spPr bwMode="auto">
-                          <a:xfrm>
-                            <a:off x="11659" y="15272"/>
-                            <a:ext cx="74" cy="62"/>
-                          </a:xfrm>
-                          <a:custGeom>
-                            <a:avLst/>
-                            <a:gdLst>
-                              <a:gd name="T0" fmla="+- 0 11659 11659"/>
-                              <a:gd name="T1" fmla="*/ T0 w 74"/>
-                              <a:gd name="T2" fmla="+- 0 15334 15272"/>
-                              <a:gd name="T3" fmla="*/ 15334 h 62"/>
-                              <a:gd name="T4" fmla="+- 0 11733 11659"/>
-                              <a:gd name="T5" fmla="*/ T4 w 74"/>
-                              <a:gd name="T6" fmla="+- 0 15334 15272"/>
-                              <a:gd name="T7" fmla="*/ 15334 h 62"/>
-                              <a:gd name="T8" fmla="+- 0 11733 11659"/>
-                              <a:gd name="T9" fmla="*/ T8 w 74"/>
-                              <a:gd name="T10" fmla="+- 0 15272 15272"/>
-                              <a:gd name="T11" fmla="*/ 15272 h 62"/>
-                              <a:gd name="T12" fmla="+- 0 11659 11659"/>
-                              <a:gd name="T13" fmla="*/ T12 w 74"/>
-                              <a:gd name="T14" fmla="+- 0 15272 15272"/>
-                              <a:gd name="T15" fmla="*/ 15272 h 62"/>
-                              <a:gd name="T16" fmla="+- 0 11659 11659"/>
-                              <a:gd name="T17" fmla="*/ T16 w 74"/>
-                              <a:gd name="T18" fmla="+- 0 15334 15272"/>
-                              <a:gd name="T19" fmla="*/ 15334 h 62"/>
-                            </a:gdLst>
-                            <a:ahLst/>
-                            <a:cxnLst>
-                              <a:cxn ang="0">
-                                <a:pos x="T1" y="T3"/>
-                              </a:cxn>
-                              <a:cxn ang="0">
-                                <a:pos x="T5" y="T7"/>
-                              </a:cxn>
-                              <a:cxn ang="0">
-                                <a:pos x="T9" y="T11"/>
-                              </a:cxn>
-                              <a:cxn ang="0">
-                                <a:pos x="T13" y="T15"/>
-                              </a:cxn>
-                              <a:cxn ang="0">
-                                <a:pos x="T17" y="T19"/>
-                              </a:cxn>
-                            </a:cxnLst>
-                            <a:rect l="0" t="0" r="r" b="b"/>
-                            <a:pathLst>
-                              <a:path w="74" h="62">
-                                <a:moveTo>
-                                  <a:pt x="0" y="62"/>
-                                </a:moveTo>
-                                <a:lnTo>
-                                  <a:pt x="74" y="62"/>
-                                </a:lnTo>
-                                <a:lnTo>
-                                  <a:pt x="74" y="0"/>
-                                </a:lnTo>
-                                <a:lnTo>
-                                  <a:pt x="0" y="0"/>
-                                </a:lnTo>
-                                <a:lnTo>
-                                  <a:pt x="0" y="62"/>
-                                </a:lnTo>
-                                <a:close/>
-                              </a:path>
-                            </a:pathLst>
-                          </a:custGeom>
-                          <a:solidFill>
-                            <a:srgbClr val="FFFFFF"/>
-                          </a:solidFill>
-                          <a:ln>
-                            <a:noFill/>
-                          </a:ln>
-                          <a:extLst>
-                            <a:ext uri="{91240B29-F687-4F45-9708-019B960494DF}">
-                              <a14:hiddenLine xmlns:a14="http://schemas.microsoft.com/office/drawing/2010/main" w="9525">
-                                <a:solidFill>
-                                  <a:srgbClr val="000000"/>
-                                </a:solidFill>
-                                <a:round/>
-                                <a:headEnd/>
-                                <a:tailEnd/>
-                              </a14:hiddenLine>
-                            </a:ext>
-                          </a:extLst>
-                        </wps:spPr>
-                        <wps:bodyPr rot="0" vert="horz" wrap="square" lIns="91440" tIns="45720" rIns="91440" bIns="45720" anchor="t" anchorCtr="0" upright="1">
-                          <a:noAutofit/>
-                        </wps:bodyPr>
-                      </wps:wsp>
-                    </wpg:wgp>
-                  </a:graphicData>
-                </a:graphic>
-                <wp14:sizeRelH relativeFrom="page">
-                  <wp14:pctWidth>0</wp14:pctWidth>
-                </wp14:sizeRelH>
-                <wp14:sizeRelV relativeFrom="page">
-                  <wp14:pctHeight>0</wp14:pctHeight>
-                </wp14:sizeRelV>
-              </wp:anchor>
-            </w:drawing>
-          </mc:Choice>
-          <mc:Fallback>
-            <w:pict>
-              <v:group w14:anchorId="1D695154" id="Grupo 153" o:spid="_x0000_s1026" style="position:absolute;margin-left:24pt;margin-top:22pt;width:564.1pt;height:742.7pt;z-index:-251617792;mso-position-horizontal-relative:page;mso-position-vertical-relative:page" coordorigin="480,494" coordsize="11282,14854" o:gfxdata="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">
-                <v:shape id="Freeform 484" o:spid="_x0000_s1027" style="position:absolute;left:480;top:494;width:103;height:0;visibility:visible;mso-wrap-style:square;v-text-anchor:top" coordsize="103,0" o:gfxdata="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" path="m,l103,e" filled="f" strokeweight="1.54pt">
-                  <v:path arrowok="t" o:connecttype="custom" o:connectlocs="0,0;103,0" o:connectangles="0,0"/>
-                </v:shape>
-                <v:shape id="Freeform 485" o:spid="_x0000_s1028" style="position:absolute;left:509;top:508;width:60;height:76;visibility:visible;mso-wrap-style:square;v-text-anchor:top" coordsize="60,76" o:gfxdata="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" path="m,76r60,l60,,,,,76xe" stroked="f">
-                  <v:path arrowok="t" o:connecttype="custom" o:connectlocs="0,584;60,584;60,508;0,508;0,584" o:connectangles="0,0,0,0,0"/>
-                </v:shape>
-                <v:shape id="Freeform 486" o:spid="_x0000_s1029" style="position:absolute;left:509;top:508;width:74;height:62;visibility:visible;mso-wrap-style:square;v-text-anchor:top" coordsize="74,62" o:gfxdata="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" path="m,62r74,l74,,,,,62xe" stroked="f">
-                  <v:path arrowok="t" o:connecttype="custom" o:connectlocs="0,570;74,570;74,508;0,508;0,570" o:connectangles="0,0,0,0,0"/>
-                </v:shape>
-                <v:shape id="Freeform 487" o:spid="_x0000_s1030" style="position:absolute;left:583;top:494;width:11076;height:0;visibility:visible;mso-wrap-style:square;v-text-anchor:top" coordsize="11076,0" o:gfxdata="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" path="m,l11076,e" filled="f" strokeweight="1.54pt">
-                  <v:path arrowok="t" o:connecttype="custom" o:connectlocs="0,0;11076,0" o:connectangles="0,0"/>
-                </v:shape>
-                <v:shape id="Freeform 490" o:spid="_x0000_s1031" style="position:absolute;left:11659;top:494;width:103;height:0;visibility:visible;mso-wrap-style:square;v-text-anchor:top" coordsize="103,0" o:gfxdata="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" path="m,l103,e" filled="f" strokeweight="1.54pt">
-                  <v:path arrowok="t" o:connecttype="custom" o:connectlocs="0,0;103,0" o:connectangles="0,0"/>
-                </v:shape>
-                <v:shape id="Freeform 491" o:spid="_x0000_s1032" style="position:absolute;left:11673;top:508;width:60;height:76;visibility:visible;mso-wrap-style:square;v-text-anchor:top" coordsize="60,76" o:gfxdata="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" path="m,76r60,l60,,,,,76xe" stroked="f">
-                  <v:path arrowok="t" o:connecttype="custom" o:connectlocs="0,584;60,584;60,508;0,508;0,584" o:connectangles="0,0,0,0,0"/>
-                </v:shape>
-                <v:shape id="Freeform 492" o:spid="_x0000_s1033" style="position:absolute;left:11659;top:508;width:74;height:62;visibility:visible;mso-wrap-style:square;v-text-anchor:top" coordsize="74,62" o:gfxdata="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" path="m,62r74,l74,,,,,62xe" stroked="f">
-                  <v:path arrowok="t" o:connecttype="custom" o:connectlocs="0,570;74,570;74,508;0,508;0,570" o:connectangles="0,0,0,0,0"/>
-                </v:shape>
-                <v:shape id="Freeform 493" o:spid="_x0000_s1034" style="position:absolute;left:494;top:517;width:0;height:14808;visibility:visible;mso-wrap-style:square;v-text-anchor:top" coordsize="0,14808" o:gfxdata="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" path="m,l,14808e" filled="f" strokeweight="1.54pt">
-                  <v:path arrowok="t" o:connecttype="custom" o:connectlocs="0,517;0,15325" o:connectangles="0,0"/>
-                </v:shape>
-                <v:shape id="Freeform 494" o:spid="_x0000_s1035" style="position:absolute;left:576;top:569;width:0;height:14704;visibility:visible;mso-wrap-style:square;v-text-anchor:top" coordsize="0,14704" o:gfxdata="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" path="m,l,14704e" filled="f" strokeweight=".82pt">
-                  <v:path arrowok="t" o:connecttype="custom" o:connectlocs="0,569;0,15273" o:connectangles="0,0"/>
-                </v:shape>
-                <v:shape id="Freeform 495" o:spid="_x0000_s1036" style="position:absolute;left:11748;top:517;width:0;height:14808;visibility:visible;mso-wrap-style:square;v-text-anchor:top" coordsize="0,14808" o:gfxdata="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" path="m,l,14808e" filled="f" strokeweight="1.54pt">
-                  <v:path arrowok="t" o:connecttype="custom" o:connectlocs="0,517;0,15325" o:connectangles="0,0"/>
-                </v:shape>
-                <v:shape id="Freeform 496" o:spid="_x0000_s1037" style="position:absolute;left:11666;top:569;width:0;height:14704;visibility:visible;mso-wrap-style:square;v-text-anchor:top" coordsize="0,14704" o:gfxdata="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" path="m,l,14704e" filled="f" strokeweight=".82pt">
-                  <v:path arrowok="t" o:connecttype="custom" o:connectlocs="0,569;0,15273" o:connectangles="0,0"/>
-                </v:shape>
-                <v:shape id="Freeform 497" o:spid="_x0000_s1038" style="position:absolute;left:480;top:15348;width:103;height:0;visibility:visible;mso-wrap-style:square;v-text-anchor:top" coordsize="103,0" o:gfxdata="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" path="m,l103,e" filled="f" strokeweight="1.54pt">
-                  <v:path arrowok="t" o:connecttype="custom" o:connectlocs="0,0;103,0" o:connectangles="0,0"/>
-                </v:shape>
-                <v:shape id="Freeform 498" o:spid="_x0000_s1039" style="position:absolute;left:509;top:15258;width:60;height:76;visibility:visible;mso-wrap-style:square;v-text-anchor:top" coordsize="60,76" o:gfxdata="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" path="m,76r60,l60,,,,,76xe" stroked="f">
-                  <v:path arrowok="t" o:connecttype="custom" o:connectlocs="0,15334;60,15334;60,15258;0,15258;0,15334" o:connectangles="0,0,0,0,0"/>
-                </v:shape>
-                <v:shape id="Freeform 499" o:spid="_x0000_s1040" style="position:absolute;left:509;top:15272;width:74;height:62;visibility:visible;mso-wrap-style:square;v-text-anchor:top" coordsize="74,62" o:gfxdata="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" path="m,62r74,l74,,,,,62xe" stroked="f">
-                  <v:path arrowok="t" o:connecttype="custom" o:connectlocs="0,15334;74,15334;74,15272;0,15272;0,15334" o:connectangles="0,0,0,0,0"/>
-                </v:shape>
-                <v:shape id="Freeform 500" o:spid="_x0000_s1041" style="position:absolute;left:583;top:15348;width:11076;height:0;visibility:visible;mso-wrap-style:square;v-text-anchor:top" coordsize="11076,0" o:gfxdata="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" path="m,l11076,e" filled="f" strokeweight="1.54pt">
-                  <v:path arrowok="t" o:connecttype="custom" o:connectlocs="0,0;11076,0" o:connectangles="0,0"/>
-                </v:shape>
-                <v:shape id="Freeform 501" o:spid="_x0000_s1042" style="position:absolute;left:583;top:15272;width:11076;height:62;visibility:visible;mso-wrap-style:square;v-text-anchor:top" coordsize="11076,62" o:gfxdata="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" path="m,62r11076,l11076,,,,,62xe" stroked="f">
-                  <v:path arrowok="t" o:connecttype="custom" o:connectlocs="0,15334;11076,15334;11076,15272;0,15272;0,15334" o:connectangles="0,0,0,0,0"/>
-                </v:shape>
-                <v:shape id="Freeform 502" o:spid="_x0000_s1043" style="position:absolute;left:583;top:15258;width:11076;height:16;visibility:visible;mso-wrap-style:square;v-text-anchor:top" coordsize="11076,16" o:gfxdata="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" path="m,16r11076,l11076,,,,,16xe" fillcolor="black" stroked="f">
-                  <v:path arrowok="t" o:connecttype="custom" o:connectlocs="0,15274;11076,15274;11076,15258;0,15258;0,15274" o:connectangles="0,0,0,0,0"/>
-                </v:shape>
-                <v:shape id="Freeform 503" o:spid="_x0000_s1044" style="position:absolute;left:11659;top:15348;width:103;height:0;visibility:visible;mso-wrap-style:square;v-text-anchor:top" coordsize="103,0" o:gfxdata="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" path="m,l103,e" filled="f" strokeweight="1.54pt">
-                  <v:path arrowok="t" o:connecttype="custom" o:connectlocs="0,0;103,0" o:connectangles="0,0"/>
-                </v:shape>
-                <v:shape id="Freeform 504" o:spid="_x0000_s1045" style="position:absolute;left:11673;top:15258;width:60;height:76;visibility:visible;mso-wrap-style:square;v-text-anchor:top" coordsize="60,76" o:gfxdata="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" path="m,76r60,l60,,,,,76xe" stroked="f">
-                  <v:path arrowok="t" o:connecttype="custom" o:connectlocs="0,15334;60,15334;60,15258;0,15258;0,15334" o:connectangles="0,0,0,0,0"/>
-                </v:shape>
-                <v:shape id="Freeform 505" o:spid="_x0000_s1046" style="position:absolute;left:11659;top:15272;width:74;height:62;visibility:visible;mso-wrap-style:square;v-text-anchor:top" coordsize="74,62" o:gfxdata="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" path="m,62r74,l74,,,,,62xe" stroked="f">
-                  <v:path arrowok="t" o:connecttype="custom" o:connectlocs="0,15334;74,15334;74,15272;0,15272;0,15334" o:connectangles="0,0,0,0,0"/>
-                </v:shape>
-                <w10:wrap anchorx="page" anchory="page"/>
-              </v:group>
-            </w:pict>
-          </mc:Fallback>
-        </mc:AlternateContent>
-      </w:r>
-      <w:r>
-        <w:rPr>
-          <w:rFonts w:eastAsia="Calibri Light"/>
-          <w:noProof/>
-        </w:rPr>
-        <mc:AlternateContent>
-          <mc:Choice Requires="wpg">
-            <w:drawing>
-              <wp:anchor distT="0" distB="0" distL="114300" distR="114300" simplePos="0" relativeHeight="251690496" behindDoc="1" locked="0" layoutInCell="1" allowOverlap="1" wp14:anchorId="2D84D622" wp14:editId="0EB33711">
-                <wp:simplePos x="0" y="0"/>
-                <wp:positionH relativeFrom="page">
-                  <wp:posOffset>296333</wp:posOffset>
-                </wp:positionH>
-                <wp:positionV relativeFrom="page">
-                  <wp:posOffset>237067</wp:posOffset>
+                  <wp:posOffset>239395</wp:posOffset>
                 </wp:positionV>
                 <wp:extent cx="7164070" cy="9432290"/>
                 <wp:effectExtent l="0" t="0" r="17780" b="16510"/>
@@ -8990,7 +7825,7 @@
                         </wps:cNvSpPr>
                         <wps:spPr bwMode="auto">
                           <a:xfrm>
-                            <a:off x="583" y="15272"/>
+                            <a:off x="583" y="15263"/>
                             <a:ext cx="11076" cy="62"/>
                           </a:xfrm>
                           <a:custGeom>
@@ -9350,7 +8185,7 @@
           </mc:Choice>
           <mc:Fallback>
             <w:pict>
-              <v:group w14:anchorId="24DFCDA1" id="Grupo 118" o:spid="_x0000_s1026" style="position:absolute;margin-left:23.35pt;margin-top:18.65pt;width:564.1pt;height:742.7pt;z-index:-251625984;mso-position-horizontal-relative:page;mso-position-vertical-relative:page" coordorigin="480,494" coordsize="11282,14854" o:gfxdata="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">
+              <v:group w14:anchorId="3DA7AC3A" id="Grupo 118" o:spid="_x0000_s1026" style="position:absolute;margin-left:23.1pt;margin-top:18.85pt;width:564.1pt;height:742.7pt;z-index:-251625984;mso-position-horizontal-relative:page;mso-position-vertical-relative:page" coordorigin="480,494" coordsize="11282,14854" o:gfxdata="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">
                 <v:shape id="Freeform 484" o:spid="_x0000_s1027" style="position:absolute;left:480;top:494;width:103;height:0;visibility:visible;mso-wrap-style:square;v-text-anchor:top" coordsize="103,0" o:gfxdata="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" path="m,l103,e" filled="f" strokeweight="1.54pt">
                   <v:path arrowok="t" o:connecttype="custom" o:connectlocs="0,0;103,0" o:connectangles="0,0"/>
                 </v:shape>
@@ -9399,7 +8234,7 @@
                 <v:shape id="Freeform 500" o:spid="_x0000_s1042" style="position:absolute;left:583;top:15348;width:11076;height:0;visibility:visible;mso-wrap-style:square;v-text-anchor:top" coordsize="11076,0" o:gfxdata="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" path="m,l11076,e" filled="f" strokeweight="1.54pt">
                   <v:path arrowok="t" o:connecttype="custom" o:connectlocs="0,0;11076,0" o:connectangles="0,0"/>
                 </v:shape>
-                <v:shape id="Freeform 501" o:spid="_x0000_s1043" style="position:absolute;left:583;top:15272;width:11076;height:62;visibility:visible;mso-wrap-style:square;v-text-anchor:top" coordsize="11076,62" o:gfxdata="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" path="m,62r11076,l11076,,,,,62xe" stroked="f">
+                <v:shape id="Freeform 501" o:spid="_x0000_s1043" style="position:absolute;left:583;top:15263;width:11076;height:62;visibility:visible;mso-wrap-style:square;v-text-anchor:top" coordsize="11076,62" o:gfxdata="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" path="m,62r11076,l11076,,,,,62xe" stroked="f">
                   <v:path arrowok="t" o:connecttype="custom" o:connectlocs="0,15334;11076,15334;11076,15272;0,15272;0,15334" o:connectangles="0,0,0,0,0"/>
                 </v:shape>
                 <v:shape id="Freeform 503" o:spid="_x0000_s1044" style="position:absolute;left:11659;top:15348;width:103;height:0;visibility:visible;mso-wrap-style:square;v-text-anchor:top" coordsize="103,0" o:gfxdata="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" path="m,l103,e" filled="f" strokeweight="1.54pt">
@@ -9413,6 +8248,140 @@
                 </v:shape>
                 <w10:wrap anchorx="page" anchory="page"/>
               </v:group>
+            </w:pict>
+          </mc:Fallback>
+        </mc:AlternateContent>
+      </w:r>
+      <w:r>
+        <w:rPr>
+          <w:noProof/>
+        </w:rPr>
+        <mc:AlternateContent>
+          <mc:Choice Requires="wps">
+            <w:drawing>
+              <wp:anchor distT="0" distB="0" distL="114300" distR="114300" simplePos="0" relativeHeight="251708928" behindDoc="0" locked="0" layoutInCell="1" allowOverlap="1" wp14:anchorId="478B9851" wp14:editId="57177EB5">
+                <wp:simplePos x="0" y="0"/>
+                <wp:positionH relativeFrom="column">
+                  <wp:posOffset>-722086</wp:posOffset>
+                </wp:positionH>
+                <wp:positionV relativeFrom="paragraph">
+                  <wp:posOffset>-243114</wp:posOffset>
+                </wp:positionV>
+                <wp:extent cx="7033260" cy="10160"/>
+                <wp:effectExtent l="0" t="0" r="0" b="0"/>
+                <wp:wrapNone/>
+                <wp:docPr id="75" name="Freeform 489"/>
+                <wp:cNvGraphicFramePr>
+                  <a:graphicFrameLocks xmlns:a="http://schemas.openxmlformats.org/drawingml/2006/main"/>
+                </wp:cNvGraphicFramePr>
+                <a:graphic xmlns:a="http://schemas.openxmlformats.org/drawingml/2006/main">
+                  <a:graphicData uri="http://schemas.microsoft.com/office/word/2010/wordprocessingShape">
+                    <wps:wsp>
+                      <wps:cNvSpPr>
+                        <a:spLocks/>
+                      </wps:cNvSpPr>
+                      <wps:spPr bwMode="auto">
+                        <a:xfrm>
+                          <a:off x="0" y="0"/>
+                          <a:ext cx="7033260" cy="10160"/>
+                        </a:xfrm>
+                        <a:custGeom>
+                          <a:avLst/>
+                          <a:gdLst>
+                            <a:gd name="T0" fmla="+- 0 583 583"/>
+                            <a:gd name="T1" fmla="*/ T0 w 11076"/>
+                            <a:gd name="T2" fmla="+- 0 584 568"/>
+                            <a:gd name="T3" fmla="*/ 584 h 16"/>
+                            <a:gd name="T4" fmla="+- 0 11659 583"/>
+                            <a:gd name="T5" fmla="*/ T4 w 11076"/>
+                            <a:gd name="T6" fmla="+- 0 584 568"/>
+                            <a:gd name="T7" fmla="*/ 584 h 16"/>
+                            <a:gd name="T8" fmla="+- 0 11659 583"/>
+                            <a:gd name="T9" fmla="*/ T8 w 11076"/>
+                            <a:gd name="T10" fmla="+- 0 568 568"/>
+                            <a:gd name="T11" fmla="*/ 568 h 16"/>
+                            <a:gd name="T12" fmla="+- 0 583 583"/>
+                            <a:gd name="T13" fmla="*/ T12 w 11076"/>
+                            <a:gd name="T14" fmla="+- 0 568 568"/>
+                            <a:gd name="T15" fmla="*/ 568 h 16"/>
+                            <a:gd name="T16" fmla="+- 0 583 583"/>
+                            <a:gd name="T17" fmla="*/ T16 w 11076"/>
+                            <a:gd name="T18" fmla="+- 0 584 568"/>
+                            <a:gd name="T19" fmla="*/ 584 h 16"/>
+                          </a:gdLst>
+                          <a:ahLst/>
+                          <a:cxnLst>
+                            <a:cxn ang="0">
+                              <a:pos x="T1" y="T3"/>
+                            </a:cxn>
+                            <a:cxn ang="0">
+                              <a:pos x="T5" y="T7"/>
+                            </a:cxn>
+                            <a:cxn ang="0">
+                              <a:pos x="T9" y="T11"/>
+                            </a:cxn>
+                            <a:cxn ang="0">
+                              <a:pos x="T13" y="T15"/>
+                            </a:cxn>
+                            <a:cxn ang="0">
+                              <a:pos x="T17" y="T19"/>
+                            </a:cxn>
+                          </a:cxnLst>
+                          <a:rect l="0" t="0" r="r" b="b"/>
+                          <a:pathLst>
+                            <a:path w="11076" h="16">
+                              <a:moveTo>
+                                <a:pt x="0" y="16"/>
+                              </a:moveTo>
+                              <a:lnTo>
+                                <a:pt x="11076" y="16"/>
+                              </a:lnTo>
+                              <a:lnTo>
+                                <a:pt x="11076" y="0"/>
+                              </a:lnTo>
+                              <a:lnTo>
+                                <a:pt x="0" y="0"/>
+                              </a:lnTo>
+                              <a:lnTo>
+                                <a:pt x="0" y="16"/>
+                              </a:lnTo>
+                              <a:close/>
+                            </a:path>
+                          </a:pathLst>
+                        </a:custGeom>
+                        <a:solidFill>
+                          <a:srgbClr val="000000"/>
+                        </a:solidFill>
+                        <a:ln>
+                          <a:noFill/>
+                        </a:ln>
+                        <a:extLst>
+                          <a:ext uri="{91240B29-F687-4F45-9708-019B960494DF}">
+                            <a14:hiddenLine xmlns:a14="http://schemas.microsoft.com/office/drawing/2010/main" w="9525">
+                              <a:solidFill>
+                                <a:srgbClr val="000000"/>
+                              </a:solidFill>
+                              <a:round/>
+                              <a:headEnd/>
+                              <a:tailEnd/>
+                            </a14:hiddenLine>
+                          </a:ext>
+                        </a:extLst>
+                      </wps:spPr>
+                      <wps:bodyPr rot="0" vert="horz" wrap="square" lIns="91440" tIns="45720" rIns="91440" bIns="45720" anchor="t" anchorCtr="0" upright="1">
+                        <a:noAutofit/>
+                      </wps:bodyPr>
+                    </wps:wsp>
+                  </a:graphicData>
+                </a:graphic>
+              </wp:anchor>
+            </w:drawing>
+          </mc:Choice>
+          <mc:Fallback>
+            <w:pict>
+              <v:shape w14:anchorId="1D26CD7C" id="Freeform 489" o:spid="_x0000_s1026" style="position:absolute;margin-left:-56.85pt;margin-top:-19.15pt;width:553.8pt;height:.8pt;z-index:251708928;visibility:visible;mso-wrap-style:square;mso-wrap-distance-left:9pt;mso-wrap-distance-top:0;mso-wrap-distance-right:9pt;mso-wrap-distance-bottom:0;mso-position-horizontal:absolute;mso-position-horizontal-relative:text;mso-position-vertical:absolute;mso-position-vertical-relative:text;v-text-anchor:top" coordsize="11076,16" o:gfxdata="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" path="m,16r11076,l11076,,,,,16xe" fillcolor="black" stroked="f">
+                <v:path arrowok="t" o:connecttype="custom" o:connectlocs="0,370840;7033260,370840;7033260,360680;0,360680;0,370840" o:connectangles="0,0,0,0,0"/>
+              </v:shape>
             </w:pict>
           </mc:Fallback>
         </mc:AlternateContent>
@@ -9638,205 +8607,26 @@
     <w:p>
       <w:pPr>
         <w:pStyle w:val="Prrafodelista"/>
-        <w:numPr>
-          <w:ilvl w:val="0"/>
-          <w:numId w:val="8"/>
-        </w:numPr>
-        <w:rPr>
-          <w:rFonts w:ascii="Calibri Light" w:eastAsia="Calibri Light" w:hAnsi="Calibri Light" w:cs="Calibri Light"/>
-          <w:spacing w:val="1"/>
-          <w:sz w:val="22"/>
-          <w:szCs w:val="22"/>
-        </w:rPr>
-      </w:pPr>
-      <w:r>
-        <w:rPr>
-          <w:rFonts w:ascii="Calibri Light" w:eastAsia="Calibri Light" w:hAnsi="Calibri Light" w:cs="Calibri Light"/>
-          <w:spacing w:val="1"/>
-          <w:sz w:val="22"/>
-          <w:szCs w:val="22"/>
-        </w:rPr>
-        <w:t>Decorador personalizado</w:t>
-      </w:r>
-      <w:r>
-        <w:rPr>
-          <w:rFonts w:ascii="Calibri Light" w:eastAsia="Calibri Light" w:hAnsi="Calibri Light" w:cs="Calibri Light"/>
-          <w:spacing w:val="1"/>
-          <w:sz w:val="22"/>
-          <w:szCs w:val="22"/>
-        </w:rPr>
-        <w:t xml:space="preserve">. </w:t>
-      </w:r>
-      <w:r>
-        <w:rPr>
-          <w:rFonts w:ascii="Calibri Light" w:eastAsia="Calibri Light" w:hAnsi="Calibri Light" w:cs="Calibri Light"/>
-          <w:spacing w:val="1"/>
-          <w:sz w:val="22"/>
-          <w:szCs w:val="22"/>
-        </w:rPr>
-        <w:t>Crea un decorador llamado @auditar_funcion</w:t>
-      </w:r>
-      <w:r>
-        <w:rPr>
-          <w:rFonts w:ascii="Calibri Light" w:eastAsia="Calibri Light" w:hAnsi="Calibri Light" w:cs="Calibri Light"/>
-          <w:spacing w:val="1"/>
-          <w:sz w:val="22"/>
-          <w:szCs w:val="22"/>
-        </w:rPr>
-        <w:t>:</w:t>
-      </w:r>
-    </w:p>
-    <w:p>
-      <w:pPr>
-        <w:pStyle w:val="Prrafodelista"/>
-        <w:numPr>
-          <w:ilvl w:val="1"/>
-          <w:numId w:val="8"/>
-        </w:numPr>
-        <w:rPr>
-          <w:rFonts w:ascii="Calibri Light" w:eastAsia="Calibri Light" w:hAnsi="Calibri Light" w:cs="Calibri Light"/>
-          <w:spacing w:val="1"/>
-          <w:sz w:val="22"/>
-          <w:szCs w:val="22"/>
-        </w:rPr>
-      </w:pPr>
-      <w:r>
-        <w:rPr>
-          <w:rFonts w:ascii="Calibri Light" w:eastAsia="Calibri Light" w:hAnsi="Calibri Light" w:cs="Calibri Light"/>
-          <w:spacing w:val="1"/>
-          <w:sz w:val="22"/>
-          <w:szCs w:val="22"/>
-        </w:rPr>
-        <w:t>Imprima el nombre de la función que se está</w:t>
-      </w:r>
-      <w:r>
-        <w:rPr>
-          <w:rFonts w:ascii="Calibri Light" w:eastAsia="Calibri Light" w:hAnsi="Calibri Light" w:cs="Calibri Light"/>
-          <w:spacing w:val="1"/>
-          <w:sz w:val="22"/>
-          <w:szCs w:val="22"/>
-        </w:rPr>
-        <w:t xml:space="preserve"> e</w:t>
-      </w:r>
-      <w:r>
-        <w:rPr>
-          <w:rFonts w:ascii="Calibri Light" w:eastAsia="Calibri Light" w:hAnsi="Calibri Light" w:cs="Calibri Light"/>
-          <w:spacing w:val="1"/>
-          <w:sz w:val="22"/>
-          <w:szCs w:val="22"/>
-        </w:rPr>
-        <w:t>jecutando.</w:t>
-      </w:r>
-    </w:p>
-    <w:p>
-      <w:pPr>
-        <w:pStyle w:val="Prrafodelista"/>
-        <w:numPr>
-          <w:ilvl w:val="1"/>
-          <w:numId w:val="8"/>
-        </w:numPr>
-        <w:rPr>
-          <w:rFonts w:ascii="Calibri Light" w:eastAsia="Calibri Light" w:hAnsi="Calibri Light" w:cs="Calibri Light"/>
-          <w:spacing w:val="1"/>
-          <w:sz w:val="22"/>
-          <w:szCs w:val="22"/>
-        </w:rPr>
-      </w:pPr>
-      <w:r>
-        <w:rPr>
-          <w:rFonts w:ascii="Calibri Light" w:eastAsia="Calibri Light" w:hAnsi="Calibri Light" w:cs="Calibri Light"/>
-          <w:spacing w:val="1"/>
-          <w:sz w:val="22"/>
-          <w:szCs w:val="22"/>
-        </w:rPr>
-        <w:t>Cuente cuántas veces ha sido llamada</w:t>
-      </w:r>
-      <w:r>
-        <w:rPr>
-          <w:rFonts w:ascii="Calibri Light" w:eastAsia="Calibri Light" w:hAnsi="Calibri Light" w:cs="Calibri Light"/>
-          <w:spacing w:val="1"/>
-          <w:sz w:val="22"/>
-          <w:szCs w:val="22"/>
-        </w:rPr>
-        <w:t>.</w:t>
-      </w:r>
-    </w:p>
-    <w:p>
-      <w:pPr>
-        <w:pStyle w:val="Prrafodelista"/>
-        <w:numPr>
-          <w:ilvl w:val="1"/>
-          <w:numId w:val="8"/>
-        </w:numPr>
-        <w:rPr>
-          <w:rFonts w:ascii="Calibri Light" w:eastAsia="Calibri Light" w:hAnsi="Calibri Light" w:cs="Calibri Light"/>
-          <w:spacing w:val="1"/>
-          <w:sz w:val="22"/>
-          <w:szCs w:val="22"/>
-        </w:rPr>
-      </w:pPr>
-      <w:r>
-        <w:rPr>
-          <w:rFonts w:ascii="Calibri Light" w:eastAsia="Calibri Light" w:hAnsi="Calibri Light" w:cs="Calibri Light"/>
-          <w:spacing w:val="1"/>
-          <w:sz w:val="22"/>
-          <w:szCs w:val="22"/>
-        </w:rPr>
-        <w:t>Opcional: muestre la duración de ejecución (puede</w:t>
-      </w:r>
-      <w:r>
-        <w:rPr>
-          <w:rFonts w:ascii="Calibri Light" w:eastAsia="Calibri Light" w:hAnsi="Calibri Light" w:cs="Calibri Light"/>
-          <w:spacing w:val="1"/>
-          <w:sz w:val="22"/>
-          <w:szCs w:val="22"/>
-        </w:rPr>
-        <w:t xml:space="preserve"> </w:t>
-      </w:r>
-      <w:r>
-        <w:rPr>
-          <w:rFonts w:ascii="Calibri Light" w:eastAsia="Calibri Light" w:hAnsi="Calibri Light" w:cs="Calibri Light"/>
-          <w:spacing w:val="1"/>
-          <w:sz w:val="22"/>
-          <w:szCs w:val="22"/>
-        </w:rPr>
-        <w:t>reutilizar el decorador @medir_tiempo visto en los recursos básicos).</w:t>
-      </w:r>
-    </w:p>
-    <w:p>
-      <w:pPr>
-        <w:ind w:left="708"/>
-        <w:rPr>
-          <w:rFonts w:ascii="Calibri Light" w:eastAsia="Calibri Light" w:hAnsi="Calibri Light" w:cs="Calibri Light"/>
-          <w:spacing w:val="1"/>
-          <w:sz w:val="22"/>
-          <w:szCs w:val="22"/>
-        </w:rPr>
-      </w:pPr>
-    </w:p>
-    <w:p>
-      <w:pPr>
-        <w:ind w:left="426"/>
-        <w:rPr>
-          <w:rFonts w:ascii="Calibri Light" w:eastAsia="Calibri Light" w:hAnsi="Calibri Light" w:cs="Calibri Light"/>
-          <w:spacing w:val="1"/>
-          <w:sz w:val="22"/>
-          <w:szCs w:val="22"/>
-        </w:rPr>
-      </w:pPr>
-      <w:r>
-        <w:rPr>
-          <w:rFonts w:ascii="Calibri Light" w:eastAsia="Calibri Light" w:hAnsi="Calibri Light" w:cs="Calibri Light"/>
-          <w:noProof/>
+        <w:ind w:left="462"/>
+        <w:rPr>
+          <w:rFonts w:ascii="Calibri Light" w:eastAsia="Calibri Light" w:hAnsi="Calibri Light" w:cs="Calibri Light"/>
+          <w:spacing w:val="1"/>
+          <w:sz w:val="22"/>
+          <w:szCs w:val="22"/>
+        </w:rPr>
+      </w:pPr>
+      <w:r>
+        <w:rPr>
+          <w:rFonts w:ascii="Calibri Light" w:eastAsia="Calibri Light" w:hAnsi="Calibri Light" w:cs="Calibri Light"/>
           <w:spacing w:val="1"/>
           <w:sz w:val="22"/>
           <w:szCs w:val="22"/>
         </w:rPr>
         <w:drawing>
-          <wp:inline distT="0" distB="0" distL="0" distR="0" wp14:anchorId="732B3923" wp14:editId="5F0F8A65">
-            <wp:extent cx="5494867" cy="2417039"/>
-            <wp:effectExtent l="0" t="0" r="0" b="2540"/>
-            <wp:docPr id="94" name="Imagen 94"/>
+          <wp:inline distT="0" distB="0" distL="0" distR="0" wp14:anchorId="5ECD903C" wp14:editId="251E2218">
+            <wp:extent cx="4788000" cy="3399060"/>
+            <wp:effectExtent l="0" t="0" r="0" b="0"/>
+            <wp:docPr id="12" name="Imagen 12"/>
             <wp:cNvGraphicFramePr>
               <a:graphicFrameLocks xmlns:a="http://schemas.openxmlformats.org/drawingml/2006/main" noChangeAspect="1"/>
             </wp:cNvGraphicFramePr>
@@ -9848,7 +8638,7 @@
                     <pic:cNvPicPr/>
                   </pic:nvPicPr>
                   <pic:blipFill>
-                    <a:blip r:embed="rId18"/>
+                    <a:blip r:embed="rId14"/>
                     <a:stretch>
                       <a:fillRect/>
                     </a:stretch>
@@ -9856,7 +8646,7 @@
                   <pic:spPr>
                     <a:xfrm>
                       <a:off x="0" y="0"/>
-                      <a:ext cx="5504734" cy="2421379"/>
+                      <a:ext cx="4788000" cy="3399060"/>
                     </a:xfrm>
                     <a:prstGeom prst="rect">
                       <a:avLst/>
@@ -9871,7 +8661,8 @@
     </w:p>
     <w:p>
       <w:pPr>
-        <w:ind w:left="426"/>
+        <w:pStyle w:val="Prrafodelista"/>
+        <w:ind w:left="462"/>
         <w:rPr>
           <w:rFonts w:ascii="Calibri Light" w:eastAsia="Calibri Light" w:hAnsi="Calibri Light" w:cs="Calibri Light"/>
           <w:spacing w:val="1"/>
@@ -9882,27 +8673,121 @@
     </w:p>
     <w:p>
       <w:pPr>
-        <w:ind w:left="426"/>
-        <w:rPr>
-          <w:rFonts w:ascii="Calibri Light" w:eastAsia="Calibri Light" w:hAnsi="Calibri Light" w:cs="Calibri Light"/>
-          <w:spacing w:val="1"/>
-          <w:sz w:val="22"/>
-          <w:szCs w:val="22"/>
-        </w:rPr>
-      </w:pPr>
-      <w:r>
-        <w:rPr>
-          <w:rFonts w:ascii="Calibri Light" w:eastAsia="Calibri Light" w:hAnsi="Calibri Light" w:cs="Calibri Light"/>
-          <w:noProof/>
+        <w:pStyle w:val="Prrafodelista"/>
+        <w:numPr>
+          <w:ilvl w:val="0"/>
+          <w:numId w:val="8"/>
+        </w:numPr>
+        <w:rPr>
+          <w:rFonts w:ascii="Calibri Light" w:eastAsia="Calibri Light" w:hAnsi="Calibri Light" w:cs="Calibri Light"/>
+          <w:spacing w:val="1"/>
+          <w:sz w:val="22"/>
+          <w:szCs w:val="22"/>
+        </w:rPr>
+      </w:pPr>
+      <w:r>
+        <w:rPr>
+          <w:rFonts w:ascii="Calibri Light" w:eastAsia="Calibri Light" w:hAnsi="Calibri Light" w:cs="Calibri Light"/>
+          <w:spacing w:val="1"/>
+          <w:sz w:val="22"/>
+          <w:szCs w:val="22"/>
+        </w:rPr>
+        <w:t>Agrega una función de prueba (</w:t>
+      </w:r>
+      <w:proofErr w:type="spellStart"/>
+      <w:r>
+        <w:rPr>
+          <w:rFonts w:ascii="Calibri Light" w:eastAsia="Calibri Light" w:hAnsi="Calibri Light" w:cs="Calibri Light"/>
+          <w:spacing w:val="1"/>
+          <w:sz w:val="22"/>
+          <w:szCs w:val="22"/>
+        </w:rPr>
+        <w:t>probar_</w:t>
+      </w:r>
+      <w:proofErr w:type="gramStart"/>
+      <w:r>
+        <w:rPr>
+          <w:rFonts w:ascii="Calibri Light" w:eastAsia="Calibri Light" w:hAnsi="Calibri Light" w:cs="Calibri Light"/>
+          <w:spacing w:val="1"/>
+          <w:sz w:val="22"/>
+          <w:szCs w:val="22"/>
+        </w:rPr>
+        <w:t>validaciones</w:t>
+      </w:r>
+      <w:proofErr w:type="spellEnd"/>
+      <w:r>
+        <w:rPr>
+          <w:rFonts w:ascii="Calibri Light" w:eastAsia="Calibri Light" w:hAnsi="Calibri Light" w:cs="Calibri Light"/>
+          <w:spacing w:val="1"/>
+          <w:sz w:val="22"/>
+          <w:szCs w:val="22"/>
+        </w:rPr>
+        <w:t>(</w:t>
+      </w:r>
+      <w:proofErr w:type="gramEnd"/>
+      <w:r>
+        <w:rPr>
+          <w:rFonts w:ascii="Calibri Light" w:eastAsia="Calibri Light" w:hAnsi="Calibri Light" w:cs="Calibri Light"/>
+          <w:spacing w:val="1"/>
+          <w:sz w:val="22"/>
+          <w:szCs w:val="22"/>
+        </w:rPr>
+        <w:t xml:space="preserve">)) que llame a </w:t>
+      </w:r>
+      <w:proofErr w:type="spellStart"/>
+      <w:r>
+        <w:rPr>
+          <w:rFonts w:ascii="Calibri Light" w:eastAsia="Calibri Light" w:hAnsi="Calibri Light" w:cs="Calibri Light"/>
+          <w:spacing w:val="1"/>
+          <w:sz w:val="22"/>
+          <w:szCs w:val="22"/>
+        </w:rPr>
+        <w:t>validar_datos</w:t>
+      </w:r>
+      <w:proofErr w:type="spellEnd"/>
+      <w:r>
+        <w:rPr>
+          <w:rFonts w:ascii="Calibri Light" w:eastAsia="Calibri Light" w:hAnsi="Calibri Light" w:cs="Calibri Light"/>
+          <w:spacing w:val="1"/>
+          <w:sz w:val="22"/>
+          <w:szCs w:val="22"/>
+        </w:rPr>
+        <w:t>.</w:t>
+      </w:r>
+    </w:p>
+    <w:p>
+      <w:pPr>
+        <w:ind w:left="462"/>
+        <w:rPr>
+          <w:rFonts w:ascii="Calibri Light" w:eastAsia="Calibri Light" w:hAnsi="Calibri Light" w:cs="Calibri Light"/>
+          <w:spacing w:val="1"/>
+          <w:sz w:val="22"/>
+          <w:szCs w:val="22"/>
+        </w:rPr>
+      </w:pPr>
+    </w:p>
+    <w:p>
+      <w:pPr>
+        <w:ind w:left="462"/>
+        <w:rPr>
+          <w:rFonts w:ascii="Calibri Light" w:eastAsia="Calibri Light" w:hAnsi="Calibri Light" w:cs="Calibri Light"/>
+          <w:spacing w:val="1"/>
+          <w:sz w:val="22"/>
+          <w:szCs w:val="22"/>
+        </w:rPr>
+      </w:pPr>
+      <w:r>
+        <w:rPr>
+          <w:rFonts w:ascii="Calibri Light" w:eastAsia="Calibri Light" w:hAnsi="Calibri Light" w:cs="Calibri Light"/>
           <w:spacing w:val="1"/>
           <w:sz w:val="22"/>
           <w:szCs w:val="22"/>
         </w:rPr>
         <w:drawing>
-          <wp:inline distT="0" distB="0" distL="0" distR="0" wp14:anchorId="5EEEF680" wp14:editId="10736BAA">
-            <wp:extent cx="3284505" cy="579170"/>
-            <wp:effectExtent l="0" t="0" r="0" b="0"/>
-            <wp:docPr id="176" name="Imagen 176"/>
+          <wp:inline distT="0" distB="0" distL="0" distR="0" wp14:anchorId="2D2D36F4" wp14:editId="47F224CD">
+            <wp:extent cx="4788000" cy="1001772"/>
+            <wp:effectExtent l="0" t="0" r="0" b="8255"/>
+            <wp:docPr id="13" name="Imagen 13"/>
             <wp:cNvGraphicFramePr>
               <a:graphicFrameLocks xmlns:a="http://schemas.openxmlformats.org/drawingml/2006/main" noChangeAspect="1"/>
             </wp:cNvGraphicFramePr>
@@ -9914,7 +8799,7 @@
                     <pic:cNvPicPr/>
                   </pic:nvPicPr>
                   <pic:blipFill>
-                    <a:blip r:embed="rId19"/>
+                    <a:blip r:embed="rId15"/>
                     <a:stretch>
                       <a:fillRect/>
                     </a:stretch>
@@ -9922,7 +8807,7 @@
                   <pic:spPr>
                     <a:xfrm>
                       <a:off x="0" y="0"/>
-                      <a:ext cx="3284505" cy="579170"/>
+                      <a:ext cx="4788000" cy="1001772"/>
                     </a:xfrm>
                     <a:prstGeom prst="rect">
                       <a:avLst/>
@@ -9937,10 +8822,10 @@
     </w:p>
     <w:p>
       <w:pPr>
-        <w:spacing w:before="12"/>
-        <w:ind w:left="102"/>
-        <w:rPr>
-          <w:rFonts w:ascii="Calibri Light" w:eastAsia="Calibri Light" w:hAnsi="Calibri Light" w:cs="Calibri Light"/>
+        <w:ind w:left="462"/>
+        <w:rPr>
+          <w:rFonts w:ascii="Calibri Light" w:eastAsia="Calibri Light" w:hAnsi="Calibri Light" w:cs="Calibri Light"/>
+          <w:spacing w:val="1"/>
           <w:sz w:val="22"/>
           <w:szCs w:val="22"/>
         </w:rPr>
@@ -9951,151 +8836,111 @@
         <w:pStyle w:val="Prrafodelista"/>
         <w:numPr>
           <w:ilvl w:val="0"/>
-          <w:numId w:val="13"/>
+          <w:numId w:val="8"/>
         </w:numPr>
-        <w:spacing w:before="12"/>
-        <w:rPr>
-          <w:rFonts w:ascii="Calibri Light" w:eastAsia="Calibri Light" w:hAnsi="Calibri Light" w:cs="Calibri Light"/>
-          <w:sz w:val="22"/>
-          <w:szCs w:val="22"/>
-        </w:rPr>
-      </w:pPr>
-      <w:r>
-        <w:rPr>
-          <w:rFonts w:ascii="Calibri Light" w:eastAsia="Calibri Light" w:hAnsi="Calibri Light" w:cs="Calibri Light"/>
-          <w:sz w:val="22"/>
-          <w:szCs w:val="22"/>
-        </w:rPr>
-        <w:t>Salida final esperada.</w:t>
+        <w:rPr>
+          <w:rFonts w:ascii="Calibri Light" w:eastAsia="Calibri Light" w:hAnsi="Calibri Light" w:cs="Calibri Light"/>
+          <w:spacing w:val="1"/>
+          <w:sz w:val="22"/>
+          <w:szCs w:val="22"/>
+        </w:rPr>
+      </w:pPr>
+      <w:r>
+        <w:rPr>
+          <w:rFonts w:ascii="Calibri Light" w:eastAsia="Calibri Light" w:hAnsi="Calibri Light" w:cs="Calibri Light"/>
+          <w:spacing w:val="1"/>
+          <w:sz w:val="22"/>
+          <w:szCs w:val="22"/>
+        </w:rPr>
+        <w:t xml:space="preserve">Incluye al menos dos mensajes de depuración impresos con </w:t>
+      </w:r>
+      <w:proofErr w:type="spellStart"/>
+      <w:proofErr w:type="gramStart"/>
+      <w:r>
+        <w:rPr>
+          <w:rFonts w:ascii="Calibri Light" w:eastAsia="Calibri Light" w:hAnsi="Calibri Light" w:cs="Calibri Light"/>
+          <w:spacing w:val="1"/>
+          <w:sz w:val="22"/>
+          <w:szCs w:val="22"/>
+        </w:rPr>
+        <w:t>print</w:t>
+      </w:r>
+      <w:proofErr w:type="spellEnd"/>
+      <w:r>
+        <w:rPr>
+          <w:rFonts w:ascii="Calibri Light" w:eastAsia="Calibri Light" w:hAnsi="Calibri Light" w:cs="Calibri Light"/>
+          <w:spacing w:val="1"/>
+          <w:sz w:val="22"/>
+          <w:szCs w:val="22"/>
+        </w:rPr>
+        <w:t>(</w:t>
+      </w:r>
+      <w:proofErr w:type="gramEnd"/>
+      <w:r>
+        <w:rPr>
+          <w:rFonts w:ascii="Calibri Light" w:eastAsia="Calibri Light" w:hAnsi="Calibri Light" w:cs="Calibri Light"/>
+          <w:spacing w:val="1"/>
+          <w:sz w:val="22"/>
+          <w:szCs w:val="22"/>
+        </w:rPr>
+        <w:t xml:space="preserve">) o usando el módulo </w:t>
+      </w:r>
+      <w:proofErr w:type="spellStart"/>
+      <w:r>
+        <w:rPr>
+          <w:rFonts w:ascii="Calibri Light" w:eastAsia="Calibri Light" w:hAnsi="Calibri Light" w:cs="Calibri Light"/>
+          <w:spacing w:val="1"/>
+          <w:sz w:val="22"/>
+          <w:szCs w:val="22"/>
+        </w:rPr>
+        <w:t>logging</w:t>
+      </w:r>
+      <w:proofErr w:type="spellEnd"/>
+      <w:r>
+        <w:rPr>
+          <w:rFonts w:ascii="Calibri Light" w:eastAsia="Calibri Light" w:hAnsi="Calibri Light" w:cs="Calibri Light"/>
+          <w:spacing w:val="1"/>
+          <w:sz w:val="22"/>
+          <w:szCs w:val="22"/>
+        </w:rPr>
+        <w:t>.</w:t>
       </w:r>
     </w:p>
     <w:p>
       <w:pPr>
         <w:pStyle w:val="Prrafodelista"/>
-        <w:numPr>
-          <w:ilvl w:val="1"/>
-          <w:numId w:val="12"/>
-        </w:numPr>
-        <w:spacing w:before="12"/>
-        <w:rPr>
-          <w:rFonts w:ascii="Calibri Light" w:eastAsia="Calibri Light" w:hAnsi="Calibri Light" w:cs="Calibri Light"/>
-          <w:sz w:val="22"/>
-          <w:szCs w:val="22"/>
-        </w:rPr>
-      </w:pPr>
-      <w:r>
-        <w:rPr>
-          <w:rFonts w:ascii="Calibri Light" w:eastAsia="Calibri Light" w:hAnsi="Calibri Light" w:cs="Calibri Light"/>
-          <w:sz w:val="22"/>
-          <w:szCs w:val="22"/>
-        </w:rPr>
-        <w:t>Imprimir la lista ordenada de alertas.</w:t>
-      </w:r>
+        <w:ind w:left="462"/>
+        <w:rPr>
+          <w:rFonts w:ascii="Calibri Light" w:eastAsia="Calibri Light" w:hAnsi="Calibri Light" w:cs="Calibri Light"/>
+          <w:spacing w:val="1"/>
+          <w:sz w:val="22"/>
+          <w:szCs w:val="22"/>
+        </w:rPr>
+      </w:pPr>
     </w:p>
     <w:p>
       <w:pPr>
         <w:pStyle w:val="Prrafodelista"/>
-        <w:numPr>
-          <w:ilvl w:val="1"/>
-          <w:numId w:val="12"/>
-        </w:numPr>
-        <w:spacing w:before="12"/>
-        <w:rPr>
-          <w:rFonts w:ascii="Calibri Light" w:eastAsia="Calibri Light" w:hAnsi="Calibri Light" w:cs="Calibri Light"/>
-          <w:sz w:val="22"/>
-          <w:szCs w:val="22"/>
-        </w:rPr>
-      </w:pPr>
-      <w:r>
-        <w:rPr>
-          <w:rFonts w:ascii="Calibri Light" w:eastAsia="Calibri Light" w:hAnsi="Calibri Light" w:cs="Calibri Light"/>
-          <w:sz w:val="22"/>
-          <w:szCs w:val="22"/>
-        </w:rPr>
-        <w:t>Imprimir el promedio de temperaturas en formato:</w:t>
-      </w:r>
-      <w:r>
-        <w:rPr>
-          <w:rFonts w:ascii="Calibri Light" w:eastAsia="Calibri Light" w:hAnsi="Calibri Light" w:cs="Calibri Light"/>
-          <w:sz w:val="22"/>
-          <w:szCs w:val="22"/>
-        </w:rPr>
-        <w:t xml:space="preserve"> </w:t>
-      </w:r>
-      <w:r>
-        <w:rPr>
-          <w:rFonts w:ascii="Calibri Light" w:eastAsia="Calibri Light" w:hAnsi="Calibri Light" w:cs="Calibri Light"/>
-          <w:sz w:val="22"/>
-          <w:szCs w:val="22"/>
-        </w:rPr>
-        <w:t>"</w:t>
-      </w:r>
-      <w:r>
-        <w:rPr>
-          <w:rFonts w:ascii="Calibri Light" w:eastAsia="Calibri Light" w:hAnsi="Calibri Light" w:cs="Calibri Light"/>
-          <w:b/>
-          <w:bCs/>
-          <w:i/>
-          <w:iCs/>
-          <w:sz w:val="22"/>
-          <w:szCs w:val="22"/>
-        </w:rPr>
-        <w:t>Temperatura promedio de alertas: 33.5°C</w:t>
-      </w:r>
-      <w:r>
-        <w:rPr>
-          <w:rFonts w:ascii="Calibri Light" w:eastAsia="Calibri Light" w:hAnsi="Calibri Light" w:cs="Calibri Light"/>
-          <w:sz w:val="22"/>
-          <w:szCs w:val="22"/>
-        </w:rPr>
-        <w:t>"</w:t>
-      </w:r>
-    </w:p>
-    <w:p>
-      <w:pPr>
-        <w:spacing w:before="12"/>
-        <w:ind w:left="426"/>
-        <w:rPr>
-          <w:rFonts w:ascii="Calibri Light" w:eastAsia="Calibri Light" w:hAnsi="Calibri Light" w:cs="Calibri Light"/>
-          <w:b/>
-          <w:bCs/>
-          <w:sz w:val="22"/>
-          <w:szCs w:val="22"/>
-        </w:rPr>
-      </w:pPr>
-      <w:r>
-        <w:rPr>
-          <w:rFonts w:ascii="Calibri Light" w:eastAsia="Calibri Light" w:hAnsi="Calibri Light" w:cs="Calibri Light"/>
-          <w:b/>
-          <w:bCs/>
-          <w:sz w:val="22"/>
-          <w:szCs w:val="22"/>
-        </w:rPr>
-        <w:t>SALIDA EN VS Code.</w:t>
-      </w:r>
-    </w:p>
-    <w:p>
-      <w:pPr>
-        <w:spacing w:before="12"/>
-        <w:ind w:left="426"/>
-        <w:rPr>
-          <w:rFonts w:ascii="Calibri Light" w:eastAsia="Calibri Light" w:hAnsi="Calibri Light" w:cs="Calibri Light"/>
-          <w:sz w:val="22"/>
-          <w:szCs w:val="22"/>
-        </w:rPr>
-      </w:pPr>
-      <w:r>
-        <w:rPr>
-          <w:rFonts w:ascii="Calibri Light" w:eastAsia="Calibri Light" w:hAnsi="Calibri Light" w:cs="Calibri Light"/>
-          <w:noProof/>
+        <w:ind w:left="462"/>
+        <w:rPr>
+          <w:rFonts w:ascii="Calibri Light" w:eastAsia="Calibri Light" w:hAnsi="Calibri Light" w:cs="Calibri Light"/>
+          <w:spacing w:val="1"/>
+          <w:sz w:val="22"/>
+          <w:szCs w:val="22"/>
+        </w:rPr>
+      </w:pPr>
+      <w:r>
+        <w:rPr>
+          <w:rFonts w:ascii="Calibri Light" w:eastAsia="Calibri Light" w:hAnsi="Calibri Light" w:cs="Calibri Light"/>
+          <w:spacing w:val="1"/>
           <w:sz w:val="22"/>
           <w:szCs w:val="22"/>
         </w:rPr>
         <w:drawing>
-          <wp:inline distT="0" distB="0" distL="0" distR="0" wp14:anchorId="4962BED8" wp14:editId="776D7D76">
-            <wp:extent cx="5408930" cy="1552904"/>
-            <wp:effectExtent l="0" t="0" r="1270" b="9525"/>
-            <wp:docPr id="141" name="Imagen 141"/>
+          <wp:inline distT="0" distB="0" distL="0" distR="0" wp14:anchorId="48AB8FC6" wp14:editId="2CF0418C">
+            <wp:extent cx="4788000" cy="609231"/>
+            <wp:effectExtent l="0" t="0" r="0" b="635"/>
+            <wp:docPr id="14" name="Imagen 14"/>
             <wp:cNvGraphicFramePr>
               <a:graphicFrameLocks xmlns:a="http://schemas.openxmlformats.org/drawingml/2006/main" noChangeAspect="1"/>
             </wp:cNvGraphicFramePr>
@@ -10107,7 +8952,7 @@
                     <pic:cNvPicPr/>
                   </pic:nvPicPr>
                   <pic:blipFill>
-                    <a:blip r:embed="rId20"/>
+                    <a:blip r:embed="rId16"/>
                     <a:stretch>
                       <a:fillRect/>
                     </a:stretch>
@@ -10115,7 +8960,7 @@
                   <pic:spPr>
                     <a:xfrm>
                       <a:off x="0" y="0"/>
-                      <a:ext cx="5467406" cy="1569693"/>
+                      <a:ext cx="4788000" cy="609231"/>
                     </a:xfrm>
                     <a:prstGeom prst="rect">
                       <a:avLst/>
@@ -10130,10 +8975,11 @@
     </w:p>
     <w:p>
       <w:pPr>
-        <w:spacing w:before="12"/>
-        <w:ind w:left="426"/>
-        <w:rPr>
-          <w:rFonts w:ascii="Calibri Light" w:eastAsia="Calibri Light" w:hAnsi="Calibri Light" w:cs="Calibri Light"/>
+        <w:pStyle w:val="Prrafodelista"/>
+        <w:ind w:left="462"/>
+        <w:rPr>
+          <w:rFonts w:ascii="Calibri Light" w:eastAsia="Calibri Light" w:hAnsi="Calibri Light" w:cs="Calibri Light"/>
+          <w:spacing w:val="1"/>
           <w:sz w:val="22"/>
           <w:szCs w:val="22"/>
         </w:rPr>
@@ -10141,49 +8987,27 @@
     </w:p>
     <w:p>
       <w:pPr>
-        <w:spacing w:before="12"/>
-        <w:ind w:left="426"/>
-        <w:rPr>
-          <w:rFonts w:ascii="Calibri Light" w:eastAsia="Calibri Light" w:hAnsi="Calibri Light" w:cs="Calibri Light"/>
-          <w:b/>
-          <w:bCs/>
-          <w:sz w:val="22"/>
-          <w:szCs w:val="22"/>
-        </w:rPr>
-      </w:pPr>
-      <w:r>
-        <w:rPr>
-          <w:rFonts w:ascii="Calibri Light" w:eastAsia="Calibri Light" w:hAnsi="Calibri Light" w:cs="Calibri Light"/>
-          <w:b/>
-          <w:bCs/>
-          <w:sz w:val="22"/>
-          <w:szCs w:val="22"/>
-        </w:rPr>
-        <w:t>SALIDA EN COLAB.</w:t>
-      </w:r>
-    </w:p>
-    <w:p>
-      <w:pPr>
-        <w:spacing w:before="12"/>
-        <w:ind w:left="426"/>
-        <w:rPr>
-          <w:rFonts w:ascii="Calibri Light" w:eastAsia="Calibri Light" w:hAnsi="Calibri Light" w:cs="Calibri Light"/>
-          <w:sz w:val="22"/>
-          <w:szCs w:val="22"/>
-        </w:rPr>
-      </w:pPr>
-      <w:r>
-        <w:rPr>
-          <w:rFonts w:ascii="Calibri Light" w:eastAsia="Calibri Light" w:hAnsi="Calibri Light" w:cs="Calibri Light"/>
-          <w:noProof/>
+        <w:pStyle w:val="Prrafodelista"/>
+        <w:ind w:left="462"/>
+        <w:rPr>
+          <w:rFonts w:ascii="Calibri Light" w:eastAsia="Calibri Light" w:hAnsi="Calibri Light" w:cs="Calibri Light"/>
+          <w:spacing w:val="1"/>
+          <w:sz w:val="22"/>
+          <w:szCs w:val="22"/>
+        </w:rPr>
+      </w:pPr>
+      <w:r>
+        <w:rPr>
+          <w:rFonts w:ascii="Calibri Light" w:eastAsia="Calibri Light" w:hAnsi="Calibri Light" w:cs="Calibri Light"/>
+          <w:spacing w:val="1"/>
           <w:sz w:val="22"/>
           <w:szCs w:val="22"/>
         </w:rPr>
         <w:drawing>
-          <wp:inline distT="0" distB="0" distL="0" distR="0" wp14:anchorId="72DDC7DF" wp14:editId="7C063196">
-            <wp:extent cx="5404596" cy="795866"/>
-            <wp:effectExtent l="0" t="0" r="5715" b="4445"/>
-            <wp:docPr id="142" name="Imagen 142"/>
+          <wp:inline distT="0" distB="0" distL="0" distR="0" wp14:anchorId="4B3D771B" wp14:editId="0620A95C">
+            <wp:extent cx="4788000" cy="663199"/>
+            <wp:effectExtent l="0" t="0" r="0" b="3810"/>
+            <wp:docPr id="15" name="Imagen 15"/>
             <wp:cNvGraphicFramePr>
               <a:graphicFrameLocks xmlns:a="http://schemas.openxmlformats.org/drawingml/2006/main" noChangeAspect="1"/>
             </wp:cNvGraphicFramePr>
@@ -10195,7 +9019,7 @@
                     <pic:cNvPicPr/>
                   </pic:nvPicPr>
                   <pic:blipFill>
-                    <a:blip r:embed="rId21"/>
+                    <a:blip r:embed="rId17"/>
                     <a:stretch>
                       <a:fillRect/>
                     </a:stretch>
@@ -10203,7 +9027,7 @@
                   <pic:spPr>
                     <a:xfrm>
                       <a:off x="0" y="0"/>
-                      <a:ext cx="5597609" cy="824289"/>
+                      <a:ext cx="4788000" cy="663199"/>
                     </a:xfrm>
                     <a:prstGeom prst="rect">
                       <a:avLst/>
@@ -10218,9 +9042,11 @@
     </w:p>
     <w:p>
       <w:pPr>
-        <w:spacing w:before="12"/>
-        <w:rPr>
-          <w:rFonts w:ascii="Calibri Light" w:eastAsia="Calibri Light" w:hAnsi="Calibri Light" w:cs="Calibri Light"/>
+        <w:pStyle w:val="Prrafodelista"/>
+        <w:ind w:left="462"/>
+        <w:rPr>
+          <w:rFonts w:ascii="Calibri Light" w:eastAsia="Calibri Light" w:hAnsi="Calibri Light" w:cs="Calibri Light"/>
+          <w:spacing w:val="1"/>
           <w:sz w:val="22"/>
           <w:szCs w:val="22"/>
         </w:rPr>
@@ -10228,10 +9054,94 @@
     </w:p>
     <w:p>
       <w:pPr>
+        <w:pStyle w:val="Prrafodelista"/>
+        <w:ind w:left="462"/>
+        <w:rPr>
+          <w:rFonts w:ascii="Calibri Light" w:eastAsia="Calibri Light" w:hAnsi="Calibri Light" w:cs="Calibri Light"/>
+          <w:spacing w:val="1"/>
+          <w:sz w:val="22"/>
+          <w:szCs w:val="22"/>
+        </w:rPr>
+      </w:pPr>
+      <w:r>
+        <w:rPr>
+          <w:rFonts w:ascii="Calibri Light" w:eastAsia="Calibri Light" w:hAnsi="Calibri Light" w:cs="Calibri Light"/>
+          <w:spacing w:val="1"/>
+          <w:sz w:val="22"/>
+          <w:szCs w:val="22"/>
+        </w:rPr>
+        <w:drawing>
+          <wp:inline distT="0" distB="0" distL="0" distR="0" wp14:anchorId="322EFDD3" wp14:editId="43A217D5">
+            <wp:extent cx="4787900" cy="670560"/>
+            <wp:effectExtent l="0" t="0" r="0" b="0"/>
+            <wp:docPr id="16" name="Imagen 16"/>
+            <wp:cNvGraphicFramePr>
+              <a:graphicFrameLocks xmlns:a="http://schemas.openxmlformats.org/drawingml/2006/main" noChangeAspect="1"/>
+            </wp:cNvGraphicFramePr>
+            <a:graphic xmlns:a="http://schemas.openxmlformats.org/drawingml/2006/main">
+              <a:graphicData uri="http://schemas.openxmlformats.org/drawingml/2006/picture">
+                <pic:pic xmlns:pic="http://schemas.openxmlformats.org/drawingml/2006/picture">
+                  <pic:nvPicPr>
+                    <pic:cNvPr id="1" name=""/>
+                    <pic:cNvPicPr/>
+                  </pic:nvPicPr>
+                  <pic:blipFill rotWithShape="1">
+                    <a:blip r:embed="rId18"/>
+                    <a:srcRect r="16222"/>
+                    <a:stretch/>
+                  </pic:blipFill>
+                  <pic:spPr bwMode="auto">
+                    <a:xfrm>
+                      <a:off x="0" y="0"/>
+                      <a:ext cx="4788315" cy="670618"/>
+                    </a:xfrm>
+                    <a:prstGeom prst="rect">
+                      <a:avLst/>
+                    </a:prstGeom>
+                    <a:ln>
+                      <a:noFill/>
+                    </a:ln>
+                    <a:extLst>
+                      <a:ext uri="{53640926-AAD7-44D8-BBD7-CCE9431645EC}">
+                        <a14:shadowObscured xmlns:a14="http://schemas.microsoft.com/office/drawing/2010/main"/>
+                      </a:ext>
+                    </a:extLst>
+                  </pic:spPr>
+                </pic:pic>
+              </a:graphicData>
+            </a:graphic>
+          </wp:inline>
+        </w:drawing>
+      </w:r>
+    </w:p>
+    <w:p>
+      <w:pPr>
+        <w:spacing w:before="12"/>
+        <w:ind w:left="102"/>
+        <w:rPr>
+          <w:rFonts w:ascii="Calibri Light" w:eastAsia="Calibri Light" w:hAnsi="Calibri Light" w:cs="Calibri Light"/>
+          <w:sz w:val="22"/>
+          <w:szCs w:val="22"/>
+        </w:rPr>
+      </w:pPr>
+    </w:p>
+    <w:p>
+      <w:pPr>
+        <w:spacing w:before="12"/>
+        <w:ind w:left="102"/>
+        <w:rPr>
+          <w:rFonts w:ascii="Calibri Light" w:eastAsia="Calibri Light" w:hAnsi="Calibri Light" w:cs="Calibri Light"/>
+          <w:sz w:val="22"/>
+          <w:szCs w:val="22"/>
+        </w:rPr>
+      </w:pPr>
+    </w:p>
+    <w:p>
+      <w:pPr>
         <w:spacing w:before="12"/>
         <w:ind w:left="6189"/>
         <w:rPr>
-          <w:rFonts w:ascii="Calibri" w:eastAsia="Calibri" w:hAnsi="Calibri" w:cs="Calibri"/>
+          <w:rFonts w:ascii="Calibri Light" w:eastAsia="Calibri" w:hAnsi="Calibri Light" w:cs="Calibri Light"/>
           <w:sz w:val="22"/>
           <w:szCs w:val="22"/>
         </w:rPr>
@@ -10244,12 +9154,147 @@
       <w:r>
         <w:rPr>
           <w:noProof/>
+        </w:rPr>
+        <mc:AlternateContent>
+          <mc:Choice Requires="wps">
+            <w:drawing>
+              <wp:anchor distT="0" distB="0" distL="114300" distR="114300" simplePos="0" relativeHeight="251713024" behindDoc="0" locked="0" layoutInCell="1" allowOverlap="1" wp14:anchorId="6D07ACF3" wp14:editId="6C65D88C">
+                <wp:simplePos x="0" y="0"/>
+                <wp:positionH relativeFrom="column">
+                  <wp:posOffset>-649605</wp:posOffset>
+                </wp:positionH>
+                <wp:positionV relativeFrom="paragraph">
+                  <wp:posOffset>551452</wp:posOffset>
+                </wp:positionV>
+                <wp:extent cx="7033260" cy="10160"/>
+                <wp:effectExtent l="0" t="0" r="0" b="0"/>
+                <wp:wrapNone/>
+                <wp:docPr id="77" name="Freeform 489"/>
+                <wp:cNvGraphicFramePr>
+                  <a:graphicFrameLocks xmlns:a="http://schemas.openxmlformats.org/drawingml/2006/main"/>
+                </wp:cNvGraphicFramePr>
+                <a:graphic xmlns:a="http://schemas.openxmlformats.org/drawingml/2006/main">
+                  <a:graphicData uri="http://schemas.microsoft.com/office/word/2010/wordprocessingShape">
+                    <wps:wsp>
+                      <wps:cNvSpPr>
+                        <a:spLocks/>
+                      </wps:cNvSpPr>
+                      <wps:spPr bwMode="auto">
+                        <a:xfrm>
+                          <a:off x="0" y="0"/>
+                          <a:ext cx="7033260" cy="10160"/>
+                        </a:xfrm>
+                        <a:custGeom>
+                          <a:avLst/>
+                          <a:gdLst>
+                            <a:gd name="T0" fmla="+- 0 583 583"/>
+                            <a:gd name="T1" fmla="*/ T0 w 11076"/>
+                            <a:gd name="T2" fmla="+- 0 584 568"/>
+                            <a:gd name="T3" fmla="*/ 584 h 16"/>
+                            <a:gd name="T4" fmla="+- 0 11659 583"/>
+                            <a:gd name="T5" fmla="*/ T4 w 11076"/>
+                            <a:gd name="T6" fmla="+- 0 584 568"/>
+                            <a:gd name="T7" fmla="*/ 584 h 16"/>
+                            <a:gd name="T8" fmla="+- 0 11659 583"/>
+                            <a:gd name="T9" fmla="*/ T8 w 11076"/>
+                            <a:gd name="T10" fmla="+- 0 568 568"/>
+                            <a:gd name="T11" fmla="*/ 568 h 16"/>
+                            <a:gd name="T12" fmla="+- 0 583 583"/>
+                            <a:gd name="T13" fmla="*/ T12 w 11076"/>
+                            <a:gd name="T14" fmla="+- 0 568 568"/>
+                            <a:gd name="T15" fmla="*/ 568 h 16"/>
+                            <a:gd name="T16" fmla="+- 0 583 583"/>
+                            <a:gd name="T17" fmla="*/ T16 w 11076"/>
+                            <a:gd name="T18" fmla="+- 0 584 568"/>
+                            <a:gd name="T19" fmla="*/ 584 h 16"/>
+                          </a:gdLst>
+                          <a:ahLst/>
+                          <a:cxnLst>
+                            <a:cxn ang="0">
+                              <a:pos x="T1" y="T3"/>
+                            </a:cxn>
+                            <a:cxn ang="0">
+                              <a:pos x="T5" y="T7"/>
+                            </a:cxn>
+                            <a:cxn ang="0">
+                              <a:pos x="T9" y="T11"/>
+                            </a:cxn>
+                            <a:cxn ang="0">
+                              <a:pos x="T13" y="T15"/>
+                            </a:cxn>
+                            <a:cxn ang="0">
+                              <a:pos x="T17" y="T19"/>
+                            </a:cxn>
+                          </a:cxnLst>
+                          <a:rect l="0" t="0" r="r" b="b"/>
+                          <a:pathLst>
+                            <a:path w="11076" h="16">
+                              <a:moveTo>
+                                <a:pt x="0" y="16"/>
+                              </a:moveTo>
+                              <a:lnTo>
+                                <a:pt x="11076" y="16"/>
+                              </a:lnTo>
+                              <a:lnTo>
+                                <a:pt x="11076" y="0"/>
+                              </a:lnTo>
+                              <a:lnTo>
+                                <a:pt x="0" y="0"/>
+                              </a:lnTo>
+                              <a:lnTo>
+                                <a:pt x="0" y="16"/>
+                              </a:lnTo>
+                              <a:close/>
+                            </a:path>
+                          </a:pathLst>
+                        </a:custGeom>
+                        <a:solidFill>
+                          <a:srgbClr val="000000"/>
+                        </a:solidFill>
+                        <a:ln>
+                          <a:noFill/>
+                        </a:ln>
+                        <a:extLst>
+                          <a:ext uri="{91240B29-F687-4F45-9708-019B960494DF}">
+                            <a14:hiddenLine xmlns:a14="http://schemas.microsoft.com/office/drawing/2010/main" w="9525">
+                              <a:solidFill>
+                                <a:srgbClr val="000000"/>
+                              </a:solidFill>
+                              <a:round/>
+                              <a:headEnd/>
+                              <a:tailEnd/>
+                            </a14:hiddenLine>
+                          </a:ext>
+                        </a:extLst>
+                      </wps:spPr>
+                      <wps:bodyPr rot="0" vert="horz" wrap="square" lIns="91440" tIns="45720" rIns="91440" bIns="45720" anchor="t" anchorCtr="0" upright="1">
+                        <a:noAutofit/>
+                      </wps:bodyPr>
+                    </wps:wsp>
+                  </a:graphicData>
+                </a:graphic>
+              </wp:anchor>
+            </w:drawing>
+          </mc:Choice>
+          <mc:Fallback>
+            <w:pict>
+              <v:shape w14:anchorId="7ED3CE87" id="Freeform 489" o:spid="_x0000_s1026" style="position:absolute;margin-left:-51.15pt;margin-top:43.4pt;width:553.8pt;height:.8pt;z-index:251713024;visibility:visible;mso-wrap-style:square;mso-wrap-distance-left:9pt;mso-wrap-distance-top:0;mso-wrap-distance-right:9pt;mso-wrap-distance-bottom:0;mso-position-horizontal:absolute;mso-position-horizontal-relative:text;mso-position-vertical:absolute;mso-position-vertical-relative:text;v-text-anchor:top" coordsize="11076,16" o:gfxdata="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" path="m,16r11076,l11076,,,,,16xe" fillcolor="black" stroked="f">
+                <v:path arrowok="t" o:connecttype="custom" o:connectlocs="0,370840;7033260,370840;7033260,360680;0,360680;0,370840" o:connectangles="0,0,0,0,0"/>
+              </v:shape>
+            </w:pict>
+          </mc:Fallback>
+        </mc:AlternateContent>
+      </w:r>
+      <w:r>
+        <w:rPr>
+          <w:rFonts w:ascii="Calibri Light" w:hAnsi="Calibri Light" w:cs="Calibri Light"/>
+          <w:noProof/>
           <w:color w:val="FFFFFF" w:themeColor="background1"/>
         </w:rPr>
         <mc:AlternateContent>
           <mc:Choice Requires="wpg">
             <w:drawing>
-              <wp:anchor distT="0" distB="0" distL="114300" distR="114300" simplePos="0" relativeHeight="251680256" behindDoc="1" locked="0" layoutInCell="1" allowOverlap="1" wp14:anchorId="76CAC831" wp14:editId="43665A49">
+              <wp:anchor distT="0" distB="0" distL="114300" distR="114300" simplePos="0" relativeHeight="251702784" behindDoc="1" locked="0" layoutInCell="1" allowOverlap="1" wp14:anchorId="337AFA06" wp14:editId="0FD68F06">
                 <wp:simplePos x="0" y="0"/>
                 <wp:positionH relativeFrom="page">
                   <wp:posOffset>6406515</wp:posOffset>
@@ -10657,7 +9702,7 @@
           </mc:Choice>
           <mc:Fallback>
             <w:pict>
-              <v:group w14:anchorId="41D11953" id="Grupo 20" o:spid="_x0000_s1026" style="position:absolute;margin-left:504.45pt;margin-top:-5.4pt;width:23.2pt;height:25.95pt;z-index:-251636224;mso-position-horizontal-relative:page" coordorigin="10089,-108" coordsize="464,519" o:gfxdata="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">
+              <v:group w14:anchorId="4B9E885F" id="Grupo 20" o:spid="_x0000_s1026" style="position:absolute;margin-left:504.45pt;margin-top:-5.4pt;width:23.2pt;height:25.95pt;z-index:-251613696;mso-position-horizontal-relative:page" coordorigin="10089,-108" coordsize="464,519" o:gfxdata="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">
                 <v:shape id="Freeform 488" o:spid="_x0000_s1027" style="position:absolute;left:10099;top:17;width:442;height:269;visibility:visible;mso-wrap-style:square;v-text-anchor:top" coordsize="442,269" o:gfxdata="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" path="m,269r441,l441,,,,,269xe" filled="f" strokecolor="#31849b [2408]">
                   <v:path arrowok="t" o:connecttype="custom" o:connectlocs="0,286;441,286;441,17;0,17;0,286" o:connectangles="0,0,0,0,0"/>
                 </v:shape>
@@ -10678,7 +9723,7 @@
       </w:r>
       <w:r>
         <w:rPr>
-          <w:rFonts w:ascii="Calibri" w:eastAsia="Calibri" w:hAnsi="Calibri" w:cs="Calibri"/>
+          <w:rFonts w:ascii="Calibri Light" w:eastAsia="Calibri" w:hAnsi="Calibri Light" w:cs="Calibri Light"/>
           <w:spacing w:val="1"/>
           <w:sz w:val="22"/>
           <w:szCs w:val="22"/>
@@ -10687,7 +9732,7 @@
       </w:r>
       <w:r>
         <w:rPr>
-          <w:rFonts w:ascii="Calibri" w:eastAsia="Calibri" w:hAnsi="Calibri" w:cs="Calibri"/>
+          <w:rFonts w:ascii="Calibri Light" w:eastAsia="Calibri" w:hAnsi="Calibri Light" w:cs="Calibri Light"/>
           <w:sz w:val="22"/>
           <w:szCs w:val="22"/>
         </w:rPr>
@@ -10695,7 +9740,7 @@
       </w:r>
       <w:r>
         <w:rPr>
-          <w:rFonts w:ascii="Calibri" w:eastAsia="Calibri" w:hAnsi="Calibri" w:cs="Calibri"/>
+          <w:rFonts w:ascii="Calibri Light" w:eastAsia="Calibri" w:hAnsi="Calibri Light" w:cs="Calibri Light"/>
           <w:spacing w:val="-1"/>
           <w:sz w:val="22"/>
           <w:szCs w:val="22"/>
@@ -10704,7 +9749,7 @@
       </w:r>
       <w:r>
         <w:rPr>
-          <w:rFonts w:ascii="Calibri" w:eastAsia="Calibri" w:hAnsi="Calibri" w:cs="Calibri"/>
+          <w:rFonts w:ascii="Calibri Light" w:eastAsia="Calibri" w:hAnsi="Calibri Light" w:cs="Calibri Light"/>
           <w:sz w:val="22"/>
           <w:szCs w:val="22"/>
         </w:rPr>
@@ -10712,7 +9757,7 @@
       </w:r>
       <w:r>
         <w:rPr>
-          <w:rFonts w:ascii="Calibri" w:eastAsia="Calibri" w:hAnsi="Calibri" w:cs="Calibri"/>
+          <w:rFonts w:ascii="Calibri Light" w:eastAsia="Calibri" w:hAnsi="Calibri Light" w:cs="Calibri Light"/>
           <w:spacing w:val="1"/>
           <w:sz w:val="22"/>
           <w:szCs w:val="22"/>
@@ -10721,7 +9766,7 @@
       </w:r>
       <w:r>
         <w:rPr>
-          <w:rFonts w:ascii="Calibri" w:eastAsia="Calibri" w:hAnsi="Calibri" w:cs="Calibri"/>
+          <w:rFonts w:ascii="Calibri Light" w:eastAsia="Calibri" w:hAnsi="Calibri Light" w:cs="Calibri Light"/>
           <w:spacing w:val="-1"/>
           <w:sz w:val="22"/>
           <w:szCs w:val="22"/>
@@ -10730,7 +9775,7 @@
       </w:r>
       <w:r>
         <w:rPr>
-          <w:rFonts w:ascii="Calibri" w:eastAsia="Calibri" w:hAnsi="Calibri" w:cs="Calibri"/>
+          <w:rFonts w:ascii="Calibri Light" w:eastAsia="Calibri" w:hAnsi="Calibri Light" w:cs="Calibri Light"/>
           <w:spacing w:val="-3"/>
           <w:sz w:val="22"/>
           <w:szCs w:val="22"/>
@@ -10739,7 +9784,7 @@
       </w:r>
       <w:r>
         <w:rPr>
-          <w:rFonts w:ascii="Calibri" w:eastAsia="Calibri" w:hAnsi="Calibri" w:cs="Calibri"/>
+          <w:rFonts w:ascii="Calibri Light" w:eastAsia="Calibri" w:hAnsi="Calibri Light" w:cs="Calibri Light"/>
           <w:sz w:val="22"/>
           <w:szCs w:val="22"/>
         </w:rPr>
@@ -10747,7 +9792,7 @@
       </w:r>
       <w:r>
         <w:rPr>
-          <w:rFonts w:ascii="Calibri" w:eastAsia="Calibri" w:hAnsi="Calibri" w:cs="Calibri"/>
+          <w:rFonts w:ascii="Calibri Light" w:eastAsia="Calibri" w:hAnsi="Calibri Light" w:cs="Calibri Light"/>
           <w:spacing w:val="-2"/>
           <w:sz w:val="22"/>
           <w:szCs w:val="22"/>
@@ -10756,7 +9801,7 @@
       </w:r>
       <w:r>
         <w:rPr>
-          <w:rFonts w:ascii="Calibri" w:eastAsia="Calibri" w:hAnsi="Calibri" w:cs="Calibri"/>
+          <w:rFonts w:ascii="Calibri Light" w:eastAsia="Calibri" w:hAnsi="Calibri Light" w:cs="Calibri Light"/>
           <w:sz w:val="22"/>
           <w:szCs w:val="22"/>
         </w:rPr>
@@ -10764,7 +9809,7 @@
       </w:r>
       <w:r>
         <w:rPr>
-          <w:rFonts w:ascii="Calibri" w:eastAsia="Calibri" w:hAnsi="Calibri" w:cs="Calibri"/>
+          <w:rFonts w:ascii="Calibri Light" w:eastAsia="Calibri" w:hAnsi="Calibri Light" w:cs="Calibri Light"/>
           <w:spacing w:val="1"/>
           <w:sz w:val="22"/>
           <w:szCs w:val="22"/>
@@ -10773,7 +9818,7 @@
       </w:r>
       <w:r>
         <w:rPr>
-          <w:rFonts w:ascii="Calibri" w:eastAsia="Calibri" w:hAnsi="Calibri" w:cs="Calibri"/>
+          <w:rFonts w:ascii="Calibri Light" w:eastAsia="Calibri" w:hAnsi="Calibri Light" w:cs="Calibri Light"/>
           <w:spacing w:val="-2"/>
           <w:sz w:val="22"/>
           <w:szCs w:val="22"/>
@@ -10782,7 +9827,7 @@
       </w:r>
       <w:r>
         <w:rPr>
-          <w:rFonts w:ascii="Calibri" w:eastAsia="Calibri" w:hAnsi="Calibri" w:cs="Calibri"/>
+          <w:rFonts w:ascii="Calibri Light" w:eastAsia="Calibri" w:hAnsi="Calibri Light" w:cs="Calibri Light"/>
           <w:sz w:val="22"/>
           <w:szCs w:val="22"/>
         </w:rPr>
@@ -10790,7 +9835,7 @@
       </w:r>
       <w:r>
         <w:rPr>
-          <w:rFonts w:ascii="Calibri" w:eastAsia="Calibri" w:hAnsi="Calibri" w:cs="Calibri"/>
+          <w:rFonts w:ascii="Calibri Light" w:eastAsia="Calibri" w:hAnsi="Calibri Light" w:cs="Calibri Light"/>
           <w:spacing w:val="-1"/>
           <w:sz w:val="22"/>
           <w:szCs w:val="22"/>
@@ -10799,7 +9844,7 @@
       </w:r>
       <w:r>
         <w:rPr>
-          <w:rFonts w:ascii="Calibri" w:eastAsia="Calibri" w:hAnsi="Calibri" w:cs="Calibri"/>
+          <w:rFonts w:ascii="Calibri Light" w:eastAsia="Calibri" w:hAnsi="Calibri Light" w:cs="Calibri Light"/>
           <w:sz w:val="22"/>
           <w:szCs w:val="22"/>
         </w:rPr>
@@ -10807,7 +9852,7 @@
       </w:r>
       <w:r>
         <w:rPr>
-          <w:rFonts w:ascii="Calibri" w:eastAsia="Calibri" w:hAnsi="Calibri" w:cs="Calibri"/>
+          <w:rFonts w:ascii="Calibri Light" w:eastAsia="Calibri" w:hAnsi="Calibri Light" w:cs="Calibri Light"/>
           <w:spacing w:val="29"/>
           <w:sz w:val="22"/>
           <w:szCs w:val="22"/>
@@ -10816,7 +9861,7 @@
       </w:r>
       <w:r>
         <w:rPr>
-          <w:rFonts w:ascii="Calibri" w:eastAsia="Calibri" w:hAnsi="Calibri" w:cs="Calibri"/>
+          <w:rFonts w:ascii="Calibri Light" w:eastAsia="Calibri" w:hAnsi="Calibri Light" w:cs="Calibri Light"/>
           <w:color w:val="FFFFFF" w:themeColor="background1"/>
           <w:spacing w:val="29"/>
           <w:sz w:val="22"/>
@@ -10827,8 +9872,2174 @@
     </w:p>
     <w:p>
       <w:pPr>
+        <w:pStyle w:val="Prrafodelista"/>
+        <w:numPr>
+          <w:ilvl w:val="0"/>
+          <w:numId w:val="13"/>
+        </w:numPr>
+        <w:spacing w:before="12"/>
+        <w:rPr>
+          <w:rFonts w:ascii="Calibri Light" w:eastAsia="Calibri Light" w:hAnsi="Calibri Light" w:cs="Calibri Light"/>
+          <w:sz w:val="22"/>
+          <w:szCs w:val="22"/>
+        </w:rPr>
+      </w:pPr>
+      <w:r>
+        <w:rPr>
+          <w:noProof/>
+        </w:rPr>
+        <w:lastRenderedPageBreak/>
+        <mc:AlternateContent>
+          <mc:Choice Requires="wps">
+            <w:drawing>
+              <wp:anchor distT="0" distB="0" distL="114300" distR="114300" simplePos="0" relativeHeight="251710976" behindDoc="0" locked="0" layoutInCell="1" allowOverlap="1" wp14:anchorId="193628AC" wp14:editId="45DCF74C">
+                <wp:simplePos x="0" y="0"/>
+                <wp:positionH relativeFrom="column">
+                  <wp:posOffset>-661670</wp:posOffset>
+                </wp:positionH>
+                <wp:positionV relativeFrom="paragraph">
+                  <wp:posOffset>-100965</wp:posOffset>
+                </wp:positionV>
+                <wp:extent cx="7033260" cy="10160"/>
+                <wp:effectExtent l="0" t="0" r="0" b="0"/>
+                <wp:wrapNone/>
+                <wp:docPr id="76" name="Freeform 489"/>
+                <wp:cNvGraphicFramePr>
+                  <a:graphicFrameLocks xmlns:a="http://schemas.openxmlformats.org/drawingml/2006/main"/>
+                </wp:cNvGraphicFramePr>
+                <a:graphic xmlns:a="http://schemas.openxmlformats.org/drawingml/2006/main">
+                  <a:graphicData uri="http://schemas.microsoft.com/office/word/2010/wordprocessingShape">
+                    <wps:wsp>
+                      <wps:cNvSpPr>
+                        <a:spLocks/>
+                      </wps:cNvSpPr>
+                      <wps:spPr bwMode="auto">
+                        <a:xfrm>
+                          <a:off x="0" y="0"/>
+                          <a:ext cx="7033260" cy="10160"/>
+                        </a:xfrm>
+                        <a:custGeom>
+                          <a:avLst/>
+                          <a:gdLst>
+                            <a:gd name="T0" fmla="+- 0 583 583"/>
+                            <a:gd name="T1" fmla="*/ T0 w 11076"/>
+                            <a:gd name="T2" fmla="+- 0 584 568"/>
+                            <a:gd name="T3" fmla="*/ 584 h 16"/>
+                            <a:gd name="T4" fmla="+- 0 11659 583"/>
+                            <a:gd name="T5" fmla="*/ T4 w 11076"/>
+                            <a:gd name="T6" fmla="+- 0 584 568"/>
+                            <a:gd name="T7" fmla="*/ 584 h 16"/>
+                            <a:gd name="T8" fmla="+- 0 11659 583"/>
+                            <a:gd name="T9" fmla="*/ T8 w 11076"/>
+                            <a:gd name="T10" fmla="+- 0 568 568"/>
+                            <a:gd name="T11" fmla="*/ 568 h 16"/>
+                            <a:gd name="T12" fmla="+- 0 583 583"/>
+                            <a:gd name="T13" fmla="*/ T12 w 11076"/>
+                            <a:gd name="T14" fmla="+- 0 568 568"/>
+                            <a:gd name="T15" fmla="*/ 568 h 16"/>
+                            <a:gd name="T16" fmla="+- 0 583 583"/>
+                            <a:gd name="T17" fmla="*/ T16 w 11076"/>
+                            <a:gd name="T18" fmla="+- 0 584 568"/>
+                            <a:gd name="T19" fmla="*/ 584 h 16"/>
+                          </a:gdLst>
+                          <a:ahLst/>
+                          <a:cxnLst>
+                            <a:cxn ang="0">
+                              <a:pos x="T1" y="T3"/>
+                            </a:cxn>
+                            <a:cxn ang="0">
+                              <a:pos x="T5" y="T7"/>
+                            </a:cxn>
+                            <a:cxn ang="0">
+                              <a:pos x="T9" y="T11"/>
+                            </a:cxn>
+                            <a:cxn ang="0">
+                              <a:pos x="T13" y="T15"/>
+                            </a:cxn>
+                            <a:cxn ang="0">
+                              <a:pos x="T17" y="T19"/>
+                            </a:cxn>
+                          </a:cxnLst>
+                          <a:rect l="0" t="0" r="r" b="b"/>
+                          <a:pathLst>
+                            <a:path w="11076" h="16">
+                              <a:moveTo>
+                                <a:pt x="0" y="16"/>
+                              </a:moveTo>
+                              <a:lnTo>
+                                <a:pt x="11076" y="16"/>
+                              </a:lnTo>
+                              <a:lnTo>
+                                <a:pt x="11076" y="0"/>
+                              </a:lnTo>
+                              <a:lnTo>
+                                <a:pt x="0" y="0"/>
+                              </a:lnTo>
+                              <a:lnTo>
+                                <a:pt x="0" y="16"/>
+                              </a:lnTo>
+                              <a:close/>
+                            </a:path>
+                          </a:pathLst>
+                        </a:custGeom>
+                        <a:solidFill>
+                          <a:srgbClr val="000000"/>
+                        </a:solidFill>
+                        <a:ln>
+                          <a:noFill/>
+                        </a:ln>
+                        <a:extLst>
+                          <a:ext uri="{91240B29-F687-4F45-9708-019B960494DF}">
+                            <a14:hiddenLine xmlns:a14="http://schemas.microsoft.com/office/drawing/2010/main" w="9525">
+                              <a:solidFill>
+                                <a:srgbClr val="000000"/>
+                              </a:solidFill>
+                              <a:round/>
+                              <a:headEnd/>
+                              <a:tailEnd/>
+                            </a14:hiddenLine>
+                          </a:ext>
+                        </a:extLst>
+                      </wps:spPr>
+                      <wps:bodyPr rot="0" vert="horz" wrap="square" lIns="91440" tIns="45720" rIns="91440" bIns="45720" anchor="t" anchorCtr="0" upright="1">
+                        <a:noAutofit/>
+                      </wps:bodyPr>
+                    </wps:wsp>
+                  </a:graphicData>
+                </a:graphic>
+              </wp:anchor>
+            </w:drawing>
+          </mc:Choice>
+          <mc:Fallback>
+            <w:pict>
+              <v:shape w14:anchorId="2FE38C50" id="Freeform 489" o:spid="_x0000_s1026" style="position:absolute;margin-left:-52.1pt;margin-top:-7.95pt;width:553.8pt;height:.8pt;z-index:251710976;visibility:visible;mso-wrap-style:square;mso-wrap-distance-left:9pt;mso-wrap-distance-top:0;mso-wrap-distance-right:9pt;mso-wrap-distance-bottom:0;mso-position-horizontal:absolute;mso-position-horizontal-relative:text;mso-position-vertical:absolute;mso-position-vertical-relative:text;v-text-anchor:top" coordsize="11076,16" o:gfxdata="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" path="m,16r11076,l11076,,,,,16xe" fillcolor="black" stroked="f">
+                <v:path arrowok="t" o:connecttype="custom" o:connectlocs="0,370840;7033260,370840;7033260,360680;0,360680;0,370840" o:connectangles="0,0,0,0,0"/>
+              </v:shape>
+            </w:pict>
+          </mc:Fallback>
+        </mc:AlternateContent>
+      </w:r>
+      <w:r>
+        <w:rPr>
+          <w:rFonts w:ascii="Calibri Light" w:eastAsia="Calibri Light" w:hAnsi="Calibri Light" w:cs="Calibri Light"/>
+          <w:noProof/>
+          <w:spacing w:val="1"/>
+          <w:sz w:val="22"/>
+          <w:szCs w:val="22"/>
+        </w:rPr>
+        <mc:AlternateContent>
+          <mc:Choice Requires="wpg">
+            <w:drawing>
+              <wp:anchor distT="0" distB="0" distL="114300" distR="114300" simplePos="0" relativeHeight="251706880" behindDoc="1" locked="0" layoutInCell="1" allowOverlap="1" wp14:anchorId="0B134D7A" wp14:editId="38C5B73C">
+                <wp:simplePos x="0" y="0"/>
+                <wp:positionH relativeFrom="page">
+                  <wp:posOffset>300990</wp:posOffset>
+                </wp:positionH>
+                <wp:positionV relativeFrom="page">
+                  <wp:posOffset>334010</wp:posOffset>
+                </wp:positionV>
+                <wp:extent cx="7164070" cy="9432290"/>
+                <wp:effectExtent l="0" t="0" r="17780" b="16510"/>
+                <wp:wrapNone/>
+                <wp:docPr id="29" name="Grupo 29"/>
+                <wp:cNvGraphicFramePr>
+                  <a:graphicFrameLocks xmlns:a="http://schemas.openxmlformats.org/drawingml/2006/main"/>
+                </wp:cNvGraphicFramePr>
+                <a:graphic xmlns:a="http://schemas.openxmlformats.org/drawingml/2006/main">
+                  <a:graphicData uri="http://schemas.microsoft.com/office/word/2010/wordprocessingGroup">
+                    <wpg:wgp>
+                      <wpg:cNvGrpSpPr>
+                        <a:grpSpLocks/>
+                      </wpg:cNvGrpSpPr>
+                      <wpg:grpSpPr bwMode="auto">
+                        <a:xfrm>
+                          <a:off x="0" y="0"/>
+                          <a:ext cx="7164070" cy="9432290"/>
+                          <a:chOff x="480" y="494"/>
+                          <a:chExt cx="11282" cy="14854"/>
+                        </a:xfrm>
+                      </wpg:grpSpPr>
+                      <wps:wsp>
+                        <wps:cNvPr id="55" name="Freeform 484"/>
+                        <wps:cNvSpPr>
+                          <a:spLocks/>
+                        </wps:cNvSpPr>
+                        <wps:spPr bwMode="auto">
+                          <a:xfrm>
+                            <a:off x="480" y="494"/>
+                            <a:ext cx="103" cy="0"/>
+                          </a:xfrm>
+                          <a:custGeom>
+                            <a:avLst/>
+                            <a:gdLst>
+                              <a:gd name="T0" fmla="+- 0 480 480"/>
+                              <a:gd name="T1" fmla="*/ T0 w 103"/>
+                              <a:gd name="T2" fmla="+- 0 583 480"/>
+                              <a:gd name="T3" fmla="*/ T2 w 103"/>
+                            </a:gdLst>
+                            <a:ahLst/>
+                            <a:cxnLst>
+                              <a:cxn ang="0">
+                                <a:pos x="T1" y="0"/>
+                              </a:cxn>
+                              <a:cxn ang="0">
+                                <a:pos x="T3" y="0"/>
+                              </a:cxn>
+                            </a:cxnLst>
+                            <a:rect l="0" t="0" r="r" b="b"/>
+                            <a:pathLst>
+                              <a:path w="103">
+                                <a:moveTo>
+                                  <a:pt x="0" y="0"/>
+                                </a:moveTo>
+                                <a:lnTo>
+                                  <a:pt x="103" y="0"/>
+                                </a:lnTo>
+                              </a:path>
+                            </a:pathLst>
+                          </a:custGeom>
+                          <a:noFill/>
+                          <a:ln w="19558">
+                            <a:solidFill>
+                              <a:srgbClr val="000000"/>
+                            </a:solidFill>
+                            <a:round/>
+                            <a:headEnd/>
+                            <a:tailEnd/>
+                          </a:ln>
+                          <a:extLst>
+                            <a:ext uri="{909E8E84-426E-40DD-AFC4-6F175D3DCCD1}">
+                              <a14:hiddenFill xmlns:a14="http://schemas.microsoft.com/office/drawing/2010/main">
+                                <a:solidFill>
+                                  <a:srgbClr val="FFFFFF"/>
+                                </a:solidFill>
+                              </a14:hiddenFill>
+                            </a:ext>
+                          </a:extLst>
+                        </wps:spPr>
+                        <wps:bodyPr rot="0" vert="horz" wrap="square" lIns="91440" tIns="45720" rIns="91440" bIns="45720" anchor="t" anchorCtr="0" upright="1">
+                          <a:noAutofit/>
+                        </wps:bodyPr>
+                      </wps:wsp>
+                      <wps:wsp>
+                        <wps:cNvPr id="56" name="Freeform 485"/>
+                        <wps:cNvSpPr>
+                          <a:spLocks/>
+                        </wps:cNvSpPr>
+                        <wps:spPr bwMode="auto">
+                          <a:xfrm>
+                            <a:off x="509" y="508"/>
+                            <a:ext cx="60" cy="76"/>
+                          </a:xfrm>
+                          <a:custGeom>
+                            <a:avLst/>
+                            <a:gdLst>
+                              <a:gd name="T0" fmla="+- 0 509 509"/>
+                              <a:gd name="T1" fmla="*/ T0 w 60"/>
+                              <a:gd name="T2" fmla="+- 0 584 508"/>
+                              <a:gd name="T3" fmla="*/ 584 h 76"/>
+                              <a:gd name="T4" fmla="+- 0 569 509"/>
+                              <a:gd name="T5" fmla="*/ T4 w 60"/>
+                              <a:gd name="T6" fmla="+- 0 584 508"/>
+                              <a:gd name="T7" fmla="*/ 584 h 76"/>
+                              <a:gd name="T8" fmla="+- 0 569 509"/>
+                              <a:gd name="T9" fmla="*/ T8 w 60"/>
+                              <a:gd name="T10" fmla="+- 0 508 508"/>
+                              <a:gd name="T11" fmla="*/ 508 h 76"/>
+                              <a:gd name="T12" fmla="+- 0 509 509"/>
+                              <a:gd name="T13" fmla="*/ T12 w 60"/>
+                              <a:gd name="T14" fmla="+- 0 508 508"/>
+                              <a:gd name="T15" fmla="*/ 508 h 76"/>
+                              <a:gd name="T16" fmla="+- 0 509 509"/>
+                              <a:gd name="T17" fmla="*/ T16 w 60"/>
+                              <a:gd name="T18" fmla="+- 0 584 508"/>
+                              <a:gd name="T19" fmla="*/ 584 h 76"/>
+                            </a:gdLst>
+                            <a:ahLst/>
+                            <a:cxnLst>
+                              <a:cxn ang="0">
+                                <a:pos x="T1" y="T3"/>
+                              </a:cxn>
+                              <a:cxn ang="0">
+                                <a:pos x="T5" y="T7"/>
+                              </a:cxn>
+                              <a:cxn ang="0">
+                                <a:pos x="T9" y="T11"/>
+                              </a:cxn>
+                              <a:cxn ang="0">
+                                <a:pos x="T13" y="T15"/>
+                              </a:cxn>
+                              <a:cxn ang="0">
+                                <a:pos x="T17" y="T19"/>
+                              </a:cxn>
+                            </a:cxnLst>
+                            <a:rect l="0" t="0" r="r" b="b"/>
+                            <a:pathLst>
+                              <a:path w="60" h="76">
+                                <a:moveTo>
+                                  <a:pt x="0" y="76"/>
+                                </a:moveTo>
+                                <a:lnTo>
+                                  <a:pt x="60" y="76"/>
+                                </a:lnTo>
+                                <a:lnTo>
+                                  <a:pt x="60" y="0"/>
+                                </a:lnTo>
+                                <a:lnTo>
+                                  <a:pt x="0" y="0"/>
+                                </a:lnTo>
+                                <a:lnTo>
+                                  <a:pt x="0" y="76"/>
+                                </a:lnTo>
+                                <a:close/>
+                              </a:path>
+                            </a:pathLst>
+                          </a:custGeom>
+                          <a:solidFill>
+                            <a:srgbClr val="FFFFFF"/>
+                          </a:solidFill>
+                          <a:ln>
+                            <a:noFill/>
+                          </a:ln>
+                          <a:extLst>
+                            <a:ext uri="{91240B29-F687-4F45-9708-019B960494DF}">
+                              <a14:hiddenLine xmlns:a14="http://schemas.microsoft.com/office/drawing/2010/main" w="9525">
+                                <a:solidFill>
+                                  <a:srgbClr val="000000"/>
+                                </a:solidFill>
+                                <a:round/>
+                                <a:headEnd/>
+                                <a:tailEnd/>
+                              </a14:hiddenLine>
+                            </a:ext>
+                          </a:extLst>
+                        </wps:spPr>
+                        <wps:bodyPr rot="0" vert="horz" wrap="square" lIns="91440" tIns="45720" rIns="91440" bIns="45720" anchor="t" anchorCtr="0" upright="1">
+                          <a:noAutofit/>
+                        </wps:bodyPr>
+                      </wps:wsp>
+                      <wps:wsp>
+                        <wps:cNvPr id="57" name="Freeform 486"/>
+                        <wps:cNvSpPr>
+                          <a:spLocks/>
+                        </wps:cNvSpPr>
+                        <wps:spPr bwMode="auto">
+                          <a:xfrm>
+                            <a:off x="509" y="508"/>
+                            <a:ext cx="74" cy="62"/>
+                          </a:xfrm>
+                          <a:custGeom>
+                            <a:avLst/>
+                            <a:gdLst>
+                              <a:gd name="T0" fmla="+- 0 509 509"/>
+                              <a:gd name="T1" fmla="*/ T0 w 74"/>
+                              <a:gd name="T2" fmla="+- 0 570 508"/>
+                              <a:gd name="T3" fmla="*/ 570 h 62"/>
+                              <a:gd name="T4" fmla="+- 0 583 509"/>
+                              <a:gd name="T5" fmla="*/ T4 w 74"/>
+                              <a:gd name="T6" fmla="+- 0 570 508"/>
+                              <a:gd name="T7" fmla="*/ 570 h 62"/>
+                              <a:gd name="T8" fmla="+- 0 583 509"/>
+                              <a:gd name="T9" fmla="*/ T8 w 74"/>
+                              <a:gd name="T10" fmla="+- 0 508 508"/>
+                              <a:gd name="T11" fmla="*/ 508 h 62"/>
+                              <a:gd name="T12" fmla="+- 0 509 509"/>
+                              <a:gd name="T13" fmla="*/ T12 w 74"/>
+                              <a:gd name="T14" fmla="+- 0 508 508"/>
+                              <a:gd name="T15" fmla="*/ 508 h 62"/>
+                              <a:gd name="T16" fmla="+- 0 509 509"/>
+                              <a:gd name="T17" fmla="*/ T16 w 74"/>
+                              <a:gd name="T18" fmla="+- 0 570 508"/>
+                              <a:gd name="T19" fmla="*/ 570 h 62"/>
+                            </a:gdLst>
+                            <a:ahLst/>
+                            <a:cxnLst>
+                              <a:cxn ang="0">
+                                <a:pos x="T1" y="T3"/>
+                              </a:cxn>
+                              <a:cxn ang="0">
+                                <a:pos x="T5" y="T7"/>
+                              </a:cxn>
+                              <a:cxn ang="0">
+                                <a:pos x="T9" y="T11"/>
+                              </a:cxn>
+                              <a:cxn ang="0">
+                                <a:pos x="T13" y="T15"/>
+                              </a:cxn>
+                              <a:cxn ang="0">
+                                <a:pos x="T17" y="T19"/>
+                              </a:cxn>
+                            </a:cxnLst>
+                            <a:rect l="0" t="0" r="r" b="b"/>
+                            <a:pathLst>
+                              <a:path w="74" h="62">
+                                <a:moveTo>
+                                  <a:pt x="0" y="62"/>
+                                </a:moveTo>
+                                <a:lnTo>
+                                  <a:pt x="74" y="62"/>
+                                </a:lnTo>
+                                <a:lnTo>
+                                  <a:pt x="74" y="0"/>
+                                </a:lnTo>
+                                <a:lnTo>
+                                  <a:pt x="0" y="0"/>
+                                </a:lnTo>
+                                <a:lnTo>
+                                  <a:pt x="0" y="62"/>
+                                </a:lnTo>
+                                <a:close/>
+                              </a:path>
+                            </a:pathLst>
+                          </a:custGeom>
+                          <a:solidFill>
+                            <a:srgbClr val="FFFFFF"/>
+                          </a:solidFill>
+                          <a:ln>
+                            <a:noFill/>
+                          </a:ln>
+                          <a:extLst>
+                            <a:ext uri="{91240B29-F687-4F45-9708-019B960494DF}">
+                              <a14:hiddenLine xmlns:a14="http://schemas.microsoft.com/office/drawing/2010/main" w="9525">
+                                <a:solidFill>
+                                  <a:srgbClr val="000000"/>
+                                </a:solidFill>
+                                <a:round/>
+                                <a:headEnd/>
+                                <a:tailEnd/>
+                              </a14:hiddenLine>
+                            </a:ext>
+                          </a:extLst>
+                        </wps:spPr>
+                        <wps:bodyPr rot="0" vert="horz" wrap="square" lIns="91440" tIns="45720" rIns="91440" bIns="45720" anchor="t" anchorCtr="0" upright="1">
+                          <a:noAutofit/>
+                        </wps:bodyPr>
+                      </wps:wsp>
+                      <wps:wsp>
+                        <wps:cNvPr id="58" name="Freeform 487"/>
+                        <wps:cNvSpPr>
+                          <a:spLocks/>
+                        </wps:cNvSpPr>
+                        <wps:spPr bwMode="auto">
+                          <a:xfrm>
+                            <a:off x="583" y="494"/>
+                            <a:ext cx="11076" cy="0"/>
+                          </a:xfrm>
+                          <a:custGeom>
+                            <a:avLst/>
+                            <a:gdLst>
+                              <a:gd name="T0" fmla="+- 0 583 583"/>
+                              <a:gd name="T1" fmla="*/ T0 w 11076"/>
+                              <a:gd name="T2" fmla="+- 0 11659 583"/>
+                              <a:gd name="T3" fmla="*/ T2 w 11076"/>
+                            </a:gdLst>
+                            <a:ahLst/>
+                            <a:cxnLst>
+                              <a:cxn ang="0">
+                                <a:pos x="T1" y="0"/>
+                              </a:cxn>
+                              <a:cxn ang="0">
+                                <a:pos x="T3" y="0"/>
+                              </a:cxn>
+                            </a:cxnLst>
+                            <a:rect l="0" t="0" r="r" b="b"/>
+                            <a:pathLst>
+                              <a:path w="11076">
+                                <a:moveTo>
+                                  <a:pt x="0" y="0"/>
+                                </a:moveTo>
+                                <a:lnTo>
+                                  <a:pt x="11076" y="0"/>
+                                </a:lnTo>
+                              </a:path>
+                            </a:pathLst>
+                          </a:custGeom>
+                          <a:noFill/>
+                          <a:ln w="19558">
+                            <a:solidFill>
+                              <a:srgbClr val="000000"/>
+                            </a:solidFill>
+                            <a:round/>
+                            <a:headEnd/>
+                            <a:tailEnd/>
+                          </a:ln>
+                          <a:extLst>
+                            <a:ext uri="{909E8E84-426E-40DD-AFC4-6F175D3DCCD1}">
+                              <a14:hiddenFill xmlns:a14="http://schemas.microsoft.com/office/drawing/2010/main">
+                                <a:solidFill>
+                                  <a:srgbClr val="FFFFFF"/>
+                                </a:solidFill>
+                              </a14:hiddenFill>
+                            </a:ext>
+                          </a:extLst>
+                        </wps:spPr>
+                        <wps:bodyPr rot="0" vert="horz" wrap="square" lIns="91440" tIns="45720" rIns="91440" bIns="45720" anchor="t" anchorCtr="0" upright="1">
+                          <a:noAutofit/>
+                        </wps:bodyPr>
+                      </wps:wsp>
+                      <wps:wsp>
+                        <wps:cNvPr id="59" name="Freeform 490"/>
+                        <wps:cNvSpPr>
+                          <a:spLocks/>
+                        </wps:cNvSpPr>
+                        <wps:spPr bwMode="auto">
+                          <a:xfrm>
+                            <a:off x="11659" y="494"/>
+                            <a:ext cx="103" cy="0"/>
+                          </a:xfrm>
+                          <a:custGeom>
+                            <a:avLst/>
+                            <a:gdLst>
+                              <a:gd name="T0" fmla="+- 0 11659 11659"/>
+                              <a:gd name="T1" fmla="*/ T0 w 103"/>
+                              <a:gd name="T2" fmla="+- 0 11762 11659"/>
+                              <a:gd name="T3" fmla="*/ T2 w 103"/>
+                            </a:gdLst>
+                            <a:ahLst/>
+                            <a:cxnLst>
+                              <a:cxn ang="0">
+                                <a:pos x="T1" y="0"/>
+                              </a:cxn>
+                              <a:cxn ang="0">
+                                <a:pos x="T3" y="0"/>
+                              </a:cxn>
+                            </a:cxnLst>
+                            <a:rect l="0" t="0" r="r" b="b"/>
+                            <a:pathLst>
+                              <a:path w="103">
+                                <a:moveTo>
+                                  <a:pt x="0" y="0"/>
+                                </a:moveTo>
+                                <a:lnTo>
+                                  <a:pt x="103" y="0"/>
+                                </a:lnTo>
+                              </a:path>
+                            </a:pathLst>
+                          </a:custGeom>
+                          <a:noFill/>
+                          <a:ln w="19558">
+                            <a:solidFill>
+                              <a:srgbClr val="000000"/>
+                            </a:solidFill>
+                            <a:round/>
+                            <a:headEnd/>
+                            <a:tailEnd/>
+                          </a:ln>
+                          <a:extLst>
+                            <a:ext uri="{909E8E84-426E-40DD-AFC4-6F175D3DCCD1}">
+                              <a14:hiddenFill xmlns:a14="http://schemas.microsoft.com/office/drawing/2010/main">
+                                <a:solidFill>
+                                  <a:srgbClr val="FFFFFF"/>
+                                </a:solidFill>
+                              </a14:hiddenFill>
+                            </a:ext>
+                          </a:extLst>
+                        </wps:spPr>
+                        <wps:bodyPr rot="0" vert="horz" wrap="square" lIns="91440" tIns="45720" rIns="91440" bIns="45720" anchor="t" anchorCtr="0" upright="1">
+                          <a:noAutofit/>
+                        </wps:bodyPr>
+                      </wps:wsp>
+                      <wps:wsp>
+                        <wps:cNvPr id="60" name="Freeform 491"/>
+                        <wps:cNvSpPr>
+                          <a:spLocks/>
+                        </wps:cNvSpPr>
+                        <wps:spPr bwMode="auto">
+                          <a:xfrm>
+                            <a:off x="11673" y="508"/>
+                            <a:ext cx="60" cy="76"/>
+                          </a:xfrm>
+                          <a:custGeom>
+                            <a:avLst/>
+                            <a:gdLst>
+                              <a:gd name="T0" fmla="+- 0 11673 11673"/>
+                              <a:gd name="T1" fmla="*/ T0 w 60"/>
+                              <a:gd name="T2" fmla="+- 0 584 508"/>
+                              <a:gd name="T3" fmla="*/ 584 h 76"/>
+                              <a:gd name="T4" fmla="+- 0 11733 11673"/>
+                              <a:gd name="T5" fmla="*/ T4 w 60"/>
+                              <a:gd name="T6" fmla="+- 0 584 508"/>
+                              <a:gd name="T7" fmla="*/ 584 h 76"/>
+                              <a:gd name="T8" fmla="+- 0 11733 11673"/>
+                              <a:gd name="T9" fmla="*/ T8 w 60"/>
+                              <a:gd name="T10" fmla="+- 0 508 508"/>
+                              <a:gd name="T11" fmla="*/ 508 h 76"/>
+                              <a:gd name="T12" fmla="+- 0 11673 11673"/>
+                              <a:gd name="T13" fmla="*/ T12 w 60"/>
+                              <a:gd name="T14" fmla="+- 0 508 508"/>
+                              <a:gd name="T15" fmla="*/ 508 h 76"/>
+                              <a:gd name="T16" fmla="+- 0 11673 11673"/>
+                              <a:gd name="T17" fmla="*/ T16 w 60"/>
+                              <a:gd name="T18" fmla="+- 0 584 508"/>
+                              <a:gd name="T19" fmla="*/ 584 h 76"/>
+                            </a:gdLst>
+                            <a:ahLst/>
+                            <a:cxnLst>
+                              <a:cxn ang="0">
+                                <a:pos x="T1" y="T3"/>
+                              </a:cxn>
+                              <a:cxn ang="0">
+                                <a:pos x="T5" y="T7"/>
+                              </a:cxn>
+                              <a:cxn ang="0">
+                                <a:pos x="T9" y="T11"/>
+                              </a:cxn>
+                              <a:cxn ang="0">
+                                <a:pos x="T13" y="T15"/>
+                              </a:cxn>
+                              <a:cxn ang="0">
+                                <a:pos x="T17" y="T19"/>
+                              </a:cxn>
+                            </a:cxnLst>
+                            <a:rect l="0" t="0" r="r" b="b"/>
+                            <a:pathLst>
+                              <a:path w="60" h="76">
+                                <a:moveTo>
+                                  <a:pt x="0" y="76"/>
+                                </a:moveTo>
+                                <a:lnTo>
+                                  <a:pt x="60" y="76"/>
+                                </a:lnTo>
+                                <a:lnTo>
+                                  <a:pt x="60" y="0"/>
+                                </a:lnTo>
+                                <a:lnTo>
+                                  <a:pt x="0" y="0"/>
+                                </a:lnTo>
+                                <a:lnTo>
+                                  <a:pt x="0" y="76"/>
+                                </a:lnTo>
+                                <a:close/>
+                              </a:path>
+                            </a:pathLst>
+                          </a:custGeom>
+                          <a:solidFill>
+                            <a:srgbClr val="FFFFFF"/>
+                          </a:solidFill>
+                          <a:ln>
+                            <a:noFill/>
+                          </a:ln>
+                          <a:extLst>
+                            <a:ext uri="{91240B29-F687-4F45-9708-019B960494DF}">
+                              <a14:hiddenLine xmlns:a14="http://schemas.microsoft.com/office/drawing/2010/main" w="9525">
+                                <a:solidFill>
+                                  <a:srgbClr val="000000"/>
+                                </a:solidFill>
+                                <a:round/>
+                                <a:headEnd/>
+                                <a:tailEnd/>
+                              </a14:hiddenLine>
+                            </a:ext>
+                          </a:extLst>
+                        </wps:spPr>
+                        <wps:bodyPr rot="0" vert="horz" wrap="square" lIns="91440" tIns="45720" rIns="91440" bIns="45720" anchor="t" anchorCtr="0" upright="1">
+                          <a:noAutofit/>
+                        </wps:bodyPr>
+                      </wps:wsp>
+                      <wps:wsp>
+                        <wps:cNvPr id="61" name="Freeform 492"/>
+                        <wps:cNvSpPr>
+                          <a:spLocks/>
+                        </wps:cNvSpPr>
+                        <wps:spPr bwMode="auto">
+                          <a:xfrm>
+                            <a:off x="11659" y="508"/>
+                            <a:ext cx="74" cy="62"/>
+                          </a:xfrm>
+                          <a:custGeom>
+                            <a:avLst/>
+                            <a:gdLst>
+                              <a:gd name="T0" fmla="+- 0 11659 11659"/>
+                              <a:gd name="T1" fmla="*/ T0 w 74"/>
+                              <a:gd name="T2" fmla="+- 0 570 508"/>
+                              <a:gd name="T3" fmla="*/ 570 h 62"/>
+                              <a:gd name="T4" fmla="+- 0 11733 11659"/>
+                              <a:gd name="T5" fmla="*/ T4 w 74"/>
+                              <a:gd name="T6" fmla="+- 0 570 508"/>
+                              <a:gd name="T7" fmla="*/ 570 h 62"/>
+                              <a:gd name="T8" fmla="+- 0 11733 11659"/>
+                              <a:gd name="T9" fmla="*/ T8 w 74"/>
+                              <a:gd name="T10" fmla="+- 0 508 508"/>
+                              <a:gd name="T11" fmla="*/ 508 h 62"/>
+                              <a:gd name="T12" fmla="+- 0 11659 11659"/>
+                              <a:gd name="T13" fmla="*/ T12 w 74"/>
+                              <a:gd name="T14" fmla="+- 0 508 508"/>
+                              <a:gd name="T15" fmla="*/ 508 h 62"/>
+                              <a:gd name="T16" fmla="+- 0 11659 11659"/>
+                              <a:gd name="T17" fmla="*/ T16 w 74"/>
+                              <a:gd name="T18" fmla="+- 0 570 508"/>
+                              <a:gd name="T19" fmla="*/ 570 h 62"/>
+                            </a:gdLst>
+                            <a:ahLst/>
+                            <a:cxnLst>
+                              <a:cxn ang="0">
+                                <a:pos x="T1" y="T3"/>
+                              </a:cxn>
+                              <a:cxn ang="0">
+                                <a:pos x="T5" y="T7"/>
+                              </a:cxn>
+                              <a:cxn ang="0">
+                                <a:pos x="T9" y="T11"/>
+                              </a:cxn>
+                              <a:cxn ang="0">
+                                <a:pos x="T13" y="T15"/>
+                              </a:cxn>
+                              <a:cxn ang="0">
+                                <a:pos x="T17" y="T19"/>
+                              </a:cxn>
+                            </a:cxnLst>
+                            <a:rect l="0" t="0" r="r" b="b"/>
+                            <a:pathLst>
+                              <a:path w="74" h="62">
+                                <a:moveTo>
+                                  <a:pt x="0" y="62"/>
+                                </a:moveTo>
+                                <a:lnTo>
+                                  <a:pt x="74" y="62"/>
+                                </a:lnTo>
+                                <a:lnTo>
+                                  <a:pt x="74" y="0"/>
+                                </a:lnTo>
+                                <a:lnTo>
+                                  <a:pt x="0" y="0"/>
+                                </a:lnTo>
+                                <a:lnTo>
+                                  <a:pt x="0" y="62"/>
+                                </a:lnTo>
+                                <a:close/>
+                              </a:path>
+                            </a:pathLst>
+                          </a:custGeom>
+                          <a:solidFill>
+                            <a:srgbClr val="FFFFFF"/>
+                          </a:solidFill>
+                          <a:ln>
+                            <a:noFill/>
+                          </a:ln>
+                          <a:extLst>
+                            <a:ext uri="{91240B29-F687-4F45-9708-019B960494DF}">
+                              <a14:hiddenLine xmlns:a14="http://schemas.microsoft.com/office/drawing/2010/main" w="9525">
+                                <a:solidFill>
+                                  <a:srgbClr val="000000"/>
+                                </a:solidFill>
+                                <a:round/>
+                                <a:headEnd/>
+                                <a:tailEnd/>
+                              </a14:hiddenLine>
+                            </a:ext>
+                          </a:extLst>
+                        </wps:spPr>
+                        <wps:bodyPr rot="0" vert="horz" wrap="square" lIns="91440" tIns="45720" rIns="91440" bIns="45720" anchor="t" anchorCtr="0" upright="1">
+                          <a:noAutofit/>
+                        </wps:bodyPr>
+                      </wps:wsp>
+                      <wps:wsp>
+                        <wps:cNvPr id="62" name="Freeform 493"/>
+                        <wps:cNvSpPr>
+                          <a:spLocks/>
+                        </wps:cNvSpPr>
+                        <wps:spPr bwMode="auto">
+                          <a:xfrm>
+                            <a:off x="494" y="517"/>
+                            <a:ext cx="0" cy="14808"/>
+                          </a:xfrm>
+                          <a:custGeom>
+                            <a:avLst/>
+                            <a:gdLst>
+                              <a:gd name="T0" fmla="+- 0 517 517"/>
+                              <a:gd name="T1" fmla="*/ 517 h 14808"/>
+                              <a:gd name="T2" fmla="+- 0 15325 517"/>
+                              <a:gd name="T3" fmla="*/ 15325 h 14808"/>
+                            </a:gdLst>
+                            <a:ahLst/>
+                            <a:cxnLst>
+                              <a:cxn ang="0">
+                                <a:pos x="0" y="T1"/>
+                              </a:cxn>
+                              <a:cxn ang="0">
+                                <a:pos x="0" y="T3"/>
+                              </a:cxn>
+                            </a:cxnLst>
+                            <a:rect l="0" t="0" r="r" b="b"/>
+                            <a:pathLst>
+                              <a:path h="14808">
+                                <a:moveTo>
+                                  <a:pt x="0" y="0"/>
+                                </a:moveTo>
+                                <a:lnTo>
+                                  <a:pt x="0" y="14808"/>
+                                </a:lnTo>
+                              </a:path>
+                            </a:pathLst>
+                          </a:custGeom>
+                          <a:noFill/>
+                          <a:ln w="19558">
+                            <a:solidFill>
+                              <a:srgbClr val="000000"/>
+                            </a:solidFill>
+                            <a:round/>
+                            <a:headEnd/>
+                            <a:tailEnd/>
+                          </a:ln>
+                          <a:extLst>
+                            <a:ext uri="{909E8E84-426E-40DD-AFC4-6F175D3DCCD1}">
+                              <a14:hiddenFill xmlns:a14="http://schemas.microsoft.com/office/drawing/2010/main">
+                                <a:solidFill>
+                                  <a:srgbClr val="FFFFFF"/>
+                                </a:solidFill>
+                              </a14:hiddenFill>
+                            </a:ext>
+                          </a:extLst>
+                        </wps:spPr>
+                        <wps:bodyPr rot="0" vert="horz" wrap="square" lIns="91440" tIns="45720" rIns="91440" bIns="45720" anchor="t" anchorCtr="0" upright="1">
+                          <a:noAutofit/>
+                        </wps:bodyPr>
+                      </wps:wsp>
+                      <wps:wsp>
+                        <wps:cNvPr id="63" name="Freeform 494"/>
+                        <wps:cNvSpPr>
+                          <a:spLocks/>
+                        </wps:cNvSpPr>
+                        <wps:spPr bwMode="auto">
+                          <a:xfrm>
+                            <a:off x="576" y="569"/>
+                            <a:ext cx="0" cy="14704"/>
+                          </a:xfrm>
+                          <a:custGeom>
+                            <a:avLst/>
+                            <a:gdLst>
+                              <a:gd name="T0" fmla="+- 0 569 569"/>
+                              <a:gd name="T1" fmla="*/ 569 h 14704"/>
+                              <a:gd name="T2" fmla="+- 0 15273 569"/>
+                              <a:gd name="T3" fmla="*/ 15273 h 14704"/>
+                            </a:gdLst>
+                            <a:ahLst/>
+                            <a:cxnLst>
+                              <a:cxn ang="0">
+                                <a:pos x="0" y="T1"/>
+                              </a:cxn>
+                              <a:cxn ang="0">
+                                <a:pos x="0" y="T3"/>
+                              </a:cxn>
+                            </a:cxnLst>
+                            <a:rect l="0" t="0" r="r" b="b"/>
+                            <a:pathLst>
+                              <a:path h="14704">
+                                <a:moveTo>
+                                  <a:pt x="0" y="0"/>
+                                </a:moveTo>
+                                <a:lnTo>
+                                  <a:pt x="0" y="14704"/>
+                                </a:lnTo>
+                              </a:path>
+                            </a:pathLst>
+                          </a:custGeom>
+                          <a:noFill/>
+                          <a:ln w="10414">
+                            <a:solidFill>
+                              <a:srgbClr val="000000"/>
+                            </a:solidFill>
+                            <a:round/>
+                            <a:headEnd/>
+                            <a:tailEnd/>
+                          </a:ln>
+                          <a:extLst>
+                            <a:ext uri="{909E8E84-426E-40DD-AFC4-6F175D3DCCD1}">
+                              <a14:hiddenFill xmlns:a14="http://schemas.microsoft.com/office/drawing/2010/main">
+                                <a:solidFill>
+                                  <a:srgbClr val="FFFFFF"/>
+                                </a:solidFill>
+                              </a14:hiddenFill>
+                            </a:ext>
+                          </a:extLst>
+                        </wps:spPr>
+                        <wps:bodyPr rot="0" vert="horz" wrap="square" lIns="91440" tIns="45720" rIns="91440" bIns="45720" anchor="t" anchorCtr="0" upright="1">
+                          <a:noAutofit/>
+                        </wps:bodyPr>
+                      </wps:wsp>
+                      <wps:wsp>
+                        <wps:cNvPr id="64" name="Freeform 495"/>
+                        <wps:cNvSpPr>
+                          <a:spLocks/>
+                        </wps:cNvSpPr>
+                        <wps:spPr bwMode="auto">
+                          <a:xfrm>
+                            <a:off x="11748" y="517"/>
+                            <a:ext cx="0" cy="14808"/>
+                          </a:xfrm>
+                          <a:custGeom>
+                            <a:avLst/>
+                            <a:gdLst>
+                              <a:gd name="T0" fmla="+- 0 517 517"/>
+                              <a:gd name="T1" fmla="*/ 517 h 14808"/>
+                              <a:gd name="T2" fmla="+- 0 15325 517"/>
+                              <a:gd name="T3" fmla="*/ 15325 h 14808"/>
+                            </a:gdLst>
+                            <a:ahLst/>
+                            <a:cxnLst>
+                              <a:cxn ang="0">
+                                <a:pos x="0" y="T1"/>
+                              </a:cxn>
+                              <a:cxn ang="0">
+                                <a:pos x="0" y="T3"/>
+                              </a:cxn>
+                            </a:cxnLst>
+                            <a:rect l="0" t="0" r="r" b="b"/>
+                            <a:pathLst>
+                              <a:path h="14808">
+                                <a:moveTo>
+                                  <a:pt x="0" y="0"/>
+                                </a:moveTo>
+                                <a:lnTo>
+                                  <a:pt x="0" y="14808"/>
+                                </a:lnTo>
+                              </a:path>
+                            </a:pathLst>
+                          </a:custGeom>
+                          <a:noFill/>
+                          <a:ln w="19558">
+                            <a:solidFill>
+                              <a:srgbClr val="000000"/>
+                            </a:solidFill>
+                            <a:round/>
+                            <a:headEnd/>
+                            <a:tailEnd/>
+                          </a:ln>
+                          <a:extLst>
+                            <a:ext uri="{909E8E84-426E-40DD-AFC4-6F175D3DCCD1}">
+                              <a14:hiddenFill xmlns:a14="http://schemas.microsoft.com/office/drawing/2010/main">
+                                <a:solidFill>
+                                  <a:srgbClr val="FFFFFF"/>
+                                </a:solidFill>
+                              </a14:hiddenFill>
+                            </a:ext>
+                          </a:extLst>
+                        </wps:spPr>
+                        <wps:bodyPr rot="0" vert="horz" wrap="square" lIns="91440" tIns="45720" rIns="91440" bIns="45720" anchor="t" anchorCtr="0" upright="1">
+                          <a:noAutofit/>
+                        </wps:bodyPr>
+                      </wps:wsp>
+                      <wps:wsp>
+                        <wps:cNvPr id="65" name="Freeform 496"/>
+                        <wps:cNvSpPr>
+                          <a:spLocks/>
+                        </wps:cNvSpPr>
+                        <wps:spPr bwMode="auto">
+                          <a:xfrm>
+                            <a:off x="11666" y="569"/>
+                            <a:ext cx="0" cy="14704"/>
+                          </a:xfrm>
+                          <a:custGeom>
+                            <a:avLst/>
+                            <a:gdLst>
+                              <a:gd name="T0" fmla="+- 0 569 569"/>
+                              <a:gd name="T1" fmla="*/ 569 h 14704"/>
+                              <a:gd name="T2" fmla="+- 0 15273 569"/>
+                              <a:gd name="T3" fmla="*/ 15273 h 14704"/>
+                            </a:gdLst>
+                            <a:ahLst/>
+                            <a:cxnLst>
+                              <a:cxn ang="0">
+                                <a:pos x="0" y="T1"/>
+                              </a:cxn>
+                              <a:cxn ang="0">
+                                <a:pos x="0" y="T3"/>
+                              </a:cxn>
+                            </a:cxnLst>
+                            <a:rect l="0" t="0" r="r" b="b"/>
+                            <a:pathLst>
+                              <a:path h="14704">
+                                <a:moveTo>
+                                  <a:pt x="0" y="0"/>
+                                </a:moveTo>
+                                <a:lnTo>
+                                  <a:pt x="0" y="14704"/>
+                                </a:lnTo>
+                              </a:path>
+                            </a:pathLst>
+                          </a:custGeom>
+                          <a:noFill/>
+                          <a:ln w="10414">
+                            <a:solidFill>
+                              <a:srgbClr val="000000"/>
+                            </a:solidFill>
+                            <a:round/>
+                            <a:headEnd/>
+                            <a:tailEnd/>
+                          </a:ln>
+                          <a:extLst>
+                            <a:ext uri="{909E8E84-426E-40DD-AFC4-6F175D3DCCD1}">
+                              <a14:hiddenFill xmlns:a14="http://schemas.microsoft.com/office/drawing/2010/main">
+                                <a:solidFill>
+                                  <a:srgbClr val="FFFFFF"/>
+                                </a:solidFill>
+                              </a14:hiddenFill>
+                            </a:ext>
+                          </a:extLst>
+                        </wps:spPr>
+                        <wps:bodyPr rot="0" vert="horz" wrap="square" lIns="91440" tIns="45720" rIns="91440" bIns="45720" anchor="t" anchorCtr="0" upright="1">
+                          <a:noAutofit/>
+                        </wps:bodyPr>
+                      </wps:wsp>
+                      <wps:wsp>
+                        <wps:cNvPr id="66" name="Freeform 497"/>
+                        <wps:cNvSpPr>
+                          <a:spLocks/>
+                        </wps:cNvSpPr>
+                        <wps:spPr bwMode="auto">
+                          <a:xfrm>
+                            <a:off x="480" y="15348"/>
+                            <a:ext cx="103" cy="0"/>
+                          </a:xfrm>
+                          <a:custGeom>
+                            <a:avLst/>
+                            <a:gdLst>
+                              <a:gd name="T0" fmla="+- 0 480 480"/>
+                              <a:gd name="T1" fmla="*/ T0 w 103"/>
+                              <a:gd name="T2" fmla="+- 0 583 480"/>
+                              <a:gd name="T3" fmla="*/ T2 w 103"/>
+                            </a:gdLst>
+                            <a:ahLst/>
+                            <a:cxnLst>
+                              <a:cxn ang="0">
+                                <a:pos x="T1" y="0"/>
+                              </a:cxn>
+                              <a:cxn ang="0">
+                                <a:pos x="T3" y="0"/>
+                              </a:cxn>
+                            </a:cxnLst>
+                            <a:rect l="0" t="0" r="r" b="b"/>
+                            <a:pathLst>
+                              <a:path w="103">
+                                <a:moveTo>
+                                  <a:pt x="0" y="0"/>
+                                </a:moveTo>
+                                <a:lnTo>
+                                  <a:pt x="103" y="0"/>
+                                </a:lnTo>
+                              </a:path>
+                            </a:pathLst>
+                          </a:custGeom>
+                          <a:noFill/>
+                          <a:ln w="19558">
+                            <a:solidFill>
+                              <a:srgbClr val="000000"/>
+                            </a:solidFill>
+                            <a:round/>
+                            <a:headEnd/>
+                            <a:tailEnd/>
+                          </a:ln>
+                          <a:extLst>
+                            <a:ext uri="{909E8E84-426E-40DD-AFC4-6F175D3DCCD1}">
+                              <a14:hiddenFill xmlns:a14="http://schemas.microsoft.com/office/drawing/2010/main">
+                                <a:solidFill>
+                                  <a:srgbClr val="FFFFFF"/>
+                                </a:solidFill>
+                              </a14:hiddenFill>
+                            </a:ext>
+                          </a:extLst>
+                        </wps:spPr>
+                        <wps:bodyPr rot="0" vert="horz" wrap="square" lIns="91440" tIns="45720" rIns="91440" bIns="45720" anchor="t" anchorCtr="0" upright="1">
+                          <a:noAutofit/>
+                        </wps:bodyPr>
+                      </wps:wsp>
+                      <wps:wsp>
+                        <wps:cNvPr id="67" name="Freeform 498"/>
+                        <wps:cNvSpPr>
+                          <a:spLocks/>
+                        </wps:cNvSpPr>
+                        <wps:spPr bwMode="auto">
+                          <a:xfrm>
+                            <a:off x="509" y="15258"/>
+                            <a:ext cx="60" cy="76"/>
+                          </a:xfrm>
+                          <a:custGeom>
+                            <a:avLst/>
+                            <a:gdLst>
+                              <a:gd name="T0" fmla="+- 0 509 509"/>
+                              <a:gd name="T1" fmla="*/ T0 w 60"/>
+                              <a:gd name="T2" fmla="+- 0 15334 15258"/>
+                              <a:gd name="T3" fmla="*/ 15334 h 76"/>
+                              <a:gd name="T4" fmla="+- 0 569 509"/>
+                              <a:gd name="T5" fmla="*/ T4 w 60"/>
+                              <a:gd name="T6" fmla="+- 0 15334 15258"/>
+                              <a:gd name="T7" fmla="*/ 15334 h 76"/>
+                              <a:gd name="T8" fmla="+- 0 569 509"/>
+                              <a:gd name="T9" fmla="*/ T8 w 60"/>
+                              <a:gd name="T10" fmla="+- 0 15258 15258"/>
+                              <a:gd name="T11" fmla="*/ 15258 h 76"/>
+                              <a:gd name="T12" fmla="+- 0 509 509"/>
+                              <a:gd name="T13" fmla="*/ T12 w 60"/>
+                              <a:gd name="T14" fmla="+- 0 15258 15258"/>
+                              <a:gd name="T15" fmla="*/ 15258 h 76"/>
+                              <a:gd name="T16" fmla="+- 0 509 509"/>
+                              <a:gd name="T17" fmla="*/ T16 w 60"/>
+                              <a:gd name="T18" fmla="+- 0 15334 15258"/>
+                              <a:gd name="T19" fmla="*/ 15334 h 76"/>
+                            </a:gdLst>
+                            <a:ahLst/>
+                            <a:cxnLst>
+                              <a:cxn ang="0">
+                                <a:pos x="T1" y="T3"/>
+                              </a:cxn>
+                              <a:cxn ang="0">
+                                <a:pos x="T5" y="T7"/>
+                              </a:cxn>
+                              <a:cxn ang="0">
+                                <a:pos x="T9" y="T11"/>
+                              </a:cxn>
+                              <a:cxn ang="0">
+                                <a:pos x="T13" y="T15"/>
+                              </a:cxn>
+                              <a:cxn ang="0">
+                                <a:pos x="T17" y="T19"/>
+                              </a:cxn>
+                            </a:cxnLst>
+                            <a:rect l="0" t="0" r="r" b="b"/>
+                            <a:pathLst>
+                              <a:path w="60" h="76">
+                                <a:moveTo>
+                                  <a:pt x="0" y="76"/>
+                                </a:moveTo>
+                                <a:lnTo>
+                                  <a:pt x="60" y="76"/>
+                                </a:lnTo>
+                                <a:lnTo>
+                                  <a:pt x="60" y="0"/>
+                                </a:lnTo>
+                                <a:lnTo>
+                                  <a:pt x="0" y="0"/>
+                                </a:lnTo>
+                                <a:lnTo>
+                                  <a:pt x="0" y="76"/>
+                                </a:lnTo>
+                                <a:close/>
+                              </a:path>
+                            </a:pathLst>
+                          </a:custGeom>
+                          <a:solidFill>
+                            <a:srgbClr val="FFFFFF"/>
+                          </a:solidFill>
+                          <a:ln>
+                            <a:noFill/>
+                          </a:ln>
+                          <a:extLst>
+                            <a:ext uri="{91240B29-F687-4F45-9708-019B960494DF}">
+                              <a14:hiddenLine xmlns:a14="http://schemas.microsoft.com/office/drawing/2010/main" w="9525">
+                                <a:solidFill>
+                                  <a:srgbClr val="000000"/>
+                                </a:solidFill>
+                                <a:round/>
+                                <a:headEnd/>
+                                <a:tailEnd/>
+                              </a14:hiddenLine>
+                            </a:ext>
+                          </a:extLst>
+                        </wps:spPr>
+                        <wps:bodyPr rot="0" vert="horz" wrap="square" lIns="91440" tIns="45720" rIns="91440" bIns="45720" anchor="t" anchorCtr="0" upright="1">
+                          <a:noAutofit/>
+                        </wps:bodyPr>
+                      </wps:wsp>
+                      <wps:wsp>
+                        <wps:cNvPr id="68" name="Freeform 499"/>
+                        <wps:cNvSpPr>
+                          <a:spLocks/>
+                        </wps:cNvSpPr>
+                        <wps:spPr bwMode="auto">
+                          <a:xfrm>
+                            <a:off x="509" y="15272"/>
+                            <a:ext cx="74" cy="62"/>
+                          </a:xfrm>
+                          <a:custGeom>
+                            <a:avLst/>
+                            <a:gdLst>
+                              <a:gd name="T0" fmla="+- 0 509 509"/>
+                              <a:gd name="T1" fmla="*/ T0 w 74"/>
+                              <a:gd name="T2" fmla="+- 0 15334 15272"/>
+                              <a:gd name="T3" fmla="*/ 15334 h 62"/>
+                              <a:gd name="T4" fmla="+- 0 583 509"/>
+                              <a:gd name="T5" fmla="*/ T4 w 74"/>
+                              <a:gd name="T6" fmla="+- 0 15334 15272"/>
+                              <a:gd name="T7" fmla="*/ 15334 h 62"/>
+                              <a:gd name="T8" fmla="+- 0 583 509"/>
+                              <a:gd name="T9" fmla="*/ T8 w 74"/>
+                              <a:gd name="T10" fmla="+- 0 15272 15272"/>
+                              <a:gd name="T11" fmla="*/ 15272 h 62"/>
+                              <a:gd name="T12" fmla="+- 0 509 509"/>
+                              <a:gd name="T13" fmla="*/ T12 w 74"/>
+                              <a:gd name="T14" fmla="+- 0 15272 15272"/>
+                              <a:gd name="T15" fmla="*/ 15272 h 62"/>
+                              <a:gd name="T16" fmla="+- 0 509 509"/>
+                              <a:gd name="T17" fmla="*/ T16 w 74"/>
+                              <a:gd name="T18" fmla="+- 0 15334 15272"/>
+                              <a:gd name="T19" fmla="*/ 15334 h 62"/>
+                            </a:gdLst>
+                            <a:ahLst/>
+                            <a:cxnLst>
+                              <a:cxn ang="0">
+                                <a:pos x="T1" y="T3"/>
+                              </a:cxn>
+                              <a:cxn ang="0">
+                                <a:pos x="T5" y="T7"/>
+                              </a:cxn>
+                              <a:cxn ang="0">
+                                <a:pos x="T9" y="T11"/>
+                              </a:cxn>
+                              <a:cxn ang="0">
+                                <a:pos x="T13" y="T15"/>
+                              </a:cxn>
+                              <a:cxn ang="0">
+                                <a:pos x="T17" y="T19"/>
+                              </a:cxn>
+                            </a:cxnLst>
+                            <a:rect l="0" t="0" r="r" b="b"/>
+                            <a:pathLst>
+                              <a:path w="74" h="62">
+                                <a:moveTo>
+                                  <a:pt x="0" y="62"/>
+                                </a:moveTo>
+                                <a:lnTo>
+                                  <a:pt x="74" y="62"/>
+                                </a:lnTo>
+                                <a:lnTo>
+                                  <a:pt x="74" y="0"/>
+                                </a:lnTo>
+                                <a:lnTo>
+                                  <a:pt x="0" y="0"/>
+                                </a:lnTo>
+                                <a:lnTo>
+                                  <a:pt x="0" y="62"/>
+                                </a:lnTo>
+                                <a:close/>
+                              </a:path>
+                            </a:pathLst>
+                          </a:custGeom>
+                          <a:solidFill>
+                            <a:srgbClr val="FFFFFF"/>
+                          </a:solidFill>
+                          <a:ln>
+                            <a:noFill/>
+                          </a:ln>
+                          <a:extLst>
+                            <a:ext uri="{91240B29-F687-4F45-9708-019B960494DF}">
+                              <a14:hiddenLine xmlns:a14="http://schemas.microsoft.com/office/drawing/2010/main" w="9525">
+                                <a:solidFill>
+                                  <a:srgbClr val="000000"/>
+                                </a:solidFill>
+                                <a:round/>
+                                <a:headEnd/>
+                                <a:tailEnd/>
+                              </a14:hiddenLine>
+                            </a:ext>
+                          </a:extLst>
+                        </wps:spPr>
+                        <wps:bodyPr rot="0" vert="horz" wrap="square" lIns="91440" tIns="45720" rIns="91440" bIns="45720" anchor="t" anchorCtr="0" upright="1">
+                          <a:noAutofit/>
+                        </wps:bodyPr>
+                      </wps:wsp>
+                      <wps:wsp>
+                        <wps:cNvPr id="69" name="Freeform 500"/>
+                        <wps:cNvSpPr>
+                          <a:spLocks/>
+                        </wps:cNvSpPr>
+                        <wps:spPr bwMode="auto">
+                          <a:xfrm>
+                            <a:off x="583" y="15348"/>
+                            <a:ext cx="11076" cy="0"/>
+                          </a:xfrm>
+                          <a:custGeom>
+                            <a:avLst/>
+                            <a:gdLst>
+                              <a:gd name="T0" fmla="+- 0 583 583"/>
+                              <a:gd name="T1" fmla="*/ T0 w 11076"/>
+                              <a:gd name="T2" fmla="+- 0 11659 583"/>
+                              <a:gd name="T3" fmla="*/ T2 w 11076"/>
+                            </a:gdLst>
+                            <a:ahLst/>
+                            <a:cxnLst>
+                              <a:cxn ang="0">
+                                <a:pos x="T1" y="0"/>
+                              </a:cxn>
+                              <a:cxn ang="0">
+                                <a:pos x="T3" y="0"/>
+                              </a:cxn>
+                            </a:cxnLst>
+                            <a:rect l="0" t="0" r="r" b="b"/>
+                            <a:pathLst>
+                              <a:path w="11076">
+                                <a:moveTo>
+                                  <a:pt x="0" y="0"/>
+                                </a:moveTo>
+                                <a:lnTo>
+                                  <a:pt x="11076" y="0"/>
+                                </a:lnTo>
+                              </a:path>
+                            </a:pathLst>
+                          </a:custGeom>
+                          <a:noFill/>
+                          <a:ln w="19558">
+                            <a:solidFill>
+                              <a:srgbClr val="000000"/>
+                            </a:solidFill>
+                            <a:round/>
+                            <a:headEnd/>
+                            <a:tailEnd/>
+                          </a:ln>
+                          <a:extLst>
+                            <a:ext uri="{909E8E84-426E-40DD-AFC4-6F175D3DCCD1}">
+                              <a14:hiddenFill xmlns:a14="http://schemas.microsoft.com/office/drawing/2010/main">
+                                <a:solidFill>
+                                  <a:srgbClr val="FFFFFF"/>
+                                </a:solidFill>
+                              </a14:hiddenFill>
+                            </a:ext>
+                          </a:extLst>
+                        </wps:spPr>
+                        <wps:bodyPr rot="0" vert="horz" wrap="square" lIns="91440" tIns="45720" rIns="91440" bIns="45720" anchor="t" anchorCtr="0" upright="1">
+                          <a:noAutofit/>
+                        </wps:bodyPr>
+                      </wps:wsp>
+                      <wps:wsp>
+                        <wps:cNvPr id="70" name="Freeform 501"/>
+                        <wps:cNvSpPr>
+                          <a:spLocks/>
+                        </wps:cNvSpPr>
+                        <wps:spPr bwMode="auto">
+                          <a:xfrm>
+                            <a:off x="583" y="15272"/>
+                            <a:ext cx="11076" cy="62"/>
+                          </a:xfrm>
+                          <a:custGeom>
+                            <a:avLst/>
+                            <a:gdLst>
+                              <a:gd name="T0" fmla="+- 0 583 583"/>
+                              <a:gd name="T1" fmla="*/ T0 w 11076"/>
+                              <a:gd name="T2" fmla="+- 0 15334 15272"/>
+                              <a:gd name="T3" fmla="*/ 15334 h 62"/>
+                              <a:gd name="T4" fmla="+- 0 11659 583"/>
+                              <a:gd name="T5" fmla="*/ T4 w 11076"/>
+                              <a:gd name="T6" fmla="+- 0 15334 15272"/>
+                              <a:gd name="T7" fmla="*/ 15334 h 62"/>
+                              <a:gd name="T8" fmla="+- 0 11659 583"/>
+                              <a:gd name="T9" fmla="*/ T8 w 11076"/>
+                              <a:gd name="T10" fmla="+- 0 15272 15272"/>
+                              <a:gd name="T11" fmla="*/ 15272 h 62"/>
+                              <a:gd name="T12" fmla="+- 0 583 583"/>
+                              <a:gd name="T13" fmla="*/ T12 w 11076"/>
+                              <a:gd name="T14" fmla="+- 0 15272 15272"/>
+                              <a:gd name="T15" fmla="*/ 15272 h 62"/>
+                              <a:gd name="T16" fmla="+- 0 583 583"/>
+                              <a:gd name="T17" fmla="*/ T16 w 11076"/>
+                              <a:gd name="T18" fmla="+- 0 15334 15272"/>
+                              <a:gd name="T19" fmla="*/ 15334 h 62"/>
+                            </a:gdLst>
+                            <a:ahLst/>
+                            <a:cxnLst>
+                              <a:cxn ang="0">
+                                <a:pos x="T1" y="T3"/>
+                              </a:cxn>
+                              <a:cxn ang="0">
+                                <a:pos x="T5" y="T7"/>
+                              </a:cxn>
+                              <a:cxn ang="0">
+                                <a:pos x="T9" y="T11"/>
+                              </a:cxn>
+                              <a:cxn ang="0">
+                                <a:pos x="T13" y="T15"/>
+                              </a:cxn>
+                              <a:cxn ang="0">
+                                <a:pos x="T17" y="T19"/>
+                              </a:cxn>
+                            </a:cxnLst>
+                            <a:rect l="0" t="0" r="r" b="b"/>
+                            <a:pathLst>
+                              <a:path w="11076" h="62">
+                                <a:moveTo>
+                                  <a:pt x="0" y="62"/>
+                                </a:moveTo>
+                                <a:lnTo>
+                                  <a:pt x="11076" y="62"/>
+                                </a:lnTo>
+                                <a:lnTo>
+                                  <a:pt x="11076" y="0"/>
+                                </a:lnTo>
+                                <a:lnTo>
+                                  <a:pt x="0" y="0"/>
+                                </a:lnTo>
+                                <a:lnTo>
+                                  <a:pt x="0" y="62"/>
+                                </a:lnTo>
+                                <a:close/>
+                              </a:path>
+                            </a:pathLst>
+                          </a:custGeom>
+                          <a:solidFill>
+                            <a:srgbClr val="FFFFFF"/>
+                          </a:solidFill>
+                          <a:ln>
+                            <a:noFill/>
+                          </a:ln>
+                          <a:extLst>
+                            <a:ext uri="{91240B29-F687-4F45-9708-019B960494DF}">
+                              <a14:hiddenLine xmlns:a14="http://schemas.microsoft.com/office/drawing/2010/main" w="9525">
+                                <a:solidFill>
+                                  <a:srgbClr val="000000"/>
+                                </a:solidFill>
+                                <a:round/>
+                                <a:headEnd/>
+                                <a:tailEnd/>
+                              </a14:hiddenLine>
+                            </a:ext>
+                          </a:extLst>
+                        </wps:spPr>
+                        <wps:bodyPr rot="0" vert="horz" wrap="square" lIns="91440" tIns="45720" rIns="91440" bIns="45720" anchor="t" anchorCtr="0" upright="1">
+                          <a:noAutofit/>
+                        </wps:bodyPr>
+                      </wps:wsp>
+                      <wps:wsp>
+                        <wps:cNvPr id="71" name="Freeform 502"/>
+                        <wps:cNvSpPr>
+                          <a:spLocks/>
+                        </wps:cNvSpPr>
+                        <wps:spPr bwMode="auto">
+                          <a:xfrm>
+                            <a:off x="583" y="15258"/>
+                            <a:ext cx="11076" cy="16"/>
+                          </a:xfrm>
+                          <a:custGeom>
+                            <a:avLst/>
+                            <a:gdLst>
+                              <a:gd name="T0" fmla="+- 0 583 583"/>
+                              <a:gd name="T1" fmla="*/ T0 w 11076"/>
+                              <a:gd name="T2" fmla="+- 0 15274 15258"/>
+                              <a:gd name="T3" fmla="*/ 15274 h 16"/>
+                              <a:gd name="T4" fmla="+- 0 11659 583"/>
+                              <a:gd name="T5" fmla="*/ T4 w 11076"/>
+                              <a:gd name="T6" fmla="+- 0 15274 15258"/>
+                              <a:gd name="T7" fmla="*/ 15274 h 16"/>
+                              <a:gd name="T8" fmla="+- 0 11659 583"/>
+                              <a:gd name="T9" fmla="*/ T8 w 11076"/>
+                              <a:gd name="T10" fmla="+- 0 15258 15258"/>
+                              <a:gd name="T11" fmla="*/ 15258 h 16"/>
+                              <a:gd name="T12" fmla="+- 0 583 583"/>
+                              <a:gd name="T13" fmla="*/ T12 w 11076"/>
+                              <a:gd name="T14" fmla="+- 0 15258 15258"/>
+                              <a:gd name="T15" fmla="*/ 15258 h 16"/>
+                              <a:gd name="T16" fmla="+- 0 583 583"/>
+                              <a:gd name="T17" fmla="*/ T16 w 11076"/>
+                              <a:gd name="T18" fmla="+- 0 15274 15258"/>
+                              <a:gd name="T19" fmla="*/ 15274 h 16"/>
+                            </a:gdLst>
+                            <a:ahLst/>
+                            <a:cxnLst>
+                              <a:cxn ang="0">
+                                <a:pos x="T1" y="T3"/>
+                              </a:cxn>
+                              <a:cxn ang="0">
+                                <a:pos x="T5" y="T7"/>
+                              </a:cxn>
+                              <a:cxn ang="0">
+                                <a:pos x="T9" y="T11"/>
+                              </a:cxn>
+                              <a:cxn ang="0">
+                                <a:pos x="T13" y="T15"/>
+                              </a:cxn>
+                              <a:cxn ang="0">
+                                <a:pos x="T17" y="T19"/>
+                              </a:cxn>
+                            </a:cxnLst>
+                            <a:rect l="0" t="0" r="r" b="b"/>
+                            <a:pathLst>
+                              <a:path w="11076" h="16">
+                                <a:moveTo>
+                                  <a:pt x="0" y="16"/>
+                                </a:moveTo>
+                                <a:lnTo>
+                                  <a:pt x="11076" y="16"/>
+                                </a:lnTo>
+                                <a:lnTo>
+                                  <a:pt x="11076" y="0"/>
+                                </a:lnTo>
+                                <a:lnTo>
+                                  <a:pt x="0" y="0"/>
+                                </a:lnTo>
+                                <a:lnTo>
+                                  <a:pt x="0" y="16"/>
+                                </a:lnTo>
+                                <a:close/>
+                              </a:path>
+                            </a:pathLst>
+                          </a:custGeom>
+                          <a:solidFill>
+                            <a:srgbClr val="000000"/>
+                          </a:solidFill>
+                          <a:ln>
+                            <a:noFill/>
+                          </a:ln>
+                          <a:extLst>
+                            <a:ext uri="{91240B29-F687-4F45-9708-019B960494DF}">
+                              <a14:hiddenLine xmlns:a14="http://schemas.microsoft.com/office/drawing/2010/main" w="9525">
+                                <a:solidFill>
+                                  <a:srgbClr val="000000"/>
+                                </a:solidFill>
+                                <a:round/>
+                                <a:headEnd/>
+                                <a:tailEnd/>
+                              </a14:hiddenLine>
+                            </a:ext>
+                          </a:extLst>
+                        </wps:spPr>
+                        <wps:bodyPr rot="0" vert="horz" wrap="square" lIns="91440" tIns="45720" rIns="91440" bIns="45720" anchor="t" anchorCtr="0" upright="1">
+                          <a:noAutofit/>
+                        </wps:bodyPr>
+                      </wps:wsp>
+                      <wps:wsp>
+                        <wps:cNvPr id="72" name="Freeform 503"/>
+                        <wps:cNvSpPr>
+                          <a:spLocks/>
+                        </wps:cNvSpPr>
+                        <wps:spPr bwMode="auto">
+                          <a:xfrm>
+                            <a:off x="11659" y="15348"/>
+                            <a:ext cx="103" cy="0"/>
+                          </a:xfrm>
+                          <a:custGeom>
+                            <a:avLst/>
+                            <a:gdLst>
+                              <a:gd name="T0" fmla="+- 0 11659 11659"/>
+                              <a:gd name="T1" fmla="*/ T0 w 103"/>
+                              <a:gd name="T2" fmla="+- 0 11762 11659"/>
+                              <a:gd name="T3" fmla="*/ T2 w 103"/>
+                            </a:gdLst>
+                            <a:ahLst/>
+                            <a:cxnLst>
+                              <a:cxn ang="0">
+                                <a:pos x="T1" y="0"/>
+                              </a:cxn>
+                              <a:cxn ang="0">
+                                <a:pos x="T3" y="0"/>
+                              </a:cxn>
+                            </a:cxnLst>
+                            <a:rect l="0" t="0" r="r" b="b"/>
+                            <a:pathLst>
+                              <a:path w="103">
+                                <a:moveTo>
+                                  <a:pt x="0" y="0"/>
+                                </a:moveTo>
+                                <a:lnTo>
+                                  <a:pt x="103" y="0"/>
+                                </a:lnTo>
+                              </a:path>
+                            </a:pathLst>
+                          </a:custGeom>
+                          <a:noFill/>
+                          <a:ln w="19558">
+                            <a:solidFill>
+                              <a:srgbClr val="000000"/>
+                            </a:solidFill>
+                            <a:round/>
+                            <a:headEnd/>
+                            <a:tailEnd/>
+                          </a:ln>
+                          <a:extLst>
+                            <a:ext uri="{909E8E84-426E-40DD-AFC4-6F175D3DCCD1}">
+                              <a14:hiddenFill xmlns:a14="http://schemas.microsoft.com/office/drawing/2010/main">
+                                <a:solidFill>
+                                  <a:srgbClr val="FFFFFF"/>
+                                </a:solidFill>
+                              </a14:hiddenFill>
+                            </a:ext>
+                          </a:extLst>
+                        </wps:spPr>
+                        <wps:bodyPr rot="0" vert="horz" wrap="square" lIns="91440" tIns="45720" rIns="91440" bIns="45720" anchor="t" anchorCtr="0" upright="1">
+                          <a:noAutofit/>
+                        </wps:bodyPr>
+                      </wps:wsp>
+                      <wps:wsp>
+                        <wps:cNvPr id="73" name="Freeform 504"/>
+                        <wps:cNvSpPr>
+                          <a:spLocks/>
+                        </wps:cNvSpPr>
+                        <wps:spPr bwMode="auto">
+                          <a:xfrm>
+                            <a:off x="11673" y="15258"/>
+                            <a:ext cx="60" cy="76"/>
+                          </a:xfrm>
+                          <a:custGeom>
+                            <a:avLst/>
+                            <a:gdLst>
+                              <a:gd name="T0" fmla="+- 0 11673 11673"/>
+                              <a:gd name="T1" fmla="*/ T0 w 60"/>
+                              <a:gd name="T2" fmla="+- 0 15334 15258"/>
+                              <a:gd name="T3" fmla="*/ 15334 h 76"/>
+                              <a:gd name="T4" fmla="+- 0 11733 11673"/>
+                              <a:gd name="T5" fmla="*/ T4 w 60"/>
+                              <a:gd name="T6" fmla="+- 0 15334 15258"/>
+                              <a:gd name="T7" fmla="*/ 15334 h 76"/>
+                              <a:gd name="T8" fmla="+- 0 11733 11673"/>
+                              <a:gd name="T9" fmla="*/ T8 w 60"/>
+                              <a:gd name="T10" fmla="+- 0 15258 15258"/>
+                              <a:gd name="T11" fmla="*/ 15258 h 76"/>
+                              <a:gd name="T12" fmla="+- 0 11673 11673"/>
+                              <a:gd name="T13" fmla="*/ T12 w 60"/>
+                              <a:gd name="T14" fmla="+- 0 15258 15258"/>
+                              <a:gd name="T15" fmla="*/ 15258 h 76"/>
+                              <a:gd name="T16" fmla="+- 0 11673 11673"/>
+                              <a:gd name="T17" fmla="*/ T16 w 60"/>
+                              <a:gd name="T18" fmla="+- 0 15334 15258"/>
+                              <a:gd name="T19" fmla="*/ 15334 h 76"/>
+                            </a:gdLst>
+                            <a:ahLst/>
+                            <a:cxnLst>
+                              <a:cxn ang="0">
+                                <a:pos x="T1" y="T3"/>
+                              </a:cxn>
+                              <a:cxn ang="0">
+                                <a:pos x="T5" y="T7"/>
+                              </a:cxn>
+                              <a:cxn ang="0">
+                                <a:pos x="T9" y="T11"/>
+                              </a:cxn>
+                              <a:cxn ang="0">
+                                <a:pos x="T13" y="T15"/>
+                              </a:cxn>
+                              <a:cxn ang="0">
+                                <a:pos x="T17" y="T19"/>
+                              </a:cxn>
+                            </a:cxnLst>
+                            <a:rect l="0" t="0" r="r" b="b"/>
+                            <a:pathLst>
+                              <a:path w="60" h="76">
+                                <a:moveTo>
+                                  <a:pt x="0" y="76"/>
+                                </a:moveTo>
+                                <a:lnTo>
+                                  <a:pt x="60" y="76"/>
+                                </a:lnTo>
+                                <a:lnTo>
+                                  <a:pt x="60" y="0"/>
+                                </a:lnTo>
+                                <a:lnTo>
+                                  <a:pt x="0" y="0"/>
+                                </a:lnTo>
+                                <a:lnTo>
+                                  <a:pt x="0" y="76"/>
+                                </a:lnTo>
+                                <a:close/>
+                              </a:path>
+                            </a:pathLst>
+                          </a:custGeom>
+                          <a:solidFill>
+                            <a:srgbClr val="FFFFFF"/>
+                          </a:solidFill>
+                          <a:ln>
+                            <a:noFill/>
+                          </a:ln>
+                          <a:extLst>
+                            <a:ext uri="{91240B29-F687-4F45-9708-019B960494DF}">
+                              <a14:hiddenLine xmlns:a14="http://schemas.microsoft.com/office/drawing/2010/main" w="9525">
+                                <a:solidFill>
+                                  <a:srgbClr val="000000"/>
+                                </a:solidFill>
+                                <a:round/>
+                                <a:headEnd/>
+                                <a:tailEnd/>
+                              </a14:hiddenLine>
+                            </a:ext>
+                          </a:extLst>
+                        </wps:spPr>
+                        <wps:bodyPr rot="0" vert="horz" wrap="square" lIns="91440" tIns="45720" rIns="91440" bIns="45720" anchor="t" anchorCtr="0" upright="1">
+                          <a:noAutofit/>
+                        </wps:bodyPr>
+                      </wps:wsp>
+                      <wps:wsp>
+                        <wps:cNvPr id="74" name="Freeform 505"/>
+                        <wps:cNvSpPr>
+                          <a:spLocks/>
+                        </wps:cNvSpPr>
+                        <wps:spPr bwMode="auto">
+                          <a:xfrm>
+                            <a:off x="11659" y="15272"/>
+                            <a:ext cx="74" cy="62"/>
+                          </a:xfrm>
+                          <a:custGeom>
+                            <a:avLst/>
+                            <a:gdLst>
+                              <a:gd name="T0" fmla="+- 0 11659 11659"/>
+                              <a:gd name="T1" fmla="*/ T0 w 74"/>
+                              <a:gd name="T2" fmla="+- 0 15334 15272"/>
+                              <a:gd name="T3" fmla="*/ 15334 h 62"/>
+                              <a:gd name="T4" fmla="+- 0 11733 11659"/>
+                              <a:gd name="T5" fmla="*/ T4 w 74"/>
+                              <a:gd name="T6" fmla="+- 0 15334 15272"/>
+                              <a:gd name="T7" fmla="*/ 15334 h 62"/>
+                              <a:gd name="T8" fmla="+- 0 11733 11659"/>
+                              <a:gd name="T9" fmla="*/ T8 w 74"/>
+                              <a:gd name="T10" fmla="+- 0 15272 15272"/>
+                              <a:gd name="T11" fmla="*/ 15272 h 62"/>
+                              <a:gd name="T12" fmla="+- 0 11659 11659"/>
+                              <a:gd name="T13" fmla="*/ T12 w 74"/>
+                              <a:gd name="T14" fmla="+- 0 15272 15272"/>
+                              <a:gd name="T15" fmla="*/ 15272 h 62"/>
+                              <a:gd name="T16" fmla="+- 0 11659 11659"/>
+                              <a:gd name="T17" fmla="*/ T16 w 74"/>
+                              <a:gd name="T18" fmla="+- 0 15334 15272"/>
+                              <a:gd name="T19" fmla="*/ 15334 h 62"/>
+                            </a:gdLst>
+                            <a:ahLst/>
+                            <a:cxnLst>
+                              <a:cxn ang="0">
+                                <a:pos x="T1" y="T3"/>
+                              </a:cxn>
+                              <a:cxn ang="0">
+                                <a:pos x="T5" y="T7"/>
+                              </a:cxn>
+                              <a:cxn ang="0">
+                                <a:pos x="T9" y="T11"/>
+                              </a:cxn>
+                              <a:cxn ang="0">
+                                <a:pos x="T13" y="T15"/>
+                              </a:cxn>
+                              <a:cxn ang="0">
+                                <a:pos x="T17" y="T19"/>
+                              </a:cxn>
+                            </a:cxnLst>
+                            <a:rect l="0" t="0" r="r" b="b"/>
+                            <a:pathLst>
+                              <a:path w="74" h="62">
+                                <a:moveTo>
+                                  <a:pt x="0" y="62"/>
+                                </a:moveTo>
+                                <a:lnTo>
+                                  <a:pt x="74" y="62"/>
+                                </a:lnTo>
+                                <a:lnTo>
+                                  <a:pt x="74" y="0"/>
+                                </a:lnTo>
+                                <a:lnTo>
+                                  <a:pt x="0" y="0"/>
+                                </a:lnTo>
+                                <a:lnTo>
+                                  <a:pt x="0" y="62"/>
+                                </a:lnTo>
+                                <a:close/>
+                              </a:path>
+                            </a:pathLst>
+                          </a:custGeom>
+                          <a:solidFill>
+                            <a:srgbClr val="FFFFFF"/>
+                          </a:solidFill>
+                          <a:ln>
+                            <a:noFill/>
+                          </a:ln>
+                          <a:extLst>
+                            <a:ext uri="{91240B29-F687-4F45-9708-019B960494DF}">
+                              <a14:hiddenLine xmlns:a14="http://schemas.microsoft.com/office/drawing/2010/main" w="9525">
+                                <a:solidFill>
+                                  <a:srgbClr val="000000"/>
+                                </a:solidFill>
+                                <a:round/>
+                                <a:headEnd/>
+                                <a:tailEnd/>
+                              </a14:hiddenLine>
+                            </a:ext>
+                          </a:extLst>
+                        </wps:spPr>
+                        <wps:bodyPr rot="0" vert="horz" wrap="square" lIns="91440" tIns="45720" rIns="91440" bIns="45720" anchor="t" anchorCtr="0" upright="1">
+                          <a:noAutofit/>
+                        </wps:bodyPr>
+                      </wps:wsp>
+                    </wpg:wgp>
+                  </a:graphicData>
+                </a:graphic>
+                <wp14:sizeRelH relativeFrom="page">
+                  <wp14:pctWidth>0</wp14:pctWidth>
+                </wp14:sizeRelH>
+                <wp14:sizeRelV relativeFrom="page">
+                  <wp14:pctHeight>0</wp14:pctHeight>
+                </wp14:sizeRelV>
+              </wp:anchor>
+            </w:drawing>
+          </mc:Choice>
+          <mc:Fallback>
+            <w:pict>
+              <v:group w14:anchorId="5F6ACFE8" id="Grupo 29" o:spid="_x0000_s1026" style="position:absolute;margin-left:23.7pt;margin-top:26.3pt;width:564.1pt;height:742.7pt;z-index:-251609600;mso-position-horizontal-relative:page;mso-position-vertical-relative:page" coordorigin="480,494" coordsize="11282,14854" o:gfxdata="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">
+                <v:shape id="Freeform 484" o:spid="_x0000_s1027" style="position:absolute;left:480;top:494;width:103;height:0;visibility:visible;mso-wrap-style:square;v-text-anchor:top" coordsize="103,0" o:gfxdata="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" path="m,l103,e" filled="f" strokeweight="1.54pt">
+                  <v:path arrowok="t" o:connecttype="custom" o:connectlocs="0,0;103,0" o:connectangles="0,0"/>
+                </v:shape>
+                <v:shape id="Freeform 485" o:spid="_x0000_s1028" style="position:absolute;left:509;top:508;width:60;height:76;visibility:visible;mso-wrap-style:square;v-text-anchor:top" coordsize="60,76" o:gfxdata="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" path="m,76r60,l60,,,,,76xe" stroked="f">
+                  <v:path arrowok="t" o:connecttype="custom" o:connectlocs="0,584;60,584;60,508;0,508;0,584" o:connectangles="0,0,0,0,0"/>
+                </v:shape>
+                <v:shape id="Freeform 486" o:spid="_x0000_s1029" style="position:absolute;left:509;top:508;width:74;height:62;visibility:visible;mso-wrap-style:square;v-text-anchor:top" coordsize="74,62" o:gfxdata="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" path="m,62r74,l74,,,,,62xe" stroked="f">
+                  <v:path arrowok="t" o:connecttype="custom" o:connectlocs="0,570;74,570;74,508;0,508;0,570" o:connectangles="0,0,0,0,0"/>
+                </v:shape>
+                <v:shape id="Freeform 487" o:spid="_x0000_s1030" style="position:absolute;left:583;top:494;width:11076;height:0;visibility:visible;mso-wrap-style:square;v-text-anchor:top" coordsize="11076,0" o:gfxdata="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" path="m,l11076,e" filled="f" strokeweight="1.54pt">
+                  <v:path arrowok="t" o:connecttype="custom" o:connectlocs="0,0;11076,0" o:connectangles="0,0"/>
+                </v:shape>
+                <v:shape id="Freeform 490" o:spid="_x0000_s1031" style="position:absolute;left:11659;top:494;width:103;height:0;visibility:visible;mso-wrap-style:square;v-text-anchor:top" coordsize="103,0" o:gfxdata="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" path="m,l103,e" filled="f" strokeweight="1.54pt">
+                  <v:path arrowok="t" o:connecttype="custom" o:connectlocs="0,0;103,0" o:connectangles="0,0"/>
+                </v:shape>
+                <v:shape id="Freeform 491" o:spid="_x0000_s1032" style="position:absolute;left:11673;top:508;width:60;height:76;visibility:visible;mso-wrap-style:square;v-text-anchor:top" coordsize="60,76" o:gfxdata="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" path="m,76r60,l60,,,,,76xe" stroked="f">
+                  <v:path arrowok="t" o:connecttype="custom" o:connectlocs="0,584;60,584;60,508;0,508;0,584" o:connectangles="0,0,0,0,0"/>
+                </v:shape>
+                <v:shape id="Freeform 492" o:spid="_x0000_s1033" style="position:absolute;left:11659;top:508;width:74;height:62;visibility:visible;mso-wrap-style:square;v-text-anchor:top" coordsize="74,62" o:gfxdata="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" path="m,62r74,l74,,,,,62xe" stroked="f">
+                  <v:path arrowok="t" o:connecttype="custom" o:connectlocs="0,570;74,570;74,508;0,508;0,570" o:connectangles="0,0,0,0,0"/>
+                </v:shape>
+                <v:shape id="Freeform 493" o:spid="_x0000_s1034" style="position:absolute;left:494;top:517;width:0;height:14808;visibility:visible;mso-wrap-style:square;v-text-anchor:top" coordsize="0,14808" o:gfxdata="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" path="m,l,14808e" filled="f" strokeweight="1.54pt">
+                  <v:path arrowok="t" o:connecttype="custom" o:connectlocs="0,517;0,15325" o:connectangles="0,0"/>
+                </v:shape>
+                <v:shape id="Freeform 494" o:spid="_x0000_s1035" style="position:absolute;left:576;top:569;width:0;height:14704;visibility:visible;mso-wrap-style:square;v-text-anchor:top" coordsize="0,14704" o:gfxdata="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" path="m,l,14704e" filled="f" strokeweight=".82pt">
+                  <v:path arrowok="t" o:connecttype="custom" o:connectlocs="0,569;0,15273" o:connectangles="0,0"/>
+                </v:shape>
+                <v:shape id="Freeform 495" o:spid="_x0000_s1036" style="position:absolute;left:11748;top:517;width:0;height:14808;visibility:visible;mso-wrap-style:square;v-text-anchor:top" coordsize="0,14808" o:gfxdata="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" path="m,l,14808e" filled="f" strokeweight="1.54pt">
+                  <v:path arrowok="t" o:connecttype="custom" o:connectlocs="0,517;0,15325" o:connectangles="0,0"/>
+                </v:shape>
+                <v:shape id="Freeform 496" o:spid="_x0000_s1037" style="position:absolute;left:11666;top:569;width:0;height:14704;visibility:visible;mso-wrap-style:square;v-text-anchor:top" coordsize="0,14704" o:gfxdata="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" path="m,l,14704e" filled="f" strokeweight=".82pt">
+                  <v:path arrowok="t" o:connecttype="custom" o:connectlocs="0,569;0,15273" o:connectangles="0,0"/>
+                </v:shape>
+                <v:shape id="Freeform 497" o:spid="_x0000_s1038" style="position:absolute;left:480;top:15348;width:103;height:0;visibility:visible;mso-wrap-style:square;v-text-anchor:top" coordsize="103,0" o:gfxdata="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" path="m,l103,e" filled="f" strokeweight="1.54pt">
+                  <v:path arrowok="t" o:connecttype="custom" o:connectlocs="0,0;103,0" o:connectangles="0,0"/>
+                </v:shape>
+                <v:shape id="Freeform 498" o:spid="_x0000_s1039" style="position:absolute;left:509;top:15258;width:60;height:76;visibility:visible;mso-wrap-style:square;v-text-anchor:top" coordsize="60,76" o:gfxdata="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" path="m,76r60,l60,,,,,76xe" stroked="f">
+                  <v:path arrowok="t" o:connecttype="custom" o:connectlocs="0,15334;60,15334;60,15258;0,15258;0,15334" o:connectangles="0,0,0,0,0"/>
+                </v:shape>
+                <v:shape id="Freeform 499" o:spid="_x0000_s1040" style="position:absolute;left:509;top:15272;width:74;height:62;visibility:visible;mso-wrap-style:square;v-text-anchor:top" coordsize="74,62" o:gfxdata="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" path="m,62r74,l74,,,,,62xe" stroked="f">
+                  <v:path arrowok="t" o:connecttype="custom" o:connectlocs="0,15334;74,15334;74,15272;0,15272;0,15334" o:connectangles="0,0,0,0,0"/>
+                </v:shape>
+                <v:shape id="Freeform 500" o:spid="_x0000_s1041" style="position:absolute;left:583;top:15348;width:11076;height:0;visibility:visible;mso-wrap-style:square;v-text-anchor:top" coordsize="11076,0" o:gfxdata="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" path="m,l11076,e" filled="f" strokeweight="1.54pt">
+                  <v:path arrowok="t" o:connecttype="custom" o:connectlocs="0,0;11076,0" o:connectangles="0,0"/>
+                </v:shape>
+                <v:shape id="Freeform 501" o:spid="_x0000_s1042" style="position:absolute;left:583;top:15272;width:11076;height:62;visibility:visible;mso-wrap-style:square;v-text-anchor:top" coordsize="11076,62" o:gfxdata="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" path="m,62r11076,l11076,,,,,62xe" stroked="f">
+                  <v:path arrowok="t" o:connecttype="custom" o:connectlocs="0,15334;11076,15334;11076,15272;0,15272;0,15334" o:connectangles="0,0,0,0,0"/>
+                </v:shape>
+                <v:shape id="Freeform 502" o:spid="_x0000_s1043" style="position:absolute;left:583;top:15258;width:11076;height:16;visibility:visible;mso-wrap-style:square;v-text-anchor:top" coordsize="11076,16" o:gfxdata="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" path="m,16r11076,l11076,,,,,16xe" fillcolor="black" stroked="f">
+                  <v:path arrowok="t" o:connecttype="custom" o:connectlocs="0,15274;11076,15274;11076,15258;0,15258;0,15274" o:connectangles="0,0,0,0,0"/>
+                </v:shape>
+                <v:shape id="Freeform 503" o:spid="_x0000_s1044" style="position:absolute;left:11659;top:15348;width:103;height:0;visibility:visible;mso-wrap-style:square;v-text-anchor:top" coordsize="103,0" o:gfxdata="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" path="m,l103,e" filled="f" strokeweight="1.54pt">
+                  <v:path arrowok="t" o:connecttype="custom" o:connectlocs="0,0;103,0" o:connectangles="0,0"/>
+                </v:shape>
+                <v:shape id="Freeform 504" o:spid="_x0000_s1045" style="position:absolute;left:11673;top:15258;width:60;height:76;visibility:visible;mso-wrap-style:square;v-text-anchor:top" coordsize="60,76" o:gfxdata="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" path="m,76r60,l60,,,,,76xe" stroked="f">
+                  <v:path arrowok="t" o:connecttype="custom" o:connectlocs="0,15334;60,15334;60,15258;0,15258;0,15334" o:connectangles="0,0,0,0,0"/>
+                </v:shape>
+                <v:shape id="Freeform 505" o:spid="_x0000_s1046" style="position:absolute;left:11659;top:15272;width:74;height:62;visibility:visible;mso-wrap-style:square;v-text-anchor:top" coordsize="74,62" o:gfxdata="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" path="m,62r74,l74,,,,,62xe" stroked="f">
+                  <v:path arrowok="t" o:connecttype="custom" o:connectlocs="0,15334;74,15334;74,15272;0,15272;0,15334" o:connectangles="0,0,0,0,0"/>
+                </v:shape>
+                <w10:wrap anchorx="page" anchory="page"/>
+              </v:group>
+            </w:pict>
+          </mc:Fallback>
+        </mc:AlternateContent>
+      </w:r>
+      <w:r>
+        <w:rPr>
+          <w:rFonts w:ascii="Calibri Light" w:eastAsia="Calibri Light" w:hAnsi="Calibri Light" w:cs="Calibri Light"/>
+          <w:sz w:val="22"/>
+          <w:szCs w:val="22"/>
+        </w:rPr>
+        <w:t>Salida final esperada.</w:t>
+      </w:r>
+    </w:p>
+    <w:p>
+      <w:pPr>
+        <w:pStyle w:val="Prrafodelista"/>
+        <w:numPr>
+          <w:ilvl w:val="1"/>
+          <w:numId w:val="12"/>
+        </w:numPr>
+        <w:spacing w:before="12"/>
+        <w:rPr>
+          <w:rFonts w:ascii="Calibri Light" w:eastAsia="Calibri Light" w:hAnsi="Calibri Light" w:cs="Calibri Light"/>
+          <w:sz w:val="22"/>
+          <w:szCs w:val="22"/>
+        </w:rPr>
+      </w:pPr>
+      <w:r>
+        <w:rPr>
+          <w:rFonts w:ascii="Calibri Light" w:eastAsia="Calibri Light" w:hAnsi="Calibri Light" w:cs="Calibri Light"/>
+          <w:sz w:val="22"/>
+          <w:szCs w:val="22"/>
+        </w:rPr>
+        <w:t xml:space="preserve">Imprimir </w:t>
+      </w:r>
+      <w:r>
+        <w:rPr>
+          <w:rFonts w:ascii="Calibri Light" w:eastAsia="Calibri Light" w:hAnsi="Calibri Light" w:cs="Calibri Light"/>
+          <w:sz w:val="22"/>
+          <w:szCs w:val="22"/>
+        </w:rPr>
+        <w:t>Datos capturados sin errores</w:t>
+      </w:r>
+      <w:r>
+        <w:rPr>
+          <w:rFonts w:ascii="Calibri Light" w:eastAsia="Calibri Light" w:hAnsi="Calibri Light" w:cs="Calibri Light"/>
+          <w:sz w:val="22"/>
+          <w:szCs w:val="22"/>
+        </w:rPr>
+        <w:t>.</w:t>
+      </w:r>
+    </w:p>
+    <w:p>
+      <w:pPr>
+        <w:pStyle w:val="Prrafodelista"/>
+        <w:numPr>
+          <w:ilvl w:val="1"/>
+          <w:numId w:val="12"/>
+        </w:numPr>
+        <w:spacing w:before="12"/>
+        <w:rPr>
+          <w:rFonts w:ascii="Calibri Light" w:eastAsia="Calibri Light" w:hAnsi="Calibri Light" w:cs="Calibri Light"/>
+          <w:sz w:val="22"/>
+          <w:szCs w:val="22"/>
+        </w:rPr>
+      </w:pPr>
+      <w:r>
+        <w:rPr>
+          <w:rFonts w:ascii="Calibri Light" w:eastAsia="Calibri Light" w:hAnsi="Calibri Light" w:cs="Calibri Light"/>
+          <w:sz w:val="22"/>
+          <w:szCs w:val="22"/>
+        </w:rPr>
+        <w:t xml:space="preserve">Imprimir </w:t>
+      </w:r>
+      <w:r>
+        <w:rPr>
+          <w:rFonts w:ascii="Calibri Light" w:eastAsia="Calibri Light" w:hAnsi="Calibri Light" w:cs="Calibri Light"/>
+          <w:sz w:val="22"/>
+          <w:szCs w:val="22"/>
+        </w:rPr>
+        <w:t>Datos capturados con algo incorrecto</w:t>
+      </w:r>
+      <w:r>
+        <w:rPr>
+          <w:rFonts w:ascii="Calibri Light" w:eastAsia="Calibri Light" w:hAnsi="Calibri Light" w:cs="Calibri Light"/>
+          <w:sz w:val="22"/>
+          <w:szCs w:val="22"/>
+        </w:rPr>
+        <w:t>:</w:t>
+      </w:r>
+    </w:p>
+    <w:p>
+      <w:pPr>
+        <w:pStyle w:val="Prrafodelista"/>
+        <w:spacing w:before="12"/>
+        <w:ind w:left="426"/>
+        <w:rPr>
+          <w:rFonts w:ascii="Calibri Light" w:eastAsia="Calibri Light" w:hAnsi="Calibri Light" w:cs="Calibri Light"/>
+          <w:b/>
+          <w:bCs/>
+          <w:sz w:val="22"/>
+          <w:szCs w:val="22"/>
+        </w:rPr>
+      </w:pPr>
+    </w:p>
+    <w:p>
+      <w:pPr>
+        <w:pStyle w:val="Prrafodelista"/>
+        <w:spacing w:before="12"/>
+        <w:ind w:left="426"/>
+        <w:rPr>
+          <w:rFonts w:ascii="Calibri Light" w:eastAsia="Calibri Light" w:hAnsi="Calibri Light" w:cs="Calibri Light"/>
+          <w:b/>
+          <w:bCs/>
+          <w:sz w:val="22"/>
+          <w:szCs w:val="22"/>
+        </w:rPr>
+      </w:pPr>
+      <w:r>
+        <w:rPr>
+          <w:rFonts w:ascii="Calibri Light" w:eastAsia="Calibri Light" w:hAnsi="Calibri Light" w:cs="Calibri Light"/>
+          <w:b/>
+          <w:bCs/>
+          <w:sz w:val="22"/>
+          <w:szCs w:val="22"/>
+        </w:rPr>
+        <w:t xml:space="preserve">SALIDA EN VS </w:t>
+      </w:r>
+      <w:r>
+        <w:rPr>
+          <w:rFonts w:ascii="Calibri Light" w:eastAsia="Calibri Light" w:hAnsi="Calibri Light" w:cs="Calibri Light"/>
+          <w:b/>
+          <w:bCs/>
+          <w:sz w:val="22"/>
+          <w:szCs w:val="22"/>
+        </w:rPr>
+        <w:t>sin errores</w:t>
+      </w:r>
+      <w:r>
+        <w:rPr>
+          <w:rFonts w:ascii="Calibri Light" w:eastAsia="Calibri Light" w:hAnsi="Calibri Light" w:cs="Calibri Light"/>
+          <w:b/>
+          <w:bCs/>
+          <w:sz w:val="22"/>
+          <w:szCs w:val="22"/>
+        </w:rPr>
+        <w:t>.</w:t>
+      </w:r>
+    </w:p>
+    <w:p>
+      <w:pPr>
+        <w:spacing w:before="12"/>
+        <w:ind w:left="426"/>
+        <w:rPr>
+          <w:rFonts w:ascii="Calibri Light" w:eastAsia="Calibri Light" w:hAnsi="Calibri Light" w:cs="Calibri Light"/>
+          <w:sz w:val="22"/>
+          <w:szCs w:val="22"/>
+        </w:rPr>
+      </w:pPr>
+      <w:r>
+        <w:rPr>
+          <w:rFonts w:ascii="Calibri Light" w:eastAsia="Calibri Light" w:hAnsi="Calibri Light" w:cs="Calibri Light"/>
+          <w:sz w:val="22"/>
+          <w:szCs w:val="22"/>
+        </w:rPr>
+        <w:drawing>
+          <wp:inline distT="0" distB="0" distL="0" distR="0" wp14:anchorId="1D35A62E" wp14:editId="59D9B429">
+            <wp:extent cx="5400000" cy="1891813"/>
+            <wp:effectExtent l="0" t="0" r="0" b="0"/>
+            <wp:docPr id="17" name="Imagen 17"/>
+            <wp:cNvGraphicFramePr>
+              <a:graphicFrameLocks xmlns:a="http://schemas.openxmlformats.org/drawingml/2006/main" noChangeAspect="1"/>
+            </wp:cNvGraphicFramePr>
+            <a:graphic xmlns:a="http://schemas.openxmlformats.org/drawingml/2006/main">
+              <a:graphicData uri="http://schemas.openxmlformats.org/drawingml/2006/picture">
+                <pic:pic xmlns:pic="http://schemas.openxmlformats.org/drawingml/2006/picture">
+                  <pic:nvPicPr>
+                    <pic:cNvPr id="1" name=""/>
+                    <pic:cNvPicPr/>
+                  </pic:nvPicPr>
+                  <pic:blipFill>
+                    <a:blip r:embed="rId19"/>
+                    <a:stretch>
+                      <a:fillRect/>
+                    </a:stretch>
+                  </pic:blipFill>
+                  <pic:spPr>
+                    <a:xfrm>
+                      <a:off x="0" y="0"/>
+                      <a:ext cx="5400000" cy="1891813"/>
+                    </a:xfrm>
+                    <a:prstGeom prst="rect">
+                      <a:avLst/>
+                    </a:prstGeom>
+                  </pic:spPr>
+                </pic:pic>
+              </a:graphicData>
+            </a:graphic>
+          </wp:inline>
+        </w:drawing>
+      </w:r>
+    </w:p>
+    <w:p>
+      <w:pPr>
+        <w:spacing w:before="12"/>
+        <w:ind w:left="426"/>
+        <w:rPr>
+          <w:rFonts w:ascii="Calibri Light" w:eastAsia="Calibri Light" w:hAnsi="Calibri Light" w:cs="Calibri Light"/>
+          <w:sz w:val="22"/>
+          <w:szCs w:val="22"/>
+        </w:rPr>
+      </w:pPr>
+    </w:p>
+    <w:p>
+      <w:pPr>
+        <w:spacing w:before="12"/>
+        <w:ind w:left="426"/>
+        <w:rPr>
+          <w:rFonts w:ascii="Calibri Light" w:eastAsia="Calibri Light" w:hAnsi="Calibri Light" w:cs="Calibri Light"/>
+          <w:b/>
+          <w:bCs/>
+          <w:sz w:val="22"/>
+          <w:szCs w:val="22"/>
+        </w:rPr>
+      </w:pPr>
+      <w:r>
+        <w:rPr>
+          <w:rFonts w:ascii="Calibri Light" w:eastAsia="Calibri Light" w:hAnsi="Calibri Light" w:cs="Calibri Light"/>
+          <w:b/>
+          <w:bCs/>
+          <w:sz w:val="22"/>
+          <w:szCs w:val="22"/>
+        </w:rPr>
+        <w:t>SALIDA E</w:t>
+      </w:r>
+      <w:r>
+        <w:rPr>
+          <w:rFonts w:ascii="Calibri Light" w:eastAsia="Calibri Light" w:hAnsi="Calibri Light" w:cs="Calibri Light"/>
+          <w:b/>
+          <w:bCs/>
+          <w:sz w:val="22"/>
+          <w:szCs w:val="22"/>
+        </w:rPr>
+        <w:t>N VS con errores</w:t>
+      </w:r>
+      <w:r>
+        <w:rPr>
+          <w:rFonts w:ascii="Calibri Light" w:eastAsia="Calibri Light" w:hAnsi="Calibri Light" w:cs="Calibri Light"/>
+          <w:b/>
+          <w:bCs/>
+          <w:sz w:val="22"/>
+          <w:szCs w:val="22"/>
+        </w:rPr>
+        <w:t>.</w:t>
+      </w:r>
+    </w:p>
+    <w:p>
+      <w:pPr>
+        <w:spacing w:before="12"/>
+        <w:ind w:left="426"/>
+        <w:rPr>
+          <w:rFonts w:ascii="Calibri Light" w:eastAsia="Calibri Light" w:hAnsi="Calibri Light" w:cs="Calibri Light"/>
+          <w:sz w:val="22"/>
+          <w:szCs w:val="22"/>
+        </w:rPr>
+      </w:pPr>
+      <w:r>
+        <w:rPr>
+          <w:rFonts w:ascii="Calibri Light" w:eastAsia="Calibri Light" w:hAnsi="Calibri Light" w:cs="Calibri Light"/>
+          <w:sz w:val="22"/>
+          <w:szCs w:val="22"/>
+        </w:rPr>
+        <w:drawing>
+          <wp:inline distT="0" distB="0" distL="0" distR="0" wp14:anchorId="124B59C9" wp14:editId="6AB7157E">
+            <wp:extent cx="5400000" cy="3554094"/>
+            <wp:effectExtent l="0" t="0" r="0" b="8890"/>
+            <wp:docPr id="18" name="Imagen 18"/>
+            <wp:cNvGraphicFramePr>
+              <a:graphicFrameLocks xmlns:a="http://schemas.openxmlformats.org/drawingml/2006/main" noChangeAspect="1"/>
+            </wp:cNvGraphicFramePr>
+            <a:graphic xmlns:a="http://schemas.openxmlformats.org/drawingml/2006/main">
+              <a:graphicData uri="http://schemas.openxmlformats.org/drawingml/2006/picture">
+                <pic:pic xmlns:pic="http://schemas.openxmlformats.org/drawingml/2006/picture">
+                  <pic:nvPicPr>
+                    <pic:cNvPr id="1" name=""/>
+                    <pic:cNvPicPr/>
+                  </pic:nvPicPr>
+                  <pic:blipFill>
+                    <a:blip r:embed="rId20"/>
+                    <a:stretch>
+                      <a:fillRect/>
+                    </a:stretch>
+                  </pic:blipFill>
+                  <pic:spPr>
+                    <a:xfrm>
+                      <a:off x="0" y="0"/>
+                      <a:ext cx="5400000" cy="3554094"/>
+                    </a:xfrm>
+                    <a:prstGeom prst="rect">
+                      <a:avLst/>
+                    </a:prstGeom>
+                  </pic:spPr>
+                </pic:pic>
+              </a:graphicData>
+            </a:graphic>
+          </wp:inline>
+        </w:drawing>
+      </w:r>
+    </w:p>
+    <w:p>
+      <w:pPr>
         <w:spacing w:before="5" w:line="180" w:lineRule="exact"/>
         <w:rPr>
+          <w:rFonts w:ascii="Calibri Light" w:hAnsi="Calibri Light" w:cs="Calibri Light"/>
           <w:sz w:val="18"/>
           <w:szCs w:val="18"/>
         </w:rPr>
@@ -10935,6 +12146,7 @@
       <w:pPr>
         <w:spacing w:before="1" w:line="180" w:lineRule="exact"/>
         <w:rPr>
+          <w:rFonts w:ascii="Calibri Light" w:hAnsi="Calibri Light" w:cs="Calibri Light"/>
           <w:sz w:val="19"/>
           <w:szCs w:val="19"/>
         </w:rPr>
@@ -10956,7 +12168,7 @@
       </w:pPr>
       <w:r>
         <w:rPr>
-          <w:rFonts w:ascii="Verdana" w:eastAsia="Verdana" w:hAnsi="Verdana" w:cs="Verdana"/>
+          <w:rFonts w:ascii="Calibri Light" w:eastAsia="Verdana" w:hAnsi="Calibri Light" w:cs="Calibri Light"/>
           <w:sz w:val="22"/>
           <w:szCs w:val="22"/>
         </w:rPr>
@@ -10964,7 +12176,7 @@
       </w:r>
       <w:r>
         <w:rPr>
-          <w:rFonts w:ascii="Verdana" w:eastAsia="Verdana" w:hAnsi="Verdana" w:cs="Verdana"/>
+          <w:rFonts w:ascii="Calibri Light" w:eastAsia="Verdana" w:hAnsi="Calibri Light" w:cs="Calibri Light"/>
           <w:sz w:val="22"/>
           <w:szCs w:val="22"/>
         </w:rPr>
@@ -10976,7 +12188,23 @@
           <w:sz w:val="22"/>
           <w:szCs w:val="22"/>
         </w:rPr>
-        <w:t xml:space="preserve">En conclusión, esta </w:t>
+        <w:t>En conclusión, est</w:t>
+      </w:r>
+      <w:r>
+        <w:rPr>
+          <w:rFonts w:ascii="Calibri Light" w:eastAsia="Calibri Light" w:hAnsi="Calibri Light" w:cs="Calibri Light"/>
+          <w:sz w:val="22"/>
+          <w:szCs w:val="22"/>
+        </w:rPr>
+        <w:t>e</w:t>
+      </w:r>
+      <w:r>
+        <w:rPr>
+          <w:rFonts w:ascii="Calibri Light" w:eastAsia="Calibri Light" w:hAnsi="Calibri Light" w:cs="Calibri Light"/>
+          <w:sz w:val="22"/>
+          <w:szCs w:val="22"/>
+        </w:rPr>
+        <w:t xml:space="preserve"> </w:t>
       </w:r>
       <w:r>
         <w:rPr>
@@ -10992,87 +12220,55 @@
           <w:sz w:val="22"/>
           <w:szCs w:val="22"/>
         </w:rPr>
-        <w:t xml:space="preserve"> permitió integrar conocimientos teóricos, reforzando la comprensión de</w:t>
-      </w:r>
-      <w:r>
-        <w:rPr>
-          <w:rFonts w:ascii="Calibri Light" w:eastAsia="Calibri Light" w:hAnsi="Calibri Light" w:cs="Calibri Light"/>
-          <w:sz w:val="22"/>
-          <w:szCs w:val="22"/>
-        </w:rPr>
-        <w:t xml:space="preserve"> las funciones de orden superior</w:t>
-      </w:r>
-      <w:r>
-        <w:rPr>
-          <w:rFonts w:ascii="Calibri Light" w:eastAsia="Calibri Light" w:hAnsi="Calibri Light" w:cs="Calibri Light"/>
-          <w:sz w:val="22"/>
-          <w:szCs w:val="22"/>
-        </w:rPr>
-        <w:t xml:space="preserve"> c</w:t>
-      </w:r>
-      <w:r>
-        <w:rPr>
-          <w:rFonts w:ascii="Calibri Light" w:eastAsia="Calibri Light" w:hAnsi="Calibri Light" w:cs="Calibri Light"/>
-          <w:sz w:val="22"/>
-          <w:szCs w:val="22"/>
-        </w:rPr>
-        <w:t>o</w:t>
-      </w:r>
-      <w:r>
-        <w:rPr>
-          <w:rFonts w:ascii="Calibri Light" w:eastAsia="Calibri Light" w:hAnsi="Calibri Light" w:cs="Calibri Light"/>
-          <w:sz w:val="22"/>
-          <w:szCs w:val="22"/>
-        </w:rPr>
-        <w:t>mo</w:t>
-      </w:r>
-      <w:r>
-        <w:rPr>
-          <w:rFonts w:ascii="Calibri Light" w:eastAsia="Calibri Light" w:hAnsi="Calibri Light" w:cs="Calibri Light"/>
-          <w:sz w:val="22"/>
-          <w:szCs w:val="22"/>
-        </w:rPr>
-        <w:t xml:space="preserve">: </w:t>
-      </w:r>
-      <w:r>
-        <w:rPr>
-          <w:rFonts w:ascii="Calibri Light" w:eastAsia="Calibri Light" w:hAnsi="Calibri Light" w:cs="Calibri Light"/>
-          <w:sz w:val="22"/>
-          <w:szCs w:val="22"/>
-        </w:rPr>
-        <w:t>filter(), map(), sorted(), y reduce()</w:t>
-      </w:r>
-      <w:r>
-        <w:rPr>
-          <w:rFonts w:ascii="Calibri Light" w:eastAsia="Calibri Light" w:hAnsi="Calibri Light" w:cs="Calibri Light"/>
-          <w:sz w:val="22"/>
-          <w:szCs w:val="22"/>
-        </w:rPr>
-        <w:t>, así como la función lambda, que nos sirve para realizar las operaciones simples en el ejercicio como filtrar, ordenar o para calcular el promedio de temperaturas</w:t>
-      </w:r>
-      <w:r>
-        <w:rPr>
-          <w:rFonts w:ascii="Calibri Light" w:eastAsia="Calibri Light" w:hAnsi="Calibri Light" w:cs="Calibri Light"/>
-          <w:sz w:val="22"/>
-          <w:szCs w:val="22"/>
-        </w:rPr>
-        <w:t>.</w:t>
-      </w:r>
-      <w:r>
-        <w:rPr>
-          <w:rFonts w:ascii="Calibri Light" w:eastAsia="Calibri Light" w:hAnsi="Calibri Light" w:cs="Calibri Light"/>
-          <w:sz w:val="22"/>
-          <w:szCs w:val="22"/>
-        </w:rPr>
-        <w:t xml:space="preserve"> También podemos observar como el @decorador nos ayuda</w:t>
-      </w:r>
-      <w:r>
-        <w:rPr>
-          <w:rFonts w:ascii="Calibri Light" w:eastAsia="Calibri Light" w:hAnsi="Calibri Light" w:cs="Calibri Light"/>
-          <w:sz w:val="22"/>
-          <w:szCs w:val="22"/>
-        </w:rPr>
-        <w:t xml:space="preserve"> a mostrar la función que se está ejecutando, cuantas veces y su duración, sin alterar la función original del código, solo nos ayuda a agregar funcionales adicionales sin modificar el código original.</w:t>
+        <w:t xml:space="preserve"> permitió </w:t>
+      </w:r>
+      <w:r>
+        <w:rPr>
+          <w:rFonts w:ascii="Calibri Light" w:eastAsia="Calibri Light" w:hAnsi="Calibri Light" w:cs="Calibri Light"/>
+          <w:sz w:val="22"/>
+          <w:szCs w:val="22"/>
+        </w:rPr>
+        <w:t>reforzar los</w:t>
+      </w:r>
+      <w:r>
+        <w:rPr>
+          <w:rFonts w:ascii="Calibri Light" w:eastAsia="Calibri Light" w:hAnsi="Calibri Light" w:cs="Calibri Light"/>
+          <w:sz w:val="22"/>
+          <w:szCs w:val="22"/>
+        </w:rPr>
+        <w:t xml:space="preserve"> conocimientos teóricos</w:t>
+      </w:r>
+      <w:r>
+        <w:rPr>
+          <w:rFonts w:ascii="Calibri Light" w:eastAsia="Calibri Light" w:hAnsi="Calibri Light" w:cs="Calibri Light"/>
+          <w:sz w:val="22"/>
+          <w:szCs w:val="22"/>
+        </w:rPr>
+        <w:t xml:space="preserve"> de la validación de datos</w:t>
+      </w:r>
+      <w:r>
+        <w:rPr>
+          <w:rFonts w:ascii="Calibri Light" w:eastAsia="Calibri Light" w:hAnsi="Calibri Light" w:cs="Calibri Light"/>
+          <w:sz w:val="22"/>
+          <w:szCs w:val="22"/>
+        </w:rPr>
+        <w:t xml:space="preserve">, </w:t>
+      </w:r>
+      <w:r>
+        <w:rPr>
+          <w:rFonts w:ascii="Calibri Light" w:eastAsia="Calibri Light" w:hAnsi="Calibri Light" w:cs="Calibri Light"/>
+          <w:sz w:val="22"/>
+          <w:szCs w:val="22"/>
+        </w:rPr>
+        <w:t>implementando e</w:t>
+      </w:r>
+      <w:r>
+        <w:rPr>
+          <w:rFonts w:ascii="Calibri Light" w:eastAsia="Calibri Light" w:hAnsi="Calibri Light" w:cs="Calibri Light"/>
+          <w:sz w:val="22"/>
+          <w:szCs w:val="22"/>
+        </w:rPr>
+        <w:t>l manejo de excepcione</w:t>
       </w:r>
       <w:r>
         <w:rPr>
@@ -11081,73 +12277,739 @@
           <w:szCs w:val="22"/>
         </w:rPr>
         <w:t xml:space="preserve"> </w:t>
+      </w:r>
+      <w:r>
+        <w:rPr>
+          <w:rFonts w:ascii="Calibri Light" w:eastAsia="Calibri Light" w:hAnsi="Calibri Light" w:cs="Calibri Light"/>
+          <w:sz w:val="22"/>
+          <w:szCs w:val="22"/>
+        </w:rPr>
+        <w:t>para crear programas más seguros</w:t>
+      </w:r>
+      <w:r>
+        <w:rPr>
+          <w:rFonts w:ascii="Calibri Light" w:eastAsia="Calibri Light" w:hAnsi="Calibri Light" w:cs="Calibri Light"/>
+          <w:sz w:val="22"/>
+          <w:szCs w:val="22"/>
+        </w:rPr>
+        <w:t xml:space="preserve">, </w:t>
+      </w:r>
+      <w:r>
+        <w:rPr>
+          <w:rFonts w:ascii="Calibri Light" w:eastAsia="Calibri Light" w:hAnsi="Calibri Light" w:cs="Calibri Light"/>
+          <w:sz w:val="22"/>
+          <w:szCs w:val="22"/>
+        </w:rPr>
+        <w:t>estables</w:t>
+      </w:r>
+      <w:r>
+        <w:rPr>
+          <w:rFonts w:ascii="Calibri Light" w:eastAsia="Calibri Light" w:hAnsi="Calibri Light" w:cs="Calibri Light"/>
+          <w:sz w:val="22"/>
+          <w:szCs w:val="22"/>
+        </w:rPr>
+        <w:t xml:space="preserve"> y fluidos, evitando los cortes bruscos al ejecutar un programa. </w:t>
+      </w:r>
+      <w:r>
+        <w:rPr>
+          <w:rFonts w:ascii="Calibri Light" w:eastAsia="Calibri Light" w:hAnsi="Calibri Light" w:cs="Calibri Light"/>
+          <w:sz w:val="22"/>
+          <w:szCs w:val="22"/>
+        </w:rPr>
+        <w:t xml:space="preserve">Además, el uso de try, </w:t>
+      </w:r>
+      <w:proofErr w:type="spellStart"/>
+      <w:r>
+        <w:rPr>
+          <w:rFonts w:ascii="Calibri Light" w:eastAsia="Calibri Light" w:hAnsi="Calibri Light" w:cs="Calibri Light"/>
+          <w:sz w:val="22"/>
+          <w:szCs w:val="22"/>
+        </w:rPr>
+        <w:t>except</w:t>
+      </w:r>
+      <w:proofErr w:type="spellEnd"/>
+      <w:r>
+        <w:rPr>
+          <w:rFonts w:ascii="Calibri Light" w:eastAsia="Calibri Light" w:hAnsi="Calibri Light" w:cs="Calibri Light"/>
+          <w:sz w:val="22"/>
+          <w:szCs w:val="22"/>
+        </w:rPr>
+        <w:t xml:space="preserve"> y </w:t>
+      </w:r>
+      <w:proofErr w:type="spellStart"/>
+      <w:r>
+        <w:rPr>
+          <w:rFonts w:ascii="Calibri Light" w:eastAsia="Calibri Light" w:hAnsi="Calibri Light" w:cs="Calibri Light"/>
+          <w:sz w:val="22"/>
+          <w:szCs w:val="22"/>
+        </w:rPr>
+        <w:t>finally</w:t>
+      </w:r>
+      <w:proofErr w:type="spellEnd"/>
+      <w:r>
+        <w:rPr>
+          <w:rFonts w:ascii="Calibri Light" w:eastAsia="Calibri Light" w:hAnsi="Calibri Light" w:cs="Calibri Light"/>
+          <w:sz w:val="22"/>
+          <w:szCs w:val="22"/>
+        </w:rPr>
+        <w:t xml:space="preserve"> </w:t>
+      </w:r>
+      <w:r>
+        <w:rPr>
+          <w:rFonts w:ascii="Calibri Light" w:eastAsia="Calibri Light" w:hAnsi="Calibri Light" w:cs="Calibri Light"/>
+          <w:sz w:val="22"/>
+          <w:szCs w:val="22"/>
+        </w:rPr>
+        <w:t xml:space="preserve">nos </w:t>
+      </w:r>
+      <w:r>
+        <w:rPr>
+          <w:rFonts w:ascii="Calibri Light" w:eastAsia="Calibri Light" w:hAnsi="Calibri Light" w:cs="Calibri Light"/>
+          <w:sz w:val="22"/>
+          <w:szCs w:val="22"/>
+        </w:rPr>
+        <w:t>permite manejar distintos tipos de errores, mientras que los mensajes de depuración ayudan a entender y mejorar el funcionamiento del código.</w:t>
       </w:r>
     </w:p>
     <w:p>
       <w:pPr>
-        <w:spacing w:line="200" w:lineRule="exact"/>
+        <w:tabs>
+          <w:tab w:val="left" w:pos="820"/>
+        </w:tabs>
+        <w:spacing w:line="259" w:lineRule="auto"/>
+        <w:ind w:left="822" w:right="403" w:hanging="360"/>
+        <w:jc w:val="both"/>
+        <w:rPr>
+          <w:rFonts w:ascii="Calibri Light" w:eastAsia="Calibri Light" w:hAnsi="Calibri Light" w:cs="Calibri Light"/>
+          <w:sz w:val="22"/>
+          <w:szCs w:val="22"/>
+        </w:rPr>
       </w:pPr>
     </w:p>
     <w:p>
       <w:pPr>
-        <w:spacing w:line="200" w:lineRule="exact"/>
+        <w:tabs>
+          <w:tab w:val="left" w:pos="820"/>
+        </w:tabs>
+        <w:spacing w:line="259" w:lineRule="auto"/>
+        <w:ind w:left="822" w:right="403" w:hanging="360"/>
+        <w:jc w:val="both"/>
+        <w:rPr>
+          <w:rFonts w:ascii="Calibri Light" w:eastAsia="Calibri Light" w:hAnsi="Calibri Light" w:cs="Calibri Light"/>
+          <w:sz w:val="22"/>
+          <w:szCs w:val="22"/>
+        </w:rPr>
       </w:pPr>
     </w:p>
     <w:p>
       <w:pPr>
-        <w:spacing w:line="200" w:lineRule="exact"/>
+        <w:tabs>
+          <w:tab w:val="left" w:pos="820"/>
+        </w:tabs>
+        <w:spacing w:line="259" w:lineRule="auto"/>
+        <w:ind w:left="822" w:right="403" w:hanging="360"/>
+        <w:jc w:val="both"/>
+        <w:rPr>
+          <w:rFonts w:ascii="Calibri Light" w:eastAsia="Calibri Light" w:hAnsi="Calibri Light" w:cs="Calibri Light"/>
+          <w:sz w:val="22"/>
+          <w:szCs w:val="22"/>
+        </w:rPr>
       </w:pPr>
     </w:p>
     <w:p>
       <w:pPr>
-        <w:spacing w:line="200" w:lineRule="exact"/>
-      </w:pPr>
-    </w:p>
-    <w:p>
-      <w:pPr>
-        <w:spacing w:line="200" w:lineRule="exact"/>
-      </w:pPr>
-    </w:p>
-    <w:p>
-      <w:pPr>
-        <w:spacing w:line="200" w:lineRule="exact"/>
-      </w:pPr>
-    </w:p>
-    <w:p>
-      <w:pPr>
-        <w:spacing w:line="200" w:lineRule="exact"/>
-      </w:pPr>
-    </w:p>
-    <w:p>
-      <w:pPr>
-        <w:spacing w:line="200" w:lineRule="exact"/>
-      </w:pPr>
-    </w:p>
-    <w:p>
-      <w:pPr>
-        <w:spacing w:line="200" w:lineRule="exact"/>
-      </w:pPr>
-    </w:p>
-    <w:p>
-      <w:pPr>
-        <w:spacing w:line="200" w:lineRule="exact"/>
-      </w:pPr>
-    </w:p>
-    <w:p>
-      <w:pPr>
-        <w:spacing w:line="200" w:lineRule="exact"/>
-      </w:pPr>
-    </w:p>
-    <w:p>
-      <w:pPr>
-        <w:ind w:right="164"/>
-        <w:jc w:val="right"/>
-        <w:rPr>
-          <w:rFonts w:ascii="Calibri" w:eastAsia="Calibri" w:hAnsi="Calibri" w:cs="Calibri"/>
-          <w:sz w:val="22"/>
-          <w:szCs w:val="22"/>
-        </w:rPr>
-      </w:pPr>
+        <w:spacing w:before="12"/>
+        <w:ind w:left="6189"/>
+        <w:rPr>
+          <w:rFonts w:ascii="Calibri Light" w:eastAsia="Calibri" w:hAnsi="Calibri Light" w:cs="Calibri Light"/>
+          <w:sz w:val="22"/>
+          <w:szCs w:val="22"/>
+        </w:rPr>
+      </w:pPr>
+      <w:r>
+        <w:rPr>
+          <w:rFonts w:ascii="Calibri Light" w:hAnsi="Calibri Light" w:cs="Calibri Light"/>
+          <w:noProof/>
+          <w:color w:val="FFFFFF" w:themeColor="background1"/>
+        </w:rPr>
+        <mc:AlternateContent>
+          <mc:Choice Requires="wpg">
+            <w:drawing>
+              <wp:anchor distT="0" distB="0" distL="114300" distR="114300" simplePos="0" relativeHeight="251704832" behindDoc="1" locked="0" layoutInCell="1" allowOverlap="1" wp14:anchorId="1CDF2285" wp14:editId="373C114C">
+                <wp:simplePos x="0" y="0"/>
+                <wp:positionH relativeFrom="page">
+                  <wp:posOffset>6406515</wp:posOffset>
+                </wp:positionH>
+                <wp:positionV relativeFrom="paragraph">
+                  <wp:posOffset>-68580</wp:posOffset>
+                </wp:positionV>
+                <wp:extent cx="294640" cy="329565"/>
+                <wp:effectExtent l="0" t="0" r="10160" b="13335"/>
+                <wp:wrapNone/>
+                <wp:docPr id="19" name="Grupo 19"/>
+                <wp:cNvGraphicFramePr>
+                  <a:graphicFrameLocks xmlns:a="http://schemas.openxmlformats.org/drawingml/2006/main"/>
+                </wp:cNvGraphicFramePr>
+                <a:graphic xmlns:a="http://schemas.openxmlformats.org/drawingml/2006/main">
+                  <a:graphicData uri="http://schemas.microsoft.com/office/word/2010/wordprocessingGroup">
+                    <wpg:wgp>
+                      <wpg:cNvGrpSpPr>
+                        <a:grpSpLocks/>
+                      </wpg:cNvGrpSpPr>
+                      <wpg:grpSpPr bwMode="auto">
+                        <a:xfrm>
+                          <a:off x="0" y="0"/>
+                          <a:ext cx="294640" cy="329565"/>
+                          <a:chOff x="10089" y="-108"/>
+                          <a:chExt cx="464" cy="519"/>
+                        </a:xfrm>
+                        <a:solidFill>
+                          <a:schemeClr val="accent5">
+                            <a:lumMod val="75000"/>
+                          </a:schemeClr>
+                        </a:solidFill>
+                      </wpg:grpSpPr>
+                      <wps:wsp>
+                        <wps:cNvPr id="25" name="Freeform 488"/>
+                        <wps:cNvSpPr>
+                          <a:spLocks/>
+                        </wps:cNvSpPr>
+                        <wps:spPr bwMode="auto">
+                          <a:xfrm>
+                            <a:off x="10099" y="17"/>
+                            <a:ext cx="442" cy="269"/>
+                          </a:xfrm>
+                          <a:custGeom>
+                            <a:avLst/>
+                            <a:gdLst>
+                              <a:gd name="T0" fmla="+- 0 10099 10099"/>
+                              <a:gd name="T1" fmla="*/ T0 w 442"/>
+                              <a:gd name="T2" fmla="+- 0 286 17"/>
+                              <a:gd name="T3" fmla="*/ 286 h 269"/>
+                              <a:gd name="T4" fmla="+- 0 10540 10099"/>
+                              <a:gd name="T5" fmla="*/ T4 w 442"/>
+                              <a:gd name="T6" fmla="+- 0 286 17"/>
+                              <a:gd name="T7" fmla="*/ 286 h 269"/>
+                              <a:gd name="T8" fmla="+- 0 10540 10099"/>
+                              <a:gd name="T9" fmla="*/ T8 w 442"/>
+                              <a:gd name="T10" fmla="+- 0 17 17"/>
+                              <a:gd name="T11" fmla="*/ 17 h 269"/>
+                              <a:gd name="T12" fmla="+- 0 10099 10099"/>
+                              <a:gd name="T13" fmla="*/ T12 w 442"/>
+                              <a:gd name="T14" fmla="+- 0 17 17"/>
+                              <a:gd name="T15" fmla="*/ 17 h 269"/>
+                              <a:gd name="T16" fmla="+- 0 10099 10099"/>
+                              <a:gd name="T17" fmla="*/ T16 w 442"/>
+                              <a:gd name="T18" fmla="+- 0 286 17"/>
+                              <a:gd name="T19" fmla="*/ 286 h 269"/>
+                            </a:gdLst>
+                            <a:ahLst/>
+                            <a:cxnLst>
+                              <a:cxn ang="0">
+                                <a:pos x="T1" y="T3"/>
+                              </a:cxn>
+                              <a:cxn ang="0">
+                                <a:pos x="T5" y="T7"/>
+                              </a:cxn>
+                              <a:cxn ang="0">
+                                <a:pos x="T9" y="T11"/>
+                              </a:cxn>
+                              <a:cxn ang="0">
+                                <a:pos x="T13" y="T15"/>
+                              </a:cxn>
+                              <a:cxn ang="0">
+                                <a:pos x="T17" y="T19"/>
+                              </a:cxn>
+                            </a:cxnLst>
+                            <a:rect l="0" t="0" r="r" b="b"/>
+                            <a:pathLst>
+                              <a:path w="442" h="269">
+                                <a:moveTo>
+                                  <a:pt x="0" y="269"/>
+                                </a:moveTo>
+                                <a:lnTo>
+                                  <a:pt x="441" y="269"/>
+                                </a:lnTo>
+                                <a:lnTo>
+                                  <a:pt x="441" y="0"/>
+                                </a:lnTo>
+                                <a:lnTo>
+                                  <a:pt x="0" y="0"/>
+                                </a:lnTo>
+                                <a:lnTo>
+                                  <a:pt x="0" y="269"/>
+                                </a:lnTo>
+                                <a:close/>
+                              </a:path>
+                            </a:pathLst>
+                          </a:custGeom>
+                          <a:grpFill/>
+                          <a:ln w="9525">
+                            <a:solidFill>
+                              <a:schemeClr val="accent5">
+                                <a:lumMod val="75000"/>
+                              </a:schemeClr>
+                            </a:solidFill>
+                            <a:round/>
+                            <a:headEnd/>
+                            <a:tailEnd/>
+                          </a:ln>
+                        </wps:spPr>
+                        <wps:bodyPr rot="0" vert="horz" wrap="square" lIns="91440" tIns="45720" rIns="91440" bIns="45720" anchor="t" anchorCtr="0" upright="1">
+                          <a:noAutofit/>
+                        </wps:bodyPr>
+                      </wps:wsp>
+                      <wps:wsp>
+                        <wps:cNvPr id="26" name="Freeform 489"/>
+                        <wps:cNvSpPr>
+                          <a:spLocks/>
+                        </wps:cNvSpPr>
+                        <wps:spPr bwMode="auto">
+                          <a:xfrm>
+                            <a:off x="10214" y="17"/>
+                            <a:ext cx="211" cy="269"/>
+                          </a:xfrm>
+                          <a:custGeom>
+                            <a:avLst/>
+                            <a:gdLst>
+                              <a:gd name="T0" fmla="+- 0 10214 10214"/>
+                              <a:gd name="T1" fmla="*/ T0 w 211"/>
+                              <a:gd name="T2" fmla="+- 0 286 17"/>
+                              <a:gd name="T3" fmla="*/ 286 h 269"/>
+                              <a:gd name="T4" fmla="+- 0 10425 10214"/>
+                              <a:gd name="T5" fmla="*/ T4 w 211"/>
+                              <a:gd name="T6" fmla="+- 0 286 17"/>
+                              <a:gd name="T7" fmla="*/ 286 h 269"/>
+                              <a:gd name="T8" fmla="+- 0 10425 10214"/>
+                              <a:gd name="T9" fmla="*/ T8 w 211"/>
+                              <a:gd name="T10" fmla="+- 0 17 17"/>
+                              <a:gd name="T11" fmla="*/ 17 h 269"/>
+                              <a:gd name="T12" fmla="+- 0 10214 10214"/>
+                              <a:gd name="T13" fmla="*/ T12 w 211"/>
+                              <a:gd name="T14" fmla="+- 0 17 17"/>
+                              <a:gd name="T15" fmla="*/ 17 h 269"/>
+                              <a:gd name="T16" fmla="+- 0 10214 10214"/>
+                              <a:gd name="T17" fmla="*/ T16 w 211"/>
+                              <a:gd name="T18" fmla="+- 0 286 17"/>
+                              <a:gd name="T19" fmla="*/ 286 h 269"/>
+                            </a:gdLst>
+                            <a:ahLst/>
+                            <a:cxnLst>
+                              <a:cxn ang="0">
+                                <a:pos x="T1" y="T3"/>
+                              </a:cxn>
+                              <a:cxn ang="0">
+                                <a:pos x="T5" y="T7"/>
+                              </a:cxn>
+                              <a:cxn ang="0">
+                                <a:pos x="T9" y="T11"/>
+                              </a:cxn>
+                              <a:cxn ang="0">
+                                <a:pos x="T13" y="T15"/>
+                              </a:cxn>
+                              <a:cxn ang="0">
+                                <a:pos x="T17" y="T19"/>
+                              </a:cxn>
+                            </a:cxnLst>
+                            <a:rect l="0" t="0" r="r" b="b"/>
+                            <a:pathLst>
+                              <a:path w="211" h="269">
+                                <a:moveTo>
+                                  <a:pt x="0" y="269"/>
+                                </a:moveTo>
+                                <a:lnTo>
+                                  <a:pt x="211" y="269"/>
+                                </a:lnTo>
+                                <a:lnTo>
+                                  <a:pt x="211" y="0"/>
+                                </a:lnTo>
+                                <a:lnTo>
+                                  <a:pt x="0" y="0"/>
+                                </a:lnTo>
+                                <a:lnTo>
+                                  <a:pt x="0" y="269"/>
+                                </a:lnTo>
+                                <a:close/>
+                              </a:path>
+                            </a:pathLst>
+                          </a:custGeom>
+                          <a:grpFill/>
+                          <a:ln w="9525">
+                            <a:solidFill>
+                              <a:schemeClr val="accent5">
+                                <a:lumMod val="75000"/>
+                              </a:schemeClr>
+                            </a:solidFill>
+                            <a:round/>
+                            <a:headEnd/>
+                            <a:tailEnd/>
+                          </a:ln>
+                        </wps:spPr>
+                        <wps:bodyPr rot="0" vert="horz" wrap="square" lIns="91440" tIns="45720" rIns="91440" bIns="45720" anchor="t" anchorCtr="0" upright="1">
+                          <a:noAutofit/>
+                        </wps:bodyPr>
+                      </wps:wsp>
+                      <wps:wsp>
+                        <wps:cNvPr id="27" name="Freeform 490"/>
+                        <wps:cNvSpPr>
+                          <a:spLocks/>
+                        </wps:cNvSpPr>
+                        <wps:spPr bwMode="auto">
+                          <a:xfrm>
+                            <a:off x="10099" y="-98"/>
+                            <a:ext cx="444" cy="115"/>
+                          </a:xfrm>
+                          <a:custGeom>
+                            <a:avLst/>
+                            <a:gdLst>
+                              <a:gd name="T0" fmla="+- 0 10099 10099"/>
+                              <a:gd name="T1" fmla="*/ T0 w 444"/>
+                              <a:gd name="T2" fmla="+- 0 17 -98"/>
+                              <a:gd name="T3" fmla="*/ 17 h 115"/>
+                              <a:gd name="T4" fmla="+- 0 10543 10099"/>
+                              <a:gd name="T5" fmla="*/ T4 w 444"/>
+                              <a:gd name="T6" fmla="+- 0 17 -98"/>
+                              <a:gd name="T7" fmla="*/ 17 h 115"/>
+                              <a:gd name="T8" fmla="+- 0 10543 10099"/>
+                              <a:gd name="T9" fmla="*/ T8 w 444"/>
+                              <a:gd name="T10" fmla="+- 0 -98 -98"/>
+                              <a:gd name="T11" fmla="*/ -98 h 115"/>
+                              <a:gd name="T12" fmla="+- 0 10099 10099"/>
+                              <a:gd name="T13" fmla="*/ T12 w 444"/>
+                              <a:gd name="T14" fmla="+- 0 -98 -98"/>
+                              <a:gd name="T15" fmla="*/ -98 h 115"/>
+                              <a:gd name="T16" fmla="+- 0 10099 10099"/>
+                              <a:gd name="T17" fmla="*/ T16 w 444"/>
+                              <a:gd name="T18" fmla="+- 0 17 -98"/>
+                              <a:gd name="T19" fmla="*/ 17 h 115"/>
+                            </a:gdLst>
+                            <a:ahLst/>
+                            <a:cxnLst>
+                              <a:cxn ang="0">
+                                <a:pos x="T1" y="T3"/>
+                              </a:cxn>
+                              <a:cxn ang="0">
+                                <a:pos x="T5" y="T7"/>
+                              </a:cxn>
+                              <a:cxn ang="0">
+                                <a:pos x="T9" y="T11"/>
+                              </a:cxn>
+                              <a:cxn ang="0">
+                                <a:pos x="T13" y="T15"/>
+                              </a:cxn>
+                              <a:cxn ang="0">
+                                <a:pos x="T17" y="T19"/>
+                              </a:cxn>
+                            </a:cxnLst>
+                            <a:rect l="0" t="0" r="r" b="b"/>
+                            <a:pathLst>
+                              <a:path w="444" h="115">
+                                <a:moveTo>
+                                  <a:pt x="0" y="115"/>
+                                </a:moveTo>
+                                <a:lnTo>
+                                  <a:pt x="444" y="115"/>
+                                </a:lnTo>
+                                <a:lnTo>
+                                  <a:pt x="444" y="0"/>
+                                </a:lnTo>
+                                <a:lnTo>
+                                  <a:pt x="0" y="0"/>
+                                </a:lnTo>
+                                <a:lnTo>
+                                  <a:pt x="0" y="115"/>
+                                </a:lnTo>
+                                <a:close/>
+                              </a:path>
+                            </a:pathLst>
+                          </a:custGeom>
+                          <a:grpFill/>
+                          <a:ln w="9525">
+                            <a:solidFill>
+                              <a:schemeClr val="accent5">
+                                <a:lumMod val="75000"/>
+                              </a:schemeClr>
+                            </a:solidFill>
+                            <a:round/>
+                            <a:headEnd/>
+                            <a:tailEnd/>
+                          </a:ln>
+                        </wps:spPr>
+                        <wps:bodyPr rot="0" vert="horz" wrap="square" lIns="91440" tIns="45720" rIns="91440" bIns="45720" anchor="t" anchorCtr="0" upright="1">
+                          <a:noAutofit/>
+                        </wps:bodyPr>
+                      </wps:wsp>
+                      <wps:wsp>
+                        <wps:cNvPr id="28" name="Freeform 491"/>
+                        <wps:cNvSpPr>
+                          <a:spLocks/>
+                        </wps:cNvSpPr>
+                        <wps:spPr bwMode="auto">
+                          <a:xfrm>
+                            <a:off x="10099" y="286"/>
+                            <a:ext cx="444" cy="115"/>
+                          </a:xfrm>
+                          <a:custGeom>
+                            <a:avLst/>
+                            <a:gdLst>
+                              <a:gd name="T0" fmla="+- 0 10099 10099"/>
+                              <a:gd name="T1" fmla="*/ T0 w 444"/>
+                              <a:gd name="T2" fmla="+- 0 401 286"/>
+                              <a:gd name="T3" fmla="*/ 401 h 115"/>
+                              <a:gd name="T4" fmla="+- 0 10543 10099"/>
+                              <a:gd name="T5" fmla="*/ T4 w 444"/>
+                              <a:gd name="T6" fmla="+- 0 401 286"/>
+                              <a:gd name="T7" fmla="*/ 401 h 115"/>
+                              <a:gd name="T8" fmla="+- 0 10543 10099"/>
+                              <a:gd name="T9" fmla="*/ T8 w 444"/>
+                              <a:gd name="T10" fmla="+- 0 286 286"/>
+                              <a:gd name="T11" fmla="*/ 286 h 115"/>
+                              <a:gd name="T12" fmla="+- 0 10099 10099"/>
+                              <a:gd name="T13" fmla="*/ T12 w 444"/>
+                              <a:gd name="T14" fmla="+- 0 286 286"/>
+                              <a:gd name="T15" fmla="*/ 286 h 115"/>
+                              <a:gd name="T16" fmla="+- 0 10099 10099"/>
+                              <a:gd name="T17" fmla="*/ T16 w 444"/>
+                              <a:gd name="T18" fmla="+- 0 401 286"/>
+                              <a:gd name="T19" fmla="*/ 401 h 115"/>
+                            </a:gdLst>
+                            <a:ahLst/>
+                            <a:cxnLst>
+                              <a:cxn ang="0">
+                                <a:pos x="T1" y="T3"/>
+                              </a:cxn>
+                              <a:cxn ang="0">
+                                <a:pos x="T5" y="T7"/>
+                              </a:cxn>
+                              <a:cxn ang="0">
+                                <a:pos x="T9" y="T11"/>
+                              </a:cxn>
+                              <a:cxn ang="0">
+                                <a:pos x="T13" y="T15"/>
+                              </a:cxn>
+                              <a:cxn ang="0">
+                                <a:pos x="T17" y="T19"/>
+                              </a:cxn>
+                            </a:cxnLst>
+                            <a:rect l="0" t="0" r="r" b="b"/>
+                            <a:pathLst>
+                              <a:path w="444" h="115">
+                                <a:moveTo>
+                                  <a:pt x="0" y="115"/>
+                                </a:moveTo>
+                                <a:lnTo>
+                                  <a:pt x="444" y="115"/>
+                                </a:lnTo>
+                                <a:lnTo>
+                                  <a:pt x="444" y="0"/>
+                                </a:lnTo>
+                                <a:lnTo>
+                                  <a:pt x="0" y="0"/>
+                                </a:lnTo>
+                                <a:lnTo>
+                                  <a:pt x="0" y="115"/>
+                                </a:lnTo>
+                                <a:close/>
+                              </a:path>
+                            </a:pathLst>
+                          </a:custGeom>
+                          <a:grpFill/>
+                          <a:ln w="9525">
+                            <a:solidFill>
+                              <a:schemeClr val="accent5">
+                                <a:lumMod val="75000"/>
+                              </a:schemeClr>
+                            </a:solidFill>
+                            <a:round/>
+                            <a:headEnd/>
+                            <a:tailEnd/>
+                          </a:ln>
+                        </wps:spPr>
+                        <wps:bodyPr rot="0" vert="horz" wrap="square" lIns="91440" tIns="45720" rIns="91440" bIns="45720" anchor="t" anchorCtr="0" upright="1">
+                          <a:noAutofit/>
+                        </wps:bodyPr>
+                      </wps:wsp>
+                    </wpg:wgp>
+                  </a:graphicData>
+                </a:graphic>
+                <wp14:sizeRelH relativeFrom="page">
+                  <wp14:pctWidth>0</wp14:pctWidth>
+                </wp14:sizeRelH>
+                <wp14:sizeRelV relativeFrom="page">
+                  <wp14:pctHeight>0</wp14:pctHeight>
+                </wp14:sizeRelV>
+              </wp:anchor>
+            </w:drawing>
+          </mc:Choice>
+          <mc:Fallback>
+            <w:pict>
+              <v:group w14:anchorId="4F83D117" id="Grupo 19" o:spid="_x0000_s1026" style="position:absolute;margin-left:504.45pt;margin-top:-5.4pt;width:23.2pt;height:25.95pt;z-index:-251611648;mso-position-horizontal-relative:page" coordorigin="10089,-108" coordsize="464,519" o:gfxdata="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">
+                <v:shape id="Freeform 488" o:spid="_x0000_s1027" style="position:absolute;left:10099;top:17;width:442;height:269;visibility:visible;mso-wrap-style:square;v-text-anchor:top" coordsize="442,269" o:gfxdata="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" path="m,269r441,l441,,,,,269xe" filled="f" strokecolor="#31849b [2408]">
+                  <v:path arrowok="t" o:connecttype="custom" o:connectlocs="0,286;441,286;441,17;0,17;0,286" o:connectangles="0,0,0,0,0"/>
+                </v:shape>
+                <v:shape id="Freeform 489" o:spid="_x0000_s1028" style="position:absolute;left:10214;top:17;width:211;height:269;visibility:visible;mso-wrap-style:square;v-text-anchor:top" coordsize="211,269" o:gfxdata="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" path="m,269r211,l211,,,,,269xe" filled="f" strokecolor="#31849b [2408]">
+                  <v:path arrowok="t" o:connecttype="custom" o:connectlocs="0,286;211,286;211,17;0,17;0,286" o:connectangles="0,0,0,0,0"/>
+                </v:shape>
+                <v:shape id="Freeform 490" o:spid="_x0000_s1029" style="position:absolute;left:10099;top:-98;width:444;height:115;visibility:visible;mso-wrap-style:square;v-text-anchor:top" coordsize="444,115" o:gfxdata="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" path="m,115r444,l444,,,,,115xe" filled="f" strokecolor="#31849b [2408]">
+                  <v:path arrowok="t" o:connecttype="custom" o:connectlocs="0,17;444,17;444,-98;0,-98;0,17" o:connectangles="0,0,0,0,0"/>
+                </v:shape>
+                <v:shape id="Freeform 491" o:spid="_x0000_s1030" style="position:absolute;left:10099;top:286;width:444;height:115;visibility:visible;mso-wrap-style:square;v-text-anchor:top" coordsize="444,115" o:gfxdata="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" path="m,115r444,l444,,,,,115xe" filled="f" strokecolor="#31849b [2408]">
+                  <v:path arrowok="t" o:connecttype="custom" o:connectlocs="0,401;444,401;444,286;0,286;0,401" o:connectangles="0,0,0,0,0"/>
+                </v:shape>
+                <w10:wrap anchorx="page"/>
+              </v:group>
+            </w:pict>
+          </mc:Fallback>
+        </mc:AlternateContent>
+      </w:r>
+      <w:r>
+        <w:rPr>
+          <w:rFonts w:ascii="Calibri Light" w:eastAsia="Calibri" w:hAnsi="Calibri Light" w:cs="Calibri Light"/>
+          <w:spacing w:val="1"/>
+          <w:sz w:val="22"/>
+          <w:szCs w:val="22"/>
+        </w:rPr>
+        <w:t>P</w:t>
+      </w:r>
+      <w:r>
+        <w:rPr>
+          <w:rFonts w:ascii="Calibri Light" w:eastAsia="Calibri" w:hAnsi="Calibri Light" w:cs="Calibri Light"/>
+          <w:sz w:val="22"/>
+          <w:szCs w:val="22"/>
+        </w:rPr>
+        <w:t>E</w:t>
+      </w:r>
+      <w:r>
+        <w:rPr>
+          <w:rFonts w:ascii="Calibri Light" w:eastAsia="Calibri" w:hAnsi="Calibri Light" w:cs="Calibri Light"/>
+          <w:spacing w:val="-1"/>
+          <w:sz w:val="22"/>
+          <w:szCs w:val="22"/>
+        </w:rPr>
+        <w:t>D</w:t>
+      </w:r>
+      <w:r>
+        <w:rPr>
+          <w:rFonts w:ascii="Calibri Light" w:eastAsia="Calibri" w:hAnsi="Calibri Light" w:cs="Calibri Light"/>
+          <w:sz w:val="22"/>
+          <w:szCs w:val="22"/>
+        </w:rPr>
+        <w:t>RO</w:t>
+      </w:r>
+      <w:r>
+        <w:rPr>
+          <w:rFonts w:ascii="Calibri Light" w:eastAsia="Calibri" w:hAnsi="Calibri Light" w:cs="Calibri Light"/>
+          <w:spacing w:val="1"/>
+          <w:sz w:val="22"/>
+          <w:szCs w:val="22"/>
+        </w:rPr>
+        <w:t xml:space="preserve"> </w:t>
+      </w:r>
+      <w:r>
+        <w:rPr>
+          <w:rFonts w:ascii="Calibri Light" w:eastAsia="Calibri" w:hAnsi="Calibri Light" w:cs="Calibri Light"/>
+          <w:spacing w:val="-1"/>
+          <w:sz w:val="22"/>
+          <w:szCs w:val="22"/>
+        </w:rPr>
+        <w:t>H</w:t>
+      </w:r>
+      <w:r>
+        <w:rPr>
+          <w:rFonts w:ascii="Calibri Light" w:eastAsia="Calibri" w:hAnsi="Calibri Light" w:cs="Calibri Light"/>
+          <w:spacing w:val="-3"/>
+          <w:sz w:val="22"/>
+          <w:szCs w:val="22"/>
+        </w:rPr>
+        <w:t>U</w:t>
+      </w:r>
+      <w:r>
+        <w:rPr>
+          <w:rFonts w:ascii="Calibri Light" w:eastAsia="Calibri" w:hAnsi="Calibri Light" w:cs="Calibri Light"/>
+          <w:sz w:val="22"/>
+          <w:szCs w:val="22"/>
+        </w:rPr>
+        <w:t>RTA</w:t>
+      </w:r>
+      <w:r>
+        <w:rPr>
+          <w:rFonts w:ascii="Calibri Light" w:eastAsia="Calibri" w:hAnsi="Calibri Light" w:cs="Calibri Light"/>
+          <w:spacing w:val="-2"/>
+          <w:sz w:val="22"/>
+          <w:szCs w:val="22"/>
+        </w:rPr>
+        <w:t>D</w:t>
+      </w:r>
+      <w:r>
+        <w:rPr>
+          <w:rFonts w:ascii="Calibri Light" w:eastAsia="Calibri" w:hAnsi="Calibri Light" w:cs="Calibri Light"/>
+          <w:sz w:val="22"/>
+          <w:szCs w:val="22"/>
+        </w:rPr>
+        <w:t>O</w:t>
+      </w:r>
+      <w:r>
+        <w:rPr>
+          <w:rFonts w:ascii="Calibri Light" w:eastAsia="Calibri" w:hAnsi="Calibri Light" w:cs="Calibri Light"/>
+          <w:spacing w:val="1"/>
+          <w:sz w:val="22"/>
+          <w:szCs w:val="22"/>
+        </w:rPr>
+        <w:t xml:space="preserve"> </w:t>
+      </w:r>
+      <w:r>
+        <w:rPr>
+          <w:rFonts w:ascii="Calibri Light" w:eastAsia="Calibri" w:hAnsi="Calibri Light" w:cs="Calibri Light"/>
+          <w:spacing w:val="-2"/>
+          <w:sz w:val="22"/>
+          <w:szCs w:val="22"/>
+        </w:rPr>
+        <w:t>L</w:t>
+      </w:r>
+      <w:r>
+        <w:rPr>
+          <w:rFonts w:ascii="Calibri Light" w:eastAsia="Calibri" w:hAnsi="Calibri Light" w:cs="Calibri Light"/>
+          <w:sz w:val="22"/>
+          <w:szCs w:val="22"/>
+        </w:rPr>
+        <w:t>O</w:t>
+      </w:r>
+      <w:r>
+        <w:rPr>
+          <w:rFonts w:ascii="Calibri Light" w:eastAsia="Calibri" w:hAnsi="Calibri Light" w:cs="Calibri Light"/>
+          <w:spacing w:val="-1"/>
+          <w:sz w:val="22"/>
+          <w:szCs w:val="22"/>
+        </w:rPr>
+        <w:t>P</w:t>
+      </w:r>
+      <w:r>
+        <w:rPr>
+          <w:rFonts w:ascii="Calibri Light" w:eastAsia="Calibri" w:hAnsi="Calibri Light" w:cs="Calibri Light"/>
+          <w:sz w:val="22"/>
+          <w:szCs w:val="22"/>
+        </w:rPr>
+        <w:t xml:space="preserve">EZ    </w:t>
+      </w:r>
+      <w:r>
+        <w:rPr>
+          <w:rFonts w:ascii="Calibri Light" w:eastAsia="Calibri" w:hAnsi="Calibri Light" w:cs="Calibri Light"/>
+          <w:spacing w:val="29"/>
+          <w:sz w:val="22"/>
+          <w:szCs w:val="22"/>
+        </w:rPr>
+        <w:t xml:space="preserve"> </w:t>
+      </w:r>
+      <w:r>
+        <w:rPr>
+          <w:rFonts w:ascii="Calibri Light" w:eastAsia="Calibri" w:hAnsi="Calibri Light" w:cs="Calibri Light"/>
+          <w:color w:val="FFFFFF" w:themeColor="background1"/>
+          <w:spacing w:val="29"/>
+          <w:sz w:val="22"/>
+          <w:szCs w:val="22"/>
+        </w:rPr>
+        <w:t>4</w:t>
+      </w:r>
     </w:p>
     <w:sectPr>
       <w:pgSz w:w="12240" w:h="15840"/>
@@ -11250,6 +13112,119 @@
     </w:lvl>
   </w:abstractNum>
   <w:abstractNum w:abstractNumId="1" w15:restartNumberingAfterBreak="0">
+    <w:nsid w:val="0B1F5AAC"/>
+    <w:multiLevelType w:val="hybridMultilevel"/>
+    <w:tmpl w:val="81227F1E"/>
+    <w:lvl w:ilvl="0" w:tplc="080A0001">
+      <w:start w:val="1"/>
+      <w:numFmt w:val="bullet"/>
+      <w:lvlText w:val=""/>
+      <w:lvlJc w:val="left"/>
+      <w:pPr>
+        <w:ind w:left="822" w:hanging="360"/>
+      </w:pPr>
+      <w:rPr>
+        <w:rFonts w:ascii="Symbol" w:hAnsi="Symbol" w:hint="default"/>
+      </w:rPr>
+    </w:lvl>
+    <w:lvl w:ilvl="1" w:tplc="080A0003" w:tentative="1">
+      <w:start w:val="1"/>
+      <w:numFmt w:val="bullet"/>
+      <w:lvlText w:val="o"/>
+      <w:lvlJc w:val="left"/>
+      <w:pPr>
+        <w:ind w:left="1542" w:hanging="360"/>
+      </w:pPr>
+      <w:rPr>
+        <w:rFonts w:ascii="Courier New" w:hAnsi="Courier New" w:cs="Courier New" w:hint="default"/>
+      </w:rPr>
+    </w:lvl>
+    <w:lvl w:ilvl="2" w:tplc="080A0005" w:tentative="1">
+      <w:start w:val="1"/>
+      <w:numFmt w:val="bullet"/>
+      <w:lvlText w:val=""/>
+      <w:lvlJc w:val="left"/>
+      <w:pPr>
+        <w:ind w:left="2262" w:hanging="360"/>
+      </w:pPr>
+      <w:rPr>
+        <w:rFonts w:ascii="Wingdings" w:hAnsi="Wingdings" w:hint="default"/>
+      </w:rPr>
+    </w:lvl>
+    <w:lvl w:ilvl="3" w:tplc="080A0001" w:tentative="1">
+      <w:start w:val="1"/>
+      <w:numFmt w:val="bullet"/>
+      <w:lvlText w:val=""/>
+      <w:lvlJc w:val="left"/>
+      <w:pPr>
+        <w:ind w:left="2982" w:hanging="360"/>
+      </w:pPr>
+      <w:rPr>
+        <w:rFonts w:ascii="Symbol" w:hAnsi="Symbol" w:hint="default"/>
+      </w:rPr>
+    </w:lvl>
+    <w:lvl w:ilvl="4" w:tplc="080A0003" w:tentative="1">
+      <w:start w:val="1"/>
+      <w:numFmt w:val="bullet"/>
+      <w:lvlText w:val="o"/>
+      <w:lvlJc w:val="left"/>
+      <w:pPr>
+        <w:ind w:left="3702" w:hanging="360"/>
+      </w:pPr>
+      <w:rPr>
+        <w:rFonts w:ascii="Courier New" w:hAnsi="Courier New" w:cs="Courier New" w:hint="default"/>
+      </w:rPr>
+    </w:lvl>
+    <w:lvl w:ilvl="5" w:tplc="080A0005" w:tentative="1">
+      <w:start w:val="1"/>
+      <w:numFmt w:val="bullet"/>
+      <w:lvlText w:val=""/>
+      <w:lvlJc w:val="left"/>
+      <w:pPr>
+        <w:ind w:left="4422" w:hanging="360"/>
+      </w:pPr>
+      <w:rPr>
+        <w:rFonts w:ascii="Wingdings" w:hAnsi="Wingdings" w:hint="default"/>
+      </w:rPr>
+    </w:lvl>
+    <w:lvl w:ilvl="6" w:tplc="080A0001" w:tentative="1">
+      <w:start w:val="1"/>
+      <w:numFmt w:val="bullet"/>
+      <w:lvlText w:val=""/>
+      <w:lvlJc w:val="left"/>
+      <w:pPr>
+        <w:ind w:left="5142" w:hanging="360"/>
+      </w:pPr>
+      <w:rPr>
+        <w:rFonts w:ascii="Symbol" w:hAnsi="Symbol" w:hint="default"/>
+      </w:rPr>
+    </w:lvl>
+    <w:lvl w:ilvl="7" w:tplc="080A0003" w:tentative="1">
+      <w:start w:val="1"/>
+      <w:numFmt w:val="bullet"/>
+      <w:lvlText w:val="o"/>
+      <w:lvlJc w:val="left"/>
+      <w:pPr>
+        <w:ind w:left="5862" w:hanging="360"/>
+      </w:pPr>
+      <w:rPr>
+        <w:rFonts w:ascii="Courier New" w:hAnsi="Courier New" w:cs="Courier New" w:hint="default"/>
+      </w:rPr>
+    </w:lvl>
+    <w:lvl w:ilvl="8" w:tplc="080A0005" w:tentative="1">
+      <w:start w:val="1"/>
+      <w:numFmt w:val="bullet"/>
+      <w:lvlText w:val=""/>
+      <w:lvlJc w:val="left"/>
+      <w:pPr>
+        <w:ind w:left="6582" w:hanging="360"/>
+      </w:pPr>
+      <w:rPr>
+        <w:rFonts w:ascii="Wingdings" w:hAnsi="Wingdings" w:hint="default"/>
+      </w:rPr>
+    </w:lvl>
+  </w:abstractNum>
+  <w:abstractNum w:abstractNumId="2" w15:restartNumberingAfterBreak="0">
     <w:nsid w:val="0E811A2C"/>
     <w:multiLevelType w:val="hybridMultilevel"/>
     <w:tmpl w:val="777A09A0"/>
@@ -11338,7 +13313,7 @@
       </w:pPr>
     </w:lvl>
   </w:abstractNum>
-  <w:abstractNum w:abstractNumId="2" w15:restartNumberingAfterBreak="0">
+  <w:abstractNum w:abstractNumId="3" w15:restartNumberingAfterBreak="0">
     <w:nsid w:val="38A3730D"/>
     <w:multiLevelType w:val="hybridMultilevel"/>
     <w:tmpl w:val="F8709F14"/>
@@ -11424,7 +13399,7 @@
       </w:pPr>
     </w:lvl>
   </w:abstractNum>
-  <w:abstractNum w:abstractNumId="3" w15:restartNumberingAfterBreak="0">
+  <w:abstractNum w:abstractNumId="4" w15:restartNumberingAfterBreak="0">
     <w:nsid w:val="39C03742"/>
     <w:multiLevelType w:val="hybridMultilevel"/>
     <w:tmpl w:val="23ACF7FE"/>
@@ -11513,7 +13488,7 @@
       </w:pPr>
     </w:lvl>
   </w:abstractNum>
-  <w:abstractNum w:abstractNumId="4" w15:restartNumberingAfterBreak="0">
+  <w:abstractNum w:abstractNumId="5" w15:restartNumberingAfterBreak="0">
     <w:nsid w:val="3A405610"/>
     <w:multiLevelType w:val="hybridMultilevel"/>
     <w:tmpl w:val="ECDA04BE"/>
@@ -11602,7 +13577,7 @@
       </w:pPr>
     </w:lvl>
   </w:abstractNum>
-  <w:abstractNum w:abstractNumId="5" w15:restartNumberingAfterBreak="0">
+  <w:abstractNum w:abstractNumId="6" w15:restartNumberingAfterBreak="0">
     <w:nsid w:val="445D6B75"/>
     <w:multiLevelType w:val="hybridMultilevel"/>
     <w:tmpl w:val="E9E488E8"/>
@@ -11715,10 +13690,10 @@
       </w:rPr>
     </w:lvl>
   </w:abstractNum>
-  <w:abstractNum w:abstractNumId="6" w15:restartNumberingAfterBreak="0">
+  <w:abstractNum w:abstractNumId="7" w15:restartNumberingAfterBreak="0">
     <w:nsid w:val="456D169B"/>
     <w:multiLevelType w:val="hybridMultilevel"/>
-    <w:tmpl w:val="A3825330"/>
+    <w:tmpl w:val="39EEE134"/>
     <w:lvl w:ilvl="0" w:tplc="0074A892">
       <w:start w:val="1"/>
       <w:numFmt w:val="decimal"/>
@@ -11804,7 +13779,7 @@
       </w:pPr>
     </w:lvl>
   </w:abstractNum>
-  <w:abstractNum w:abstractNumId="7" w15:restartNumberingAfterBreak="0">
+  <w:abstractNum w:abstractNumId="8" w15:restartNumberingAfterBreak="0">
     <w:nsid w:val="4BC51492"/>
     <w:multiLevelType w:val="hybridMultilevel"/>
     <w:tmpl w:val="C860B5AC"/>
@@ -11917,7 +13892,7 @@
       </w:rPr>
     </w:lvl>
   </w:abstractNum>
-  <w:abstractNum w:abstractNumId="8" w15:restartNumberingAfterBreak="0">
+  <w:abstractNum w:abstractNumId="9" w15:restartNumberingAfterBreak="0">
     <w:nsid w:val="5ED149DC"/>
     <w:multiLevelType w:val="multilevel"/>
     <w:tmpl w:val="6DA6D50A"/>
@@ -12039,7 +14014,7 @@
       </w:pPr>
     </w:lvl>
   </w:abstractNum>
-  <w:abstractNum w:abstractNumId="9" w15:restartNumberingAfterBreak="0">
+  <w:abstractNum w:abstractNumId="10" w15:restartNumberingAfterBreak="0">
     <w:nsid w:val="629F3AE0"/>
     <w:multiLevelType w:val="hybridMultilevel"/>
     <w:tmpl w:val="20862FB6"/>
@@ -12128,7 +14103,7 @@
       </w:pPr>
     </w:lvl>
   </w:abstractNum>
-  <w:abstractNum w:abstractNumId="10" w15:restartNumberingAfterBreak="0">
+  <w:abstractNum w:abstractNumId="11" w15:restartNumberingAfterBreak="0">
     <w:nsid w:val="71AB7E84"/>
     <w:multiLevelType w:val="hybridMultilevel"/>
     <w:tmpl w:val="D2EAFDC4"/>
@@ -12241,7 +14216,96 @@
       </w:rPr>
     </w:lvl>
   </w:abstractNum>
-  <w:abstractNum w:abstractNumId="11" w15:restartNumberingAfterBreak="0">
+  <w:abstractNum w:abstractNumId="12" w15:restartNumberingAfterBreak="0">
+    <w:nsid w:val="72CB2D53"/>
+    <w:multiLevelType w:val="hybridMultilevel"/>
+    <w:tmpl w:val="A3825330"/>
+    <w:lvl w:ilvl="0" w:tplc="0074A892">
+      <w:start w:val="1"/>
+      <w:numFmt w:val="decimal"/>
+      <w:lvlText w:val="%1."/>
+      <w:lvlJc w:val="left"/>
+      <w:pPr>
+        <w:ind w:left="462" w:hanging="360"/>
+      </w:pPr>
+      <w:rPr>
+        <w:rFonts w:hint="default"/>
+      </w:rPr>
+    </w:lvl>
+    <w:lvl w:ilvl="1" w:tplc="080A0019">
+      <w:start w:val="1"/>
+      <w:numFmt w:val="lowerLetter"/>
+      <w:lvlText w:val="%2."/>
+      <w:lvlJc w:val="left"/>
+      <w:pPr>
+        <w:ind w:left="1440" w:hanging="360"/>
+      </w:pPr>
+    </w:lvl>
+    <w:lvl w:ilvl="2" w:tplc="080A001B">
+      <w:start w:val="1"/>
+      <w:numFmt w:val="lowerRoman"/>
+      <w:lvlText w:val="%3."/>
+      <w:lvlJc w:val="right"/>
+      <w:pPr>
+        <w:ind w:left="2160" w:hanging="180"/>
+      </w:pPr>
+    </w:lvl>
+    <w:lvl w:ilvl="3" w:tplc="080A000F" w:tentative="1">
+      <w:start w:val="1"/>
+      <w:numFmt w:val="decimal"/>
+      <w:lvlText w:val="%4."/>
+      <w:lvlJc w:val="left"/>
+      <w:pPr>
+        <w:ind w:left="2880" w:hanging="360"/>
+      </w:pPr>
+    </w:lvl>
+    <w:lvl w:ilvl="4" w:tplc="080A0019" w:tentative="1">
+      <w:start w:val="1"/>
+      <w:numFmt w:val="lowerLetter"/>
+      <w:lvlText w:val="%5."/>
+      <w:lvlJc w:val="left"/>
+      <w:pPr>
+        <w:ind w:left="3600" w:hanging="360"/>
+      </w:pPr>
+    </w:lvl>
+    <w:lvl w:ilvl="5" w:tplc="080A001B" w:tentative="1">
+      <w:start w:val="1"/>
+      <w:numFmt w:val="lowerRoman"/>
+      <w:lvlText w:val="%6."/>
+      <w:lvlJc w:val="right"/>
+      <w:pPr>
+        <w:ind w:left="4320" w:hanging="180"/>
+      </w:pPr>
+    </w:lvl>
+    <w:lvl w:ilvl="6" w:tplc="080A000F" w:tentative="1">
+      <w:start w:val="1"/>
+      <w:numFmt w:val="decimal"/>
+      <w:lvlText w:val="%7."/>
+      <w:lvlJc w:val="left"/>
+      <w:pPr>
+        <w:ind w:left="5040" w:hanging="360"/>
+      </w:pPr>
+    </w:lvl>
+    <w:lvl w:ilvl="7" w:tplc="080A0019" w:tentative="1">
+      <w:start w:val="1"/>
+      <w:numFmt w:val="lowerLetter"/>
+      <w:lvlText w:val="%8."/>
+      <w:lvlJc w:val="left"/>
+      <w:pPr>
+        <w:ind w:left="5760" w:hanging="360"/>
+      </w:pPr>
+    </w:lvl>
+    <w:lvl w:ilvl="8" w:tplc="080A001B" w:tentative="1">
+      <w:start w:val="1"/>
+      <w:numFmt w:val="lowerRoman"/>
+      <w:lvlText w:val="%9."/>
+      <w:lvlJc w:val="right"/>
+      <w:pPr>
+        <w:ind w:left="6480" w:hanging="180"/>
+      </w:pPr>
+    </w:lvl>
+  </w:abstractNum>
+  <w:abstractNum w:abstractNumId="13" w15:restartNumberingAfterBreak="0">
     <w:nsid w:val="79A86E8B"/>
     <w:multiLevelType w:val="hybridMultilevel"/>
     <w:tmpl w:val="78B2E0C2"/>
@@ -12353,7 +14417,7 @@
       </w:rPr>
     </w:lvl>
   </w:abstractNum>
-  <w:abstractNum w:abstractNumId="12" w15:restartNumberingAfterBreak="0">
+  <w:abstractNum w:abstractNumId="14" w15:restartNumberingAfterBreak="0">
     <w:nsid w:val="7A9328F4"/>
     <w:multiLevelType w:val="hybridMultilevel"/>
     <w:tmpl w:val="BAA0FADA"/>
@@ -12466,43 +14530,49 @@
     </w:lvl>
   </w:abstractNum>
   <w:num w:numId="1">
-    <w:abstractNumId w:val="8"/>
+    <w:abstractNumId w:val="9"/>
   </w:num>
   <w:num w:numId="2">
+    <w:abstractNumId w:val="3"/>
+  </w:num>
+  <w:num w:numId="3">
+    <w:abstractNumId w:val="11"/>
+  </w:num>
+  <w:num w:numId="4">
+    <w:abstractNumId w:val="13"/>
+  </w:num>
+  <w:num w:numId="5">
+    <w:abstractNumId w:val="14"/>
+  </w:num>
+  <w:num w:numId="6">
     <w:abstractNumId w:val="2"/>
   </w:num>
-  <w:num w:numId="3">
-    <w:abstractNumId w:val="10"/>
-  </w:num>
-  <w:num w:numId="4">
-    <w:abstractNumId w:val="11"/>
-  </w:num>
-  <w:num w:numId="5">
-    <w:abstractNumId w:val="12"/>
-  </w:num>
-  <w:num w:numId="6">
-    <w:abstractNumId w:val="1"/>
-  </w:num>
   <w:num w:numId="7">
-    <w:abstractNumId w:val="5"/>
+    <w:abstractNumId w:val="6"/>
   </w:num>
   <w:num w:numId="8">
-    <w:abstractNumId w:val="6"/>
+    <w:abstractNumId w:val="7"/>
   </w:num>
   <w:num w:numId="9">
-    <w:abstractNumId w:val="9"/>
+    <w:abstractNumId w:val="10"/>
   </w:num>
   <w:num w:numId="10">
     <w:abstractNumId w:val="0"/>
   </w:num>
   <w:num w:numId="11">
-    <w:abstractNumId w:val="7"/>
+    <w:abstractNumId w:val="8"/>
   </w:num>
   <w:num w:numId="12">
+    <w:abstractNumId w:val="5"/>
+  </w:num>
+  <w:num w:numId="13">
     <w:abstractNumId w:val="4"/>
   </w:num>
-  <w:num w:numId="13">
-    <w:abstractNumId w:val="3"/>
+  <w:num w:numId="14">
+    <w:abstractNumId w:val="1"/>
+  </w:num>
+  <w:num w:numId="15">
+    <w:abstractNumId w:val="12"/>
   </w:num>
 </w:numbering>
 </file>
